--- a/worksheets/PR_L12_ValidationAndAuthentication_Worksheet.docx
+++ b/worksheets/PR_L12_ValidationAndAuthentication_Worksheet.docx
@@ -59,7 +59,7 @@
                 <w:sz w:val="38"/>
                 <w:szCs w:val="38"/>
               </w:rPr>
-              <w:t xml:space="preserve">Writing validation and authentication</w:t>
+              <w:t xml:space="preserve">Validation and authentication</w:t>
             </w:r>
           </w:p>
           <w:p>
@@ -340,7 +340,7 @@
                 <w:sz w:val="21"/>
                 <w:szCs w:val="21"/>
               </w:rPr>
-              <w:t xml:space="preserve"> you tap the badge.</w:t>
+              <w:t xml:space="preserve"> you start the programs.</w:t>
             </w:r>
           </w:p>
           <w:p>
@@ -363,7 +363,7 @@
                 <w:sz w:val="21"/>
                 <w:szCs w:val="21"/>
               </w:rPr>
-              <w:t xml:space="preserve">Tap the badge and answer the questions on screen. Your first answer is the one that counts.</w:t>
+              <w:t xml:space="preserve">Plan the task on this sheet, then write the program in the editor and press Run to try it.</w:t>
             </w:r>
           </w:p>
           <w:p>
@@ -386,77 +386,30 @@
                 <w:sz w:val="21"/>
                 <w:szCs w:val="21"/>
               </w:rPr>
-              <w:t xml:space="preserve">When the score screen appears, copy your score into the yellow box straight away.</w:t>
+              <w:t xml:space="preserve">Press Check to mark it. You can change your program and check again as often as you like - your best mark is the one that is kept.</w:t>
             </w:r>
           </w:p>
           <w:p>
             <w:pPr>
-              <w:spacing w:after="60" w:before="160"/>
+              <w:spacing w:after="60" w:before="60"/>
             </w:pPr>
             <w:r>
               <w:rPr>
                 <w:rFonts w:ascii="Arial" w:cs="Arial" w:eastAsia="Arial" w:hAnsi="Arial"/>
                 <w:b/>
                 <w:bCs/>
-                <w:color w:val="1C2C4A"/>
                 <w:sz w:val="21"/>
                 <w:szCs w:val="21"/>
               </w:rPr>
-              <w:t xml:space="preserve">By the end of the lesson I will:</w:t>
-            </w:r>
-          </w:p>
-          <w:p>
-            <w:pPr>
-              <w:pStyle w:val="ListParagraph"/>
-              <w:numPr>
-                <w:ilvl w:val="0"/>
-                <w:numId w:val="2"/>
-              </w:numPr>
-              <w:spacing w:after="20" w:before="20"/>
-            </w:pPr>
+              <w:t xml:space="preserve">5.  </w:t>
+            </w:r>
             <w:r>
               <w:rPr>
                 <w:rFonts w:ascii="Arial" w:cs="Arial" w:eastAsia="Arial" w:hAnsi="Arial"/>
                 <w:sz w:val="21"/>
                 <w:szCs w:val="21"/>
               </w:rPr>
-              <w:t xml:space="preserve">know how to code a presence, type, range, length and format check</w:t>
-            </w:r>
-          </w:p>
-          <w:p>
-            <w:pPr>
-              <w:pStyle w:val="ListParagraph"/>
-              <w:numPr>
-                <w:ilvl w:val="0"/>
-                <w:numId w:val="2"/>
-              </w:numPr>
-              <w:spacing w:after="20" w:before="20"/>
-            </w:pPr>
-            <w:r>
-              <w:rPr>
-                <w:rFonts w:ascii="Arial" w:cs="Arial" w:eastAsia="Arial" w:hAnsi="Arial"/>
-                <w:sz w:val="21"/>
-                <w:szCs w:val="21"/>
-              </w:rPr>
-              <w:t xml:space="preserve">understand how a validation loop keeps asking until the value typed in passes every check</w:t>
-            </w:r>
-          </w:p>
-          <w:p>
-            <w:pPr>
-              <w:pStyle w:val="ListParagraph"/>
-              <w:numPr>
-                <w:ilvl w:val="0"/>
-                <w:numId w:val="2"/>
-              </w:numPr>
-              <w:spacing w:after="20" w:before="20"/>
-            </w:pPr>
-            <w:r>
-              <w:rPr>
-                <w:rFonts w:ascii="Arial" w:cs="Arial" w:eastAsia="Arial" w:hAnsi="Arial"/>
-                <w:sz w:val="21"/>
-                <w:szCs w:val="21"/>
-              </w:rPr>
-              <w:t xml:space="preserve">know how to code an authentication check that allows only a set number of attempts</w:t>
+              <w:t xml:space="preserve">Read the tests that failed: each one says what was expected and what your program printed.</w:t>
             </w:r>
           </w:p>
         </w:tc>
@@ -1364,7 +1317,7 @@
                 <w:sz w:val="21"/>
                 <w:szCs w:val="21"/>
               </w:rPr>
-              <w:t xml:space="preserve">Validation checks data is sensible, not that it is true: a wrong but sensible date passes every check.</w:t>
+              <w:t xml:space="preserve">Validation can only check that data is sensible, never that it is...</w:t>
             </w:r>
           </w:p>
           <w:tbl>
@@ -2250,7 +2203,7 @@
                 <w:sz w:val="21"/>
                 <w:szCs w:val="21"/>
               </w:rPr>
-              <w:t xml:space="preserve">Negative values are fine for a temperature but never for an age, so a range check must suit its data.</w:t>
+              <w:t xml:space="preserve">A negative value is sensible for a temperature but never for an age, so the limits of a range check come from...</w:t>
             </w:r>
           </w:p>
           <w:tbl>
@@ -3030,7 +2983,7 @@
                 <w:sz w:val="21"/>
                 <w:szCs w:val="21"/>
               </w:rPr>
-              <w:t xml:space="preserve">isalpha(), isdigit() and isnumeric() each answer one format question about a whole string at once.</w:t>
+              <w:t xml:space="preserve">isalpha() and isdigit() ask their question of every character at once, so either one is False as soon as one character...</w:t>
             </w:r>
           </w:p>
           <w:tbl>
@@ -3110,7 +3063,7 @@
                 <w:sz w:val="21"/>
                 <w:szCs w:val="21"/>
               </w:rPr>
-              <w:t xml:space="preserve">Describe the checks a reference of two letters then four digits needs.</w:t>
+              <w:t xml:space="preserve">Describe the checks a code of two letters then four digits needs.</w:t>
             </w:r>
           </w:p>
           <w:tbl>
@@ -3810,7 +3763,7 @@
                 <w:sz w:val="21"/>
                 <w:szCs w:val="21"/>
               </w:rPr>
-              <w:t xml:space="preserve">A loop that keeps asking until the data is right is the simplest defensive design there is.</w:t>
+              <w:t xml:space="preserve">A loop that reads, checks and asks again until the value passes is the simplest defensive design there is, and it is called a...</w:t>
             </w:r>
           </w:p>
           <w:tbl>
@@ -4696,7 +4649,7 @@
                 <w:sz w:val="21"/>
                 <w:szCs w:val="21"/>
               </w:rPr>
-              <w:t xml:space="preserve">Validation checks data and authentication checks people, and the exam asks for that difference often.</w:t>
+              <w:t xml:space="preserve">Validation checks the data that was typed, while authentication checks the...</w:t>
             </w:r>
           </w:p>
           <w:tbl>
@@ -5476,7 +5429,7 @@
                 <w:sz w:val="21"/>
                 <w:szCs w:val="21"/>
               </w:rPr>
-              <w:t xml:space="preserve">Skipping a bad line and counting it is often better than stopping: the report still comes out.</w:t>
+              <w:t xml:space="preserve">Naming a bad line and carrying on is usually better than stopping, because the run still...</w:t>
             </w:r>
           </w:p>
           <w:tbl>
@@ -5556,7 +5509,7 @@
                 <w:sz w:val="21"/>
                 <w:szCs w:val="21"/>
               </w:rPr>
-              <w:t xml:space="preserve">Plan the checks a club sign-up needs for a username and an age.</w:t>
+              <w:t xml:space="preserve">Which checks does a username need, and in which order should they run?</w:t>
             </w:r>
           </w:p>
           <w:tbl>
@@ -7321,7 +7274,7 @@
                 <w:sz w:val="21"/>
                 <w:szCs w:val="21"/>
               </w:rPr>
-              <w:t xml:space="preserve">a)  A range check for a satisfaction score that must be from 1 to 10 inclusive is written if score &gt; 1 and score &lt; 10. State the two scores this wrongly refuses, and write the condition corrected.  </w:t>
+              <w:t xml:space="preserve">a)  A range check for a score that must be from 1 to 10 inclusive is written if score &gt; 1 and score &lt; 10. State the two scores this wrongly refuses, and write the condition corrected.  </w:t>
             </w:r>
             <w:r>
               <w:rPr>
@@ -7547,7 +7500,7 @@
                 <w:sz w:val="21"/>
                 <w:szCs w:val="21"/>
               </w:rPr>
-              <w:t xml:space="preserve">b)  Write a program that keeps asking for a tutor group code of exactly one letter followed by two digits until a valid one is typed.  </w:t>
+              <w:t xml:space="preserve">b)  Write a program that keeps asking for a code of exactly one letter followed by two digits, saying what is wrong each time, until a valid code is typed.  </w:t>
             </w:r>
             <w:r>
               <w:rPr>
@@ -8069,7 +8022,7 @@
                 <w:sz w:val="21"/>
                 <w:szCs w:val="21"/>
               </w:rPr>
-              <w:t xml:space="preserve">c)  Write a program that allows three attempts at the four-digit passcode 2471, and prints Locked if all three attempts are wrong.  </w:t>
+              <w:t xml:space="preserve">c)  Write a program that allows three attempts at a four-digit passcode already held in the program, and prints Locked when all three attempts are wrong.  </w:t>
             </w:r>
             <w:r>
               <w:rPr>
@@ -9223,7 +9176,7 @@
         <w:sz w:val="16"/>
         <w:szCs w:val="16"/>
       </w:rPr>
-      <w:t xml:space="preserve">PY Lesson 12: Writing validation and authentication  |  Page </w:t>
+      <w:t xml:space="preserve">PY Lesson 12: Validation and authentication  |  Page </w:t>
     </w:r>
     <w:r>
       <w:rPr>
@@ -9378,12 +9331,6 @@
   </w:abstractNum>
   <w:num w:numId="1">
     <w:abstractNumId w:val="1"/>
-    <w:lvlOverride w:ilvl="0">
-      <w:startOverride w:val="1"/>
-    </w:lvlOverride>
-  </w:num>
-  <w:num w:numId="2">
-    <w:abstractNumId w:val="2"/>
     <w:lvlOverride w:ilvl="0">
       <w:startOverride w:val="1"/>
     </w:lvlOverride>

--- a/worksheets/PR_L12_ValidationAndAuthentication_Worksheet.docx
+++ b/worksheets/PR_L12_ValidationAndAuthentication_Worksheet.docx
@@ -363,7 +363,7 @@
                 <w:sz w:val="21"/>
                 <w:szCs w:val="21"/>
               </w:rPr>
-              <w:t xml:space="preserve">Plan the task on this sheet, then write the program in the editor and press Run to try it.</w:t>
+              <w:t xml:space="preserve">The What to do column says what each activity asks of you: run a program, say what it will display, change one thing, fill in a gap, fix a mistake, or write it yourself.</w:t>
             </w:r>
           </w:p>
           <w:p>
@@ -386,7 +386,7 @@
                 <w:sz w:val="21"/>
                 <w:szCs w:val="21"/>
               </w:rPr>
-              <w:t xml:space="preserve">Press Check to mark it. You can change your program and check again as often as you like - your best mark is the one that is kept.</w:t>
+              <w:t xml:space="preserve">Plan the ones you write on this sheet, then type the program in the editor and press Run to try it. Run never marks anything, so try things out freely.</w:t>
             </w:r>
           </w:p>
           <w:p>
@@ -409,7 +409,53 @@
                 <w:sz w:val="21"/>
                 <w:szCs w:val="21"/>
               </w:rPr>
-              <w:t xml:space="preserve">Read the tests that failed: each one says what was expected and what your program printed.</w:t>
+              <w:t xml:space="preserve">Press Check to mark it. You can change your program and check again as often as you like - your best mark is the one that is kept.</w:t>
+            </w:r>
+          </w:p>
+          <w:p>
+            <w:pPr>
+              <w:spacing w:after="60" w:before="60"/>
+            </w:pPr>
+            <w:r>
+              <w:rPr>
+                <w:rFonts w:ascii="Arial" w:cs="Arial" w:eastAsia="Arial" w:hAnsi="Arial"/>
+                <w:b/>
+                <w:bCs/>
+                <w:sz w:val="21"/>
+                <w:szCs w:val="21"/>
+              </w:rPr>
+              <w:t xml:space="preserve">6.  </w:t>
+            </w:r>
+            <w:r>
+              <w:rPr>
+                <w:rFonts w:ascii="Arial" w:cs="Arial" w:eastAsia="Arial" w:hAnsi="Arial"/>
+                <w:sz w:val="21"/>
+                <w:szCs w:val="21"/>
+              </w:rPr>
+              <w:t xml:space="preserve">Read the tests that failed: each one says what was expected and what your program displayed. If you are stuck, the Hint button gives you one step at a time.</w:t>
+            </w:r>
+          </w:p>
+          <w:p>
+            <w:pPr>
+              <w:spacing w:after="60" w:before="60"/>
+            </w:pPr>
+            <w:r>
+              <w:rPr>
+                <w:rFonts w:ascii="Arial" w:cs="Arial" w:eastAsia="Arial" w:hAnsi="Arial"/>
+                <w:b/>
+                <w:bCs/>
+                <w:sz w:val="21"/>
+                <w:szCs w:val="21"/>
+              </w:rPr>
+              <w:t xml:space="preserve">7.  </w:t>
+            </w:r>
+            <w:r>
+              <w:rPr>
+                <w:rFonts w:ascii="Arial" w:cs="Arial" w:eastAsia="Arial" w:hAnsi="Arial"/>
+                <w:sz w:val="21"/>
+                <w:szCs w:val="21"/>
+              </w:rPr>
+              <w:t xml:space="preserve">The activities marked Challenge are optional. Finish the rest of a station first, and come back to them if you have time.</w:t>
             </w:r>
           </w:p>
         </w:tc>
@@ -1503,12 +1549,12 @@
                 <w:sz w:val="21"/>
                 <w:szCs w:val="21"/>
               </w:rPr>
-              <w:t xml:space="preserve">Tick each one off as its tests pass in the editor</w:t>
+              <w:t xml:space="preserve">Tick each one off as you finish it in the editor</w:t>
             </w:r>
           </w:p>
           <w:tbl>
             <w:tblPr>
-              <w:tblW w:type="dxa" w:w="10026"/>
+              <w:tblW w:type="dxa" w:w="10024"/>
               <w:tblBorders>
                 <w:top w:val="single" w:color="auto" w:sz="4"/>
                 <w:left w:val="single" w:color="auto" w:sz="4"/>
@@ -1519,9 +1565,10 @@
               </w:tblBorders>
             </w:tblPr>
             <w:tblGrid>
-              <w:gridCol w:w="3342"/>
-              <w:gridCol w:w="3342"/>
-              <w:gridCol w:w="3342"/>
+              <w:gridCol w:w="2506"/>
+              <w:gridCol w:w="2506"/>
+              <w:gridCol w:w="2506"/>
+              <w:gridCol w:w="2506"/>
             </w:tblGrid>
             <w:tr>
               <w:trPr>
@@ -1530,7 +1577,7 @@
               </w:trPr>
               <w:tc>
                 <w:tcPr>
-                  <w:tcW w:type="dxa" w:w="3342"/>
+                  <w:tcW w:type="dxa" w:w="2506"/>
                   <w:tcBorders>
                     <w:top w:val="single" w:color="B7C2D1" w:sz="4"/>
                     <w:left w:val="single" w:color="B7C2D1" w:sz="4"/>
@@ -1558,13 +1605,13 @@
                       <w:sz w:val="20"/>
                       <w:szCs w:val="20"/>
                     </w:rPr>
-                    <w:t xml:space="preserve">Program</w:t>
-                  </w:r>
-                </w:p>
-              </w:tc>
-              <w:tc>
-                <w:tcPr>
-                  <w:tcW w:type="dxa" w:w="3342"/>
+                    <w:t xml:space="preserve">Activity</w:t>
+                  </w:r>
+                </w:p>
+              </w:tc>
+              <w:tc>
+                <w:tcPr>
+                  <w:tcW w:type="dxa" w:w="2506"/>
                   <w:tcBorders>
                     <w:top w:val="single" w:color="B7C2D1" w:sz="4"/>
                     <w:left w:val="single" w:color="B7C2D1" w:sz="4"/>
@@ -1592,13 +1639,47 @@
                       <w:sz w:val="20"/>
                       <w:szCs w:val="20"/>
                     </w:rPr>
+                    <w:t xml:space="preserve">What to do</w:t>
+                  </w:r>
+                </w:p>
+              </w:tc>
+              <w:tc>
+                <w:tcPr>
+                  <w:tcW w:type="dxa" w:w="2506"/>
+                  <w:tcBorders>
+                    <w:top w:val="single" w:color="B7C2D1" w:sz="4"/>
+                    <w:left w:val="single" w:color="B7C2D1" w:sz="4"/>
+                    <w:bottom w:val="single" w:color="B7C2D1" w:sz="4"/>
+                    <w:right w:val="single" w:color="B7C2D1" w:sz="4"/>
+                  </w:tcBorders>
+                  <w:shd w:fill="E6ECF5" w:color="auto" w:val="clear"/>
+                  <w:tcMar>
+                    <w:top w:type="dxa" w:w="80"/>
+                    <w:left w:type="dxa" w:w="120"/>
+                    <w:bottom w:type="dxa" w:w="80"/>
+                    <w:right w:type="dxa" w:w="120"/>
+                  </w:tcMar>
+                  <w:vAlign w:val="center"/>
+                </w:tcPr>
+                <w:p>
+                  <w:pPr>
+                    <w:spacing w:after="0" w:before="0"/>
+                  </w:pPr>
+                  <w:r>
+                    <w:rPr>
+                      <w:rFonts w:ascii="Arial" w:cs="Arial" w:eastAsia="Arial" w:hAnsi="Arial"/>
+                      <w:b/>
+                      <w:bCs/>
+                      <w:sz w:val="20"/>
+                      <w:szCs w:val="20"/>
+                    </w:rPr>
                     <w:t xml:space="preserve">Marks</w:t>
                   </w:r>
                 </w:p>
               </w:tc>
               <w:tc>
                 <w:tcPr>
-                  <w:tcW w:type="dxa" w:w="3342"/>
+                  <w:tcW w:type="dxa" w:w="2506"/>
                   <w:tcBorders>
                     <w:top w:val="single" w:color="B7C2D1" w:sz="4"/>
                     <w:left w:val="single" w:color="B7C2D1" w:sz="4"/>
@@ -1638,73 +1719,107 @@
               </w:trPr>
               <w:tc>
                 <w:tcPr>
-                  <w:tcW w:type="dxa" w:w="3342"/>
-                  <w:tcBorders>
-                    <w:top w:val="single" w:color="B7C2D1" w:sz="4"/>
-                    <w:left w:val="single" w:color="B7C2D1" w:sz="4"/>
-                    <w:bottom w:val="single" w:color="B7C2D1" w:sz="4"/>
-                    <w:right w:val="single" w:color="B7C2D1" w:sz="4"/>
-                  </w:tcBorders>
-                  <w:shd w:fill="FFFFFF" w:color="auto" w:val="clear"/>
-                  <w:tcMar>
-                    <w:top w:type="dxa" w:w="80"/>
-                    <w:left w:type="dxa" w:w="120"/>
-                    <w:bottom w:type="dxa" w:w="80"/>
-                    <w:right w:type="dxa" w:w="120"/>
-                  </w:tcMar>
-                  <w:vAlign w:val="center"/>
-                </w:tcPr>
-                <w:p>
-                  <w:pPr>
-                    <w:spacing w:after="0" w:before="0"/>
-                  </w:pPr>
-                  <w:r>
-                    <w:rPr>
-                      <w:rFonts w:ascii="Arial" w:cs="Arial" w:eastAsia="Arial" w:hAnsi="Arial"/>
-                      <w:sz w:val="21"/>
-                      <w:szCs w:val="21"/>
-                    </w:rPr>
-                    <w:t xml:space="preserve">Ask the user for a word. Take off any spaces at each end of it. Display nothing typed when nothing is left. Otherwise display value [the word without those spaces].</w:t>
-                  </w:r>
-                </w:p>
-              </w:tc>
-              <w:tc>
-                <w:tcPr>
-                  <w:tcW w:type="dxa" w:w="3342"/>
-                  <w:tcBorders>
-                    <w:top w:val="single" w:color="B7C2D1" w:sz="4"/>
-                    <w:left w:val="single" w:color="B7C2D1" w:sz="4"/>
-                    <w:bottom w:val="single" w:color="B7C2D1" w:sz="4"/>
-                    <w:right w:val="single" w:color="B7C2D1" w:sz="4"/>
-                  </w:tcBorders>
-                  <w:shd w:fill="FFFFFF" w:color="auto" w:val="clear"/>
-                  <w:tcMar>
-                    <w:top w:type="dxa" w:w="80"/>
-                    <w:left w:type="dxa" w:w="120"/>
-                    <w:bottom w:type="dxa" w:w="80"/>
-                    <w:right w:type="dxa" w:w="120"/>
-                  </w:tcMar>
-                  <w:vAlign w:val="center"/>
-                </w:tcPr>
-                <w:p>
-                  <w:pPr>
-                    <w:spacing w:after="0" w:before="0"/>
-                  </w:pPr>
-                  <w:r>
-                    <w:rPr>
-                      <w:rFonts w:ascii="Arial" w:cs="Arial" w:eastAsia="Arial" w:hAnsi="Arial"/>
-                      <w:b w:val="false"/>
-                      <w:bCs w:val="false"/>
-                      <w:sz w:val="21"/>
-                      <w:szCs w:val="21"/>
-                    </w:rPr>
-                    <w:t xml:space="preserve">2</w:t>
-                  </w:r>
-                </w:p>
-              </w:tc>
-              <w:tc>
-                <w:tcPr>
-                  <w:tcW w:type="dxa" w:w="3342"/>
+                  <w:tcW w:type="dxa" w:w="2506"/>
+                  <w:tcBorders>
+                    <w:top w:val="single" w:color="B7C2D1" w:sz="4"/>
+                    <w:left w:val="single" w:color="B7C2D1" w:sz="4"/>
+                    <w:bottom w:val="single" w:color="B7C2D1" w:sz="4"/>
+                    <w:right w:val="single" w:color="B7C2D1" w:sz="4"/>
+                  </w:tcBorders>
+                  <w:shd w:fill="FFFFFF" w:color="auto" w:val="clear"/>
+                  <w:tcMar>
+                    <w:top w:type="dxa" w:w="80"/>
+                    <w:left w:type="dxa" w:w="120"/>
+                    <w:bottom w:type="dxa" w:w="80"/>
+                    <w:right w:type="dxa" w:w="120"/>
+                  </w:tcMar>
+                  <w:vAlign w:val="center"/>
+                </w:tcPr>
+                <w:p>
+                  <w:pPr>
+                    <w:spacing w:after="0" w:before="0"/>
+                  </w:pPr>
+                  <w:r>
+                    <w:rPr>
+                      <w:rFonts w:ascii="Arial" w:cs="Arial" w:eastAsia="Arial" w:hAnsi="Arial"/>
+                      <w:sz w:val="21"/>
+                      <w:szCs w:val="21"/>
+                    </w:rPr>
+                    <w:t xml:space="preserve">Press Run. The program is given nothing at all, and says so.</w:t>
+                  </w:r>
+                </w:p>
+              </w:tc>
+              <w:tc>
+                <w:tcPr>
+                  <w:tcW w:type="dxa" w:w="2506"/>
+                  <w:tcBorders>
+                    <w:top w:val="single" w:color="B7C2D1" w:sz="4"/>
+                    <w:left w:val="single" w:color="B7C2D1" w:sz="4"/>
+                    <w:bottom w:val="single" w:color="B7C2D1" w:sz="4"/>
+                    <w:right w:val="single" w:color="B7C2D1" w:sz="4"/>
+                  </w:tcBorders>
+                  <w:shd w:fill="FFFFFF" w:color="auto" w:val="clear"/>
+                  <w:tcMar>
+                    <w:top w:type="dxa" w:w="80"/>
+                    <w:left w:type="dxa" w:w="120"/>
+                    <w:bottom w:type="dxa" w:w="80"/>
+                    <w:right w:type="dxa" w:w="120"/>
+                  </w:tcMar>
+                  <w:vAlign w:val="center"/>
+                </w:tcPr>
+                <w:p>
+                  <w:pPr>
+                    <w:spacing w:after="0" w:before="0"/>
+                  </w:pPr>
+                  <w:r>
+                    <w:rPr>
+                      <w:rFonts w:ascii="Arial" w:cs="Arial" w:eastAsia="Arial" w:hAnsi="Arial"/>
+                      <w:b w:val="false"/>
+                      <w:bCs w:val="false"/>
+                      <w:sz w:val="21"/>
+                      <w:szCs w:val="21"/>
+                    </w:rPr>
+                    <w:t xml:space="preserve">Run it</w:t>
+                  </w:r>
+                </w:p>
+              </w:tc>
+              <w:tc>
+                <w:tcPr>
+                  <w:tcW w:type="dxa" w:w="2506"/>
+                  <w:tcBorders>
+                    <w:top w:val="single" w:color="B7C2D1" w:sz="4"/>
+                    <w:left w:val="single" w:color="B7C2D1" w:sz="4"/>
+                    <w:bottom w:val="single" w:color="B7C2D1" w:sz="4"/>
+                    <w:right w:val="single" w:color="B7C2D1" w:sz="4"/>
+                  </w:tcBorders>
+                  <w:shd w:fill="FFFFFF" w:color="auto" w:val="clear"/>
+                  <w:tcMar>
+                    <w:top w:type="dxa" w:w="80"/>
+                    <w:left w:type="dxa" w:w="120"/>
+                    <w:bottom w:type="dxa" w:w="80"/>
+                    <w:right w:type="dxa" w:w="120"/>
+                  </w:tcMar>
+                  <w:vAlign w:val="center"/>
+                </w:tcPr>
+                <w:p>
+                  <w:pPr>
+                    <w:spacing w:after="0" w:before="0"/>
+                  </w:pPr>
+                  <w:r>
+                    <w:rPr>
+                      <w:rFonts w:ascii="Arial" w:cs="Arial" w:eastAsia="Arial" w:hAnsi="Arial"/>
+                      <w:b w:val="false"/>
+                      <w:bCs w:val="false"/>
+                      <w:sz w:val="21"/>
+                      <w:szCs w:val="21"/>
+                    </w:rPr>
+                    <w:t xml:space="preserve">1</w:t>
+                  </w:r>
+                </w:p>
+              </w:tc>
+              <w:tc>
+                <w:tcPr>
+                  <w:tcW w:type="dxa" w:w="2506"/>
                   <w:tcBorders>
                     <w:top w:val="single" w:color="B7C2D1" w:sz="4"/>
                     <w:left w:val="single" w:color="B7C2D1" w:sz="4"/>
@@ -1744,73 +1859,107 @@
               </w:trPr>
               <w:tc>
                 <w:tcPr>
-                  <w:tcW w:type="dxa" w:w="3342"/>
-                  <w:tcBorders>
-                    <w:top w:val="single" w:color="B7C2D1" w:sz="4"/>
-                    <w:left w:val="single" w:color="B7C2D1" w:sz="4"/>
-                    <w:bottom w:val="single" w:color="B7C2D1" w:sz="4"/>
-                    <w:right w:val="single" w:color="B7C2D1" w:sz="4"/>
-                  </w:tcBorders>
-                  <w:shd w:fill="FFFFFF" w:color="auto" w:val="clear"/>
-                  <w:tcMar>
-                    <w:top w:type="dxa" w:w="80"/>
-                    <w:left w:type="dxa" w:w="120"/>
-                    <w:bottom w:type="dxa" w:w="80"/>
-                    <w:right w:type="dxa" w:w="120"/>
-                  </w:tcMar>
-                  <w:vAlign w:val="center"/>
-                </w:tcPr>
-                <w:p>
-                  <w:pPr>
-                    <w:spacing w:after="0" w:before="0"/>
-                  </w:pPr>
-                  <w:r>
-                    <w:rPr>
-                      <w:rFonts w:ascii="Arial" w:cs="Arial" w:eastAsia="Arial" w:hAnsi="Arial"/>
-                      <w:sz w:val="21"/>
-                      <w:szCs w:val="21"/>
-                    </w:rPr>
-                    <w:t xml:space="preserve">Ask the user for a whole number. Check whether every character typed is a digit. Display number: [the number] when they are all digits. Display not a number instead when any one of them is not.</w:t>
-                  </w:r>
-                </w:p>
-              </w:tc>
-              <w:tc>
-                <w:tcPr>
-                  <w:tcW w:type="dxa" w:w="3342"/>
-                  <w:tcBorders>
-                    <w:top w:val="single" w:color="B7C2D1" w:sz="4"/>
-                    <w:left w:val="single" w:color="B7C2D1" w:sz="4"/>
-                    <w:bottom w:val="single" w:color="B7C2D1" w:sz="4"/>
-                    <w:right w:val="single" w:color="B7C2D1" w:sz="4"/>
-                  </w:tcBorders>
-                  <w:shd w:fill="FFFFFF" w:color="auto" w:val="clear"/>
-                  <w:tcMar>
-                    <w:top w:type="dxa" w:w="80"/>
-                    <w:left w:type="dxa" w:w="120"/>
-                    <w:bottom w:type="dxa" w:w="80"/>
-                    <w:right w:type="dxa" w:w="120"/>
-                  </w:tcMar>
-                  <w:vAlign w:val="center"/>
-                </w:tcPr>
-                <w:p>
-                  <w:pPr>
-                    <w:spacing w:after="0" w:before="0"/>
-                  </w:pPr>
-                  <w:r>
-                    <w:rPr>
-                      <w:rFonts w:ascii="Arial" w:cs="Arial" w:eastAsia="Arial" w:hAnsi="Arial"/>
-                      <w:b w:val="false"/>
-                      <w:bCs w:val="false"/>
-                      <w:sz w:val="21"/>
-                      <w:szCs w:val="21"/>
-                    </w:rPr>
-                    <w:t xml:space="preserve">3</w:t>
-                  </w:r>
-                </w:p>
-              </w:tc>
-              <w:tc>
-                <w:tcPr>
-                  <w:tcW w:type="dxa" w:w="3342"/>
+                  <w:tcW w:type="dxa" w:w="2506"/>
+                  <w:tcBorders>
+                    <w:top w:val="single" w:color="B7C2D1" w:sz="4"/>
+                    <w:left w:val="single" w:color="B7C2D1" w:sz="4"/>
+                    <w:bottom w:val="single" w:color="B7C2D1" w:sz="4"/>
+                    <w:right w:val="single" w:color="B7C2D1" w:sz="4"/>
+                  </w:tcBorders>
+                  <w:shd w:fill="FFFFFF" w:color="auto" w:val="clear"/>
+                  <w:tcMar>
+                    <w:top w:type="dxa" w:w="80"/>
+                    <w:left w:type="dxa" w:w="120"/>
+                    <w:bottom w:type="dxa" w:w="80"/>
+                    <w:right w:type="dxa" w:w="120"/>
+                  </w:tcMar>
+                  <w:vAlign w:val="center"/>
+                </w:tcPr>
+                <w:p>
+                  <w:pPr>
+                    <w:spacing w:after="0" w:before="0"/>
+                  </w:pPr>
+                  <w:r>
+                    <w:rPr>
+                      <w:rFonts w:ascii="Arial" w:cs="Arial" w:eastAsia="Arial" w:hAnsi="Arial"/>
+                      <w:sz w:val="21"/>
+                      <w:szCs w:val="21"/>
+                    </w:rPr>
+                    <w:t xml:space="preserve">What will this program display?</w:t>
+                  </w:r>
+                </w:p>
+              </w:tc>
+              <w:tc>
+                <w:tcPr>
+                  <w:tcW w:type="dxa" w:w="2506"/>
+                  <w:tcBorders>
+                    <w:top w:val="single" w:color="B7C2D1" w:sz="4"/>
+                    <w:left w:val="single" w:color="B7C2D1" w:sz="4"/>
+                    <w:bottom w:val="single" w:color="B7C2D1" w:sz="4"/>
+                    <w:right w:val="single" w:color="B7C2D1" w:sz="4"/>
+                  </w:tcBorders>
+                  <w:shd w:fill="FFFFFF" w:color="auto" w:val="clear"/>
+                  <w:tcMar>
+                    <w:top w:type="dxa" w:w="80"/>
+                    <w:left w:type="dxa" w:w="120"/>
+                    <w:bottom w:type="dxa" w:w="80"/>
+                    <w:right w:type="dxa" w:w="120"/>
+                  </w:tcMar>
+                  <w:vAlign w:val="center"/>
+                </w:tcPr>
+                <w:p>
+                  <w:pPr>
+                    <w:spacing w:after="0" w:before="0"/>
+                  </w:pPr>
+                  <w:r>
+                    <w:rPr>
+                      <w:rFonts w:ascii="Arial" w:cs="Arial" w:eastAsia="Arial" w:hAnsi="Arial"/>
+                      <w:b w:val="false"/>
+                      <w:bCs w:val="false"/>
+                      <w:sz w:val="21"/>
+                      <w:szCs w:val="21"/>
+                    </w:rPr>
+                    <w:t xml:space="preserve">Predict</w:t>
+                  </w:r>
+                </w:p>
+              </w:tc>
+              <w:tc>
+                <w:tcPr>
+                  <w:tcW w:type="dxa" w:w="2506"/>
+                  <w:tcBorders>
+                    <w:top w:val="single" w:color="B7C2D1" w:sz="4"/>
+                    <w:left w:val="single" w:color="B7C2D1" w:sz="4"/>
+                    <w:bottom w:val="single" w:color="B7C2D1" w:sz="4"/>
+                    <w:right w:val="single" w:color="B7C2D1" w:sz="4"/>
+                  </w:tcBorders>
+                  <w:shd w:fill="FFFFFF" w:color="auto" w:val="clear"/>
+                  <w:tcMar>
+                    <w:top w:type="dxa" w:w="80"/>
+                    <w:left w:type="dxa" w:w="120"/>
+                    <w:bottom w:type="dxa" w:w="80"/>
+                    <w:right w:type="dxa" w:w="120"/>
+                  </w:tcMar>
+                  <w:vAlign w:val="center"/>
+                </w:tcPr>
+                <w:p>
+                  <w:pPr>
+                    <w:spacing w:after="0" w:before="0"/>
+                  </w:pPr>
+                  <w:r>
+                    <w:rPr>
+                      <w:rFonts w:ascii="Arial" w:cs="Arial" w:eastAsia="Arial" w:hAnsi="Arial"/>
+                      <w:b w:val="false"/>
+                      <w:bCs w:val="false"/>
+                      <w:sz w:val="21"/>
+                      <w:szCs w:val="21"/>
+                    </w:rPr>
+                    <w:t xml:space="preserve">1</w:t>
+                  </w:r>
+                </w:p>
+              </w:tc>
+              <w:tc>
+                <w:tcPr>
+                  <w:tcW w:type="dxa" w:w="2506"/>
                   <w:tcBorders>
                     <w:top w:val="single" w:color="B7C2D1" w:sz="4"/>
                     <w:left w:val="single" w:color="B7C2D1" w:sz="4"/>
@@ -1850,39 +1999,633 @@
               </w:trPr>
               <w:tc>
                 <w:tcPr>
-                  <w:tcW w:type="dxa" w:w="3342"/>
-                  <w:tcBorders>
-                    <w:top w:val="single" w:color="B7C2D1" w:sz="4"/>
-                    <w:left w:val="single" w:color="B7C2D1" w:sz="4"/>
-                    <w:bottom w:val="single" w:color="B7C2D1" w:sz="4"/>
-                    <w:right w:val="single" w:color="B7C2D1" w:sz="4"/>
-                  </w:tcBorders>
-                  <w:shd w:fill="FFFFFF" w:color="auto" w:val="clear"/>
-                  <w:tcMar>
-                    <w:top w:type="dxa" w:w="80"/>
-                    <w:left w:type="dxa" w:w="120"/>
-                    <w:bottom w:type="dxa" w:w="80"/>
-                    <w:right w:type="dxa" w:w="120"/>
-                  </w:tcMar>
-                  <w:vAlign w:val="center"/>
-                </w:tcPr>
-                <w:p>
-                  <w:pPr>
-                    <w:spacing w:after="0" w:before="0"/>
-                  </w:pPr>
-                  <w:r>
-                    <w:rPr>
-                      <w:rFonts w:ascii="Arial" w:cs="Arial" w:eastAsia="Arial" w:hAnsi="Arial"/>
-                      <w:sz w:val="21"/>
-                      <w:szCs w:val="21"/>
-                    </w:rPr>
-                    <w:t xml:space="preserve">Ask the user for a word. Check it against red, green and blue, which are fixed in the program. Display known when it is one of those three. Display unknown instead when it is not.</w:t>
-                  </w:r>
-                </w:p>
-              </w:tc>
-              <w:tc>
-                <w:tcPr>
-                  <w:tcW w:type="dxa" w:w="3342"/>
+                  <w:tcW w:type="dxa" w:w="2506"/>
+                  <w:tcBorders>
+                    <w:top w:val="single" w:color="B7C2D1" w:sz="4"/>
+                    <w:left w:val="single" w:color="B7C2D1" w:sz="4"/>
+                    <w:bottom w:val="single" w:color="B7C2D1" w:sz="4"/>
+                    <w:right w:val="single" w:color="B7C2D1" w:sz="4"/>
+                  </w:tcBorders>
+                  <w:shd w:fill="FFFFFF" w:color="auto" w:val="clear"/>
+                  <w:tcMar>
+                    <w:top w:type="dxa" w:w="80"/>
+                    <w:left w:type="dxa" w:w="120"/>
+                    <w:bottom w:type="dxa" w:w="80"/>
+                    <w:right w:type="dxa" w:w="120"/>
+                  </w:tcMar>
+                  <w:vAlign w:val="center"/>
+                </w:tcPr>
+                <w:p>
+                  <w:pPr>
+                    <w:spacing w:after="0" w:before="0"/>
+                  </w:pPr>
+                  <w:r>
+                    <w:rPr>
+                      <w:rFonts w:ascii="Arial" w:cs="Arial" w:eastAsia="Arial" w:hAnsi="Arial"/>
+                      <w:sz w:val="21"/>
+                      <w:szCs w:val="21"/>
+                    </w:rPr>
+                    <w:t xml:space="preserve">Change the program so that a line of nothing but spaces also counts as nothing typed.</w:t>
+                  </w:r>
+                </w:p>
+              </w:tc>
+              <w:tc>
+                <w:tcPr>
+                  <w:tcW w:type="dxa" w:w="2506"/>
+                  <w:tcBorders>
+                    <w:top w:val="single" w:color="B7C2D1" w:sz="4"/>
+                    <w:left w:val="single" w:color="B7C2D1" w:sz="4"/>
+                    <w:bottom w:val="single" w:color="B7C2D1" w:sz="4"/>
+                    <w:right w:val="single" w:color="B7C2D1" w:sz="4"/>
+                  </w:tcBorders>
+                  <w:shd w:fill="FFFFFF" w:color="auto" w:val="clear"/>
+                  <w:tcMar>
+                    <w:top w:type="dxa" w:w="80"/>
+                    <w:left w:type="dxa" w:w="120"/>
+                    <w:bottom w:type="dxa" w:w="80"/>
+                    <w:right w:type="dxa" w:w="120"/>
+                  </w:tcMar>
+                  <w:vAlign w:val="center"/>
+                </w:tcPr>
+                <w:p>
+                  <w:pPr>
+                    <w:spacing w:after="0" w:before="0"/>
+                  </w:pPr>
+                  <w:r>
+                    <w:rPr>
+                      <w:rFonts w:ascii="Arial" w:cs="Arial" w:eastAsia="Arial" w:hAnsi="Arial"/>
+                      <w:b w:val="false"/>
+                      <w:bCs w:val="false"/>
+                      <w:sz w:val="21"/>
+                      <w:szCs w:val="21"/>
+                    </w:rPr>
+                    <w:t xml:space="preserve">Change it</w:t>
+                  </w:r>
+                </w:p>
+              </w:tc>
+              <w:tc>
+                <w:tcPr>
+                  <w:tcW w:type="dxa" w:w="2506"/>
+                  <w:tcBorders>
+                    <w:top w:val="single" w:color="B7C2D1" w:sz="4"/>
+                    <w:left w:val="single" w:color="B7C2D1" w:sz="4"/>
+                    <w:bottom w:val="single" w:color="B7C2D1" w:sz="4"/>
+                    <w:right w:val="single" w:color="B7C2D1" w:sz="4"/>
+                  </w:tcBorders>
+                  <w:shd w:fill="FFFFFF" w:color="auto" w:val="clear"/>
+                  <w:tcMar>
+                    <w:top w:type="dxa" w:w="80"/>
+                    <w:left w:type="dxa" w:w="120"/>
+                    <w:bottom w:type="dxa" w:w="80"/>
+                    <w:right w:type="dxa" w:w="120"/>
+                  </w:tcMar>
+                  <w:vAlign w:val="center"/>
+                </w:tcPr>
+                <w:p>
+                  <w:pPr>
+                    <w:spacing w:after="0" w:before="0"/>
+                  </w:pPr>
+                  <w:r>
+                    <w:rPr>
+                      <w:rFonts w:ascii="Arial" w:cs="Arial" w:eastAsia="Arial" w:hAnsi="Arial"/>
+                      <w:b w:val="false"/>
+                      <w:bCs w:val="false"/>
+                      <w:sz w:val="21"/>
+                      <w:szCs w:val="21"/>
+                    </w:rPr>
+                    <w:t xml:space="preserve">1</w:t>
+                  </w:r>
+                </w:p>
+              </w:tc>
+              <w:tc>
+                <w:tcPr>
+                  <w:tcW w:type="dxa" w:w="2506"/>
+                  <w:tcBorders>
+                    <w:top w:val="single" w:color="B7C2D1" w:sz="4"/>
+                    <w:left w:val="single" w:color="B7C2D1" w:sz="4"/>
+                    <w:bottom w:val="single" w:color="B7C2D1" w:sz="4"/>
+                    <w:right w:val="single" w:color="B7C2D1" w:sz="4"/>
+                  </w:tcBorders>
+                  <w:shd w:fill="FFFFFF" w:color="auto" w:val="clear"/>
+                  <w:tcMar>
+                    <w:top w:type="dxa" w:w="80"/>
+                    <w:left w:type="dxa" w:w="120"/>
+                    <w:bottom w:type="dxa" w:w="80"/>
+                    <w:right w:type="dxa" w:w="120"/>
+                  </w:tcMar>
+                  <w:vAlign w:val="center"/>
+                </w:tcPr>
+                <w:p>
+                  <w:pPr>
+                    <w:spacing w:after="0" w:before="0"/>
+                  </w:pPr>
+                  <w:r>
+                    <w:rPr>
+                      <w:rFonts w:ascii="Arial" w:cs="Arial" w:eastAsia="Arial" w:hAnsi="Arial"/>
+                      <w:b w:val="false"/>
+                      <w:bCs w:val="false"/>
+                      <w:sz w:val="21"/>
+                      <w:szCs w:val="21"/>
+                    </w:rPr>
+                    <w:t xml:space="preserve"/>
+                  </w:r>
+                </w:p>
+              </w:tc>
+            </w:tr>
+            <w:tr>
+              <w:trPr>
+                <w:cantSplit/>
+                <w:trHeight w:val="360" w:hRule="atLeast"/>
+              </w:trPr>
+              <w:tc>
+                <w:tcPr>
+                  <w:tcW w:type="dxa" w:w="2506"/>
+                  <w:tcBorders>
+                    <w:top w:val="single" w:color="B7C2D1" w:sz="4"/>
+                    <w:left w:val="single" w:color="B7C2D1" w:sz="4"/>
+                    <w:bottom w:val="single" w:color="B7C2D1" w:sz="4"/>
+                    <w:right w:val="single" w:color="B7C2D1" w:sz="4"/>
+                  </w:tcBorders>
+                  <w:shd w:fill="FFFFFF" w:color="auto" w:val="clear"/>
+                  <w:tcMar>
+                    <w:top w:type="dxa" w:w="80"/>
+                    <w:left w:type="dxa" w:w="120"/>
+                    <w:bottom w:type="dxa" w:w="80"/>
+                    <w:right w:type="dxa" w:w="120"/>
+                  </w:tcMar>
+                  <w:vAlign w:val="center"/>
+                </w:tcPr>
+                <w:p>
+                  <w:pPr>
+                    <w:spacing w:after="0" w:before="0"/>
+                  </w:pPr>
+                  <w:r>
+                    <w:rPr>
+                      <w:rFonts w:ascii="Arial" w:cs="Arial" w:eastAsia="Arial" w:hAnsi="Arial"/>
+                      <w:sz w:val="21"/>
+                      <w:szCs w:val="21"/>
+                    </w:rPr>
+                    <w:t xml:space="preserve">Ask the user for a colour. Take the spaces off each end of what was typed. Display no colour given when nothing is left. Otherwise display the line colour is [colour].</w:t>
+                  </w:r>
+                </w:p>
+              </w:tc>
+              <w:tc>
+                <w:tcPr>
+                  <w:tcW w:type="dxa" w:w="2506"/>
+                  <w:tcBorders>
+                    <w:top w:val="single" w:color="B7C2D1" w:sz="4"/>
+                    <w:left w:val="single" w:color="B7C2D1" w:sz="4"/>
+                    <w:bottom w:val="single" w:color="B7C2D1" w:sz="4"/>
+                    <w:right w:val="single" w:color="B7C2D1" w:sz="4"/>
+                  </w:tcBorders>
+                  <w:shd w:fill="FFFFFF" w:color="auto" w:val="clear"/>
+                  <w:tcMar>
+                    <w:top w:type="dxa" w:w="80"/>
+                    <w:left w:type="dxa" w:w="120"/>
+                    <w:bottom w:type="dxa" w:w="80"/>
+                    <w:right w:type="dxa" w:w="120"/>
+                  </w:tcMar>
+                  <w:vAlign w:val="center"/>
+                </w:tcPr>
+                <w:p>
+                  <w:pPr>
+                    <w:spacing w:after="0" w:before="0"/>
+                  </w:pPr>
+                  <w:r>
+                    <w:rPr>
+                      <w:rFonts w:ascii="Arial" w:cs="Arial" w:eastAsia="Arial" w:hAnsi="Arial"/>
+                      <w:b w:val="false"/>
+                      <w:bCs w:val="false"/>
+                      <w:sz w:val="21"/>
+                      <w:szCs w:val="21"/>
+                    </w:rPr>
+                    <w:t xml:space="preserve">Write it</w:t>
+                  </w:r>
+                </w:p>
+              </w:tc>
+              <w:tc>
+                <w:tcPr>
+                  <w:tcW w:type="dxa" w:w="2506"/>
+                  <w:tcBorders>
+                    <w:top w:val="single" w:color="B7C2D1" w:sz="4"/>
+                    <w:left w:val="single" w:color="B7C2D1" w:sz="4"/>
+                    <w:bottom w:val="single" w:color="B7C2D1" w:sz="4"/>
+                    <w:right w:val="single" w:color="B7C2D1" w:sz="4"/>
+                  </w:tcBorders>
+                  <w:shd w:fill="FFFFFF" w:color="auto" w:val="clear"/>
+                  <w:tcMar>
+                    <w:top w:type="dxa" w:w="80"/>
+                    <w:left w:type="dxa" w:w="120"/>
+                    <w:bottom w:type="dxa" w:w="80"/>
+                    <w:right w:type="dxa" w:w="120"/>
+                  </w:tcMar>
+                  <w:vAlign w:val="center"/>
+                </w:tcPr>
+                <w:p>
+                  <w:pPr>
+                    <w:spacing w:after="0" w:before="0"/>
+                  </w:pPr>
+                  <w:r>
+                    <w:rPr>
+                      <w:rFonts w:ascii="Arial" w:cs="Arial" w:eastAsia="Arial" w:hAnsi="Arial"/>
+                      <w:b w:val="false"/>
+                      <w:bCs w:val="false"/>
+                      <w:sz w:val="21"/>
+                      <w:szCs w:val="21"/>
+                    </w:rPr>
+                    <w:t xml:space="preserve">2</w:t>
+                  </w:r>
+                </w:p>
+              </w:tc>
+              <w:tc>
+                <w:tcPr>
+                  <w:tcW w:type="dxa" w:w="2506"/>
+                  <w:tcBorders>
+                    <w:top w:val="single" w:color="B7C2D1" w:sz="4"/>
+                    <w:left w:val="single" w:color="B7C2D1" w:sz="4"/>
+                    <w:bottom w:val="single" w:color="B7C2D1" w:sz="4"/>
+                    <w:right w:val="single" w:color="B7C2D1" w:sz="4"/>
+                  </w:tcBorders>
+                  <w:shd w:fill="FFFFFF" w:color="auto" w:val="clear"/>
+                  <w:tcMar>
+                    <w:top w:type="dxa" w:w="80"/>
+                    <w:left w:type="dxa" w:w="120"/>
+                    <w:bottom w:type="dxa" w:w="80"/>
+                    <w:right w:type="dxa" w:w="120"/>
+                  </w:tcMar>
+                  <w:vAlign w:val="center"/>
+                </w:tcPr>
+                <w:p>
+                  <w:pPr>
+                    <w:spacing w:after="0" w:before="0"/>
+                  </w:pPr>
+                  <w:r>
+                    <w:rPr>
+                      <w:rFonts w:ascii="Arial" w:cs="Arial" w:eastAsia="Arial" w:hAnsi="Arial"/>
+                      <w:b w:val="false"/>
+                      <w:bCs w:val="false"/>
+                      <w:sz w:val="21"/>
+                      <w:szCs w:val="21"/>
+                    </w:rPr>
+                    <w:t xml:space="preserve"/>
+                  </w:r>
+                </w:p>
+              </w:tc>
+            </w:tr>
+            <w:tr>
+              <w:trPr>
+                <w:cantSplit/>
+                <w:trHeight w:val="360" w:hRule="atLeast"/>
+              </w:trPr>
+              <w:tc>
+                <w:tcPr>
+                  <w:tcW w:type="dxa" w:w="2506"/>
+                  <w:tcBorders>
+                    <w:top w:val="single" w:color="B7C2D1" w:sz="4"/>
+                    <w:left w:val="single" w:color="B7C2D1" w:sz="4"/>
+                    <w:bottom w:val="single" w:color="B7C2D1" w:sz="4"/>
+                    <w:right w:val="single" w:color="B7C2D1" w:sz="4"/>
+                  </w:tcBorders>
+                  <w:shd w:fill="FFFFFF" w:color="auto" w:val="clear"/>
+                  <w:tcMar>
+                    <w:top w:type="dxa" w:w="80"/>
+                    <w:left w:type="dxa" w:w="120"/>
+                    <w:bottom w:type="dxa" w:w="80"/>
+                    <w:right w:type="dxa" w:w="120"/>
+                  </w:tcMar>
+                  <w:vAlign w:val="center"/>
+                </w:tcPr>
+                <w:p>
+                  <w:pPr>
+                    <w:spacing w:after="0" w:before="0"/>
+                  </w:pPr>
+                  <w:r>
+                    <w:rPr>
+                      <w:rFonts w:ascii="Arial" w:cs="Arial" w:eastAsia="Arial" w:hAnsi="Arial"/>
+                      <w:sz w:val="21"/>
+                      <w:szCs w:val="21"/>
+                    </w:rPr>
+                    <w:t xml:space="preserve">Press Run. Type 14 when the program waits. The program checks before it casts.</w:t>
+                  </w:r>
+                </w:p>
+              </w:tc>
+              <w:tc>
+                <w:tcPr>
+                  <w:tcW w:type="dxa" w:w="2506"/>
+                  <w:tcBorders>
+                    <w:top w:val="single" w:color="B7C2D1" w:sz="4"/>
+                    <w:left w:val="single" w:color="B7C2D1" w:sz="4"/>
+                    <w:bottom w:val="single" w:color="B7C2D1" w:sz="4"/>
+                    <w:right w:val="single" w:color="B7C2D1" w:sz="4"/>
+                  </w:tcBorders>
+                  <w:shd w:fill="FFFFFF" w:color="auto" w:val="clear"/>
+                  <w:tcMar>
+                    <w:top w:type="dxa" w:w="80"/>
+                    <w:left w:type="dxa" w:w="120"/>
+                    <w:bottom w:type="dxa" w:w="80"/>
+                    <w:right w:type="dxa" w:w="120"/>
+                  </w:tcMar>
+                  <w:vAlign w:val="center"/>
+                </w:tcPr>
+                <w:p>
+                  <w:pPr>
+                    <w:spacing w:after="0" w:before="0"/>
+                  </w:pPr>
+                  <w:r>
+                    <w:rPr>
+                      <w:rFonts w:ascii="Arial" w:cs="Arial" w:eastAsia="Arial" w:hAnsi="Arial"/>
+                      <w:b w:val="false"/>
+                      <w:bCs w:val="false"/>
+                      <w:sz w:val="21"/>
+                      <w:szCs w:val="21"/>
+                    </w:rPr>
+                    <w:t xml:space="preserve">Run it</w:t>
+                  </w:r>
+                </w:p>
+              </w:tc>
+              <w:tc>
+                <w:tcPr>
+                  <w:tcW w:type="dxa" w:w="2506"/>
+                  <w:tcBorders>
+                    <w:top w:val="single" w:color="B7C2D1" w:sz="4"/>
+                    <w:left w:val="single" w:color="B7C2D1" w:sz="4"/>
+                    <w:bottom w:val="single" w:color="B7C2D1" w:sz="4"/>
+                    <w:right w:val="single" w:color="B7C2D1" w:sz="4"/>
+                  </w:tcBorders>
+                  <w:shd w:fill="FFFFFF" w:color="auto" w:val="clear"/>
+                  <w:tcMar>
+                    <w:top w:type="dxa" w:w="80"/>
+                    <w:left w:type="dxa" w:w="120"/>
+                    <w:bottom w:type="dxa" w:w="80"/>
+                    <w:right w:type="dxa" w:w="120"/>
+                  </w:tcMar>
+                  <w:vAlign w:val="center"/>
+                </w:tcPr>
+                <w:p>
+                  <w:pPr>
+                    <w:spacing w:after="0" w:before="0"/>
+                  </w:pPr>
+                  <w:r>
+                    <w:rPr>
+                      <w:rFonts w:ascii="Arial" w:cs="Arial" w:eastAsia="Arial" w:hAnsi="Arial"/>
+                      <w:b w:val="false"/>
+                      <w:bCs w:val="false"/>
+                      <w:sz w:val="21"/>
+                      <w:szCs w:val="21"/>
+                    </w:rPr>
+                    <w:t xml:space="preserve">1</w:t>
+                  </w:r>
+                </w:p>
+              </w:tc>
+              <w:tc>
+                <w:tcPr>
+                  <w:tcW w:type="dxa" w:w="2506"/>
+                  <w:tcBorders>
+                    <w:top w:val="single" w:color="B7C2D1" w:sz="4"/>
+                    <w:left w:val="single" w:color="B7C2D1" w:sz="4"/>
+                    <w:bottom w:val="single" w:color="B7C2D1" w:sz="4"/>
+                    <w:right w:val="single" w:color="B7C2D1" w:sz="4"/>
+                  </w:tcBorders>
+                  <w:shd w:fill="FFFFFF" w:color="auto" w:val="clear"/>
+                  <w:tcMar>
+                    <w:top w:type="dxa" w:w="80"/>
+                    <w:left w:type="dxa" w:w="120"/>
+                    <w:bottom w:type="dxa" w:w="80"/>
+                    <w:right w:type="dxa" w:w="120"/>
+                  </w:tcMar>
+                  <w:vAlign w:val="center"/>
+                </w:tcPr>
+                <w:p>
+                  <w:pPr>
+                    <w:spacing w:after="0" w:before="0"/>
+                  </w:pPr>
+                  <w:r>
+                    <w:rPr>
+                      <w:rFonts w:ascii="Arial" w:cs="Arial" w:eastAsia="Arial" w:hAnsi="Arial"/>
+                      <w:b w:val="false"/>
+                      <w:bCs w:val="false"/>
+                      <w:sz w:val="21"/>
+                      <w:szCs w:val="21"/>
+                    </w:rPr>
+                    <w:t xml:space="preserve"/>
+                  </w:r>
+                </w:p>
+              </w:tc>
+            </w:tr>
+            <w:tr>
+              <w:trPr>
+                <w:cantSplit/>
+                <w:trHeight w:val="360" w:hRule="atLeast"/>
+              </w:trPr>
+              <w:tc>
+                <w:tcPr>
+                  <w:tcW w:type="dxa" w:w="2506"/>
+                  <w:tcBorders>
+                    <w:top w:val="single" w:color="B7C2D1" w:sz="4"/>
+                    <w:left w:val="single" w:color="B7C2D1" w:sz="4"/>
+                    <w:bottom w:val="single" w:color="B7C2D1" w:sz="4"/>
+                    <w:right w:val="single" w:color="B7C2D1" w:sz="4"/>
+                  </w:tcBorders>
+                  <w:shd w:fill="FFFFFF" w:color="auto" w:val="clear"/>
+                  <w:tcMar>
+                    <w:top w:type="dxa" w:w="80"/>
+                    <w:left w:type="dxa" w:w="120"/>
+                    <w:bottom w:type="dxa" w:w="80"/>
+                    <w:right w:type="dxa" w:w="120"/>
+                  </w:tcMar>
+                  <w:vAlign w:val="center"/>
+                </w:tcPr>
+                <w:p>
+                  <w:pPr>
+                    <w:spacing w:after="0" w:before="0"/>
+                  </w:pPr>
+                  <w:r>
+                    <w:rPr>
+                      <w:rFonts w:ascii="Arial" w:cs="Arial" w:eastAsia="Arial" w:hAnsi="Arial"/>
+                      <w:sz w:val="21"/>
+                      <w:szCs w:val="21"/>
+                    </w:rPr>
+                    <w:t xml:space="preserve">What will this program display?</w:t>
+                  </w:r>
+                </w:p>
+              </w:tc>
+              <w:tc>
+                <w:tcPr>
+                  <w:tcW w:type="dxa" w:w="2506"/>
+                  <w:tcBorders>
+                    <w:top w:val="single" w:color="B7C2D1" w:sz="4"/>
+                    <w:left w:val="single" w:color="B7C2D1" w:sz="4"/>
+                    <w:bottom w:val="single" w:color="B7C2D1" w:sz="4"/>
+                    <w:right w:val="single" w:color="B7C2D1" w:sz="4"/>
+                  </w:tcBorders>
+                  <w:shd w:fill="FFFFFF" w:color="auto" w:val="clear"/>
+                  <w:tcMar>
+                    <w:top w:type="dxa" w:w="80"/>
+                    <w:left w:type="dxa" w:w="120"/>
+                    <w:bottom w:type="dxa" w:w="80"/>
+                    <w:right w:type="dxa" w:w="120"/>
+                  </w:tcMar>
+                  <w:vAlign w:val="center"/>
+                </w:tcPr>
+                <w:p>
+                  <w:pPr>
+                    <w:spacing w:after="0" w:before="0"/>
+                  </w:pPr>
+                  <w:r>
+                    <w:rPr>
+                      <w:rFonts w:ascii="Arial" w:cs="Arial" w:eastAsia="Arial" w:hAnsi="Arial"/>
+                      <w:b w:val="false"/>
+                      <w:bCs w:val="false"/>
+                      <w:sz w:val="21"/>
+                      <w:szCs w:val="21"/>
+                    </w:rPr>
+                    <w:t xml:space="preserve">Predict</w:t>
+                  </w:r>
+                </w:p>
+              </w:tc>
+              <w:tc>
+                <w:tcPr>
+                  <w:tcW w:type="dxa" w:w="2506"/>
+                  <w:tcBorders>
+                    <w:top w:val="single" w:color="B7C2D1" w:sz="4"/>
+                    <w:left w:val="single" w:color="B7C2D1" w:sz="4"/>
+                    <w:bottom w:val="single" w:color="B7C2D1" w:sz="4"/>
+                    <w:right w:val="single" w:color="B7C2D1" w:sz="4"/>
+                  </w:tcBorders>
+                  <w:shd w:fill="FFFFFF" w:color="auto" w:val="clear"/>
+                  <w:tcMar>
+                    <w:top w:type="dxa" w:w="80"/>
+                    <w:left w:type="dxa" w:w="120"/>
+                    <w:bottom w:type="dxa" w:w="80"/>
+                    <w:right w:type="dxa" w:w="120"/>
+                  </w:tcMar>
+                  <w:vAlign w:val="center"/>
+                </w:tcPr>
+                <w:p>
+                  <w:pPr>
+                    <w:spacing w:after="0" w:before="0"/>
+                  </w:pPr>
+                  <w:r>
+                    <w:rPr>
+                      <w:rFonts w:ascii="Arial" w:cs="Arial" w:eastAsia="Arial" w:hAnsi="Arial"/>
+                      <w:b w:val="false"/>
+                      <w:bCs w:val="false"/>
+                      <w:sz w:val="21"/>
+                      <w:szCs w:val="21"/>
+                    </w:rPr>
+                    <w:t xml:space="preserve">1</w:t>
+                  </w:r>
+                </w:p>
+              </w:tc>
+              <w:tc>
+                <w:tcPr>
+                  <w:tcW w:type="dxa" w:w="2506"/>
+                  <w:tcBorders>
+                    <w:top w:val="single" w:color="B7C2D1" w:sz="4"/>
+                    <w:left w:val="single" w:color="B7C2D1" w:sz="4"/>
+                    <w:bottom w:val="single" w:color="B7C2D1" w:sz="4"/>
+                    <w:right w:val="single" w:color="B7C2D1" w:sz="4"/>
+                  </w:tcBorders>
+                  <w:shd w:fill="FFFFFF" w:color="auto" w:val="clear"/>
+                  <w:tcMar>
+                    <w:top w:type="dxa" w:w="80"/>
+                    <w:left w:type="dxa" w:w="120"/>
+                    <w:bottom w:type="dxa" w:w="80"/>
+                    <w:right w:type="dxa" w:w="120"/>
+                  </w:tcMar>
+                  <w:vAlign w:val="center"/>
+                </w:tcPr>
+                <w:p>
+                  <w:pPr>
+                    <w:spacing w:after="0" w:before="0"/>
+                  </w:pPr>
+                  <w:r>
+                    <w:rPr>
+                      <w:rFonts w:ascii="Arial" w:cs="Arial" w:eastAsia="Arial" w:hAnsi="Arial"/>
+                      <w:b w:val="false"/>
+                      <w:bCs w:val="false"/>
+                      <w:sz w:val="21"/>
+                      <w:szCs w:val="21"/>
+                    </w:rPr>
+                    <w:t xml:space="preserve"/>
+                  </w:r>
+                </w:p>
+              </w:tc>
+            </w:tr>
+            <w:tr>
+              <w:trPr>
+                <w:cantSplit/>
+                <w:trHeight w:val="360" w:hRule="atLeast"/>
+              </w:trPr>
+              <w:tc>
+                <w:tcPr>
+                  <w:tcW w:type="dxa" w:w="2506"/>
+                  <w:tcBorders>
+                    <w:top w:val="single" w:color="B7C2D1" w:sz="4"/>
+                    <w:left w:val="single" w:color="B7C2D1" w:sz="4"/>
+                    <w:bottom w:val="single" w:color="B7C2D1" w:sz="4"/>
+                    <w:right w:val="single" w:color="B7C2D1" w:sz="4"/>
+                  </w:tcBorders>
+                  <w:shd w:fill="FFFFFF" w:color="auto" w:val="clear"/>
+                  <w:tcMar>
+                    <w:top w:type="dxa" w:w="80"/>
+                    <w:left w:type="dxa" w:w="120"/>
+                    <w:bottom w:type="dxa" w:w="80"/>
+                    <w:right w:type="dxa" w:w="120"/>
+                  </w:tcMar>
+                  <w:vAlign w:val="center"/>
+                </w:tcPr>
+                <w:p>
+                  <w:pPr>
+                    <w:spacing w:after="0" w:before="0"/>
+                  </w:pPr>
+                  <w:r>
+                    <w:rPr>
+                      <w:rFonts w:ascii="Arial" w:cs="Arial" w:eastAsia="Arial" w:hAnsi="Arial"/>
+                      <w:sz w:val="21"/>
+                      <w:szCs w:val="21"/>
+                    </w:rPr>
+                    <w:t xml:space="preserve">Ask the user for a whole number. Check whether every character typed is a digit. Display the line number: [the number] when they all are. Otherwise display not a number.</w:t>
+                  </w:r>
+                </w:p>
+              </w:tc>
+              <w:tc>
+                <w:tcPr>
+                  <w:tcW w:type="dxa" w:w="2506"/>
+                  <w:tcBorders>
+                    <w:top w:val="single" w:color="B7C2D1" w:sz="4"/>
+                    <w:left w:val="single" w:color="B7C2D1" w:sz="4"/>
+                    <w:bottom w:val="single" w:color="B7C2D1" w:sz="4"/>
+                    <w:right w:val="single" w:color="B7C2D1" w:sz="4"/>
+                  </w:tcBorders>
+                  <w:shd w:fill="FFFFFF" w:color="auto" w:val="clear"/>
+                  <w:tcMar>
+                    <w:top w:type="dxa" w:w="80"/>
+                    <w:left w:type="dxa" w:w="120"/>
+                    <w:bottom w:type="dxa" w:w="80"/>
+                    <w:right w:type="dxa" w:w="120"/>
+                  </w:tcMar>
+                  <w:vAlign w:val="center"/>
+                </w:tcPr>
+                <w:p>
+                  <w:pPr>
+                    <w:spacing w:after="0" w:before="0"/>
+                  </w:pPr>
+                  <w:r>
+                    <w:rPr>
+                      <w:rFonts w:ascii="Arial" w:cs="Arial" w:eastAsia="Arial" w:hAnsi="Arial"/>
+                      <w:b w:val="false"/>
+                      <w:bCs w:val="false"/>
+                      <w:sz w:val="21"/>
+                      <w:szCs w:val="21"/>
+                    </w:rPr>
+                    <w:t xml:space="preserve">Write it</w:t>
+                  </w:r>
+                </w:p>
+              </w:tc>
+              <w:tc>
+                <w:tcPr>
+                  <w:tcW w:type="dxa" w:w="2506"/>
                   <w:tcBorders>
                     <w:top w:val="single" w:color="B7C2D1" w:sz="4"/>
                     <w:left w:val="single" w:color="B7C2D1" w:sz="4"/>
@@ -1916,7 +2659,287 @@
               </w:tc>
               <w:tc>
                 <w:tcPr>
-                  <w:tcW w:type="dxa" w:w="3342"/>
+                  <w:tcW w:type="dxa" w:w="2506"/>
+                  <w:tcBorders>
+                    <w:top w:val="single" w:color="B7C2D1" w:sz="4"/>
+                    <w:left w:val="single" w:color="B7C2D1" w:sz="4"/>
+                    <w:bottom w:val="single" w:color="B7C2D1" w:sz="4"/>
+                    <w:right w:val="single" w:color="B7C2D1" w:sz="4"/>
+                  </w:tcBorders>
+                  <w:shd w:fill="FFFFFF" w:color="auto" w:val="clear"/>
+                  <w:tcMar>
+                    <w:top w:type="dxa" w:w="80"/>
+                    <w:left w:type="dxa" w:w="120"/>
+                    <w:bottom w:type="dxa" w:w="80"/>
+                    <w:right w:type="dxa" w:w="120"/>
+                  </w:tcMar>
+                  <w:vAlign w:val="center"/>
+                </w:tcPr>
+                <w:p>
+                  <w:pPr>
+                    <w:spacing w:after="0" w:before="0"/>
+                  </w:pPr>
+                  <w:r>
+                    <w:rPr>
+                      <w:rFonts w:ascii="Arial" w:cs="Arial" w:eastAsia="Arial" w:hAnsi="Arial"/>
+                      <w:b w:val="false"/>
+                      <w:bCs w:val="false"/>
+                      <w:sz w:val="21"/>
+                      <w:szCs w:val="21"/>
+                    </w:rPr>
+                    <w:t xml:space="preserve"/>
+                  </w:r>
+                </w:p>
+              </w:tc>
+            </w:tr>
+            <w:tr>
+              <w:trPr>
+                <w:cantSplit/>
+                <w:trHeight w:val="360" w:hRule="atLeast"/>
+              </w:trPr>
+              <w:tc>
+                <w:tcPr>
+                  <w:tcW w:type="dxa" w:w="2506"/>
+                  <w:tcBorders>
+                    <w:top w:val="single" w:color="B7C2D1" w:sz="4"/>
+                    <w:left w:val="single" w:color="B7C2D1" w:sz="4"/>
+                    <w:bottom w:val="single" w:color="B7C2D1" w:sz="4"/>
+                    <w:right w:val="single" w:color="B7C2D1" w:sz="4"/>
+                  </w:tcBorders>
+                  <w:shd w:fill="FFFFFF" w:color="auto" w:val="clear"/>
+                  <w:tcMar>
+                    <w:top w:type="dxa" w:w="80"/>
+                    <w:left w:type="dxa" w:w="120"/>
+                    <w:bottom w:type="dxa" w:w="80"/>
+                    <w:right w:type="dxa" w:w="120"/>
+                  </w:tcMar>
+                  <w:vAlign w:val="center"/>
+                </w:tcPr>
+                <w:p>
+                  <w:pPr>
+                    <w:spacing w:after="0" w:before="0"/>
+                  </w:pPr>
+                  <w:r>
+                    <w:rPr>
+                      <w:rFonts w:ascii="Arial" w:cs="Arial" w:eastAsia="Arial" w:hAnsi="Arial"/>
+                      <w:sz w:val="21"/>
+                      <w:szCs w:val="21"/>
+                    </w:rPr>
+                    <w:t xml:space="preserve">This program should display the line number: [the number] when the line is all digits. It should display not a number for anything else. Find the mistake and put it right.</w:t>
+                  </w:r>
+                </w:p>
+              </w:tc>
+              <w:tc>
+                <w:tcPr>
+                  <w:tcW w:type="dxa" w:w="2506"/>
+                  <w:tcBorders>
+                    <w:top w:val="single" w:color="B7C2D1" w:sz="4"/>
+                    <w:left w:val="single" w:color="B7C2D1" w:sz="4"/>
+                    <w:bottom w:val="single" w:color="B7C2D1" w:sz="4"/>
+                    <w:right w:val="single" w:color="B7C2D1" w:sz="4"/>
+                  </w:tcBorders>
+                  <w:shd w:fill="FFFFFF" w:color="auto" w:val="clear"/>
+                  <w:tcMar>
+                    <w:top w:type="dxa" w:w="80"/>
+                    <w:left w:type="dxa" w:w="120"/>
+                    <w:bottom w:type="dxa" w:w="80"/>
+                    <w:right w:type="dxa" w:w="120"/>
+                  </w:tcMar>
+                  <w:vAlign w:val="center"/>
+                </w:tcPr>
+                <w:p>
+                  <w:pPr>
+                    <w:spacing w:after="0" w:before="0"/>
+                  </w:pPr>
+                  <w:r>
+                    <w:rPr>
+                      <w:rFonts w:ascii="Arial" w:cs="Arial" w:eastAsia="Arial" w:hAnsi="Arial"/>
+                      <w:b w:val="false"/>
+                      <w:bCs w:val="false"/>
+                      <w:sz w:val="21"/>
+                      <w:szCs w:val="21"/>
+                    </w:rPr>
+                    <w:t xml:space="preserve">Fix it</w:t>
+                  </w:r>
+                </w:p>
+              </w:tc>
+              <w:tc>
+                <w:tcPr>
+                  <w:tcW w:type="dxa" w:w="2506"/>
+                  <w:tcBorders>
+                    <w:top w:val="single" w:color="B7C2D1" w:sz="4"/>
+                    <w:left w:val="single" w:color="B7C2D1" w:sz="4"/>
+                    <w:bottom w:val="single" w:color="B7C2D1" w:sz="4"/>
+                    <w:right w:val="single" w:color="B7C2D1" w:sz="4"/>
+                  </w:tcBorders>
+                  <w:shd w:fill="FFFFFF" w:color="auto" w:val="clear"/>
+                  <w:tcMar>
+                    <w:top w:type="dxa" w:w="80"/>
+                    <w:left w:type="dxa" w:w="120"/>
+                    <w:bottom w:type="dxa" w:w="80"/>
+                    <w:right w:type="dxa" w:w="120"/>
+                  </w:tcMar>
+                  <w:vAlign w:val="center"/>
+                </w:tcPr>
+                <w:p>
+                  <w:pPr>
+                    <w:spacing w:after="0" w:before="0"/>
+                  </w:pPr>
+                  <w:r>
+                    <w:rPr>
+                      <w:rFonts w:ascii="Arial" w:cs="Arial" w:eastAsia="Arial" w:hAnsi="Arial"/>
+                      <w:b w:val="false"/>
+                      <w:bCs w:val="false"/>
+                      <w:sz w:val="21"/>
+                      <w:szCs w:val="21"/>
+                    </w:rPr>
+                    <w:t xml:space="preserve">2</w:t>
+                  </w:r>
+                </w:p>
+              </w:tc>
+              <w:tc>
+                <w:tcPr>
+                  <w:tcW w:type="dxa" w:w="2506"/>
+                  <w:tcBorders>
+                    <w:top w:val="single" w:color="B7C2D1" w:sz="4"/>
+                    <w:left w:val="single" w:color="B7C2D1" w:sz="4"/>
+                    <w:bottom w:val="single" w:color="B7C2D1" w:sz="4"/>
+                    <w:right w:val="single" w:color="B7C2D1" w:sz="4"/>
+                  </w:tcBorders>
+                  <w:shd w:fill="FFFFFF" w:color="auto" w:val="clear"/>
+                  <w:tcMar>
+                    <w:top w:type="dxa" w:w="80"/>
+                    <w:left w:type="dxa" w:w="120"/>
+                    <w:bottom w:type="dxa" w:w="80"/>
+                    <w:right w:type="dxa" w:w="120"/>
+                  </w:tcMar>
+                  <w:vAlign w:val="center"/>
+                </w:tcPr>
+                <w:p>
+                  <w:pPr>
+                    <w:spacing w:after="0" w:before="0"/>
+                  </w:pPr>
+                  <w:r>
+                    <w:rPr>
+                      <w:rFonts w:ascii="Arial" w:cs="Arial" w:eastAsia="Arial" w:hAnsi="Arial"/>
+                      <w:b w:val="false"/>
+                      <w:bCs w:val="false"/>
+                      <w:sz w:val="21"/>
+                      <w:szCs w:val="21"/>
+                    </w:rPr>
+                    <w:t xml:space="preserve"/>
+                  </w:r>
+                </w:p>
+              </w:tc>
+            </w:tr>
+            <w:tr>
+              <w:trPr>
+                <w:cantSplit/>
+                <w:trHeight w:val="360" w:hRule="atLeast"/>
+              </w:trPr>
+              <w:tc>
+                <w:tcPr>
+                  <w:tcW w:type="dxa" w:w="2506"/>
+                  <w:tcBorders>
+                    <w:top w:val="single" w:color="B7C2D1" w:sz="4"/>
+                    <w:left w:val="single" w:color="B7C2D1" w:sz="4"/>
+                    <w:bottom w:val="single" w:color="B7C2D1" w:sz="4"/>
+                    <w:right w:val="single" w:color="B7C2D1" w:sz="4"/>
+                  </w:tcBorders>
+                  <w:shd w:fill="FFFFFF" w:color="auto" w:val="clear"/>
+                  <w:tcMar>
+                    <w:top w:type="dxa" w:w="80"/>
+                    <w:left w:type="dxa" w:w="120"/>
+                    <w:bottom w:type="dxa" w:w="80"/>
+                    <w:right w:type="dxa" w:w="120"/>
+                  </w:tcMar>
+                  <w:vAlign w:val="center"/>
+                </w:tcPr>
+                <w:p>
+                  <w:pPr>
+                    <w:spacing w:after="0" w:before="0"/>
+                  </w:pPr>
+                  <w:r>
+                    <w:rPr>
+                      <w:rFonts w:ascii="Arial" w:cs="Arial" w:eastAsia="Arial" w:hAnsi="Arial"/>
+                      <w:sz w:val="21"/>
+                      <w:szCs w:val="21"/>
+                    </w:rPr>
+                    <w:t xml:space="preserve">Ask the user for a colour. Check it against red, green and blue, which are written into the program. Display known when it is one of those three. Otherwise display unknown.</w:t>
+                  </w:r>
+                </w:p>
+              </w:tc>
+              <w:tc>
+                <w:tcPr>
+                  <w:tcW w:type="dxa" w:w="2506"/>
+                  <w:tcBorders>
+                    <w:top w:val="single" w:color="B7C2D1" w:sz="4"/>
+                    <w:left w:val="single" w:color="B7C2D1" w:sz="4"/>
+                    <w:bottom w:val="single" w:color="B7C2D1" w:sz="4"/>
+                    <w:right w:val="single" w:color="B7C2D1" w:sz="4"/>
+                  </w:tcBorders>
+                  <w:shd w:fill="FFFFFF" w:color="auto" w:val="clear"/>
+                  <w:tcMar>
+                    <w:top w:type="dxa" w:w="80"/>
+                    <w:left w:type="dxa" w:w="120"/>
+                    <w:bottom w:type="dxa" w:w="80"/>
+                    <w:right w:type="dxa" w:w="120"/>
+                  </w:tcMar>
+                  <w:vAlign w:val="center"/>
+                </w:tcPr>
+                <w:p>
+                  <w:pPr>
+                    <w:spacing w:after="0" w:before="0"/>
+                  </w:pPr>
+                  <w:r>
+                    <w:rPr>
+                      <w:rFonts w:ascii="Arial" w:cs="Arial" w:eastAsia="Arial" w:hAnsi="Arial"/>
+                      <w:b w:val="false"/>
+                      <w:bCs w:val="false"/>
+                      <w:sz w:val="21"/>
+                      <w:szCs w:val="21"/>
+                    </w:rPr>
+                    <w:t xml:space="preserve">Challenge (optional)</w:t>
+                  </w:r>
+                </w:p>
+              </w:tc>
+              <w:tc>
+                <w:tcPr>
+                  <w:tcW w:type="dxa" w:w="2506"/>
+                  <w:tcBorders>
+                    <w:top w:val="single" w:color="B7C2D1" w:sz="4"/>
+                    <w:left w:val="single" w:color="B7C2D1" w:sz="4"/>
+                    <w:bottom w:val="single" w:color="B7C2D1" w:sz="4"/>
+                    <w:right w:val="single" w:color="B7C2D1" w:sz="4"/>
+                  </w:tcBorders>
+                  <w:shd w:fill="FFFFFF" w:color="auto" w:val="clear"/>
+                  <w:tcMar>
+                    <w:top w:type="dxa" w:w="80"/>
+                    <w:left w:type="dxa" w:w="120"/>
+                    <w:bottom w:type="dxa" w:w="80"/>
+                    <w:right w:type="dxa" w:w="120"/>
+                  </w:tcMar>
+                  <w:vAlign w:val="center"/>
+                </w:tcPr>
+                <w:p>
+                  <w:pPr>
+                    <w:spacing w:after="0" w:before="0"/>
+                  </w:pPr>
+                  <w:r>
+                    <w:rPr>
+                      <w:rFonts w:ascii="Arial" w:cs="Arial" w:eastAsia="Arial" w:hAnsi="Arial"/>
+                      <w:b w:val="false"/>
+                      <w:bCs w:val="false"/>
+                      <w:sz w:val="21"/>
+                      <w:szCs w:val="21"/>
+                    </w:rPr>
+                    <w:t xml:space="preserve">3</w:t>
+                  </w:r>
+                </w:p>
+              </w:tc>
+              <w:tc>
+                <w:tcPr>
+                  <w:tcW w:type="dxa" w:w="2506"/>
                   <w:tcBorders>
                     <w:top w:val="single" w:color="B7C2D1" w:sz="4"/>
                     <w:left w:val="single" w:color="B7C2D1" w:sz="4"/>
@@ -1963,7 +2986,7 @@
                 <w:sz w:val="21"/>
                 <w:szCs w:val="21"/>
               </w:rPr>
-              <w:t xml:space="preserve">Plan the one you found hardest: inputs, what happens to them, what is printed.</w:t>
+              <w:t xml:space="preserve">Plan the one you found hardest: what is typed in, what happens to it, what is displayed.</w:t>
             </w:r>
           </w:p>
           <w:tbl>
@@ -2389,12 +3412,12 @@
                 <w:sz w:val="21"/>
                 <w:szCs w:val="21"/>
               </w:rPr>
-              <w:t xml:space="preserve">Tick each one off as its tests pass in the editor</w:t>
+              <w:t xml:space="preserve">Tick each one off as you finish it in the editor</w:t>
             </w:r>
           </w:p>
           <w:tbl>
             <w:tblPr>
-              <w:tblW w:type="dxa" w:w="10026"/>
+              <w:tblW w:type="dxa" w:w="10024"/>
               <w:tblBorders>
                 <w:top w:val="single" w:color="auto" w:sz="4"/>
                 <w:left w:val="single" w:color="auto" w:sz="4"/>
@@ -2405,9 +3428,10 @@
               </w:tblBorders>
             </w:tblPr>
             <w:tblGrid>
-              <w:gridCol w:w="3342"/>
-              <w:gridCol w:w="3342"/>
-              <w:gridCol w:w="3342"/>
+              <w:gridCol w:w="2506"/>
+              <w:gridCol w:w="2506"/>
+              <w:gridCol w:w="2506"/>
+              <w:gridCol w:w="2506"/>
             </w:tblGrid>
             <w:tr>
               <w:trPr>
@@ -2416,7 +3440,7 @@
               </w:trPr>
               <w:tc>
                 <w:tcPr>
-                  <w:tcW w:type="dxa" w:w="3342"/>
+                  <w:tcW w:type="dxa" w:w="2506"/>
                   <w:tcBorders>
                     <w:top w:val="single" w:color="B7C2D1" w:sz="4"/>
                     <w:left w:val="single" w:color="B7C2D1" w:sz="4"/>
@@ -2444,13 +3468,13 @@
                       <w:sz w:val="20"/>
                       <w:szCs w:val="20"/>
                     </w:rPr>
-                    <w:t xml:space="preserve">Program</w:t>
-                  </w:r>
-                </w:p>
-              </w:tc>
-              <w:tc>
-                <w:tcPr>
-                  <w:tcW w:type="dxa" w:w="3342"/>
+                    <w:t xml:space="preserve">Activity</w:t>
+                  </w:r>
+                </w:p>
+              </w:tc>
+              <w:tc>
+                <w:tcPr>
+                  <w:tcW w:type="dxa" w:w="2506"/>
                   <w:tcBorders>
                     <w:top w:val="single" w:color="B7C2D1" w:sz="4"/>
                     <w:left w:val="single" w:color="B7C2D1" w:sz="4"/>
@@ -2478,13 +3502,47 @@
                       <w:sz w:val="20"/>
                       <w:szCs w:val="20"/>
                     </w:rPr>
+                    <w:t xml:space="preserve">What to do</w:t>
+                  </w:r>
+                </w:p>
+              </w:tc>
+              <w:tc>
+                <w:tcPr>
+                  <w:tcW w:type="dxa" w:w="2506"/>
+                  <w:tcBorders>
+                    <w:top w:val="single" w:color="B7C2D1" w:sz="4"/>
+                    <w:left w:val="single" w:color="B7C2D1" w:sz="4"/>
+                    <w:bottom w:val="single" w:color="B7C2D1" w:sz="4"/>
+                    <w:right w:val="single" w:color="B7C2D1" w:sz="4"/>
+                  </w:tcBorders>
+                  <w:shd w:fill="E6ECF5" w:color="auto" w:val="clear"/>
+                  <w:tcMar>
+                    <w:top w:type="dxa" w:w="80"/>
+                    <w:left w:type="dxa" w:w="120"/>
+                    <w:bottom w:type="dxa" w:w="80"/>
+                    <w:right w:type="dxa" w:w="120"/>
+                  </w:tcMar>
+                  <w:vAlign w:val="center"/>
+                </w:tcPr>
+                <w:p>
+                  <w:pPr>
+                    <w:spacing w:after="0" w:before="0"/>
+                  </w:pPr>
+                  <w:r>
+                    <w:rPr>
+                      <w:rFonts w:ascii="Arial" w:cs="Arial" w:eastAsia="Arial" w:hAnsi="Arial"/>
+                      <w:b/>
+                      <w:bCs/>
+                      <w:sz w:val="20"/>
+                      <w:szCs w:val="20"/>
+                    </w:rPr>
                     <w:t xml:space="preserve">Marks</w:t>
                   </w:r>
                 </w:p>
               </w:tc>
               <w:tc>
                 <w:tcPr>
-                  <w:tcW w:type="dxa" w:w="3342"/>
+                  <w:tcW w:type="dxa" w:w="2506"/>
                   <w:tcBorders>
                     <w:top w:val="single" w:color="B7C2D1" w:sz="4"/>
                     <w:left w:val="single" w:color="B7C2D1" w:sz="4"/>
@@ -2524,73 +3582,107 @@
               </w:trPr>
               <w:tc>
                 <w:tcPr>
-                  <w:tcW w:type="dxa" w:w="3342"/>
-                  <w:tcBorders>
-                    <w:top w:val="single" w:color="B7C2D1" w:sz="4"/>
-                    <w:left w:val="single" w:color="B7C2D1" w:sz="4"/>
-                    <w:bottom w:val="single" w:color="B7C2D1" w:sz="4"/>
-                    <w:right w:val="single" w:color="B7C2D1" w:sz="4"/>
-                  </w:tcBorders>
-                  <w:shd w:fill="FFFFFF" w:color="auto" w:val="clear"/>
-                  <w:tcMar>
-                    <w:top w:type="dxa" w:w="80"/>
-                    <w:left w:type="dxa" w:w="120"/>
-                    <w:bottom w:type="dxa" w:w="80"/>
-                    <w:right w:type="dxa" w:w="120"/>
-                  </w:tcMar>
-                  <w:vAlign w:val="center"/>
-                </w:tcPr>
-                <w:p>
-                  <w:pPr>
-                    <w:spacing w:after="0" w:before="0"/>
-                  </w:pPr>
-                  <w:r>
-                    <w:rPr>
-                      <w:rFonts w:ascii="Arial" w:cs="Arial" w:eastAsia="Arial" w:hAnsi="Arial"/>
-                      <w:sz w:val="21"/>
-                      <w:szCs w:val="21"/>
-                    </w:rPr>
-                    <w:t xml:space="preserve">Ask the user for a whole number. Display valid when it is from 1 to 10 inclusive. Display too low instead when it is below 1. Display too high instead when it is above 10.</w:t>
-                  </w:r>
-                </w:p>
-              </w:tc>
-              <w:tc>
-                <w:tcPr>
-                  <w:tcW w:type="dxa" w:w="3342"/>
-                  <w:tcBorders>
-                    <w:top w:val="single" w:color="B7C2D1" w:sz="4"/>
-                    <w:left w:val="single" w:color="B7C2D1" w:sz="4"/>
-                    <w:bottom w:val="single" w:color="B7C2D1" w:sz="4"/>
-                    <w:right w:val="single" w:color="B7C2D1" w:sz="4"/>
-                  </w:tcBorders>
-                  <w:shd w:fill="FFFFFF" w:color="auto" w:val="clear"/>
-                  <w:tcMar>
-                    <w:top w:type="dxa" w:w="80"/>
-                    <w:left w:type="dxa" w:w="120"/>
-                    <w:bottom w:type="dxa" w:w="80"/>
-                    <w:right w:type="dxa" w:w="120"/>
-                  </w:tcMar>
-                  <w:vAlign w:val="center"/>
-                </w:tcPr>
-                <w:p>
-                  <w:pPr>
-                    <w:spacing w:after="0" w:before="0"/>
-                  </w:pPr>
-                  <w:r>
-                    <w:rPr>
-                      <w:rFonts w:ascii="Arial" w:cs="Arial" w:eastAsia="Arial" w:hAnsi="Arial"/>
-                      <w:b w:val="false"/>
-                      <w:bCs w:val="false"/>
-                      <w:sz w:val="21"/>
-                      <w:szCs w:val="21"/>
-                    </w:rPr>
-                    <w:t xml:space="preserve">3</w:t>
-                  </w:r>
-                </w:p>
-              </w:tc>
-              <w:tc>
-                <w:tcPr>
-                  <w:tcW w:type="dxa" w:w="3342"/>
+                  <w:tcW w:type="dxa" w:w="2506"/>
+                  <w:tcBorders>
+                    <w:top w:val="single" w:color="B7C2D1" w:sz="4"/>
+                    <w:left w:val="single" w:color="B7C2D1" w:sz="4"/>
+                    <w:bottom w:val="single" w:color="B7C2D1" w:sz="4"/>
+                    <w:right w:val="single" w:color="B7C2D1" w:sz="4"/>
+                  </w:tcBorders>
+                  <w:shd w:fill="FFFFFF" w:color="auto" w:val="clear"/>
+                  <w:tcMar>
+                    <w:top w:type="dxa" w:w="80"/>
+                    <w:left w:type="dxa" w:w="120"/>
+                    <w:bottom w:type="dxa" w:w="80"/>
+                    <w:right w:type="dxa" w:w="120"/>
+                  </w:tcMar>
+                  <w:vAlign w:val="center"/>
+                </w:tcPr>
+                <w:p>
+                  <w:pPr>
+                    <w:spacing w:after="0" w:before="0"/>
+                  </w:pPr>
+                  <w:r>
+                    <w:rPr>
+                      <w:rFonts w:ascii="Arial" w:cs="Arial" w:eastAsia="Arial" w:hAnsi="Arial"/>
+                      <w:sz w:val="21"/>
+                      <w:szCs w:val="21"/>
+                    </w:rPr>
+                    <w:t xml:space="preserve">Press Run. Type 10 when the program waits. 10 is the highest score allowed.</w:t>
+                  </w:r>
+                </w:p>
+              </w:tc>
+              <w:tc>
+                <w:tcPr>
+                  <w:tcW w:type="dxa" w:w="2506"/>
+                  <w:tcBorders>
+                    <w:top w:val="single" w:color="B7C2D1" w:sz="4"/>
+                    <w:left w:val="single" w:color="B7C2D1" w:sz="4"/>
+                    <w:bottom w:val="single" w:color="B7C2D1" w:sz="4"/>
+                    <w:right w:val="single" w:color="B7C2D1" w:sz="4"/>
+                  </w:tcBorders>
+                  <w:shd w:fill="FFFFFF" w:color="auto" w:val="clear"/>
+                  <w:tcMar>
+                    <w:top w:type="dxa" w:w="80"/>
+                    <w:left w:type="dxa" w:w="120"/>
+                    <w:bottom w:type="dxa" w:w="80"/>
+                    <w:right w:type="dxa" w:w="120"/>
+                  </w:tcMar>
+                  <w:vAlign w:val="center"/>
+                </w:tcPr>
+                <w:p>
+                  <w:pPr>
+                    <w:spacing w:after="0" w:before="0"/>
+                  </w:pPr>
+                  <w:r>
+                    <w:rPr>
+                      <w:rFonts w:ascii="Arial" w:cs="Arial" w:eastAsia="Arial" w:hAnsi="Arial"/>
+                      <w:b w:val="false"/>
+                      <w:bCs w:val="false"/>
+                      <w:sz w:val="21"/>
+                      <w:szCs w:val="21"/>
+                    </w:rPr>
+                    <w:t xml:space="preserve">Run it</w:t>
+                  </w:r>
+                </w:p>
+              </w:tc>
+              <w:tc>
+                <w:tcPr>
+                  <w:tcW w:type="dxa" w:w="2506"/>
+                  <w:tcBorders>
+                    <w:top w:val="single" w:color="B7C2D1" w:sz="4"/>
+                    <w:left w:val="single" w:color="B7C2D1" w:sz="4"/>
+                    <w:bottom w:val="single" w:color="B7C2D1" w:sz="4"/>
+                    <w:right w:val="single" w:color="B7C2D1" w:sz="4"/>
+                  </w:tcBorders>
+                  <w:shd w:fill="FFFFFF" w:color="auto" w:val="clear"/>
+                  <w:tcMar>
+                    <w:top w:type="dxa" w:w="80"/>
+                    <w:left w:type="dxa" w:w="120"/>
+                    <w:bottom w:type="dxa" w:w="80"/>
+                    <w:right w:type="dxa" w:w="120"/>
+                  </w:tcMar>
+                  <w:vAlign w:val="center"/>
+                </w:tcPr>
+                <w:p>
+                  <w:pPr>
+                    <w:spacing w:after="0" w:before="0"/>
+                  </w:pPr>
+                  <w:r>
+                    <w:rPr>
+                      <w:rFonts w:ascii="Arial" w:cs="Arial" w:eastAsia="Arial" w:hAnsi="Arial"/>
+                      <w:b w:val="false"/>
+                      <w:bCs w:val="false"/>
+                      <w:sz w:val="21"/>
+                      <w:szCs w:val="21"/>
+                    </w:rPr>
+                    <w:t xml:space="preserve">1</w:t>
+                  </w:r>
+                </w:p>
+              </w:tc>
+              <w:tc>
+                <w:tcPr>
+                  <w:tcW w:type="dxa" w:w="2506"/>
                   <w:tcBorders>
                     <w:top w:val="single" w:color="B7C2D1" w:sz="4"/>
                     <w:left w:val="single" w:color="B7C2D1" w:sz="4"/>
@@ -2630,73 +3722,807 @@
               </w:trPr>
               <w:tc>
                 <w:tcPr>
-                  <w:tcW w:type="dxa" w:w="3342"/>
-                  <w:tcBorders>
-                    <w:top w:val="single" w:color="B7C2D1" w:sz="4"/>
-                    <w:left w:val="single" w:color="B7C2D1" w:sz="4"/>
-                    <w:bottom w:val="single" w:color="B7C2D1" w:sz="4"/>
-                    <w:right w:val="single" w:color="B7C2D1" w:sz="4"/>
-                  </w:tcBorders>
-                  <w:shd w:fill="FFFFFF" w:color="auto" w:val="clear"/>
-                  <w:tcMar>
-                    <w:top w:type="dxa" w:w="80"/>
-                    <w:left w:type="dxa" w:w="120"/>
-                    <w:bottom w:type="dxa" w:w="80"/>
-                    <w:right w:type="dxa" w:w="120"/>
-                  </w:tcMar>
-                  <w:vAlign w:val="center"/>
-                </w:tcPr>
-                <w:p>
-                  <w:pPr>
-                    <w:spacing w:after="0" w:before="0"/>
-                  </w:pPr>
-                  <w:r>
-                    <w:rPr>
-                      <w:rFonts w:ascii="Arial" w:cs="Arial" w:eastAsia="Arial" w:hAnsi="Arial"/>
-                      <w:sz w:val="21"/>
-                      <w:szCs w:val="21"/>
-                    </w:rPr>
-                    <w:t xml:space="preserve">Ask the user for a whole number. Display not a number when what was typed is not a whole number. Display ok when it is from -5 to 35 inclusive. Display out of range when it is outside that range.</w:t>
-                  </w:r>
-                </w:p>
-              </w:tc>
-              <w:tc>
-                <w:tcPr>
-                  <w:tcW w:type="dxa" w:w="3342"/>
-                  <w:tcBorders>
-                    <w:top w:val="single" w:color="B7C2D1" w:sz="4"/>
-                    <w:left w:val="single" w:color="B7C2D1" w:sz="4"/>
-                    <w:bottom w:val="single" w:color="B7C2D1" w:sz="4"/>
-                    <w:right w:val="single" w:color="B7C2D1" w:sz="4"/>
-                  </w:tcBorders>
-                  <w:shd w:fill="FFFFFF" w:color="auto" w:val="clear"/>
-                  <w:tcMar>
-                    <w:top w:type="dxa" w:w="80"/>
-                    <w:left w:type="dxa" w:w="120"/>
-                    <w:bottom w:type="dxa" w:w="80"/>
-                    <w:right w:type="dxa" w:w="120"/>
-                  </w:tcMar>
-                  <w:vAlign w:val="center"/>
-                </w:tcPr>
-                <w:p>
-                  <w:pPr>
-                    <w:spacing w:after="0" w:before="0"/>
-                  </w:pPr>
-                  <w:r>
-                    <w:rPr>
-                      <w:rFonts w:ascii="Arial" w:cs="Arial" w:eastAsia="Arial" w:hAnsi="Arial"/>
-                      <w:b w:val="false"/>
-                      <w:bCs w:val="false"/>
-                      <w:sz w:val="21"/>
-                      <w:szCs w:val="21"/>
-                    </w:rPr>
-                    <w:t xml:space="preserve">4</w:t>
-                  </w:r>
-                </w:p>
-              </w:tc>
-              <w:tc>
-                <w:tcPr>
-                  <w:tcW w:type="dxa" w:w="3342"/>
+                  <w:tcW w:type="dxa" w:w="2506"/>
+                  <w:tcBorders>
+                    <w:top w:val="single" w:color="B7C2D1" w:sz="4"/>
+                    <w:left w:val="single" w:color="B7C2D1" w:sz="4"/>
+                    <w:bottom w:val="single" w:color="B7C2D1" w:sz="4"/>
+                    <w:right w:val="single" w:color="B7C2D1" w:sz="4"/>
+                  </w:tcBorders>
+                  <w:shd w:fill="FFFFFF" w:color="auto" w:val="clear"/>
+                  <w:tcMar>
+                    <w:top w:type="dxa" w:w="80"/>
+                    <w:left w:type="dxa" w:w="120"/>
+                    <w:bottom w:type="dxa" w:w="80"/>
+                    <w:right w:type="dxa" w:w="120"/>
+                  </w:tcMar>
+                  <w:vAlign w:val="center"/>
+                </w:tcPr>
+                <w:p>
+                  <w:pPr>
+                    <w:spacing w:after="0" w:before="0"/>
+                  </w:pPr>
+                  <w:r>
+                    <w:rPr>
+                      <w:rFonts w:ascii="Arial" w:cs="Arial" w:eastAsia="Arial" w:hAnsi="Arial"/>
+                      <w:sz w:val="21"/>
+                      <w:szCs w:val="21"/>
+                    </w:rPr>
+                    <w:t xml:space="preserve">What will this program display?</w:t>
+                  </w:r>
+                </w:p>
+              </w:tc>
+              <w:tc>
+                <w:tcPr>
+                  <w:tcW w:type="dxa" w:w="2506"/>
+                  <w:tcBorders>
+                    <w:top w:val="single" w:color="B7C2D1" w:sz="4"/>
+                    <w:left w:val="single" w:color="B7C2D1" w:sz="4"/>
+                    <w:bottom w:val="single" w:color="B7C2D1" w:sz="4"/>
+                    <w:right w:val="single" w:color="B7C2D1" w:sz="4"/>
+                  </w:tcBorders>
+                  <w:shd w:fill="FFFFFF" w:color="auto" w:val="clear"/>
+                  <w:tcMar>
+                    <w:top w:type="dxa" w:w="80"/>
+                    <w:left w:type="dxa" w:w="120"/>
+                    <w:bottom w:type="dxa" w:w="80"/>
+                    <w:right w:type="dxa" w:w="120"/>
+                  </w:tcMar>
+                  <w:vAlign w:val="center"/>
+                </w:tcPr>
+                <w:p>
+                  <w:pPr>
+                    <w:spacing w:after="0" w:before="0"/>
+                  </w:pPr>
+                  <w:r>
+                    <w:rPr>
+                      <w:rFonts w:ascii="Arial" w:cs="Arial" w:eastAsia="Arial" w:hAnsi="Arial"/>
+                      <w:b w:val="false"/>
+                      <w:bCs w:val="false"/>
+                      <w:sz w:val="21"/>
+                      <w:szCs w:val="21"/>
+                    </w:rPr>
+                    <w:t xml:space="preserve">Predict</w:t>
+                  </w:r>
+                </w:p>
+              </w:tc>
+              <w:tc>
+                <w:tcPr>
+                  <w:tcW w:type="dxa" w:w="2506"/>
+                  <w:tcBorders>
+                    <w:top w:val="single" w:color="B7C2D1" w:sz="4"/>
+                    <w:left w:val="single" w:color="B7C2D1" w:sz="4"/>
+                    <w:bottom w:val="single" w:color="B7C2D1" w:sz="4"/>
+                    <w:right w:val="single" w:color="B7C2D1" w:sz="4"/>
+                  </w:tcBorders>
+                  <w:shd w:fill="FFFFFF" w:color="auto" w:val="clear"/>
+                  <w:tcMar>
+                    <w:top w:type="dxa" w:w="80"/>
+                    <w:left w:type="dxa" w:w="120"/>
+                    <w:bottom w:type="dxa" w:w="80"/>
+                    <w:right w:type="dxa" w:w="120"/>
+                  </w:tcMar>
+                  <w:vAlign w:val="center"/>
+                </w:tcPr>
+                <w:p>
+                  <w:pPr>
+                    <w:spacing w:after="0" w:before="0"/>
+                  </w:pPr>
+                  <w:r>
+                    <w:rPr>
+                      <w:rFonts w:ascii="Arial" w:cs="Arial" w:eastAsia="Arial" w:hAnsi="Arial"/>
+                      <w:b w:val="false"/>
+                      <w:bCs w:val="false"/>
+                      <w:sz w:val="21"/>
+                      <w:szCs w:val="21"/>
+                    </w:rPr>
+                    <w:t xml:space="preserve">1</w:t>
+                  </w:r>
+                </w:p>
+              </w:tc>
+              <w:tc>
+                <w:tcPr>
+                  <w:tcW w:type="dxa" w:w="2506"/>
+                  <w:tcBorders>
+                    <w:top w:val="single" w:color="B7C2D1" w:sz="4"/>
+                    <w:left w:val="single" w:color="B7C2D1" w:sz="4"/>
+                    <w:bottom w:val="single" w:color="B7C2D1" w:sz="4"/>
+                    <w:right w:val="single" w:color="B7C2D1" w:sz="4"/>
+                  </w:tcBorders>
+                  <w:shd w:fill="FFFFFF" w:color="auto" w:val="clear"/>
+                  <w:tcMar>
+                    <w:top w:type="dxa" w:w="80"/>
+                    <w:left w:type="dxa" w:w="120"/>
+                    <w:bottom w:type="dxa" w:w="80"/>
+                    <w:right w:type="dxa" w:w="120"/>
+                  </w:tcMar>
+                  <w:vAlign w:val="center"/>
+                </w:tcPr>
+                <w:p>
+                  <w:pPr>
+                    <w:spacing w:after="0" w:before="0"/>
+                  </w:pPr>
+                  <w:r>
+                    <w:rPr>
+                      <w:rFonts w:ascii="Arial" w:cs="Arial" w:eastAsia="Arial" w:hAnsi="Arial"/>
+                      <w:b w:val="false"/>
+                      <w:bCs w:val="false"/>
+                      <w:sz w:val="21"/>
+                      <w:szCs w:val="21"/>
+                    </w:rPr>
+                    <w:t xml:space="preserve"/>
+                  </w:r>
+                </w:p>
+              </w:tc>
+            </w:tr>
+            <w:tr>
+              <w:trPr>
+                <w:cantSplit/>
+                <w:trHeight w:val="360" w:hRule="atLeast"/>
+              </w:trPr>
+              <w:tc>
+                <w:tcPr>
+                  <w:tcW w:type="dxa" w:w="2506"/>
+                  <w:tcBorders>
+                    <w:top w:val="single" w:color="B7C2D1" w:sz="4"/>
+                    <w:left w:val="single" w:color="B7C2D1" w:sz="4"/>
+                    <w:bottom w:val="single" w:color="B7C2D1" w:sz="4"/>
+                    <w:right w:val="single" w:color="B7C2D1" w:sz="4"/>
+                  </w:tcBorders>
+                  <w:shd w:fill="FFFFFF" w:color="auto" w:val="clear"/>
+                  <w:tcMar>
+                    <w:top w:type="dxa" w:w="80"/>
+                    <w:left w:type="dxa" w:w="120"/>
+                    <w:bottom w:type="dxa" w:w="80"/>
+                    <w:right w:type="dxa" w:w="120"/>
+                  </w:tcMar>
+                  <w:vAlign w:val="center"/>
+                </w:tcPr>
+                <w:p>
+                  <w:pPr>
+                    <w:spacing w:after="0" w:before="0"/>
+                  </w:pPr>
+                  <w:r>
+                    <w:rPr>
+                      <w:rFonts w:ascii="Arial" w:cs="Arial" w:eastAsia="Arial" w:hAnsi="Arial"/>
+                      <w:sz w:val="21"/>
+                      <w:szCs w:val="21"/>
+                    </w:rPr>
+                    <w:t xml:space="preserve">Change the program so that 0 and 100 are both accepted.</w:t>
+                  </w:r>
+                </w:p>
+              </w:tc>
+              <w:tc>
+                <w:tcPr>
+                  <w:tcW w:type="dxa" w:w="2506"/>
+                  <w:tcBorders>
+                    <w:top w:val="single" w:color="B7C2D1" w:sz="4"/>
+                    <w:left w:val="single" w:color="B7C2D1" w:sz="4"/>
+                    <w:bottom w:val="single" w:color="B7C2D1" w:sz="4"/>
+                    <w:right w:val="single" w:color="B7C2D1" w:sz="4"/>
+                  </w:tcBorders>
+                  <w:shd w:fill="FFFFFF" w:color="auto" w:val="clear"/>
+                  <w:tcMar>
+                    <w:top w:type="dxa" w:w="80"/>
+                    <w:left w:type="dxa" w:w="120"/>
+                    <w:bottom w:type="dxa" w:w="80"/>
+                    <w:right w:type="dxa" w:w="120"/>
+                  </w:tcMar>
+                  <w:vAlign w:val="center"/>
+                </w:tcPr>
+                <w:p>
+                  <w:pPr>
+                    <w:spacing w:after="0" w:before="0"/>
+                  </w:pPr>
+                  <w:r>
+                    <w:rPr>
+                      <w:rFonts w:ascii="Arial" w:cs="Arial" w:eastAsia="Arial" w:hAnsi="Arial"/>
+                      <w:b w:val="false"/>
+                      <w:bCs w:val="false"/>
+                      <w:sz w:val="21"/>
+                      <w:szCs w:val="21"/>
+                    </w:rPr>
+                    <w:t xml:space="preserve">Change it</w:t>
+                  </w:r>
+                </w:p>
+              </w:tc>
+              <w:tc>
+                <w:tcPr>
+                  <w:tcW w:type="dxa" w:w="2506"/>
+                  <w:tcBorders>
+                    <w:top w:val="single" w:color="B7C2D1" w:sz="4"/>
+                    <w:left w:val="single" w:color="B7C2D1" w:sz="4"/>
+                    <w:bottom w:val="single" w:color="B7C2D1" w:sz="4"/>
+                    <w:right w:val="single" w:color="B7C2D1" w:sz="4"/>
+                  </w:tcBorders>
+                  <w:shd w:fill="FFFFFF" w:color="auto" w:val="clear"/>
+                  <w:tcMar>
+                    <w:top w:type="dxa" w:w="80"/>
+                    <w:left w:type="dxa" w:w="120"/>
+                    <w:bottom w:type="dxa" w:w="80"/>
+                    <w:right w:type="dxa" w:w="120"/>
+                  </w:tcMar>
+                  <w:vAlign w:val="center"/>
+                </w:tcPr>
+                <w:p>
+                  <w:pPr>
+                    <w:spacing w:after="0" w:before="0"/>
+                  </w:pPr>
+                  <w:r>
+                    <w:rPr>
+                      <w:rFonts w:ascii="Arial" w:cs="Arial" w:eastAsia="Arial" w:hAnsi="Arial"/>
+                      <w:b w:val="false"/>
+                      <w:bCs w:val="false"/>
+                      <w:sz w:val="21"/>
+                      <w:szCs w:val="21"/>
+                    </w:rPr>
+                    <w:t xml:space="preserve">1</w:t>
+                  </w:r>
+                </w:p>
+              </w:tc>
+              <w:tc>
+                <w:tcPr>
+                  <w:tcW w:type="dxa" w:w="2506"/>
+                  <w:tcBorders>
+                    <w:top w:val="single" w:color="B7C2D1" w:sz="4"/>
+                    <w:left w:val="single" w:color="B7C2D1" w:sz="4"/>
+                    <w:bottom w:val="single" w:color="B7C2D1" w:sz="4"/>
+                    <w:right w:val="single" w:color="B7C2D1" w:sz="4"/>
+                  </w:tcBorders>
+                  <w:shd w:fill="FFFFFF" w:color="auto" w:val="clear"/>
+                  <w:tcMar>
+                    <w:top w:type="dxa" w:w="80"/>
+                    <w:left w:type="dxa" w:w="120"/>
+                    <w:bottom w:type="dxa" w:w="80"/>
+                    <w:right w:type="dxa" w:w="120"/>
+                  </w:tcMar>
+                  <w:vAlign w:val="center"/>
+                </w:tcPr>
+                <w:p>
+                  <w:pPr>
+                    <w:spacing w:after="0" w:before="0"/>
+                  </w:pPr>
+                  <w:r>
+                    <w:rPr>
+                      <w:rFonts w:ascii="Arial" w:cs="Arial" w:eastAsia="Arial" w:hAnsi="Arial"/>
+                      <w:b w:val="false"/>
+                      <w:bCs w:val="false"/>
+                      <w:sz w:val="21"/>
+                      <w:szCs w:val="21"/>
+                    </w:rPr>
+                    <w:t xml:space="preserve"/>
+                  </w:r>
+                </w:p>
+              </w:tc>
+            </w:tr>
+            <w:tr>
+              <w:trPr>
+                <w:cantSplit/>
+                <w:trHeight w:val="360" w:hRule="atLeast"/>
+              </w:trPr>
+              <w:tc>
+                <w:tcPr>
+                  <w:tcW w:type="dxa" w:w="2506"/>
+                  <w:tcBorders>
+                    <w:top w:val="single" w:color="B7C2D1" w:sz="4"/>
+                    <w:left w:val="single" w:color="B7C2D1" w:sz="4"/>
+                    <w:bottom w:val="single" w:color="B7C2D1" w:sz="4"/>
+                    <w:right w:val="single" w:color="B7C2D1" w:sz="4"/>
+                  </w:tcBorders>
+                  <w:shd w:fill="FFFFFF" w:color="auto" w:val="clear"/>
+                  <w:tcMar>
+                    <w:top w:type="dxa" w:w="80"/>
+                    <w:left w:type="dxa" w:w="120"/>
+                    <w:bottom w:type="dxa" w:w="80"/>
+                    <w:right w:type="dxa" w:w="120"/>
+                  </w:tcMar>
+                  <w:vAlign w:val="center"/>
+                </w:tcPr>
+                <w:p>
+                  <w:pPr>
+                    <w:spacing w:after="0" w:before="0"/>
+                  </w:pPr>
+                  <w:r>
+                    <w:rPr>
+                      <w:rFonts w:ascii="Arial" w:cs="Arial" w:eastAsia="Arial" w:hAnsi="Arial"/>
+                      <w:sz w:val="21"/>
+                      <w:szCs w:val="21"/>
+                    </w:rPr>
+                    <w:t xml:space="preserve">Ask the user for a whole number of tickets. Display too few when it is below 1. Display sold out when it is above 6. Otherwise display the line tickets: [the number].</w:t>
+                  </w:r>
+                </w:p>
+              </w:tc>
+              <w:tc>
+                <w:tcPr>
+                  <w:tcW w:type="dxa" w:w="2506"/>
+                  <w:tcBorders>
+                    <w:top w:val="single" w:color="B7C2D1" w:sz="4"/>
+                    <w:left w:val="single" w:color="B7C2D1" w:sz="4"/>
+                    <w:bottom w:val="single" w:color="B7C2D1" w:sz="4"/>
+                    <w:right w:val="single" w:color="B7C2D1" w:sz="4"/>
+                  </w:tcBorders>
+                  <w:shd w:fill="FFFFFF" w:color="auto" w:val="clear"/>
+                  <w:tcMar>
+                    <w:top w:type="dxa" w:w="80"/>
+                    <w:left w:type="dxa" w:w="120"/>
+                    <w:bottom w:type="dxa" w:w="80"/>
+                    <w:right w:type="dxa" w:w="120"/>
+                  </w:tcMar>
+                  <w:vAlign w:val="center"/>
+                </w:tcPr>
+                <w:p>
+                  <w:pPr>
+                    <w:spacing w:after="0" w:before="0"/>
+                  </w:pPr>
+                  <w:r>
+                    <w:rPr>
+                      <w:rFonts w:ascii="Arial" w:cs="Arial" w:eastAsia="Arial" w:hAnsi="Arial"/>
+                      <w:b w:val="false"/>
+                      <w:bCs w:val="false"/>
+                      <w:sz w:val="21"/>
+                      <w:szCs w:val="21"/>
+                    </w:rPr>
+                    <w:t xml:space="preserve">Write it</w:t>
+                  </w:r>
+                </w:p>
+              </w:tc>
+              <w:tc>
+                <w:tcPr>
+                  <w:tcW w:type="dxa" w:w="2506"/>
+                  <w:tcBorders>
+                    <w:top w:val="single" w:color="B7C2D1" w:sz="4"/>
+                    <w:left w:val="single" w:color="B7C2D1" w:sz="4"/>
+                    <w:bottom w:val="single" w:color="B7C2D1" w:sz="4"/>
+                    <w:right w:val="single" w:color="B7C2D1" w:sz="4"/>
+                  </w:tcBorders>
+                  <w:shd w:fill="FFFFFF" w:color="auto" w:val="clear"/>
+                  <w:tcMar>
+                    <w:top w:type="dxa" w:w="80"/>
+                    <w:left w:type="dxa" w:w="120"/>
+                    <w:bottom w:type="dxa" w:w="80"/>
+                    <w:right w:type="dxa" w:w="120"/>
+                  </w:tcMar>
+                  <w:vAlign w:val="center"/>
+                </w:tcPr>
+                <w:p>
+                  <w:pPr>
+                    <w:spacing w:after="0" w:before="0"/>
+                  </w:pPr>
+                  <w:r>
+                    <w:rPr>
+                      <w:rFonts w:ascii="Arial" w:cs="Arial" w:eastAsia="Arial" w:hAnsi="Arial"/>
+                      <w:b w:val="false"/>
+                      <w:bCs w:val="false"/>
+                      <w:sz w:val="21"/>
+                      <w:szCs w:val="21"/>
+                    </w:rPr>
+                    <w:t xml:space="preserve">3</w:t>
+                  </w:r>
+                </w:p>
+              </w:tc>
+              <w:tc>
+                <w:tcPr>
+                  <w:tcW w:type="dxa" w:w="2506"/>
+                  <w:tcBorders>
+                    <w:top w:val="single" w:color="B7C2D1" w:sz="4"/>
+                    <w:left w:val="single" w:color="B7C2D1" w:sz="4"/>
+                    <w:bottom w:val="single" w:color="B7C2D1" w:sz="4"/>
+                    <w:right w:val="single" w:color="B7C2D1" w:sz="4"/>
+                  </w:tcBorders>
+                  <w:shd w:fill="FFFFFF" w:color="auto" w:val="clear"/>
+                  <w:tcMar>
+                    <w:top w:type="dxa" w:w="80"/>
+                    <w:left w:type="dxa" w:w="120"/>
+                    <w:bottom w:type="dxa" w:w="80"/>
+                    <w:right w:type="dxa" w:w="120"/>
+                  </w:tcMar>
+                  <w:vAlign w:val="center"/>
+                </w:tcPr>
+                <w:p>
+                  <w:pPr>
+                    <w:spacing w:after="0" w:before="0"/>
+                  </w:pPr>
+                  <w:r>
+                    <w:rPr>
+                      <w:rFonts w:ascii="Arial" w:cs="Arial" w:eastAsia="Arial" w:hAnsi="Arial"/>
+                      <w:b w:val="false"/>
+                      <w:bCs w:val="false"/>
+                      <w:sz w:val="21"/>
+                      <w:szCs w:val="21"/>
+                    </w:rPr>
+                    <w:t xml:space="preserve"/>
+                  </w:r>
+                </w:p>
+              </w:tc>
+            </w:tr>
+            <w:tr>
+              <w:trPr>
+                <w:cantSplit/>
+                <w:trHeight w:val="360" w:hRule="atLeast"/>
+              </w:trPr>
+              <w:tc>
+                <w:tcPr>
+                  <w:tcW w:type="dxa" w:w="2506"/>
+                  <w:tcBorders>
+                    <w:top w:val="single" w:color="B7C2D1" w:sz="4"/>
+                    <w:left w:val="single" w:color="B7C2D1" w:sz="4"/>
+                    <w:bottom w:val="single" w:color="B7C2D1" w:sz="4"/>
+                    <w:right w:val="single" w:color="B7C2D1" w:sz="4"/>
+                  </w:tcBorders>
+                  <w:shd w:fill="FFFFFF" w:color="auto" w:val="clear"/>
+                  <w:tcMar>
+                    <w:top w:type="dxa" w:w="80"/>
+                    <w:left w:type="dxa" w:w="120"/>
+                    <w:bottom w:type="dxa" w:w="80"/>
+                    <w:right w:type="dxa" w:w="120"/>
+                  </w:tcMar>
+                  <w:vAlign w:val="center"/>
+                </w:tcPr>
+                <w:p>
+                  <w:pPr>
+                    <w:spacing w:after="0" w:before="0"/>
+                  </w:pPr>
+                  <w:r>
+                    <w:rPr>
+                      <w:rFonts w:ascii="Arial" w:cs="Arial" w:eastAsia="Arial" w:hAnsi="Arial"/>
+                      <w:sz w:val="21"/>
+                      <w:szCs w:val="21"/>
+                    </w:rPr>
+                    <w:t xml:space="preserve">Press Run. Type -4 when the program waits. A minus sign is not a digit, yet this program copes.</w:t>
+                  </w:r>
+                </w:p>
+              </w:tc>
+              <w:tc>
+                <w:tcPr>
+                  <w:tcW w:type="dxa" w:w="2506"/>
+                  <w:tcBorders>
+                    <w:top w:val="single" w:color="B7C2D1" w:sz="4"/>
+                    <w:left w:val="single" w:color="B7C2D1" w:sz="4"/>
+                    <w:bottom w:val="single" w:color="B7C2D1" w:sz="4"/>
+                    <w:right w:val="single" w:color="B7C2D1" w:sz="4"/>
+                  </w:tcBorders>
+                  <w:shd w:fill="FFFFFF" w:color="auto" w:val="clear"/>
+                  <w:tcMar>
+                    <w:top w:type="dxa" w:w="80"/>
+                    <w:left w:type="dxa" w:w="120"/>
+                    <w:bottom w:type="dxa" w:w="80"/>
+                    <w:right w:type="dxa" w:w="120"/>
+                  </w:tcMar>
+                  <w:vAlign w:val="center"/>
+                </w:tcPr>
+                <w:p>
+                  <w:pPr>
+                    <w:spacing w:after="0" w:before="0"/>
+                  </w:pPr>
+                  <w:r>
+                    <w:rPr>
+                      <w:rFonts w:ascii="Arial" w:cs="Arial" w:eastAsia="Arial" w:hAnsi="Arial"/>
+                      <w:b w:val="false"/>
+                      <w:bCs w:val="false"/>
+                      <w:sz w:val="21"/>
+                      <w:szCs w:val="21"/>
+                    </w:rPr>
+                    <w:t xml:space="preserve">Run it</w:t>
+                  </w:r>
+                </w:p>
+              </w:tc>
+              <w:tc>
+                <w:tcPr>
+                  <w:tcW w:type="dxa" w:w="2506"/>
+                  <w:tcBorders>
+                    <w:top w:val="single" w:color="B7C2D1" w:sz="4"/>
+                    <w:left w:val="single" w:color="B7C2D1" w:sz="4"/>
+                    <w:bottom w:val="single" w:color="B7C2D1" w:sz="4"/>
+                    <w:right w:val="single" w:color="B7C2D1" w:sz="4"/>
+                  </w:tcBorders>
+                  <w:shd w:fill="FFFFFF" w:color="auto" w:val="clear"/>
+                  <w:tcMar>
+                    <w:top w:type="dxa" w:w="80"/>
+                    <w:left w:type="dxa" w:w="120"/>
+                    <w:bottom w:type="dxa" w:w="80"/>
+                    <w:right w:type="dxa" w:w="120"/>
+                  </w:tcMar>
+                  <w:vAlign w:val="center"/>
+                </w:tcPr>
+                <w:p>
+                  <w:pPr>
+                    <w:spacing w:after="0" w:before="0"/>
+                  </w:pPr>
+                  <w:r>
+                    <w:rPr>
+                      <w:rFonts w:ascii="Arial" w:cs="Arial" w:eastAsia="Arial" w:hAnsi="Arial"/>
+                      <w:b w:val="false"/>
+                      <w:bCs w:val="false"/>
+                      <w:sz w:val="21"/>
+                      <w:szCs w:val="21"/>
+                    </w:rPr>
+                    <w:t xml:space="preserve">1</w:t>
+                  </w:r>
+                </w:p>
+              </w:tc>
+              <w:tc>
+                <w:tcPr>
+                  <w:tcW w:type="dxa" w:w="2506"/>
+                  <w:tcBorders>
+                    <w:top w:val="single" w:color="B7C2D1" w:sz="4"/>
+                    <w:left w:val="single" w:color="B7C2D1" w:sz="4"/>
+                    <w:bottom w:val="single" w:color="B7C2D1" w:sz="4"/>
+                    <w:right w:val="single" w:color="B7C2D1" w:sz="4"/>
+                  </w:tcBorders>
+                  <w:shd w:fill="FFFFFF" w:color="auto" w:val="clear"/>
+                  <w:tcMar>
+                    <w:top w:type="dxa" w:w="80"/>
+                    <w:left w:type="dxa" w:w="120"/>
+                    <w:bottom w:type="dxa" w:w="80"/>
+                    <w:right w:type="dxa" w:w="120"/>
+                  </w:tcMar>
+                  <w:vAlign w:val="center"/>
+                </w:tcPr>
+                <w:p>
+                  <w:pPr>
+                    <w:spacing w:after="0" w:before="0"/>
+                  </w:pPr>
+                  <w:r>
+                    <w:rPr>
+                      <w:rFonts w:ascii="Arial" w:cs="Arial" w:eastAsia="Arial" w:hAnsi="Arial"/>
+                      <w:b w:val="false"/>
+                      <w:bCs w:val="false"/>
+                      <w:sz w:val="21"/>
+                      <w:szCs w:val="21"/>
+                    </w:rPr>
+                    <w:t xml:space="preserve"/>
+                  </w:r>
+                </w:p>
+              </w:tc>
+            </w:tr>
+            <w:tr>
+              <w:trPr>
+                <w:cantSplit/>
+                <w:trHeight w:val="360" w:hRule="atLeast"/>
+              </w:trPr>
+              <w:tc>
+                <w:tcPr>
+                  <w:tcW w:type="dxa" w:w="2506"/>
+                  <w:tcBorders>
+                    <w:top w:val="single" w:color="B7C2D1" w:sz="4"/>
+                    <w:left w:val="single" w:color="B7C2D1" w:sz="4"/>
+                    <w:bottom w:val="single" w:color="B7C2D1" w:sz="4"/>
+                    <w:right w:val="single" w:color="B7C2D1" w:sz="4"/>
+                  </w:tcBorders>
+                  <w:shd w:fill="FFFFFF" w:color="auto" w:val="clear"/>
+                  <w:tcMar>
+                    <w:top w:type="dxa" w:w="80"/>
+                    <w:left w:type="dxa" w:w="120"/>
+                    <w:bottom w:type="dxa" w:w="80"/>
+                    <w:right w:type="dxa" w:w="120"/>
+                  </w:tcMar>
+                  <w:vAlign w:val="center"/>
+                </w:tcPr>
+                <w:p>
+                  <w:pPr>
+                    <w:spacing w:after="0" w:before="0"/>
+                  </w:pPr>
+                  <w:r>
+                    <w:rPr>
+                      <w:rFonts w:ascii="Arial" w:cs="Arial" w:eastAsia="Arial" w:hAnsi="Arial"/>
+                      <w:sz w:val="21"/>
+                      <w:szCs w:val="21"/>
+                    </w:rPr>
+                    <w:t xml:space="preserve">Ask the user for a temperature as a whole number. Display not a number when it cannot be read as one. Display ok when it is from -10 to 40 inclusive. Otherwise display out of range.</w:t>
+                  </w:r>
+                </w:p>
+              </w:tc>
+              <w:tc>
+                <w:tcPr>
+                  <w:tcW w:type="dxa" w:w="2506"/>
+                  <w:tcBorders>
+                    <w:top w:val="single" w:color="B7C2D1" w:sz="4"/>
+                    <w:left w:val="single" w:color="B7C2D1" w:sz="4"/>
+                    <w:bottom w:val="single" w:color="B7C2D1" w:sz="4"/>
+                    <w:right w:val="single" w:color="B7C2D1" w:sz="4"/>
+                  </w:tcBorders>
+                  <w:shd w:fill="FFFFFF" w:color="auto" w:val="clear"/>
+                  <w:tcMar>
+                    <w:top w:type="dxa" w:w="80"/>
+                    <w:left w:type="dxa" w:w="120"/>
+                    <w:bottom w:type="dxa" w:w="80"/>
+                    <w:right w:type="dxa" w:w="120"/>
+                  </w:tcMar>
+                  <w:vAlign w:val="center"/>
+                </w:tcPr>
+                <w:p>
+                  <w:pPr>
+                    <w:spacing w:after="0" w:before="0"/>
+                  </w:pPr>
+                  <w:r>
+                    <w:rPr>
+                      <w:rFonts w:ascii="Arial" w:cs="Arial" w:eastAsia="Arial" w:hAnsi="Arial"/>
+                      <w:b w:val="false"/>
+                      <w:bCs w:val="false"/>
+                      <w:sz w:val="21"/>
+                      <w:szCs w:val="21"/>
+                    </w:rPr>
+                    <w:t xml:space="preserve">Write it</w:t>
+                  </w:r>
+                </w:p>
+              </w:tc>
+              <w:tc>
+                <w:tcPr>
+                  <w:tcW w:type="dxa" w:w="2506"/>
+                  <w:tcBorders>
+                    <w:top w:val="single" w:color="B7C2D1" w:sz="4"/>
+                    <w:left w:val="single" w:color="B7C2D1" w:sz="4"/>
+                    <w:bottom w:val="single" w:color="B7C2D1" w:sz="4"/>
+                    <w:right w:val="single" w:color="B7C2D1" w:sz="4"/>
+                  </w:tcBorders>
+                  <w:shd w:fill="FFFFFF" w:color="auto" w:val="clear"/>
+                  <w:tcMar>
+                    <w:top w:type="dxa" w:w="80"/>
+                    <w:left w:type="dxa" w:w="120"/>
+                    <w:bottom w:type="dxa" w:w="80"/>
+                    <w:right w:type="dxa" w:w="120"/>
+                  </w:tcMar>
+                  <w:vAlign w:val="center"/>
+                </w:tcPr>
+                <w:p>
+                  <w:pPr>
+                    <w:spacing w:after="0" w:before="0"/>
+                  </w:pPr>
+                  <w:r>
+                    <w:rPr>
+                      <w:rFonts w:ascii="Arial" w:cs="Arial" w:eastAsia="Arial" w:hAnsi="Arial"/>
+                      <w:b w:val="false"/>
+                      <w:bCs w:val="false"/>
+                      <w:sz w:val="21"/>
+                      <w:szCs w:val="21"/>
+                    </w:rPr>
+                    <w:t xml:space="preserve">3</w:t>
+                  </w:r>
+                </w:p>
+              </w:tc>
+              <w:tc>
+                <w:tcPr>
+                  <w:tcW w:type="dxa" w:w="2506"/>
+                  <w:tcBorders>
+                    <w:top w:val="single" w:color="B7C2D1" w:sz="4"/>
+                    <w:left w:val="single" w:color="B7C2D1" w:sz="4"/>
+                    <w:bottom w:val="single" w:color="B7C2D1" w:sz="4"/>
+                    <w:right w:val="single" w:color="B7C2D1" w:sz="4"/>
+                  </w:tcBorders>
+                  <w:shd w:fill="FFFFFF" w:color="auto" w:val="clear"/>
+                  <w:tcMar>
+                    <w:top w:type="dxa" w:w="80"/>
+                    <w:left w:type="dxa" w:w="120"/>
+                    <w:bottom w:type="dxa" w:w="80"/>
+                    <w:right w:type="dxa" w:w="120"/>
+                  </w:tcMar>
+                  <w:vAlign w:val="center"/>
+                </w:tcPr>
+                <w:p>
+                  <w:pPr>
+                    <w:spacing w:after="0" w:before="0"/>
+                  </w:pPr>
+                  <w:r>
+                    <w:rPr>
+                      <w:rFonts w:ascii="Arial" w:cs="Arial" w:eastAsia="Arial" w:hAnsi="Arial"/>
+                      <w:b w:val="false"/>
+                      <w:bCs w:val="false"/>
+                      <w:sz w:val="21"/>
+                      <w:szCs w:val="21"/>
+                    </w:rPr>
+                    <w:t xml:space="preserve"/>
+                  </w:r>
+                </w:p>
+              </w:tc>
+            </w:tr>
+            <w:tr>
+              <w:trPr>
+                <w:cantSplit/>
+                <w:trHeight w:val="360" w:hRule="atLeast"/>
+              </w:trPr>
+              <w:tc>
+                <w:tcPr>
+                  <w:tcW w:type="dxa" w:w="2506"/>
+                  <w:tcBorders>
+                    <w:top w:val="single" w:color="B7C2D1" w:sz="4"/>
+                    <w:left w:val="single" w:color="B7C2D1" w:sz="4"/>
+                    <w:bottom w:val="single" w:color="B7C2D1" w:sz="4"/>
+                    <w:right w:val="single" w:color="B7C2D1" w:sz="4"/>
+                  </w:tcBorders>
+                  <w:shd w:fill="FFFFFF" w:color="auto" w:val="clear"/>
+                  <w:tcMar>
+                    <w:top w:type="dxa" w:w="80"/>
+                    <w:left w:type="dxa" w:w="120"/>
+                    <w:bottom w:type="dxa" w:w="80"/>
+                    <w:right w:type="dxa" w:w="120"/>
+                  </w:tcMar>
+                  <w:vAlign w:val="center"/>
+                </w:tcPr>
+                <w:p>
+                  <w:pPr>
+                    <w:spacing w:after="0" w:before="0"/>
+                  </w:pPr>
+                  <w:r>
+                    <w:rPr>
+                      <w:rFonts w:ascii="Arial" w:cs="Arial" w:eastAsia="Arial" w:hAnsi="Arial"/>
+                      <w:sz w:val="21"/>
+                      <w:szCs w:val="21"/>
+                    </w:rPr>
+                    <w:t xml:space="preserve">Ask the user for the lowest allowed whole number. Then ask for the highest allowed whole number. Then ask for a whole number to check. Display inside when it is from the lowest to the highest inclusive. Otherwise display outside.</w:t>
+                  </w:r>
+                </w:p>
+              </w:tc>
+              <w:tc>
+                <w:tcPr>
+                  <w:tcW w:type="dxa" w:w="2506"/>
+                  <w:tcBorders>
+                    <w:top w:val="single" w:color="B7C2D1" w:sz="4"/>
+                    <w:left w:val="single" w:color="B7C2D1" w:sz="4"/>
+                    <w:bottom w:val="single" w:color="B7C2D1" w:sz="4"/>
+                    <w:right w:val="single" w:color="B7C2D1" w:sz="4"/>
+                  </w:tcBorders>
+                  <w:shd w:fill="FFFFFF" w:color="auto" w:val="clear"/>
+                  <w:tcMar>
+                    <w:top w:type="dxa" w:w="80"/>
+                    <w:left w:type="dxa" w:w="120"/>
+                    <w:bottom w:type="dxa" w:w="80"/>
+                    <w:right w:type="dxa" w:w="120"/>
+                  </w:tcMar>
+                  <w:vAlign w:val="center"/>
+                </w:tcPr>
+                <w:p>
+                  <w:pPr>
+                    <w:spacing w:after="0" w:before="0"/>
+                  </w:pPr>
+                  <w:r>
+                    <w:rPr>
+                      <w:rFonts w:ascii="Arial" w:cs="Arial" w:eastAsia="Arial" w:hAnsi="Arial"/>
+                      <w:b w:val="false"/>
+                      <w:bCs w:val="false"/>
+                      <w:sz w:val="21"/>
+                      <w:szCs w:val="21"/>
+                    </w:rPr>
+                    <w:t xml:space="preserve">Challenge (optional)</w:t>
+                  </w:r>
+                </w:p>
+              </w:tc>
+              <w:tc>
+                <w:tcPr>
+                  <w:tcW w:type="dxa" w:w="2506"/>
+                  <w:tcBorders>
+                    <w:top w:val="single" w:color="B7C2D1" w:sz="4"/>
+                    <w:left w:val="single" w:color="B7C2D1" w:sz="4"/>
+                    <w:bottom w:val="single" w:color="B7C2D1" w:sz="4"/>
+                    <w:right w:val="single" w:color="B7C2D1" w:sz="4"/>
+                  </w:tcBorders>
+                  <w:shd w:fill="FFFFFF" w:color="auto" w:val="clear"/>
+                  <w:tcMar>
+                    <w:top w:type="dxa" w:w="80"/>
+                    <w:left w:type="dxa" w:w="120"/>
+                    <w:bottom w:type="dxa" w:w="80"/>
+                    <w:right w:type="dxa" w:w="120"/>
+                  </w:tcMar>
+                  <w:vAlign w:val="center"/>
+                </w:tcPr>
+                <w:p>
+                  <w:pPr>
+                    <w:spacing w:after="0" w:before="0"/>
+                  </w:pPr>
+                  <w:r>
+                    <w:rPr>
+                      <w:rFonts w:ascii="Arial" w:cs="Arial" w:eastAsia="Arial" w:hAnsi="Arial"/>
+                      <w:b w:val="false"/>
+                      <w:bCs w:val="false"/>
+                      <w:sz w:val="21"/>
+                      <w:szCs w:val="21"/>
+                    </w:rPr>
+                    <w:t xml:space="preserve">3</w:t>
+                  </w:r>
+                </w:p>
+              </w:tc>
+              <w:tc>
+                <w:tcPr>
+                  <w:tcW w:type="dxa" w:w="2506"/>
                   <w:tcBorders>
                     <w:top w:val="single" w:color="B7C2D1" w:sz="4"/>
                     <w:left w:val="single" w:color="B7C2D1" w:sz="4"/>
@@ -2743,7 +4569,7 @@
                 <w:sz w:val="21"/>
                 <w:szCs w:val="21"/>
               </w:rPr>
-              <w:t xml:space="preserve">Plan the one you found hardest: inputs, what happens to them, what is printed.</w:t>
+              <w:t xml:space="preserve">Plan the one you found hardest: what is typed in, what happens to it, what is displayed.</w:t>
             </w:r>
           </w:p>
           <w:tbl>
@@ -3169,12 +4995,12 @@
                 <w:sz w:val="21"/>
                 <w:szCs w:val="21"/>
               </w:rPr>
-              <w:t xml:space="preserve">Tick each one off as its tests pass in the editor</w:t>
+              <w:t xml:space="preserve">Tick each one off as you finish it in the editor</w:t>
             </w:r>
           </w:p>
           <w:tbl>
             <w:tblPr>
-              <w:tblW w:type="dxa" w:w="10026"/>
+              <w:tblW w:type="dxa" w:w="10024"/>
               <w:tblBorders>
                 <w:top w:val="single" w:color="auto" w:sz="4"/>
                 <w:left w:val="single" w:color="auto" w:sz="4"/>
@@ -3185,9 +5011,10 @@
               </w:tblBorders>
             </w:tblPr>
             <w:tblGrid>
-              <w:gridCol w:w="3342"/>
-              <w:gridCol w:w="3342"/>
-              <w:gridCol w:w="3342"/>
+              <w:gridCol w:w="2506"/>
+              <w:gridCol w:w="2506"/>
+              <w:gridCol w:w="2506"/>
+              <w:gridCol w:w="2506"/>
             </w:tblGrid>
             <w:tr>
               <w:trPr>
@@ -3196,7 +5023,7 @@
               </w:trPr>
               <w:tc>
                 <w:tcPr>
-                  <w:tcW w:type="dxa" w:w="3342"/>
+                  <w:tcW w:type="dxa" w:w="2506"/>
                   <w:tcBorders>
                     <w:top w:val="single" w:color="B7C2D1" w:sz="4"/>
                     <w:left w:val="single" w:color="B7C2D1" w:sz="4"/>
@@ -3224,13 +5051,13 @@
                       <w:sz w:val="20"/>
                       <w:szCs w:val="20"/>
                     </w:rPr>
-                    <w:t xml:space="preserve">Program</w:t>
-                  </w:r>
-                </w:p>
-              </w:tc>
-              <w:tc>
-                <w:tcPr>
-                  <w:tcW w:type="dxa" w:w="3342"/>
+                    <w:t xml:space="preserve">Activity</w:t>
+                  </w:r>
+                </w:p>
+              </w:tc>
+              <w:tc>
+                <w:tcPr>
+                  <w:tcW w:type="dxa" w:w="2506"/>
                   <w:tcBorders>
                     <w:top w:val="single" w:color="B7C2D1" w:sz="4"/>
                     <w:left w:val="single" w:color="B7C2D1" w:sz="4"/>
@@ -3258,13 +5085,47 @@
                       <w:sz w:val="20"/>
                       <w:szCs w:val="20"/>
                     </w:rPr>
+                    <w:t xml:space="preserve">What to do</w:t>
+                  </w:r>
+                </w:p>
+              </w:tc>
+              <w:tc>
+                <w:tcPr>
+                  <w:tcW w:type="dxa" w:w="2506"/>
+                  <w:tcBorders>
+                    <w:top w:val="single" w:color="B7C2D1" w:sz="4"/>
+                    <w:left w:val="single" w:color="B7C2D1" w:sz="4"/>
+                    <w:bottom w:val="single" w:color="B7C2D1" w:sz="4"/>
+                    <w:right w:val="single" w:color="B7C2D1" w:sz="4"/>
+                  </w:tcBorders>
+                  <w:shd w:fill="E6ECF5" w:color="auto" w:val="clear"/>
+                  <w:tcMar>
+                    <w:top w:type="dxa" w:w="80"/>
+                    <w:left w:type="dxa" w:w="120"/>
+                    <w:bottom w:type="dxa" w:w="80"/>
+                    <w:right w:type="dxa" w:w="120"/>
+                  </w:tcMar>
+                  <w:vAlign w:val="center"/>
+                </w:tcPr>
+                <w:p>
+                  <w:pPr>
+                    <w:spacing w:after="0" w:before="0"/>
+                  </w:pPr>
+                  <w:r>
+                    <w:rPr>
+                      <w:rFonts w:ascii="Arial" w:cs="Arial" w:eastAsia="Arial" w:hAnsi="Arial"/>
+                      <w:b/>
+                      <w:bCs/>
+                      <w:sz w:val="20"/>
+                      <w:szCs w:val="20"/>
+                    </w:rPr>
                     <w:t xml:space="preserve">Marks</w:t>
                   </w:r>
                 </w:p>
               </w:tc>
               <w:tc>
                 <w:tcPr>
-                  <w:tcW w:type="dxa" w:w="3342"/>
+                  <w:tcW w:type="dxa" w:w="2506"/>
                   <w:tcBorders>
                     <w:top w:val="single" w:color="B7C2D1" w:sz="4"/>
                     <w:left w:val="single" w:color="B7C2D1" w:sz="4"/>
@@ -3304,73 +5165,107 @@
               </w:trPr>
               <w:tc>
                 <w:tcPr>
-                  <w:tcW w:type="dxa" w:w="3342"/>
-                  <w:tcBorders>
-                    <w:top w:val="single" w:color="B7C2D1" w:sz="4"/>
-                    <w:left w:val="single" w:color="B7C2D1" w:sz="4"/>
-                    <w:bottom w:val="single" w:color="B7C2D1" w:sz="4"/>
-                    <w:right w:val="single" w:color="B7C2D1" w:sz="4"/>
-                  </w:tcBorders>
-                  <w:shd w:fill="FFFFFF" w:color="auto" w:val="clear"/>
-                  <w:tcMar>
-                    <w:top w:type="dxa" w:w="80"/>
-                    <w:left w:type="dxa" w:w="120"/>
-                    <w:bottom w:type="dxa" w:w="80"/>
-                    <w:right w:type="dxa" w:w="120"/>
-                  </w:tcMar>
-                  <w:vAlign w:val="center"/>
-                </w:tcPr>
-                <w:p>
-                  <w:pPr>
-                    <w:spacing w:after="0" w:before="0"/>
-                  </w:pPr>
-                  <w:r>
-                    <w:rPr>
-                      <w:rFonts w:ascii="Arial" w:cs="Arial" w:eastAsia="Arial" w:hAnsi="Arial"/>
-                      <w:sz w:val="21"/>
-                      <w:szCs w:val="21"/>
-                    </w:rPr>
-                    <w:t xml:space="preserve">Ask the user for a word. Display too short when it is under 8 characters. Display too long when it is over 16 characters. Display ok for anything in between.</w:t>
-                  </w:r>
-                </w:p>
-              </w:tc>
-              <w:tc>
-                <w:tcPr>
-                  <w:tcW w:type="dxa" w:w="3342"/>
-                  <w:tcBorders>
-                    <w:top w:val="single" w:color="B7C2D1" w:sz="4"/>
-                    <w:left w:val="single" w:color="B7C2D1" w:sz="4"/>
-                    <w:bottom w:val="single" w:color="B7C2D1" w:sz="4"/>
-                    <w:right w:val="single" w:color="B7C2D1" w:sz="4"/>
-                  </w:tcBorders>
-                  <w:shd w:fill="FFFFFF" w:color="auto" w:val="clear"/>
-                  <w:tcMar>
-                    <w:top w:type="dxa" w:w="80"/>
-                    <w:left w:type="dxa" w:w="120"/>
-                    <w:bottom w:type="dxa" w:w="80"/>
-                    <w:right w:type="dxa" w:w="120"/>
-                  </w:tcMar>
-                  <w:vAlign w:val="center"/>
-                </w:tcPr>
-                <w:p>
-                  <w:pPr>
-                    <w:spacing w:after="0" w:before="0"/>
-                  </w:pPr>
-                  <w:r>
-                    <w:rPr>
-                      <w:rFonts w:ascii="Arial" w:cs="Arial" w:eastAsia="Arial" w:hAnsi="Arial"/>
-                      <w:b w:val="false"/>
-                      <w:bCs w:val="false"/>
-                      <w:sz w:val="21"/>
-                      <w:szCs w:val="21"/>
-                    </w:rPr>
-                    <w:t xml:space="preserve">4</w:t>
-                  </w:r>
-                </w:p>
-              </w:tc>
-              <w:tc>
-                <w:tcPr>
-                  <w:tcW w:type="dxa" w:w="3342"/>
+                  <w:tcW w:type="dxa" w:w="2506"/>
+                  <w:tcBorders>
+                    <w:top w:val="single" w:color="B7C2D1" w:sz="4"/>
+                    <w:left w:val="single" w:color="B7C2D1" w:sz="4"/>
+                    <w:bottom w:val="single" w:color="B7C2D1" w:sz="4"/>
+                    <w:right w:val="single" w:color="B7C2D1" w:sz="4"/>
+                  </w:tcBorders>
+                  <w:shd w:fill="FFFFFF" w:color="auto" w:val="clear"/>
+                  <w:tcMar>
+                    <w:top w:type="dxa" w:w="80"/>
+                    <w:left w:type="dxa" w:w="120"/>
+                    <w:bottom w:type="dxa" w:w="80"/>
+                    <w:right w:type="dxa" w:w="120"/>
+                  </w:tcMar>
+                  <w:vAlign w:val="center"/>
+                </w:tcPr>
+                <w:p>
+                  <w:pPr>
+                    <w:spacing w:after="0" w:before="0"/>
+                  </w:pPr>
+                  <w:r>
+                    <w:rPr>
+                      <w:rFonts w:ascii="Arial" w:cs="Arial" w:eastAsia="Arial" w:hAnsi="Arial"/>
+                      <w:sz w:val="21"/>
+                      <w:szCs w:val="21"/>
+                    </w:rPr>
+                    <w:t xml:space="preserve">Press Run. Type otter when the program waits. Five characters is not enough.</w:t>
+                  </w:r>
+                </w:p>
+              </w:tc>
+              <w:tc>
+                <w:tcPr>
+                  <w:tcW w:type="dxa" w:w="2506"/>
+                  <w:tcBorders>
+                    <w:top w:val="single" w:color="B7C2D1" w:sz="4"/>
+                    <w:left w:val="single" w:color="B7C2D1" w:sz="4"/>
+                    <w:bottom w:val="single" w:color="B7C2D1" w:sz="4"/>
+                    <w:right w:val="single" w:color="B7C2D1" w:sz="4"/>
+                  </w:tcBorders>
+                  <w:shd w:fill="FFFFFF" w:color="auto" w:val="clear"/>
+                  <w:tcMar>
+                    <w:top w:type="dxa" w:w="80"/>
+                    <w:left w:type="dxa" w:w="120"/>
+                    <w:bottom w:type="dxa" w:w="80"/>
+                    <w:right w:type="dxa" w:w="120"/>
+                  </w:tcMar>
+                  <w:vAlign w:val="center"/>
+                </w:tcPr>
+                <w:p>
+                  <w:pPr>
+                    <w:spacing w:after="0" w:before="0"/>
+                  </w:pPr>
+                  <w:r>
+                    <w:rPr>
+                      <w:rFonts w:ascii="Arial" w:cs="Arial" w:eastAsia="Arial" w:hAnsi="Arial"/>
+                      <w:b w:val="false"/>
+                      <w:bCs w:val="false"/>
+                      <w:sz w:val="21"/>
+                      <w:szCs w:val="21"/>
+                    </w:rPr>
+                    <w:t xml:space="preserve">Run it</w:t>
+                  </w:r>
+                </w:p>
+              </w:tc>
+              <w:tc>
+                <w:tcPr>
+                  <w:tcW w:type="dxa" w:w="2506"/>
+                  <w:tcBorders>
+                    <w:top w:val="single" w:color="B7C2D1" w:sz="4"/>
+                    <w:left w:val="single" w:color="B7C2D1" w:sz="4"/>
+                    <w:bottom w:val="single" w:color="B7C2D1" w:sz="4"/>
+                    <w:right w:val="single" w:color="B7C2D1" w:sz="4"/>
+                  </w:tcBorders>
+                  <w:shd w:fill="FFFFFF" w:color="auto" w:val="clear"/>
+                  <w:tcMar>
+                    <w:top w:type="dxa" w:w="80"/>
+                    <w:left w:type="dxa" w:w="120"/>
+                    <w:bottom w:type="dxa" w:w="80"/>
+                    <w:right w:type="dxa" w:w="120"/>
+                  </w:tcMar>
+                  <w:vAlign w:val="center"/>
+                </w:tcPr>
+                <w:p>
+                  <w:pPr>
+                    <w:spacing w:after="0" w:before="0"/>
+                  </w:pPr>
+                  <w:r>
+                    <w:rPr>
+                      <w:rFonts w:ascii="Arial" w:cs="Arial" w:eastAsia="Arial" w:hAnsi="Arial"/>
+                      <w:b w:val="false"/>
+                      <w:bCs w:val="false"/>
+                      <w:sz w:val="21"/>
+                      <w:szCs w:val="21"/>
+                    </w:rPr>
+                    <w:t xml:space="preserve">1</w:t>
+                  </w:r>
+                </w:p>
+              </w:tc>
+              <w:tc>
+                <w:tcPr>
+                  <w:tcW w:type="dxa" w:w="2506"/>
                   <w:tcBorders>
                     <w:top w:val="single" w:color="B7C2D1" w:sz="4"/>
                     <w:left w:val="single" w:color="B7C2D1" w:sz="4"/>
@@ -3410,73 +5305,947 @@
               </w:trPr>
               <w:tc>
                 <w:tcPr>
-                  <w:tcW w:type="dxa" w:w="3342"/>
-                  <w:tcBorders>
-                    <w:top w:val="single" w:color="B7C2D1" w:sz="4"/>
-                    <w:left w:val="single" w:color="B7C2D1" w:sz="4"/>
-                    <w:bottom w:val="single" w:color="B7C2D1" w:sz="4"/>
-                    <w:right w:val="single" w:color="B7C2D1" w:sz="4"/>
-                  </w:tcBorders>
-                  <w:shd w:fill="FFFFFF" w:color="auto" w:val="clear"/>
-                  <w:tcMar>
-                    <w:top w:type="dxa" w:w="80"/>
-                    <w:left w:type="dxa" w:w="120"/>
-                    <w:bottom w:type="dxa" w:w="80"/>
-                    <w:right w:type="dxa" w:w="120"/>
-                  </w:tcMar>
-                  <w:vAlign w:val="center"/>
-                </w:tcPr>
-                <w:p>
-                  <w:pPr>
-                    <w:spacing w:after="0" w:before="0"/>
-                  </w:pPr>
-                  <w:r>
-                    <w:rPr>
-                      <w:rFonts w:ascii="Arial" w:cs="Arial" w:eastAsia="Arial" w:hAnsi="Arial"/>
-                      <w:sz w:val="21"/>
-                      <w:szCs w:val="21"/>
-                    </w:rPr>
-                    <w:t xml:space="preserve">Ask the user for a code. Take off any spaces at each end of it. Display valid code when it is two letters and then four digits. Display invalid code instead when it is not.</w:t>
-                  </w:r>
-                </w:p>
-              </w:tc>
-              <w:tc>
-                <w:tcPr>
-                  <w:tcW w:type="dxa" w:w="3342"/>
-                  <w:tcBorders>
-                    <w:top w:val="single" w:color="B7C2D1" w:sz="4"/>
-                    <w:left w:val="single" w:color="B7C2D1" w:sz="4"/>
-                    <w:bottom w:val="single" w:color="B7C2D1" w:sz="4"/>
-                    <w:right w:val="single" w:color="B7C2D1" w:sz="4"/>
-                  </w:tcBorders>
-                  <w:shd w:fill="FFFFFF" w:color="auto" w:val="clear"/>
-                  <w:tcMar>
-                    <w:top w:type="dxa" w:w="80"/>
-                    <w:left w:type="dxa" w:w="120"/>
-                    <w:bottom w:type="dxa" w:w="80"/>
-                    <w:right w:type="dxa" w:w="120"/>
-                  </w:tcMar>
-                  <w:vAlign w:val="center"/>
-                </w:tcPr>
-                <w:p>
-                  <w:pPr>
-                    <w:spacing w:after="0" w:before="0"/>
-                  </w:pPr>
-                  <w:r>
-                    <w:rPr>
-                      <w:rFonts w:ascii="Arial" w:cs="Arial" w:eastAsia="Arial" w:hAnsi="Arial"/>
-                      <w:b w:val="false"/>
-                      <w:bCs w:val="false"/>
-                      <w:sz w:val="21"/>
-                      <w:szCs w:val="21"/>
-                    </w:rPr>
-                    <w:t xml:space="preserve">5</w:t>
-                  </w:r>
-                </w:p>
-              </w:tc>
-              <w:tc>
-                <w:tcPr>
-                  <w:tcW w:type="dxa" w:w="3342"/>
+                  <w:tcW w:type="dxa" w:w="2506"/>
+                  <w:tcBorders>
+                    <w:top w:val="single" w:color="B7C2D1" w:sz="4"/>
+                    <w:left w:val="single" w:color="B7C2D1" w:sz="4"/>
+                    <w:bottom w:val="single" w:color="B7C2D1" w:sz="4"/>
+                    <w:right w:val="single" w:color="B7C2D1" w:sz="4"/>
+                  </w:tcBorders>
+                  <w:shd w:fill="FFFFFF" w:color="auto" w:val="clear"/>
+                  <w:tcMar>
+                    <w:top w:type="dxa" w:w="80"/>
+                    <w:left w:type="dxa" w:w="120"/>
+                    <w:bottom w:type="dxa" w:w="80"/>
+                    <w:right w:type="dxa" w:w="120"/>
+                  </w:tcMar>
+                  <w:vAlign w:val="center"/>
+                </w:tcPr>
+                <w:p>
+                  <w:pPr>
+                    <w:spacing w:after="0" w:before="0"/>
+                  </w:pPr>
+                  <w:r>
+                    <w:rPr>
+                      <w:rFonts w:ascii="Arial" w:cs="Arial" w:eastAsia="Arial" w:hAnsi="Arial"/>
+                      <w:sz w:val="21"/>
+                      <w:szCs w:val="21"/>
+                    </w:rPr>
+                    <w:t xml:space="preserve">What will this program display?</w:t>
+                  </w:r>
+                </w:p>
+              </w:tc>
+              <w:tc>
+                <w:tcPr>
+                  <w:tcW w:type="dxa" w:w="2506"/>
+                  <w:tcBorders>
+                    <w:top w:val="single" w:color="B7C2D1" w:sz="4"/>
+                    <w:left w:val="single" w:color="B7C2D1" w:sz="4"/>
+                    <w:bottom w:val="single" w:color="B7C2D1" w:sz="4"/>
+                    <w:right w:val="single" w:color="B7C2D1" w:sz="4"/>
+                  </w:tcBorders>
+                  <w:shd w:fill="FFFFFF" w:color="auto" w:val="clear"/>
+                  <w:tcMar>
+                    <w:top w:type="dxa" w:w="80"/>
+                    <w:left w:type="dxa" w:w="120"/>
+                    <w:bottom w:type="dxa" w:w="80"/>
+                    <w:right w:type="dxa" w:w="120"/>
+                  </w:tcMar>
+                  <w:vAlign w:val="center"/>
+                </w:tcPr>
+                <w:p>
+                  <w:pPr>
+                    <w:spacing w:after="0" w:before="0"/>
+                  </w:pPr>
+                  <w:r>
+                    <w:rPr>
+                      <w:rFonts w:ascii="Arial" w:cs="Arial" w:eastAsia="Arial" w:hAnsi="Arial"/>
+                      <w:b w:val="false"/>
+                      <w:bCs w:val="false"/>
+                      <w:sz w:val="21"/>
+                      <w:szCs w:val="21"/>
+                    </w:rPr>
+                    <w:t xml:space="preserve">Predict</w:t>
+                  </w:r>
+                </w:p>
+              </w:tc>
+              <w:tc>
+                <w:tcPr>
+                  <w:tcW w:type="dxa" w:w="2506"/>
+                  <w:tcBorders>
+                    <w:top w:val="single" w:color="B7C2D1" w:sz="4"/>
+                    <w:left w:val="single" w:color="B7C2D1" w:sz="4"/>
+                    <w:bottom w:val="single" w:color="B7C2D1" w:sz="4"/>
+                    <w:right w:val="single" w:color="B7C2D1" w:sz="4"/>
+                  </w:tcBorders>
+                  <w:shd w:fill="FFFFFF" w:color="auto" w:val="clear"/>
+                  <w:tcMar>
+                    <w:top w:type="dxa" w:w="80"/>
+                    <w:left w:type="dxa" w:w="120"/>
+                    <w:bottom w:type="dxa" w:w="80"/>
+                    <w:right w:type="dxa" w:w="120"/>
+                  </w:tcMar>
+                  <w:vAlign w:val="center"/>
+                </w:tcPr>
+                <w:p>
+                  <w:pPr>
+                    <w:spacing w:after="0" w:before="0"/>
+                  </w:pPr>
+                  <w:r>
+                    <w:rPr>
+                      <w:rFonts w:ascii="Arial" w:cs="Arial" w:eastAsia="Arial" w:hAnsi="Arial"/>
+                      <w:b w:val="false"/>
+                      <w:bCs w:val="false"/>
+                      <w:sz w:val="21"/>
+                      <w:szCs w:val="21"/>
+                    </w:rPr>
+                    <w:t xml:space="preserve">1</w:t>
+                  </w:r>
+                </w:p>
+              </w:tc>
+              <w:tc>
+                <w:tcPr>
+                  <w:tcW w:type="dxa" w:w="2506"/>
+                  <w:tcBorders>
+                    <w:top w:val="single" w:color="B7C2D1" w:sz="4"/>
+                    <w:left w:val="single" w:color="B7C2D1" w:sz="4"/>
+                    <w:bottom w:val="single" w:color="B7C2D1" w:sz="4"/>
+                    <w:right w:val="single" w:color="B7C2D1" w:sz="4"/>
+                  </w:tcBorders>
+                  <w:shd w:fill="FFFFFF" w:color="auto" w:val="clear"/>
+                  <w:tcMar>
+                    <w:top w:type="dxa" w:w="80"/>
+                    <w:left w:type="dxa" w:w="120"/>
+                    <w:bottom w:type="dxa" w:w="80"/>
+                    <w:right w:type="dxa" w:w="120"/>
+                  </w:tcMar>
+                  <w:vAlign w:val="center"/>
+                </w:tcPr>
+                <w:p>
+                  <w:pPr>
+                    <w:spacing w:after="0" w:before="0"/>
+                  </w:pPr>
+                  <w:r>
+                    <w:rPr>
+                      <w:rFonts w:ascii="Arial" w:cs="Arial" w:eastAsia="Arial" w:hAnsi="Arial"/>
+                      <w:b w:val="false"/>
+                      <w:bCs w:val="false"/>
+                      <w:sz w:val="21"/>
+                      <w:szCs w:val="21"/>
+                    </w:rPr>
+                    <w:t xml:space="preserve"/>
+                  </w:r>
+                </w:p>
+              </w:tc>
+            </w:tr>
+            <w:tr>
+              <w:trPr>
+                <w:cantSplit/>
+                <w:trHeight w:val="360" w:hRule="atLeast"/>
+              </w:trPr>
+              <w:tc>
+                <w:tcPr>
+                  <w:tcW w:type="dxa" w:w="2506"/>
+                  <w:tcBorders>
+                    <w:top w:val="single" w:color="B7C2D1" w:sz="4"/>
+                    <w:left w:val="single" w:color="B7C2D1" w:sz="4"/>
+                    <w:bottom w:val="single" w:color="B7C2D1" w:sz="4"/>
+                    <w:right w:val="single" w:color="B7C2D1" w:sz="4"/>
+                  </w:tcBorders>
+                  <w:shd w:fill="FFFFFF" w:color="auto" w:val="clear"/>
+                  <w:tcMar>
+                    <w:top w:type="dxa" w:w="80"/>
+                    <w:left w:type="dxa" w:w="120"/>
+                    <w:bottom w:type="dxa" w:w="80"/>
+                    <w:right w:type="dxa" w:w="120"/>
+                  </w:tcMar>
+                  <w:vAlign w:val="center"/>
+                </w:tcPr>
+                <w:p>
+                  <w:pPr>
+                    <w:spacing w:after="0" w:before="0"/>
+                  </w:pPr>
+                  <w:r>
+                    <w:rPr>
+                      <w:rFonts w:ascii="Arial" w:cs="Arial" w:eastAsia="Arial" w:hAnsi="Arial"/>
+                      <w:sz w:val="21"/>
+                      <w:szCs w:val="21"/>
+                    </w:rPr>
+                    <w:t xml:space="preserve">Change the program so that a word of exactly 8 characters is accepted.</w:t>
+                  </w:r>
+                </w:p>
+              </w:tc>
+              <w:tc>
+                <w:tcPr>
+                  <w:tcW w:type="dxa" w:w="2506"/>
+                  <w:tcBorders>
+                    <w:top w:val="single" w:color="B7C2D1" w:sz="4"/>
+                    <w:left w:val="single" w:color="B7C2D1" w:sz="4"/>
+                    <w:bottom w:val="single" w:color="B7C2D1" w:sz="4"/>
+                    <w:right w:val="single" w:color="B7C2D1" w:sz="4"/>
+                  </w:tcBorders>
+                  <w:shd w:fill="FFFFFF" w:color="auto" w:val="clear"/>
+                  <w:tcMar>
+                    <w:top w:type="dxa" w:w="80"/>
+                    <w:left w:type="dxa" w:w="120"/>
+                    <w:bottom w:type="dxa" w:w="80"/>
+                    <w:right w:type="dxa" w:w="120"/>
+                  </w:tcMar>
+                  <w:vAlign w:val="center"/>
+                </w:tcPr>
+                <w:p>
+                  <w:pPr>
+                    <w:spacing w:after="0" w:before="0"/>
+                  </w:pPr>
+                  <w:r>
+                    <w:rPr>
+                      <w:rFonts w:ascii="Arial" w:cs="Arial" w:eastAsia="Arial" w:hAnsi="Arial"/>
+                      <w:b w:val="false"/>
+                      <w:bCs w:val="false"/>
+                      <w:sz w:val="21"/>
+                      <w:szCs w:val="21"/>
+                    </w:rPr>
+                    <w:t xml:space="preserve">Change it</w:t>
+                  </w:r>
+                </w:p>
+              </w:tc>
+              <w:tc>
+                <w:tcPr>
+                  <w:tcW w:type="dxa" w:w="2506"/>
+                  <w:tcBorders>
+                    <w:top w:val="single" w:color="B7C2D1" w:sz="4"/>
+                    <w:left w:val="single" w:color="B7C2D1" w:sz="4"/>
+                    <w:bottom w:val="single" w:color="B7C2D1" w:sz="4"/>
+                    <w:right w:val="single" w:color="B7C2D1" w:sz="4"/>
+                  </w:tcBorders>
+                  <w:shd w:fill="FFFFFF" w:color="auto" w:val="clear"/>
+                  <w:tcMar>
+                    <w:top w:type="dxa" w:w="80"/>
+                    <w:left w:type="dxa" w:w="120"/>
+                    <w:bottom w:type="dxa" w:w="80"/>
+                    <w:right w:type="dxa" w:w="120"/>
+                  </w:tcMar>
+                  <w:vAlign w:val="center"/>
+                </w:tcPr>
+                <w:p>
+                  <w:pPr>
+                    <w:spacing w:after="0" w:before="0"/>
+                  </w:pPr>
+                  <w:r>
+                    <w:rPr>
+                      <w:rFonts w:ascii="Arial" w:cs="Arial" w:eastAsia="Arial" w:hAnsi="Arial"/>
+                      <w:b w:val="false"/>
+                      <w:bCs w:val="false"/>
+                      <w:sz w:val="21"/>
+                      <w:szCs w:val="21"/>
+                    </w:rPr>
+                    <w:t xml:space="preserve">1</w:t>
+                  </w:r>
+                </w:p>
+              </w:tc>
+              <w:tc>
+                <w:tcPr>
+                  <w:tcW w:type="dxa" w:w="2506"/>
+                  <w:tcBorders>
+                    <w:top w:val="single" w:color="B7C2D1" w:sz="4"/>
+                    <w:left w:val="single" w:color="B7C2D1" w:sz="4"/>
+                    <w:bottom w:val="single" w:color="B7C2D1" w:sz="4"/>
+                    <w:right w:val="single" w:color="B7C2D1" w:sz="4"/>
+                  </w:tcBorders>
+                  <w:shd w:fill="FFFFFF" w:color="auto" w:val="clear"/>
+                  <w:tcMar>
+                    <w:top w:type="dxa" w:w="80"/>
+                    <w:left w:type="dxa" w:w="120"/>
+                    <w:bottom w:type="dxa" w:w="80"/>
+                    <w:right w:type="dxa" w:w="120"/>
+                  </w:tcMar>
+                  <w:vAlign w:val="center"/>
+                </w:tcPr>
+                <w:p>
+                  <w:pPr>
+                    <w:spacing w:after="0" w:before="0"/>
+                  </w:pPr>
+                  <w:r>
+                    <w:rPr>
+                      <w:rFonts w:ascii="Arial" w:cs="Arial" w:eastAsia="Arial" w:hAnsi="Arial"/>
+                      <w:b w:val="false"/>
+                      <w:bCs w:val="false"/>
+                      <w:sz w:val="21"/>
+                      <w:szCs w:val="21"/>
+                    </w:rPr>
+                    <w:t xml:space="preserve"/>
+                  </w:r>
+                </w:p>
+              </w:tc>
+            </w:tr>
+            <w:tr>
+              <w:trPr>
+                <w:cantSplit/>
+                <w:trHeight w:val="360" w:hRule="atLeast"/>
+              </w:trPr>
+              <w:tc>
+                <w:tcPr>
+                  <w:tcW w:type="dxa" w:w="2506"/>
+                  <w:tcBorders>
+                    <w:top w:val="single" w:color="B7C2D1" w:sz="4"/>
+                    <w:left w:val="single" w:color="B7C2D1" w:sz="4"/>
+                    <w:bottom w:val="single" w:color="B7C2D1" w:sz="4"/>
+                    <w:right w:val="single" w:color="B7C2D1" w:sz="4"/>
+                  </w:tcBorders>
+                  <w:shd w:fill="FFFFFF" w:color="auto" w:val="clear"/>
+                  <w:tcMar>
+                    <w:top w:type="dxa" w:w="80"/>
+                    <w:left w:type="dxa" w:w="120"/>
+                    <w:bottom w:type="dxa" w:w="80"/>
+                    <w:right w:type="dxa" w:w="120"/>
+                  </w:tcMar>
+                  <w:vAlign w:val="center"/>
+                </w:tcPr>
+                <w:p>
+                  <w:pPr>
+                    <w:spacing w:after="0" w:before="0"/>
+                  </w:pPr>
+                  <w:r>
+                    <w:rPr>
+                      <w:rFonts w:ascii="Arial" w:cs="Arial" w:eastAsia="Arial" w:hAnsi="Arial"/>
+                      <w:sz w:val="21"/>
+                      <w:szCs w:val="21"/>
+                    </w:rPr>
+                    <w:t xml:space="preserve">Ask the user for a password. Display too short when it is under 8 characters. Display too long when it is over 16 characters. Otherwise display ok.</w:t>
+                  </w:r>
+                </w:p>
+              </w:tc>
+              <w:tc>
+                <w:tcPr>
+                  <w:tcW w:type="dxa" w:w="2506"/>
+                  <w:tcBorders>
+                    <w:top w:val="single" w:color="B7C2D1" w:sz="4"/>
+                    <w:left w:val="single" w:color="B7C2D1" w:sz="4"/>
+                    <w:bottom w:val="single" w:color="B7C2D1" w:sz="4"/>
+                    <w:right w:val="single" w:color="B7C2D1" w:sz="4"/>
+                  </w:tcBorders>
+                  <w:shd w:fill="FFFFFF" w:color="auto" w:val="clear"/>
+                  <w:tcMar>
+                    <w:top w:type="dxa" w:w="80"/>
+                    <w:left w:type="dxa" w:w="120"/>
+                    <w:bottom w:type="dxa" w:w="80"/>
+                    <w:right w:type="dxa" w:w="120"/>
+                  </w:tcMar>
+                  <w:vAlign w:val="center"/>
+                </w:tcPr>
+                <w:p>
+                  <w:pPr>
+                    <w:spacing w:after="0" w:before="0"/>
+                  </w:pPr>
+                  <w:r>
+                    <w:rPr>
+                      <w:rFonts w:ascii="Arial" w:cs="Arial" w:eastAsia="Arial" w:hAnsi="Arial"/>
+                      <w:b w:val="false"/>
+                      <w:bCs w:val="false"/>
+                      <w:sz w:val="21"/>
+                      <w:szCs w:val="21"/>
+                    </w:rPr>
+                    <w:t xml:space="preserve">Write it</w:t>
+                  </w:r>
+                </w:p>
+              </w:tc>
+              <w:tc>
+                <w:tcPr>
+                  <w:tcW w:type="dxa" w:w="2506"/>
+                  <w:tcBorders>
+                    <w:top w:val="single" w:color="B7C2D1" w:sz="4"/>
+                    <w:left w:val="single" w:color="B7C2D1" w:sz="4"/>
+                    <w:bottom w:val="single" w:color="B7C2D1" w:sz="4"/>
+                    <w:right w:val="single" w:color="B7C2D1" w:sz="4"/>
+                  </w:tcBorders>
+                  <w:shd w:fill="FFFFFF" w:color="auto" w:val="clear"/>
+                  <w:tcMar>
+                    <w:top w:type="dxa" w:w="80"/>
+                    <w:left w:type="dxa" w:w="120"/>
+                    <w:bottom w:type="dxa" w:w="80"/>
+                    <w:right w:type="dxa" w:w="120"/>
+                  </w:tcMar>
+                  <w:vAlign w:val="center"/>
+                </w:tcPr>
+                <w:p>
+                  <w:pPr>
+                    <w:spacing w:after="0" w:before="0"/>
+                  </w:pPr>
+                  <w:r>
+                    <w:rPr>
+                      <w:rFonts w:ascii="Arial" w:cs="Arial" w:eastAsia="Arial" w:hAnsi="Arial"/>
+                      <w:b w:val="false"/>
+                      <w:bCs w:val="false"/>
+                      <w:sz w:val="21"/>
+                      <w:szCs w:val="21"/>
+                    </w:rPr>
+                    <w:t xml:space="preserve">3</w:t>
+                  </w:r>
+                </w:p>
+              </w:tc>
+              <w:tc>
+                <w:tcPr>
+                  <w:tcW w:type="dxa" w:w="2506"/>
+                  <w:tcBorders>
+                    <w:top w:val="single" w:color="B7C2D1" w:sz="4"/>
+                    <w:left w:val="single" w:color="B7C2D1" w:sz="4"/>
+                    <w:bottom w:val="single" w:color="B7C2D1" w:sz="4"/>
+                    <w:right w:val="single" w:color="B7C2D1" w:sz="4"/>
+                  </w:tcBorders>
+                  <w:shd w:fill="FFFFFF" w:color="auto" w:val="clear"/>
+                  <w:tcMar>
+                    <w:top w:type="dxa" w:w="80"/>
+                    <w:left w:type="dxa" w:w="120"/>
+                    <w:bottom w:type="dxa" w:w="80"/>
+                    <w:right w:type="dxa" w:w="120"/>
+                  </w:tcMar>
+                  <w:vAlign w:val="center"/>
+                </w:tcPr>
+                <w:p>
+                  <w:pPr>
+                    <w:spacing w:after="0" w:before="0"/>
+                  </w:pPr>
+                  <w:r>
+                    <w:rPr>
+                      <w:rFonts w:ascii="Arial" w:cs="Arial" w:eastAsia="Arial" w:hAnsi="Arial"/>
+                      <w:b w:val="false"/>
+                      <w:bCs w:val="false"/>
+                      <w:sz w:val="21"/>
+                      <w:szCs w:val="21"/>
+                    </w:rPr>
+                    <w:t xml:space="preserve"/>
+                  </w:r>
+                </w:p>
+              </w:tc>
+            </w:tr>
+            <w:tr>
+              <w:trPr>
+                <w:cantSplit/>
+                <w:trHeight w:val="360" w:hRule="atLeast"/>
+              </w:trPr>
+              <w:tc>
+                <w:tcPr>
+                  <w:tcW w:type="dxa" w:w="2506"/>
+                  <w:tcBorders>
+                    <w:top w:val="single" w:color="B7C2D1" w:sz="4"/>
+                    <w:left w:val="single" w:color="B7C2D1" w:sz="4"/>
+                    <w:bottom w:val="single" w:color="B7C2D1" w:sz="4"/>
+                    <w:right w:val="single" w:color="B7C2D1" w:sz="4"/>
+                  </w:tcBorders>
+                  <w:shd w:fill="FFFFFF" w:color="auto" w:val="clear"/>
+                  <w:tcMar>
+                    <w:top w:type="dxa" w:w="80"/>
+                    <w:left w:type="dxa" w:w="120"/>
+                    <w:bottom w:type="dxa" w:w="80"/>
+                    <w:right w:type="dxa" w:w="120"/>
+                  </w:tcMar>
+                  <w:vAlign w:val="center"/>
+                </w:tcPr>
+                <w:p>
+                  <w:pPr>
+                    <w:spacing w:after="0" w:before="0"/>
+                  </w:pPr>
+                  <w:r>
+                    <w:rPr>
+                      <w:rFonts w:ascii="Arial" w:cs="Arial" w:eastAsia="Arial" w:hAnsi="Arial"/>
+                      <w:sz w:val="21"/>
+                      <w:szCs w:val="21"/>
+                    </w:rPr>
+                    <w:t xml:space="preserve">Press Run. Type AB12 when the program waits. The program checks the shape, not just the length.</w:t>
+                  </w:r>
+                </w:p>
+              </w:tc>
+              <w:tc>
+                <w:tcPr>
+                  <w:tcW w:type="dxa" w:w="2506"/>
+                  <w:tcBorders>
+                    <w:top w:val="single" w:color="B7C2D1" w:sz="4"/>
+                    <w:left w:val="single" w:color="B7C2D1" w:sz="4"/>
+                    <w:bottom w:val="single" w:color="B7C2D1" w:sz="4"/>
+                    <w:right w:val="single" w:color="B7C2D1" w:sz="4"/>
+                  </w:tcBorders>
+                  <w:shd w:fill="FFFFFF" w:color="auto" w:val="clear"/>
+                  <w:tcMar>
+                    <w:top w:type="dxa" w:w="80"/>
+                    <w:left w:type="dxa" w:w="120"/>
+                    <w:bottom w:type="dxa" w:w="80"/>
+                    <w:right w:type="dxa" w:w="120"/>
+                  </w:tcMar>
+                  <w:vAlign w:val="center"/>
+                </w:tcPr>
+                <w:p>
+                  <w:pPr>
+                    <w:spacing w:after="0" w:before="0"/>
+                  </w:pPr>
+                  <w:r>
+                    <w:rPr>
+                      <w:rFonts w:ascii="Arial" w:cs="Arial" w:eastAsia="Arial" w:hAnsi="Arial"/>
+                      <w:b w:val="false"/>
+                      <w:bCs w:val="false"/>
+                      <w:sz w:val="21"/>
+                      <w:szCs w:val="21"/>
+                    </w:rPr>
+                    <w:t xml:space="preserve">Run it</w:t>
+                  </w:r>
+                </w:p>
+              </w:tc>
+              <w:tc>
+                <w:tcPr>
+                  <w:tcW w:type="dxa" w:w="2506"/>
+                  <w:tcBorders>
+                    <w:top w:val="single" w:color="B7C2D1" w:sz="4"/>
+                    <w:left w:val="single" w:color="B7C2D1" w:sz="4"/>
+                    <w:bottom w:val="single" w:color="B7C2D1" w:sz="4"/>
+                    <w:right w:val="single" w:color="B7C2D1" w:sz="4"/>
+                  </w:tcBorders>
+                  <w:shd w:fill="FFFFFF" w:color="auto" w:val="clear"/>
+                  <w:tcMar>
+                    <w:top w:type="dxa" w:w="80"/>
+                    <w:left w:type="dxa" w:w="120"/>
+                    <w:bottom w:type="dxa" w:w="80"/>
+                    <w:right w:type="dxa" w:w="120"/>
+                  </w:tcMar>
+                  <w:vAlign w:val="center"/>
+                </w:tcPr>
+                <w:p>
+                  <w:pPr>
+                    <w:spacing w:after="0" w:before="0"/>
+                  </w:pPr>
+                  <w:r>
+                    <w:rPr>
+                      <w:rFonts w:ascii="Arial" w:cs="Arial" w:eastAsia="Arial" w:hAnsi="Arial"/>
+                      <w:b w:val="false"/>
+                      <w:bCs w:val="false"/>
+                      <w:sz w:val="21"/>
+                      <w:szCs w:val="21"/>
+                    </w:rPr>
+                    <w:t xml:space="preserve">1</w:t>
+                  </w:r>
+                </w:p>
+              </w:tc>
+              <w:tc>
+                <w:tcPr>
+                  <w:tcW w:type="dxa" w:w="2506"/>
+                  <w:tcBorders>
+                    <w:top w:val="single" w:color="B7C2D1" w:sz="4"/>
+                    <w:left w:val="single" w:color="B7C2D1" w:sz="4"/>
+                    <w:bottom w:val="single" w:color="B7C2D1" w:sz="4"/>
+                    <w:right w:val="single" w:color="B7C2D1" w:sz="4"/>
+                  </w:tcBorders>
+                  <w:shd w:fill="FFFFFF" w:color="auto" w:val="clear"/>
+                  <w:tcMar>
+                    <w:top w:type="dxa" w:w="80"/>
+                    <w:left w:type="dxa" w:w="120"/>
+                    <w:bottom w:type="dxa" w:w="80"/>
+                    <w:right w:type="dxa" w:w="120"/>
+                  </w:tcMar>
+                  <w:vAlign w:val="center"/>
+                </w:tcPr>
+                <w:p>
+                  <w:pPr>
+                    <w:spacing w:after="0" w:before="0"/>
+                  </w:pPr>
+                  <w:r>
+                    <w:rPr>
+                      <w:rFonts w:ascii="Arial" w:cs="Arial" w:eastAsia="Arial" w:hAnsi="Arial"/>
+                      <w:b w:val="false"/>
+                      <w:bCs w:val="false"/>
+                      <w:sz w:val="21"/>
+                      <w:szCs w:val="21"/>
+                    </w:rPr>
+                    <w:t xml:space="preserve"/>
+                  </w:r>
+                </w:p>
+              </w:tc>
+            </w:tr>
+            <w:tr>
+              <w:trPr>
+                <w:cantSplit/>
+                <w:trHeight w:val="360" w:hRule="atLeast"/>
+              </w:trPr>
+              <w:tc>
+                <w:tcPr>
+                  <w:tcW w:type="dxa" w:w="2506"/>
+                  <w:tcBorders>
+                    <w:top w:val="single" w:color="B7C2D1" w:sz="4"/>
+                    <w:left w:val="single" w:color="B7C2D1" w:sz="4"/>
+                    <w:bottom w:val="single" w:color="B7C2D1" w:sz="4"/>
+                    <w:right w:val="single" w:color="B7C2D1" w:sz="4"/>
+                  </w:tcBorders>
+                  <w:shd w:fill="FFFFFF" w:color="auto" w:val="clear"/>
+                  <w:tcMar>
+                    <w:top w:type="dxa" w:w="80"/>
+                    <w:left w:type="dxa" w:w="120"/>
+                    <w:bottom w:type="dxa" w:w="80"/>
+                    <w:right w:type="dxa" w:w="120"/>
+                  </w:tcMar>
+                  <w:vAlign w:val="center"/>
+                </w:tcPr>
+                <w:p>
+                  <w:pPr>
+                    <w:spacing w:after="0" w:before="0"/>
+                  </w:pPr>
+                  <w:r>
+                    <w:rPr>
+                      <w:rFonts w:ascii="Arial" w:cs="Arial" w:eastAsia="Arial" w:hAnsi="Arial"/>
+                      <w:sz w:val="21"/>
+                      <w:szCs w:val="21"/>
+                    </w:rPr>
+                    <w:t xml:space="preserve">Finish the program so that a reference of one letter and then two digits is valid.</w:t>
+                  </w:r>
+                </w:p>
+              </w:tc>
+              <w:tc>
+                <w:tcPr>
+                  <w:tcW w:type="dxa" w:w="2506"/>
+                  <w:tcBorders>
+                    <w:top w:val="single" w:color="B7C2D1" w:sz="4"/>
+                    <w:left w:val="single" w:color="B7C2D1" w:sz="4"/>
+                    <w:bottom w:val="single" w:color="B7C2D1" w:sz="4"/>
+                    <w:right w:val="single" w:color="B7C2D1" w:sz="4"/>
+                  </w:tcBorders>
+                  <w:shd w:fill="FFFFFF" w:color="auto" w:val="clear"/>
+                  <w:tcMar>
+                    <w:top w:type="dxa" w:w="80"/>
+                    <w:left w:type="dxa" w:w="120"/>
+                    <w:bottom w:type="dxa" w:w="80"/>
+                    <w:right w:type="dxa" w:w="120"/>
+                  </w:tcMar>
+                  <w:vAlign w:val="center"/>
+                </w:tcPr>
+                <w:p>
+                  <w:pPr>
+                    <w:spacing w:after="0" w:before="0"/>
+                  </w:pPr>
+                  <w:r>
+                    <w:rPr>
+                      <w:rFonts w:ascii="Arial" w:cs="Arial" w:eastAsia="Arial" w:hAnsi="Arial"/>
+                      <w:b w:val="false"/>
+                      <w:bCs w:val="false"/>
+                      <w:sz w:val="21"/>
+                      <w:szCs w:val="21"/>
+                    </w:rPr>
+                    <w:t xml:space="preserve">Complete it</w:t>
+                  </w:r>
+                </w:p>
+              </w:tc>
+              <w:tc>
+                <w:tcPr>
+                  <w:tcW w:type="dxa" w:w="2506"/>
+                  <w:tcBorders>
+                    <w:top w:val="single" w:color="B7C2D1" w:sz="4"/>
+                    <w:left w:val="single" w:color="B7C2D1" w:sz="4"/>
+                    <w:bottom w:val="single" w:color="B7C2D1" w:sz="4"/>
+                    <w:right w:val="single" w:color="B7C2D1" w:sz="4"/>
+                  </w:tcBorders>
+                  <w:shd w:fill="FFFFFF" w:color="auto" w:val="clear"/>
+                  <w:tcMar>
+                    <w:top w:type="dxa" w:w="80"/>
+                    <w:left w:type="dxa" w:w="120"/>
+                    <w:bottom w:type="dxa" w:w="80"/>
+                    <w:right w:type="dxa" w:w="120"/>
+                  </w:tcMar>
+                  <w:vAlign w:val="center"/>
+                </w:tcPr>
+                <w:p>
+                  <w:pPr>
+                    <w:spacing w:after="0" w:before="0"/>
+                  </w:pPr>
+                  <w:r>
+                    <w:rPr>
+                      <w:rFonts w:ascii="Arial" w:cs="Arial" w:eastAsia="Arial" w:hAnsi="Arial"/>
+                      <w:b w:val="false"/>
+                      <w:bCs w:val="false"/>
+                      <w:sz w:val="21"/>
+                      <w:szCs w:val="21"/>
+                    </w:rPr>
+                    <w:t xml:space="preserve">2</w:t>
+                  </w:r>
+                </w:p>
+              </w:tc>
+              <w:tc>
+                <w:tcPr>
+                  <w:tcW w:type="dxa" w:w="2506"/>
+                  <w:tcBorders>
+                    <w:top w:val="single" w:color="B7C2D1" w:sz="4"/>
+                    <w:left w:val="single" w:color="B7C2D1" w:sz="4"/>
+                    <w:bottom w:val="single" w:color="B7C2D1" w:sz="4"/>
+                    <w:right w:val="single" w:color="B7C2D1" w:sz="4"/>
+                  </w:tcBorders>
+                  <w:shd w:fill="FFFFFF" w:color="auto" w:val="clear"/>
+                  <w:tcMar>
+                    <w:top w:type="dxa" w:w="80"/>
+                    <w:left w:type="dxa" w:w="120"/>
+                    <w:bottom w:type="dxa" w:w="80"/>
+                    <w:right w:type="dxa" w:w="120"/>
+                  </w:tcMar>
+                  <w:vAlign w:val="center"/>
+                </w:tcPr>
+                <w:p>
+                  <w:pPr>
+                    <w:spacing w:after="0" w:before="0"/>
+                  </w:pPr>
+                  <w:r>
+                    <w:rPr>
+                      <w:rFonts w:ascii="Arial" w:cs="Arial" w:eastAsia="Arial" w:hAnsi="Arial"/>
+                      <w:b w:val="false"/>
+                      <w:bCs w:val="false"/>
+                      <w:sz w:val="21"/>
+                      <w:szCs w:val="21"/>
+                    </w:rPr>
+                    <w:t xml:space="preserve"/>
+                  </w:r>
+                </w:p>
+              </w:tc>
+            </w:tr>
+            <w:tr>
+              <w:trPr>
+                <w:cantSplit/>
+                <w:trHeight w:val="360" w:hRule="atLeast"/>
+              </w:trPr>
+              <w:tc>
+                <w:tcPr>
+                  <w:tcW w:type="dxa" w:w="2506"/>
+                  <w:tcBorders>
+                    <w:top w:val="single" w:color="B7C2D1" w:sz="4"/>
+                    <w:left w:val="single" w:color="B7C2D1" w:sz="4"/>
+                    <w:bottom w:val="single" w:color="B7C2D1" w:sz="4"/>
+                    <w:right w:val="single" w:color="B7C2D1" w:sz="4"/>
+                  </w:tcBorders>
+                  <w:shd w:fill="FFFFFF" w:color="auto" w:val="clear"/>
+                  <w:tcMar>
+                    <w:top w:type="dxa" w:w="80"/>
+                    <w:left w:type="dxa" w:w="120"/>
+                    <w:bottom w:type="dxa" w:w="80"/>
+                    <w:right w:type="dxa" w:w="120"/>
+                  </w:tcMar>
+                  <w:vAlign w:val="center"/>
+                </w:tcPr>
+                <w:p>
+                  <w:pPr>
+                    <w:spacing w:after="0" w:before="0"/>
+                  </w:pPr>
+                  <w:r>
+                    <w:rPr>
+                      <w:rFonts w:ascii="Arial" w:cs="Arial" w:eastAsia="Arial" w:hAnsi="Arial"/>
+                      <w:sz w:val="21"/>
+                      <w:szCs w:val="21"/>
+                    </w:rPr>
+                    <w:t xml:space="preserve">This program should accept a code of exactly two letters and then four digits. It accepts some codes of the wrong length. Find the mistake and put it right.</w:t>
+                  </w:r>
+                </w:p>
+              </w:tc>
+              <w:tc>
+                <w:tcPr>
+                  <w:tcW w:type="dxa" w:w="2506"/>
+                  <w:tcBorders>
+                    <w:top w:val="single" w:color="B7C2D1" w:sz="4"/>
+                    <w:left w:val="single" w:color="B7C2D1" w:sz="4"/>
+                    <w:bottom w:val="single" w:color="B7C2D1" w:sz="4"/>
+                    <w:right w:val="single" w:color="B7C2D1" w:sz="4"/>
+                  </w:tcBorders>
+                  <w:shd w:fill="FFFFFF" w:color="auto" w:val="clear"/>
+                  <w:tcMar>
+                    <w:top w:type="dxa" w:w="80"/>
+                    <w:left w:type="dxa" w:w="120"/>
+                    <w:bottom w:type="dxa" w:w="80"/>
+                    <w:right w:type="dxa" w:w="120"/>
+                  </w:tcMar>
+                  <w:vAlign w:val="center"/>
+                </w:tcPr>
+                <w:p>
+                  <w:pPr>
+                    <w:spacing w:after="0" w:before="0"/>
+                  </w:pPr>
+                  <w:r>
+                    <w:rPr>
+                      <w:rFonts w:ascii="Arial" w:cs="Arial" w:eastAsia="Arial" w:hAnsi="Arial"/>
+                      <w:b w:val="false"/>
+                      <w:bCs w:val="false"/>
+                      <w:sz w:val="21"/>
+                      <w:szCs w:val="21"/>
+                    </w:rPr>
+                    <w:t xml:space="preserve">Fix it</w:t>
+                  </w:r>
+                </w:p>
+              </w:tc>
+              <w:tc>
+                <w:tcPr>
+                  <w:tcW w:type="dxa" w:w="2506"/>
+                  <w:tcBorders>
+                    <w:top w:val="single" w:color="B7C2D1" w:sz="4"/>
+                    <w:left w:val="single" w:color="B7C2D1" w:sz="4"/>
+                    <w:bottom w:val="single" w:color="B7C2D1" w:sz="4"/>
+                    <w:right w:val="single" w:color="B7C2D1" w:sz="4"/>
+                  </w:tcBorders>
+                  <w:shd w:fill="FFFFFF" w:color="auto" w:val="clear"/>
+                  <w:tcMar>
+                    <w:top w:type="dxa" w:w="80"/>
+                    <w:left w:type="dxa" w:w="120"/>
+                    <w:bottom w:type="dxa" w:w="80"/>
+                    <w:right w:type="dxa" w:w="120"/>
+                  </w:tcMar>
+                  <w:vAlign w:val="center"/>
+                </w:tcPr>
+                <w:p>
+                  <w:pPr>
+                    <w:spacing w:after="0" w:before="0"/>
+                  </w:pPr>
+                  <w:r>
+                    <w:rPr>
+                      <w:rFonts w:ascii="Arial" w:cs="Arial" w:eastAsia="Arial" w:hAnsi="Arial"/>
+                      <w:b w:val="false"/>
+                      <w:bCs w:val="false"/>
+                      <w:sz w:val="21"/>
+                      <w:szCs w:val="21"/>
+                    </w:rPr>
+                    <w:t xml:space="preserve">2</w:t>
+                  </w:r>
+                </w:p>
+              </w:tc>
+              <w:tc>
+                <w:tcPr>
+                  <w:tcW w:type="dxa" w:w="2506"/>
+                  <w:tcBorders>
+                    <w:top w:val="single" w:color="B7C2D1" w:sz="4"/>
+                    <w:left w:val="single" w:color="B7C2D1" w:sz="4"/>
+                    <w:bottom w:val="single" w:color="B7C2D1" w:sz="4"/>
+                    <w:right w:val="single" w:color="B7C2D1" w:sz="4"/>
+                  </w:tcBorders>
+                  <w:shd w:fill="FFFFFF" w:color="auto" w:val="clear"/>
+                  <w:tcMar>
+                    <w:top w:type="dxa" w:w="80"/>
+                    <w:left w:type="dxa" w:w="120"/>
+                    <w:bottom w:type="dxa" w:w="80"/>
+                    <w:right w:type="dxa" w:w="120"/>
+                  </w:tcMar>
+                  <w:vAlign w:val="center"/>
+                </w:tcPr>
+                <w:p>
+                  <w:pPr>
+                    <w:spacing w:after="0" w:before="0"/>
+                  </w:pPr>
+                  <w:r>
+                    <w:rPr>
+                      <w:rFonts w:ascii="Arial" w:cs="Arial" w:eastAsia="Arial" w:hAnsi="Arial"/>
+                      <w:b w:val="false"/>
+                      <w:bCs w:val="false"/>
+                      <w:sz w:val="21"/>
+                      <w:szCs w:val="21"/>
+                    </w:rPr>
+                    <w:t xml:space="preserve"/>
+                  </w:r>
+                </w:p>
+              </w:tc>
+            </w:tr>
+            <w:tr>
+              <w:trPr>
+                <w:cantSplit/>
+                <w:trHeight w:val="360" w:hRule="atLeast"/>
+              </w:trPr>
+              <w:tc>
+                <w:tcPr>
+                  <w:tcW w:type="dxa" w:w="2506"/>
+                  <w:tcBorders>
+                    <w:top w:val="single" w:color="B7C2D1" w:sz="4"/>
+                    <w:left w:val="single" w:color="B7C2D1" w:sz="4"/>
+                    <w:bottom w:val="single" w:color="B7C2D1" w:sz="4"/>
+                    <w:right w:val="single" w:color="B7C2D1" w:sz="4"/>
+                  </w:tcBorders>
+                  <w:shd w:fill="FFFFFF" w:color="auto" w:val="clear"/>
+                  <w:tcMar>
+                    <w:top w:type="dxa" w:w="80"/>
+                    <w:left w:type="dxa" w:w="120"/>
+                    <w:bottom w:type="dxa" w:w="80"/>
+                    <w:right w:type="dxa" w:w="120"/>
+                  </w:tcMar>
+                  <w:vAlign w:val="center"/>
+                </w:tcPr>
+                <w:p>
+                  <w:pPr>
+                    <w:spacing w:after="0" w:before="0"/>
+                  </w:pPr>
+                  <w:r>
+                    <w:rPr>
+                      <w:rFonts w:ascii="Arial" w:cs="Arial" w:eastAsia="Arial" w:hAnsi="Arial"/>
+                      <w:sz w:val="21"/>
+                      <w:szCs w:val="21"/>
+                    </w:rPr>
+                    <w:t xml:space="preserve">Ask the user for a date typed as two digits, a slash, then two digits. Display invalid date when it is not that shape. Display day too big when the shape is right but the first two digits are above 31. Otherwise display date ok.</w:t>
+                  </w:r>
+                </w:p>
+              </w:tc>
+              <w:tc>
+                <w:tcPr>
+                  <w:tcW w:type="dxa" w:w="2506"/>
+                  <w:tcBorders>
+                    <w:top w:val="single" w:color="B7C2D1" w:sz="4"/>
+                    <w:left w:val="single" w:color="B7C2D1" w:sz="4"/>
+                    <w:bottom w:val="single" w:color="B7C2D1" w:sz="4"/>
+                    <w:right w:val="single" w:color="B7C2D1" w:sz="4"/>
+                  </w:tcBorders>
+                  <w:shd w:fill="FFFFFF" w:color="auto" w:val="clear"/>
+                  <w:tcMar>
+                    <w:top w:type="dxa" w:w="80"/>
+                    <w:left w:type="dxa" w:w="120"/>
+                    <w:bottom w:type="dxa" w:w="80"/>
+                    <w:right w:type="dxa" w:w="120"/>
+                  </w:tcMar>
+                  <w:vAlign w:val="center"/>
+                </w:tcPr>
+                <w:p>
+                  <w:pPr>
+                    <w:spacing w:after="0" w:before="0"/>
+                  </w:pPr>
+                  <w:r>
+                    <w:rPr>
+                      <w:rFonts w:ascii="Arial" w:cs="Arial" w:eastAsia="Arial" w:hAnsi="Arial"/>
+                      <w:b w:val="false"/>
+                      <w:bCs w:val="false"/>
+                      <w:sz w:val="21"/>
+                      <w:szCs w:val="21"/>
+                    </w:rPr>
+                    <w:t xml:space="preserve">Challenge (optional)</w:t>
+                  </w:r>
+                </w:p>
+              </w:tc>
+              <w:tc>
+                <w:tcPr>
+                  <w:tcW w:type="dxa" w:w="2506"/>
+                  <w:tcBorders>
+                    <w:top w:val="single" w:color="B7C2D1" w:sz="4"/>
+                    <w:left w:val="single" w:color="B7C2D1" w:sz="4"/>
+                    <w:bottom w:val="single" w:color="B7C2D1" w:sz="4"/>
+                    <w:right w:val="single" w:color="B7C2D1" w:sz="4"/>
+                  </w:tcBorders>
+                  <w:shd w:fill="FFFFFF" w:color="auto" w:val="clear"/>
+                  <w:tcMar>
+                    <w:top w:type="dxa" w:w="80"/>
+                    <w:left w:type="dxa" w:w="120"/>
+                    <w:bottom w:type="dxa" w:w="80"/>
+                    <w:right w:type="dxa" w:w="120"/>
+                  </w:tcMar>
+                  <w:vAlign w:val="center"/>
+                </w:tcPr>
+                <w:p>
+                  <w:pPr>
+                    <w:spacing w:after="0" w:before="0"/>
+                  </w:pPr>
+                  <w:r>
+                    <w:rPr>
+                      <w:rFonts w:ascii="Arial" w:cs="Arial" w:eastAsia="Arial" w:hAnsi="Arial"/>
+                      <w:b w:val="false"/>
+                      <w:bCs w:val="false"/>
+                      <w:sz w:val="21"/>
+                      <w:szCs w:val="21"/>
+                    </w:rPr>
+                    <w:t xml:space="preserve">3</w:t>
+                  </w:r>
+                </w:p>
+              </w:tc>
+              <w:tc>
+                <w:tcPr>
+                  <w:tcW w:type="dxa" w:w="2506"/>
                   <w:tcBorders>
                     <w:top w:val="single" w:color="B7C2D1" w:sz="4"/>
                     <w:left w:val="single" w:color="B7C2D1" w:sz="4"/>
@@ -3523,7 +6292,7 @@
                 <w:sz w:val="21"/>
                 <w:szCs w:val="21"/>
               </w:rPr>
-              <w:t xml:space="preserve">Plan the one you found hardest: inputs, what happens to them, what is printed.</w:t>
+              <w:t xml:space="preserve">Plan the one you found hardest: what is typed in, what happens to it, what is displayed.</w:t>
             </w:r>
           </w:p>
           <w:tbl>
@@ -3949,12 +6718,12 @@
                 <w:sz w:val="21"/>
                 <w:szCs w:val="21"/>
               </w:rPr>
-              <w:t xml:space="preserve">Tick each one off as its tests pass in the editor</w:t>
+              <w:t xml:space="preserve">Tick each one off as you finish it in the editor</w:t>
             </w:r>
           </w:p>
           <w:tbl>
             <w:tblPr>
-              <w:tblW w:type="dxa" w:w="10026"/>
+              <w:tblW w:type="dxa" w:w="10024"/>
               <w:tblBorders>
                 <w:top w:val="single" w:color="auto" w:sz="4"/>
                 <w:left w:val="single" w:color="auto" w:sz="4"/>
@@ -3965,9 +6734,10 @@
               </w:tblBorders>
             </w:tblPr>
             <w:tblGrid>
-              <w:gridCol w:w="3342"/>
-              <w:gridCol w:w="3342"/>
-              <w:gridCol w:w="3342"/>
+              <w:gridCol w:w="2506"/>
+              <w:gridCol w:w="2506"/>
+              <w:gridCol w:w="2506"/>
+              <w:gridCol w:w="2506"/>
             </w:tblGrid>
             <w:tr>
               <w:trPr>
@@ -3976,7 +6746,7 @@
               </w:trPr>
               <w:tc>
                 <w:tcPr>
-                  <w:tcW w:type="dxa" w:w="3342"/>
+                  <w:tcW w:type="dxa" w:w="2506"/>
                   <w:tcBorders>
                     <w:top w:val="single" w:color="B7C2D1" w:sz="4"/>
                     <w:left w:val="single" w:color="B7C2D1" w:sz="4"/>
@@ -4004,13 +6774,13 @@
                       <w:sz w:val="20"/>
                       <w:szCs w:val="20"/>
                     </w:rPr>
-                    <w:t xml:space="preserve">Program</w:t>
-                  </w:r>
-                </w:p>
-              </w:tc>
-              <w:tc>
-                <w:tcPr>
-                  <w:tcW w:type="dxa" w:w="3342"/>
+                    <w:t xml:space="preserve">Activity</w:t>
+                  </w:r>
+                </w:p>
+              </w:tc>
+              <w:tc>
+                <w:tcPr>
+                  <w:tcW w:type="dxa" w:w="2506"/>
                   <w:tcBorders>
                     <w:top w:val="single" w:color="B7C2D1" w:sz="4"/>
                     <w:left w:val="single" w:color="B7C2D1" w:sz="4"/>
@@ -4038,13 +6808,47 @@
                       <w:sz w:val="20"/>
                       <w:szCs w:val="20"/>
                     </w:rPr>
+                    <w:t xml:space="preserve">What to do</w:t>
+                  </w:r>
+                </w:p>
+              </w:tc>
+              <w:tc>
+                <w:tcPr>
+                  <w:tcW w:type="dxa" w:w="2506"/>
+                  <w:tcBorders>
+                    <w:top w:val="single" w:color="B7C2D1" w:sz="4"/>
+                    <w:left w:val="single" w:color="B7C2D1" w:sz="4"/>
+                    <w:bottom w:val="single" w:color="B7C2D1" w:sz="4"/>
+                    <w:right w:val="single" w:color="B7C2D1" w:sz="4"/>
+                  </w:tcBorders>
+                  <w:shd w:fill="E6ECF5" w:color="auto" w:val="clear"/>
+                  <w:tcMar>
+                    <w:top w:type="dxa" w:w="80"/>
+                    <w:left w:type="dxa" w:w="120"/>
+                    <w:bottom w:type="dxa" w:w="80"/>
+                    <w:right w:type="dxa" w:w="120"/>
+                  </w:tcMar>
+                  <w:vAlign w:val="center"/>
+                </w:tcPr>
+                <w:p>
+                  <w:pPr>
+                    <w:spacing w:after="0" w:before="0"/>
+                  </w:pPr>
+                  <w:r>
+                    <w:rPr>
+                      <w:rFonts w:ascii="Arial" w:cs="Arial" w:eastAsia="Arial" w:hAnsi="Arial"/>
+                      <w:b/>
+                      <w:bCs/>
+                      <w:sz w:val="20"/>
+                      <w:szCs w:val="20"/>
+                    </w:rPr>
                     <w:t xml:space="preserve">Marks</w:t>
                   </w:r>
                 </w:p>
               </w:tc>
               <w:tc>
                 <w:tcPr>
-                  <w:tcW w:type="dxa" w:w="3342"/>
+                  <w:tcW w:type="dxa" w:w="2506"/>
                   <w:tcBorders>
                     <w:top w:val="single" w:color="B7C2D1" w:sz="4"/>
                     <w:left w:val="single" w:color="B7C2D1" w:sz="4"/>
@@ -4084,73 +6888,107 @@
               </w:trPr>
               <w:tc>
                 <w:tcPr>
-                  <w:tcW w:type="dxa" w:w="3342"/>
-                  <w:tcBorders>
-                    <w:top w:val="single" w:color="B7C2D1" w:sz="4"/>
-                    <w:left w:val="single" w:color="B7C2D1" w:sz="4"/>
-                    <w:bottom w:val="single" w:color="B7C2D1" w:sz="4"/>
-                    <w:right w:val="single" w:color="B7C2D1" w:sz="4"/>
-                  </w:tcBorders>
-                  <w:shd w:fill="FFFFFF" w:color="auto" w:val="clear"/>
-                  <w:tcMar>
-                    <w:top w:type="dxa" w:w="80"/>
-                    <w:left w:type="dxa" w:w="120"/>
-                    <w:bottom w:type="dxa" w:w="80"/>
-                    <w:right w:type="dxa" w:w="120"/>
-                  </w:tcMar>
-                  <w:vAlign w:val="center"/>
-                </w:tcPr>
-                <w:p>
-                  <w:pPr>
-                    <w:spacing w:after="0" w:before="0"/>
-                  </w:pPr>
-                  <w:r>
-                    <w:rPr>
-                      <w:rFonts w:ascii="Arial" w:cs="Arial" w:eastAsia="Arial" w:hAnsi="Arial"/>
-                      <w:sz w:val="21"/>
-                      <w:szCs w:val="21"/>
-                    </w:rPr>
-                    <w:t xml:space="preserve">Keep asking the user for a word until one still has something in it once the spaces at each end have been taken off. Display that is empty for every wrong one. Then display accepted [the word without those spaces] for the one you take.</w:t>
-                  </w:r>
-                </w:p>
-              </w:tc>
-              <w:tc>
-                <w:tcPr>
-                  <w:tcW w:type="dxa" w:w="3342"/>
-                  <w:tcBorders>
-                    <w:top w:val="single" w:color="B7C2D1" w:sz="4"/>
-                    <w:left w:val="single" w:color="B7C2D1" w:sz="4"/>
-                    <w:bottom w:val="single" w:color="B7C2D1" w:sz="4"/>
-                    <w:right w:val="single" w:color="B7C2D1" w:sz="4"/>
-                  </w:tcBorders>
-                  <w:shd w:fill="FFFFFF" w:color="auto" w:val="clear"/>
-                  <w:tcMar>
-                    <w:top w:type="dxa" w:w="80"/>
-                    <w:left w:type="dxa" w:w="120"/>
-                    <w:bottom w:type="dxa" w:w="80"/>
-                    <w:right w:type="dxa" w:w="120"/>
-                  </w:tcMar>
-                  <w:vAlign w:val="center"/>
-                </w:tcPr>
-                <w:p>
-                  <w:pPr>
-                    <w:spacing w:after="0" w:before="0"/>
-                  </w:pPr>
-                  <w:r>
-                    <w:rPr>
-                      <w:rFonts w:ascii="Arial" w:cs="Arial" w:eastAsia="Arial" w:hAnsi="Arial"/>
-                      <w:b w:val="false"/>
-                      <w:bCs w:val="false"/>
-                      <w:sz w:val="21"/>
-                      <w:szCs w:val="21"/>
-                    </w:rPr>
-                    <w:t xml:space="preserve">4</w:t>
-                  </w:r>
-                </w:p>
-              </w:tc>
-              <w:tc>
-                <w:tcPr>
-                  <w:tcW w:type="dxa" w:w="3342"/>
+                  <w:tcW w:type="dxa" w:w="2506"/>
+                  <w:tcBorders>
+                    <w:top w:val="single" w:color="B7C2D1" w:sz="4"/>
+                    <w:left w:val="single" w:color="B7C2D1" w:sz="4"/>
+                    <w:bottom w:val="single" w:color="B7C2D1" w:sz="4"/>
+                    <w:right w:val="single" w:color="B7C2D1" w:sz="4"/>
+                  </w:tcBorders>
+                  <w:shd w:fill="FFFFFF" w:color="auto" w:val="clear"/>
+                  <w:tcMar>
+                    <w:top w:type="dxa" w:w="80"/>
+                    <w:left w:type="dxa" w:w="120"/>
+                    <w:bottom w:type="dxa" w:w="80"/>
+                    <w:right w:type="dxa" w:w="120"/>
+                  </w:tcMar>
+                  <w:vAlign w:val="center"/>
+                </w:tcPr>
+                <w:p>
+                  <w:pPr>
+                    <w:spacing w:after="0" w:before="0"/>
+                  </w:pPr>
+                  <w:r>
+                    <w:rPr>
+                      <w:rFonts w:ascii="Arial" w:cs="Arial" w:eastAsia="Arial" w:hAnsi="Arial"/>
+                      <w:sz w:val="21"/>
+                      <w:szCs w:val="21"/>
+                    </w:rPr>
+                    <w:t xml:space="preserve">Press Run. Press Enter without typing anything, then type red. The program asks twice.</w:t>
+                  </w:r>
+                </w:p>
+              </w:tc>
+              <w:tc>
+                <w:tcPr>
+                  <w:tcW w:type="dxa" w:w="2506"/>
+                  <w:tcBorders>
+                    <w:top w:val="single" w:color="B7C2D1" w:sz="4"/>
+                    <w:left w:val="single" w:color="B7C2D1" w:sz="4"/>
+                    <w:bottom w:val="single" w:color="B7C2D1" w:sz="4"/>
+                    <w:right w:val="single" w:color="B7C2D1" w:sz="4"/>
+                  </w:tcBorders>
+                  <w:shd w:fill="FFFFFF" w:color="auto" w:val="clear"/>
+                  <w:tcMar>
+                    <w:top w:type="dxa" w:w="80"/>
+                    <w:left w:type="dxa" w:w="120"/>
+                    <w:bottom w:type="dxa" w:w="80"/>
+                    <w:right w:type="dxa" w:w="120"/>
+                  </w:tcMar>
+                  <w:vAlign w:val="center"/>
+                </w:tcPr>
+                <w:p>
+                  <w:pPr>
+                    <w:spacing w:after="0" w:before="0"/>
+                  </w:pPr>
+                  <w:r>
+                    <w:rPr>
+                      <w:rFonts w:ascii="Arial" w:cs="Arial" w:eastAsia="Arial" w:hAnsi="Arial"/>
+                      <w:b w:val="false"/>
+                      <w:bCs w:val="false"/>
+                      <w:sz w:val="21"/>
+                      <w:szCs w:val="21"/>
+                    </w:rPr>
+                    <w:t xml:space="preserve">Run it</w:t>
+                  </w:r>
+                </w:p>
+              </w:tc>
+              <w:tc>
+                <w:tcPr>
+                  <w:tcW w:type="dxa" w:w="2506"/>
+                  <w:tcBorders>
+                    <w:top w:val="single" w:color="B7C2D1" w:sz="4"/>
+                    <w:left w:val="single" w:color="B7C2D1" w:sz="4"/>
+                    <w:bottom w:val="single" w:color="B7C2D1" w:sz="4"/>
+                    <w:right w:val="single" w:color="B7C2D1" w:sz="4"/>
+                  </w:tcBorders>
+                  <w:shd w:fill="FFFFFF" w:color="auto" w:val="clear"/>
+                  <w:tcMar>
+                    <w:top w:type="dxa" w:w="80"/>
+                    <w:left w:type="dxa" w:w="120"/>
+                    <w:bottom w:type="dxa" w:w="80"/>
+                    <w:right w:type="dxa" w:w="120"/>
+                  </w:tcMar>
+                  <w:vAlign w:val="center"/>
+                </w:tcPr>
+                <w:p>
+                  <w:pPr>
+                    <w:spacing w:after="0" w:before="0"/>
+                  </w:pPr>
+                  <w:r>
+                    <w:rPr>
+                      <w:rFonts w:ascii="Arial" w:cs="Arial" w:eastAsia="Arial" w:hAnsi="Arial"/>
+                      <w:b w:val="false"/>
+                      <w:bCs w:val="false"/>
+                      <w:sz w:val="21"/>
+                      <w:szCs w:val="21"/>
+                    </w:rPr>
+                    <w:t xml:space="preserve">1</w:t>
+                  </w:r>
+                </w:p>
+              </w:tc>
+              <w:tc>
+                <w:tcPr>
+                  <w:tcW w:type="dxa" w:w="2506"/>
                   <w:tcBorders>
                     <w:top w:val="single" w:color="B7C2D1" w:sz="4"/>
                     <w:left w:val="single" w:color="B7C2D1" w:sz="4"/>
@@ -4190,73 +7028,107 @@
               </w:trPr>
               <w:tc>
                 <w:tcPr>
-                  <w:tcW w:type="dxa" w:w="3342"/>
-                  <w:tcBorders>
-                    <w:top w:val="single" w:color="B7C2D1" w:sz="4"/>
-                    <w:left w:val="single" w:color="B7C2D1" w:sz="4"/>
-                    <w:bottom w:val="single" w:color="B7C2D1" w:sz="4"/>
-                    <w:right w:val="single" w:color="B7C2D1" w:sz="4"/>
-                  </w:tcBorders>
-                  <w:shd w:fill="FFFFFF" w:color="auto" w:val="clear"/>
-                  <w:tcMar>
-                    <w:top w:type="dxa" w:w="80"/>
-                    <w:left w:type="dxa" w:w="120"/>
-                    <w:bottom w:type="dxa" w:w="80"/>
-                    <w:right w:type="dxa" w:w="120"/>
-                  </w:tcMar>
-                  <w:vAlign w:val="center"/>
-                </w:tcPr>
-                <w:p>
-                  <w:pPr>
-                    <w:spacing w:after="0" w:before="0"/>
-                  </w:pPr>
-                  <w:r>
-                    <w:rPr>
-                      <w:rFonts w:ascii="Arial" w:cs="Arial" w:eastAsia="Arial" w:hAnsi="Arial"/>
-                      <w:sz w:val="21"/>
-                      <w:szCs w:val="21"/>
-                    </w:rPr>
-                    <w:t xml:space="preserve">Keep asking the user for a whole number until one is from 1 to 5 inclusive. Display please enter 1 to 5 for every wrong one. Then display chosen [the number] for the one you accept.</w:t>
-                  </w:r>
-                </w:p>
-              </w:tc>
-              <w:tc>
-                <w:tcPr>
-                  <w:tcW w:type="dxa" w:w="3342"/>
-                  <w:tcBorders>
-                    <w:top w:val="single" w:color="B7C2D1" w:sz="4"/>
-                    <w:left w:val="single" w:color="B7C2D1" w:sz="4"/>
-                    <w:bottom w:val="single" w:color="B7C2D1" w:sz="4"/>
-                    <w:right w:val="single" w:color="B7C2D1" w:sz="4"/>
-                  </w:tcBorders>
-                  <w:shd w:fill="FFFFFF" w:color="auto" w:val="clear"/>
-                  <w:tcMar>
-                    <w:top w:type="dxa" w:w="80"/>
-                    <w:left w:type="dxa" w:w="120"/>
-                    <w:bottom w:type="dxa" w:w="80"/>
-                    <w:right w:type="dxa" w:w="120"/>
-                  </w:tcMar>
-                  <w:vAlign w:val="center"/>
-                </w:tcPr>
-                <w:p>
-                  <w:pPr>
-                    <w:spacing w:after="0" w:before="0"/>
-                  </w:pPr>
-                  <w:r>
-                    <w:rPr>
-                      <w:rFonts w:ascii="Arial" w:cs="Arial" w:eastAsia="Arial" w:hAnsi="Arial"/>
-                      <w:b w:val="false"/>
-                      <w:bCs w:val="false"/>
-                      <w:sz w:val="21"/>
-                      <w:szCs w:val="21"/>
-                    </w:rPr>
-                    <w:t xml:space="preserve">5</w:t>
-                  </w:r>
-                </w:p>
-              </w:tc>
-              <w:tc>
-                <w:tcPr>
-                  <w:tcW w:type="dxa" w:w="3342"/>
+                  <w:tcW w:type="dxa" w:w="2506"/>
+                  <w:tcBorders>
+                    <w:top w:val="single" w:color="B7C2D1" w:sz="4"/>
+                    <w:left w:val="single" w:color="B7C2D1" w:sz="4"/>
+                    <w:bottom w:val="single" w:color="B7C2D1" w:sz="4"/>
+                    <w:right w:val="single" w:color="B7C2D1" w:sz="4"/>
+                  </w:tcBorders>
+                  <w:shd w:fill="FFFFFF" w:color="auto" w:val="clear"/>
+                  <w:tcMar>
+                    <w:top w:type="dxa" w:w="80"/>
+                    <w:left w:type="dxa" w:w="120"/>
+                    <w:bottom w:type="dxa" w:w="80"/>
+                    <w:right w:type="dxa" w:w="120"/>
+                  </w:tcMar>
+                  <w:vAlign w:val="center"/>
+                </w:tcPr>
+                <w:p>
+                  <w:pPr>
+                    <w:spacing w:after="0" w:before="0"/>
+                  </w:pPr>
+                  <w:r>
+                    <w:rPr>
+                      <w:rFonts w:ascii="Arial" w:cs="Arial" w:eastAsia="Arial" w:hAnsi="Arial"/>
+                      <w:sz w:val="21"/>
+                      <w:szCs w:val="21"/>
+                    </w:rPr>
+                    <w:t xml:space="preserve">The user types 99 and then 5. What will this program display?</w:t>
+                  </w:r>
+                </w:p>
+              </w:tc>
+              <w:tc>
+                <w:tcPr>
+                  <w:tcW w:type="dxa" w:w="2506"/>
+                  <w:tcBorders>
+                    <w:top w:val="single" w:color="B7C2D1" w:sz="4"/>
+                    <w:left w:val="single" w:color="B7C2D1" w:sz="4"/>
+                    <w:bottom w:val="single" w:color="B7C2D1" w:sz="4"/>
+                    <w:right w:val="single" w:color="B7C2D1" w:sz="4"/>
+                  </w:tcBorders>
+                  <w:shd w:fill="FFFFFF" w:color="auto" w:val="clear"/>
+                  <w:tcMar>
+                    <w:top w:type="dxa" w:w="80"/>
+                    <w:left w:type="dxa" w:w="120"/>
+                    <w:bottom w:type="dxa" w:w="80"/>
+                    <w:right w:type="dxa" w:w="120"/>
+                  </w:tcMar>
+                  <w:vAlign w:val="center"/>
+                </w:tcPr>
+                <w:p>
+                  <w:pPr>
+                    <w:spacing w:after="0" w:before="0"/>
+                  </w:pPr>
+                  <w:r>
+                    <w:rPr>
+                      <w:rFonts w:ascii="Arial" w:cs="Arial" w:eastAsia="Arial" w:hAnsi="Arial"/>
+                      <w:b w:val="false"/>
+                      <w:bCs w:val="false"/>
+                      <w:sz w:val="21"/>
+                      <w:szCs w:val="21"/>
+                    </w:rPr>
+                    <w:t xml:space="preserve">Predict</w:t>
+                  </w:r>
+                </w:p>
+              </w:tc>
+              <w:tc>
+                <w:tcPr>
+                  <w:tcW w:type="dxa" w:w="2506"/>
+                  <w:tcBorders>
+                    <w:top w:val="single" w:color="B7C2D1" w:sz="4"/>
+                    <w:left w:val="single" w:color="B7C2D1" w:sz="4"/>
+                    <w:bottom w:val="single" w:color="B7C2D1" w:sz="4"/>
+                    <w:right w:val="single" w:color="B7C2D1" w:sz="4"/>
+                  </w:tcBorders>
+                  <w:shd w:fill="FFFFFF" w:color="auto" w:val="clear"/>
+                  <w:tcMar>
+                    <w:top w:type="dxa" w:w="80"/>
+                    <w:left w:type="dxa" w:w="120"/>
+                    <w:bottom w:type="dxa" w:w="80"/>
+                    <w:right w:type="dxa" w:w="120"/>
+                  </w:tcMar>
+                  <w:vAlign w:val="center"/>
+                </w:tcPr>
+                <w:p>
+                  <w:pPr>
+                    <w:spacing w:after="0" w:before="0"/>
+                  </w:pPr>
+                  <w:r>
+                    <w:rPr>
+                      <w:rFonts w:ascii="Arial" w:cs="Arial" w:eastAsia="Arial" w:hAnsi="Arial"/>
+                      <w:b w:val="false"/>
+                      <w:bCs w:val="false"/>
+                      <w:sz w:val="21"/>
+                      <w:szCs w:val="21"/>
+                    </w:rPr>
+                    <w:t xml:space="preserve">1</w:t>
+                  </w:r>
+                </w:p>
+              </w:tc>
+              <w:tc>
+                <w:tcPr>
+                  <w:tcW w:type="dxa" w:w="2506"/>
                   <w:tcBorders>
                     <w:top w:val="single" w:color="B7C2D1" w:sz="4"/>
                     <w:left w:val="single" w:color="B7C2D1" w:sz="4"/>
@@ -4296,73 +7168,667 @@
               </w:trPr>
               <w:tc>
                 <w:tcPr>
-                  <w:tcW w:type="dxa" w:w="3342"/>
-                  <w:tcBorders>
-                    <w:top w:val="single" w:color="B7C2D1" w:sz="4"/>
-                    <w:left w:val="single" w:color="B7C2D1" w:sz="4"/>
-                    <w:bottom w:val="single" w:color="B7C2D1" w:sz="4"/>
-                    <w:right w:val="single" w:color="B7C2D1" w:sz="4"/>
-                  </w:tcBorders>
-                  <w:shd w:fill="FFFFFF" w:color="auto" w:val="clear"/>
-                  <w:tcMar>
-                    <w:top w:type="dxa" w:w="80"/>
-                    <w:left w:type="dxa" w:w="120"/>
-                    <w:bottom w:type="dxa" w:w="80"/>
-                    <w:right w:type="dxa" w:w="120"/>
-                  </w:tcMar>
-                  <w:vAlign w:val="center"/>
-                </w:tcPr>
-                <w:p>
-                  <w:pPr>
-                    <w:spacing w:after="0" w:before="0"/>
-                  </w:pPr>
-                  <w:r>
-                    <w:rPr>
-                      <w:rFonts w:ascii="Arial" w:cs="Arial" w:eastAsia="Arial" w:hAnsi="Arial"/>
-                      <w:sz w:val="21"/>
-                      <w:szCs w:val="21"/>
-                    </w:rPr>
-                    <w:t xml:space="preserve">Keep asking the user for a whole number until one is from 10 to 99 inclusive. Display that is not a whole number when what was typed is not all digits. Display that is outside 10 to 99 when it is a number outside that range. Then display accepted: [the number] for the one you accept.</w:t>
-                  </w:r>
-                </w:p>
-              </w:tc>
-              <w:tc>
-                <w:tcPr>
-                  <w:tcW w:type="dxa" w:w="3342"/>
-                  <w:tcBorders>
-                    <w:top w:val="single" w:color="B7C2D1" w:sz="4"/>
-                    <w:left w:val="single" w:color="B7C2D1" w:sz="4"/>
-                    <w:bottom w:val="single" w:color="B7C2D1" w:sz="4"/>
-                    <w:right w:val="single" w:color="B7C2D1" w:sz="4"/>
-                  </w:tcBorders>
-                  <w:shd w:fill="FFFFFF" w:color="auto" w:val="clear"/>
-                  <w:tcMar>
-                    <w:top w:type="dxa" w:w="80"/>
-                    <w:left w:type="dxa" w:w="120"/>
-                    <w:bottom w:type="dxa" w:w="80"/>
-                    <w:right w:type="dxa" w:w="120"/>
-                  </w:tcMar>
-                  <w:vAlign w:val="center"/>
-                </w:tcPr>
-                <w:p>
-                  <w:pPr>
-                    <w:spacing w:after="0" w:before="0"/>
-                  </w:pPr>
-                  <w:r>
-                    <w:rPr>
-                      <w:rFonts w:ascii="Arial" w:cs="Arial" w:eastAsia="Arial" w:hAnsi="Arial"/>
-                      <w:b w:val="false"/>
-                      <w:bCs w:val="false"/>
-                      <w:sz w:val="21"/>
-                      <w:szCs w:val="21"/>
-                    </w:rPr>
-                    <w:t xml:space="preserve">6</w:t>
-                  </w:r>
-                </w:p>
-              </w:tc>
-              <w:tc>
-                <w:tcPr>
-                  <w:tcW w:type="dxa" w:w="3342"/>
+                  <w:tcW w:type="dxa" w:w="2506"/>
+                  <w:tcBorders>
+                    <w:top w:val="single" w:color="B7C2D1" w:sz="4"/>
+                    <w:left w:val="single" w:color="B7C2D1" w:sz="4"/>
+                    <w:bottom w:val="single" w:color="B7C2D1" w:sz="4"/>
+                    <w:right w:val="single" w:color="B7C2D1" w:sz="4"/>
+                  </w:tcBorders>
+                  <w:shd w:fill="FFFFFF" w:color="auto" w:val="clear"/>
+                  <w:tcMar>
+                    <w:top w:type="dxa" w:w="80"/>
+                    <w:left w:type="dxa" w:w="120"/>
+                    <w:bottom w:type="dxa" w:w="80"/>
+                    <w:right w:type="dxa" w:w="120"/>
+                  </w:tcMar>
+                  <w:vAlign w:val="center"/>
+                </w:tcPr>
+                <w:p>
+                  <w:pPr>
+                    <w:spacing w:after="0" w:before="0"/>
+                  </w:pPr>
+                  <w:r>
+                    <w:rPr>
+                      <w:rFonts w:ascii="Arial" w:cs="Arial" w:eastAsia="Arial" w:hAnsi="Arial"/>
+                      <w:sz w:val="21"/>
+                      <w:szCs w:val="21"/>
+                    </w:rPr>
+                    <w:t xml:space="preserve">The user types abc. What will this program display?</w:t>
+                  </w:r>
+                </w:p>
+              </w:tc>
+              <w:tc>
+                <w:tcPr>
+                  <w:tcW w:type="dxa" w:w="2506"/>
+                  <w:tcBorders>
+                    <w:top w:val="single" w:color="B7C2D1" w:sz="4"/>
+                    <w:left w:val="single" w:color="B7C2D1" w:sz="4"/>
+                    <w:bottom w:val="single" w:color="B7C2D1" w:sz="4"/>
+                    <w:right w:val="single" w:color="B7C2D1" w:sz="4"/>
+                  </w:tcBorders>
+                  <w:shd w:fill="FFFFFF" w:color="auto" w:val="clear"/>
+                  <w:tcMar>
+                    <w:top w:type="dxa" w:w="80"/>
+                    <w:left w:type="dxa" w:w="120"/>
+                    <w:bottom w:type="dxa" w:w="80"/>
+                    <w:right w:type="dxa" w:w="120"/>
+                  </w:tcMar>
+                  <w:vAlign w:val="center"/>
+                </w:tcPr>
+                <w:p>
+                  <w:pPr>
+                    <w:spacing w:after="0" w:before="0"/>
+                  </w:pPr>
+                  <w:r>
+                    <w:rPr>
+                      <w:rFonts w:ascii="Arial" w:cs="Arial" w:eastAsia="Arial" w:hAnsi="Arial"/>
+                      <w:b w:val="false"/>
+                      <w:bCs w:val="false"/>
+                      <w:sz w:val="21"/>
+                      <w:szCs w:val="21"/>
+                    </w:rPr>
+                    <w:t xml:space="preserve">Predict</w:t>
+                  </w:r>
+                </w:p>
+              </w:tc>
+              <w:tc>
+                <w:tcPr>
+                  <w:tcW w:type="dxa" w:w="2506"/>
+                  <w:tcBorders>
+                    <w:top w:val="single" w:color="B7C2D1" w:sz="4"/>
+                    <w:left w:val="single" w:color="B7C2D1" w:sz="4"/>
+                    <w:bottom w:val="single" w:color="B7C2D1" w:sz="4"/>
+                    <w:right w:val="single" w:color="B7C2D1" w:sz="4"/>
+                  </w:tcBorders>
+                  <w:shd w:fill="FFFFFF" w:color="auto" w:val="clear"/>
+                  <w:tcMar>
+                    <w:top w:type="dxa" w:w="80"/>
+                    <w:left w:type="dxa" w:w="120"/>
+                    <w:bottom w:type="dxa" w:w="80"/>
+                    <w:right w:type="dxa" w:w="120"/>
+                  </w:tcMar>
+                  <w:vAlign w:val="center"/>
+                </w:tcPr>
+                <w:p>
+                  <w:pPr>
+                    <w:spacing w:after="0" w:before="0"/>
+                  </w:pPr>
+                  <w:r>
+                    <w:rPr>
+                      <w:rFonts w:ascii="Arial" w:cs="Arial" w:eastAsia="Arial" w:hAnsi="Arial"/>
+                      <w:b w:val="false"/>
+                      <w:bCs w:val="false"/>
+                      <w:sz w:val="21"/>
+                      <w:szCs w:val="21"/>
+                    </w:rPr>
+                    <w:t xml:space="preserve">1</w:t>
+                  </w:r>
+                </w:p>
+              </w:tc>
+              <w:tc>
+                <w:tcPr>
+                  <w:tcW w:type="dxa" w:w="2506"/>
+                  <w:tcBorders>
+                    <w:top w:val="single" w:color="B7C2D1" w:sz="4"/>
+                    <w:left w:val="single" w:color="B7C2D1" w:sz="4"/>
+                    <w:bottom w:val="single" w:color="B7C2D1" w:sz="4"/>
+                    <w:right w:val="single" w:color="B7C2D1" w:sz="4"/>
+                  </w:tcBorders>
+                  <w:shd w:fill="FFFFFF" w:color="auto" w:val="clear"/>
+                  <w:tcMar>
+                    <w:top w:type="dxa" w:w="80"/>
+                    <w:left w:type="dxa" w:w="120"/>
+                    <w:bottom w:type="dxa" w:w="80"/>
+                    <w:right w:type="dxa" w:w="120"/>
+                  </w:tcMar>
+                  <w:vAlign w:val="center"/>
+                </w:tcPr>
+                <w:p>
+                  <w:pPr>
+                    <w:spacing w:after="0" w:before="0"/>
+                  </w:pPr>
+                  <w:r>
+                    <w:rPr>
+                      <w:rFonts w:ascii="Arial" w:cs="Arial" w:eastAsia="Arial" w:hAnsi="Arial"/>
+                      <w:b w:val="false"/>
+                      <w:bCs w:val="false"/>
+                      <w:sz w:val="21"/>
+                      <w:szCs w:val="21"/>
+                    </w:rPr>
+                    <w:t xml:space="preserve"/>
+                  </w:r>
+                </w:p>
+              </w:tc>
+            </w:tr>
+            <w:tr>
+              <w:trPr>
+                <w:cantSplit/>
+                <w:trHeight w:val="360" w:hRule="atLeast"/>
+              </w:trPr>
+              <w:tc>
+                <w:tcPr>
+                  <w:tcW w:type="dxa" w:w="2506"/>
+                  <w:tcBorders>
+                    <w:top w:val="single" w:color="B7C2D1" w:sz="4"/>
+                    <w:left w:val="single" w:color="B7C2D1" w:sz="4"/>
+                    <w:bottom w:val="single" w:color="B7C2D1" w:sz="4"/>
+                    <w:right w:val="single" w:color="B7C2D1" w:sz="4"/>
+                  </w:tcBorders>
+                  <w:shd w:fill="FFFFFF" w:color="auto" w:val="clear"/>
+                  <w:tcMar>
+                    <w:top w:type="dxa" w:w="80"/>
+                    <w:left w:type="dxa" w:w="120"/>
+                    <w:bottom w:type="dxa" w:w="80"/>
+                    <w:right w:type="dxa" w:w="120"/>
+                  </w:tcMar>
+                  <w:vAlign w:val="center"/>
+                </w:tcPr>
+                <w:p>
+                  <w:pPr>
+                    <w:spacing w:after="0" w:before="0"/>
+                  </w:pPr>
+                  <w:r>
+                    <w:rPr>
+                      <w:rFonts w:ascii="Arial" w:cs="Arial" w:eastAsia="Arial" w:hAnsi="Arial"/>
+                      <w:sz w:val="21"/>
+                      <w:szCs w:val="21"/>
+                    </w:rPr>
+                    <w:t xml:space="preserve">Finish the program so that it keeps asking until the number is from 1 to 5 inclusive.</w:t>
+                  </w:r>
+                </w:p>
+              </w:tc>
+              <w:tc>
+                <w:tcPr>
+                  <w:tcW w:type="dxa" w:w="2506"/>
+                  <w:tcBorders>
+                    <w:top w:val="single" w:color="B7C2D1" w:sz="4"/>
+                    <w:left w:val="single" w:color="B7C2D1" w:sz="4"/>
+                    <w:bottom w:val="single" w:color="B7C2D1" w:sz="4"/>
+                    <w:right w:val="single" w:color="B7C2D1" w:sz="4"/>
+                  </w:tcBorders>
+                  <w:shd w:fill="FFFFFF" w:color="auto" w:val="clear"/>
+                  <w:tcMar>
+                    <w:top w:type="dxa" w:w="80"/>
+                    <w:left w:type="dxa" w:w="120"/>
+                    <w:bottom w:type="dxa" w:w="80"/>
+                    <w:right w:type="dxa" w:w="120"/>
+                  </w:tcMar>
+                  <w:vAlign w:val="center"/>
+                </w:tcPr>
+                <w:p>
+                  <w:pPr>
+                    <w:spacing w:after="0" w:before="0"/>
+                  </w:pPr>
+                  <w:r>
+                    <w:rPr>
+                      <w:rFonts w:ascii="Arial" w:cs="Arial" w:eastAsia="Arial" w:hAnsi="Arial"/>
+                      <w:b w:val="false"/>
+                      <w:bCs w:val="false"/>
+                      <w:sz w:val="21"/>
+                      <w:szCs w:val="21"/>
+                    </w:rPr>
+                    <w:t xml:space="preserve">Complete it</w:t>
+                  </w:r>
+                </w:p>
+              </w:tc>
+              <w:tc>
+                <w:tcPr>
+                  <w:tcW w:type="dxa" w:w="2506"/>
+                  <w:tcBorders>
+                    <w:top w:val="single" w:color="B7C2D1" w:sz="4"/>
+                    <w:left w:val="single" w:color="B7C2D1" w:sz="4"/>
+                    <w:bottom w:val="single" w:color="B7C2D1" w:sz="4"/>
+                    <w:right w:val="single" w:color="B7C2D1" w:sz="4"/>
+                  </w:tcBorders>
+                  <w:shd w:fill="FFFFFF" w:color="auto" w:val="clear"/>
+                  <w:tcMar>
+                    <w:top w:type="dxa" w:w="80"/>
+                    <w:left w:type="dxa" w:w="120"/>
+                    <w:bottom w:type="dxa" w:w="80"/>
+                    <w:right w:type="dxa" w:w="120"/>
+                  </w:tcMar>
+                  <w:vAlign w:val="center"/>
+                </w:tcPr>
+                <w:p>
+                  <w:pPr>
+                    <w:spacing w:after="0" w:before="0"/>
+                  </w:pPr>
+                  <w:r>
+                    <w:rPr>
+                      <w:rFonts w:ascii="Arial" w:cs="Arial" w:eastAsia="Arial" w:hAnsi="Arial"/>
+                      <w:b w:val="false"/>
+                      <w:bCs w:val="false"/>
+                      <w:sz w:val="21"/>
+                      <w:szCs w:val="21"/>
+                    </w:rPr>
+                    <w:t xml:space="preserve">2</w:t>
+                  </w:r>
+                </w:p>
+              </w:tc>
+              <w:tc>
+                <w:tcPr>
+                  <w:tcW w:type="dxa" w:w="2506"/>
+                  <w:tcBorders>
+                    <w:top w:val="single" w:color="B7C2D1" w:sz="4"/>
+                    <w:left w:val="single" w:color="B7C2D1" w:sz="4"/>
+                    <w:bottom w:val="single" w:color="B7C2D1" w:sz="4"/>
+                    <w:right w:val="single" w:color="B7C2D1" w:sz="4"/>
+                  </w:tcBorders>
+                  <w:shd w:fill="FFFFFF" w:color="auto" w:val="clear"/>
+                  <w:tcMar>
+                    <w:top w:type="dxa" w:w="80"/>
+                    <w:left w:type="dxa" w:w="120"/>
+                    <w:bottom w:type="dxa" w:w="80"/>
+                    <w:right w:type="dxa" w:w="120"/>
+                  </w:tcMar>
+                  <w:vAlign w:val="center"/>
+                </w:tcPr>
+                <w:p>
+                  <w:pPr>
+                    <w:spacing w:after="0" w:before="0"/>
+                  </w:pPr>
+                  <w:r>
+                    <w:rPr>
+                      <w:rFonts w:ascii="Arial" w:cs="Arial" w:eastAsia="Arial" w:hAnsi="Arial"/>
+                      <w:b w:val="false"/>
+                      <w:bCs w:val="false"/>
+                      <w:sz w:val="21"/>
+                      <w:szCs w:val="21"/>
+                    </w:rPr>
+                    <w:t xml:space="preserve"/>
+                  </w:r>
+                </w:p>
+              </w:tc>
+            </w:tr>
+            <w:tr>
+              <w:trPr>
+                <w:cantSplit/>
+                <w:trHeight w:val="360" w:hRule="atLeast"/>
+              </w:trPr>
+              <w:tc>
+                <w:tcPr>
+                  <w:tcW w:type="dxa" w:w="2506"/>
+                  <w:tcBorders>
+                    <w:top w:val="single" w:color="B7C2D1" w:sz="4"/>
+                    <w:left w:val="single" w:color="B7C2D1" w:sz="4"/>
+                    <w:bottom w:val="single" w:color="B7C2D1" w:sz="4"/>
+                    <w:right w:val="single" w:color="B7C2D1" w:sz="4"/>
+                  </w:tcBorders>
+                  <w:shd w:fill="FFFFFF" w:color="auto" w:val="clear"/>
+                  <w:tcMar>
+                    <w:top w:type="dxa" w:w="80"/>
+                    <w:left w:type="dxa" w:w="120"/>
+                    <w:bottom w:type="dxa" w:w="80"/>
+                    <w:right w:type="dxa" w:w="120"/>
+                  </w:tcMar>
+                  <w:vAlign w:val="center"/>
+                </w:tcPr>
+                <w:p>
+                  <w:pPr>
+                    <w:spacing w:after="0" w:before="0"/>
+                  </w:pPr>
+                  <w:r>
+                    <w:rPr>
+                      <w:rFonts w:ascii="Arial" w:cs="Arial" w:eastAsia="Arial" w:hAnsi="Arial"/>
+                      <w:sz w:val="21"/>
+                      <w:szCs w:val="21"/>
+                    </w:rPr>
+                    <w:t xml:space="preserve">This program should keep asking until something is really typed. It gives up after one go. Find the mistake and put it right.</w:t>
+                  </w:r>
+                </w:p>
+              </w:tc>
+              <w:tc>
+                <w:tcPr>
+                  <w:tcW w:type="dxa" w:w="2506"/>
+                  <w:tcBorders>
+                    <w:top w:val="single" w:color="B7C2D1" w:sz="4"/>
+                    <w:left w:val="single" w:color="B7C2D1" w:sz="4"/>
+                    <w:bottom w:val="single" w:color="B7C2D1" w:sz="4"/>
+                    <w:right w:val="single" w:color="B7C2D1" w:sz="4"/>
+                  </w:tcBorders>
+                  <w:shd w:fill="FFFFFF" w:color="auto" w:val="clear"/>
+                  <w:tcMar>
+                    <w:top w:type="dxa" w:w="80"/>
+                    <w:left w:type="dxa" w:w="120"/>
+                    <w:bottom w:type="dxa" w:w="80"/>
+                    <w:right w:type="dxa" w:w="120"/>
+                  </w:tcMar>
+                  <w:vAlign w:val="center"/>
+                </w:tcPr>
+                <w:p>
+                  <w:pPr>
+                    <w:spacing w:after="0" w:before="0"/>
+                  </w:pPr>
+                  <w:r>
+                    <w:rPr>
+                      <w:rFonts w:ascii="Arial" w:cs="Arial" w:eastAsia="Arial" w:hAnsi="Arial"/>
+                      <w:b w:val="false"/>
+                      <w:bCs w:val="false"/>
+                      <w:sz w:val="21"/>
+                      <w:szCs w:val="21"/>
+                    </w:rPr>
+                    <w:t xml:space="preserve">Fix it</w:t>
+                  </w:r>
+                </w:p>
+              </w:tc>
+              <w:tc>
+                <w:tcPr>
+                  <w:tcW w:type="dxa" w:w="2506"/>
+                  <w:tcBorders>
+                    <w:top w:val="single" w:color="B7C2D1" w:sz="4"/>
+                    <w:left w:val="single" w:color="B7C2D1" w:sz="4"/>
+                    <w:bottom w:val="single" w:color="B7C2D1" w:sz="4"/>
+                    <w:right w:val="single" w:color="B7C2D1" w:sz="4"/>
+                  </w:tcBorders>
+                  <w:shd w:fill="FFFFFF" w:color="auto" w:val="clear"/>
+                  <w:tcMar>
+                    <w:top w:type="dxa" w:w="80"/>
+                    <w:left w:type="dxa" w:w="120"/>
+                    <w:bottom w:type="dxa" w:w="80"/>
+                    <w:right w:type="dxa" w:w="120"/>
+                  </w:tcMar>
+                  <w:vAlign w:val="center"/>
+                </w:tcPr>
+                <w:p>
+                  <w:pPr>
+                    <w:spacing w:after="0" w:before="0"/>
+                  </w:pPr>
+                  <w:r>
+                    <w:rPr>
+                      <w:rFonts w:ascii="Arial" w:cs="Arial" w:eastAsia="Arial" w:hAnsi="Arial"/>
+                      <w:b w:val="false"/>
+                      <w:bCs w:val="false"/>
+                      <w:sz w:val="21"/>
+                      <w:szCs w:val="21"/>
+                    </w:rPr>
+                    <w:t xml:space="preserve">2</w:t>
+                  </w:r>
+                </w:p>
+              </w:tc>
+              <w:tc>
+                <w:tcPr>
+                  <w:tcW w:type="dxa" w:w="2506"/>
+                  <w:tcBorders>
+                    <w:top w:val="single" w:color="B7C2D1" w:sz="4"/>
+                    <w:left w:val="single" w:color="B7C2D1" w:sz="4"/>
+                    <w:bottom w:val="single" w:color="B7C2D1" w:sz="4"/>
+                    <w:right w:val="single" w:color="B7C2D1" w:sz="4"/>
+                  </w:tcBorders>
+                  <w:shd w:fill="FFFFFF" w:color="auto" w:val="clear"/>
+                  <w:tcMar>
+                    <w:top w:type="dxa" w:w="80"/>
+                    <w:left w:type="dxa" w:w="120"/>
+                    <w:bottom w:type="dxa" w:w="80"/>
+                    <w:right w:type="dxa" w:w="120"/>
+                  </w:tcMar>
+                  <w:vAlign w:val="center"/>
+                </w:tcPr>
+                <w:p>
+                  <w:pPr>
+                    <w:spacing w:after="0" w:before="0"/>
+                  </w:pPr>
+                  <w:r>
+                    <w:rPr>
+                      <w:rFonts w:ascii="Arial" w:cs="Arial" w:eastAsia="Arial" w:hAnsi="Arial"/>
+                      <w:b w:val="false"/>
+                      <w:bCs w:val="false"/>
+                      <w:sz w:val="21"/>
+                      <w:szCs w:val="21"/>
+                    </w:rPr>
+                    <w:t xml:space="preserve"/>
+                  </w:r>
+                </w:p>
+              </w:tc>
+            </w:tr>
+            <w:tr>
+              <w:trPr>
+                <w:cantSplit/>
+                <w:trHeight w:val="360" w:hRule="atLeast"/>
+              </w:trPr>
+              <w:tc>
+                <w:tcPr>
+                  <w:tcW w:type="dxa" w:w="2506"/>
+                  <w:tcBorders>
+                    <w:top w:val="single" w:color="B7C2D1" w:sz="4"/>
+                    <w:left w:val="single" w:color="B7C2D1" w:sz="4"/>
+                    <w:bottom w:val="single" w:color="B7C2D1" w:sz="4"/>
+                    <w:right w:val="single" w:color="B7C2D1" w:sz="4"/>
+                  </w:tcBorders>
+                  <w:shd w:fill="FFFFFF" w:color="auto" w:val="clear"/>
+                  <w:tcMar>
+                    <w:top w:type="dxa" w:w="80"/>
+                    <w:left w:type="dxa" w:w="120"/>
+                    <w:bottom w:type="dxa" w:w="80"/>
+                    <w:right w:type="dxa" w:w="120"/>
+                  </w:tcMar>
+                  <w:vAlign w:val="center"/>
+                </w:tcPr>
+                <w:p>
+                  <w:pPr>
+                    <w:spacing w:after="0" w:before="0"/>
+                  </w:pPr>
+                  <w:r>
+                    <w:rPr>
+                      <w:rFonts w:ascii="Arial" w:cs="Arial" w:eastAsia="Arial" w:hAnsi="Arial"/>
+                      <w:sz w:val="21"/>
+                      <w:szCs w:val="21"/>
+                    </w:rPr>
+                    <w:t xml:space="preserve">Keep asking the user for a colour until it is red, green or blue. Display choose red, green or blue for every wrong one. Then display the line colour [the colour] for the one you take.</w:t>
+                  </w:r>
+                </w:p>
+              </w:tc>
+              <w:tc>
+                <w:tcPr>
+                  <w:tcW w:type="dxa" w:w="2506"/>
+                  <w:tcBorders>
+                    <w:top w:val="single" w:color="B7C2D1" w:sz="4"/>
+                    <w:left w:val="single" w:color="B7C2D1" w:sz="4"/>
+                    <w:bottom w:val="single" w:color="B7C2D1" w:sz="4"/>
+                    <w:right w:val="single" w:color="B7C2D1" w:sz="4"/>
+                  </w:tcBorders>
+                  <w:shd w:fill="FFFFFF" w:color="auto" w:val="clear"/>
+                  <w:tcMar>
+                    <w:top w:type="dxa" w:w="80"/>
+                    <w:left w:type="dxa" w:w="120"/>
+                    <w:bottom w:type="dxa" w:w="80"/>
+                    <w:right w:type="dxa" w:w="120"/>
+                  </w:tcMar>
+                  <w:vAlign w:val="center"/>
+                </w:tcPr>
+                <w:p>
+                  <w:pPr>
+                    <w:spacing w:after="0" w:before="0"/>
+                  </w:pPr>
+                  <w:r>
+                    <w:rPr>
+                      <w:rFonts w:ascii="Arial" w:cs="Arial" w:eastAsia="Arial" w:hAnsi="Arial"/>
+                      <w:b w:val="false"/>
+                      <w:bCs w:val="false"/>
+                      <w:sz w:val="21"/>
+                      <w:szCs w:val="21"/>
+                    </w:rPr>
+                    <w:t xml:space="preserve">Write it</w:t>
+                  </w:r>
+                </w:p>
+              </w:tc>
+              <w:tc>
+                <w:tcPr>
+                  <w:tcW w:type="dxa" w:w="2506"/>
+                  <w:tcBorders>
+                    <w:top w:val="single" w:color="B7C2D1" w:sz="4"/>
+                    <w:left w:val="single" w:color="B7C2D1" w:sz="4"/>
+                    <w:bottom w:val="single" w:color="B7C2D1" w:sz="4"/>
+                    <w:right w:val="single" w:color="B7C2D1" w:sz="4"/>
+                  </w:tcBorders>
+                  <w:shd w:fill="FFFFFF" w:color="auto" w:val="clear"/>
+                  <w:tcMar>
+                    <w:top w:type="dxa" w:w="80"/>
+                    <w:left w:type="dxa" w:w="120"/>
+                    <w:bottom w:type="dxa" w:w="80"/>
+                    <w:right w:type="dxa" w:w="120"/>
+                  </w:tcMar>
+                  <w:vAlign w:val="center"/>
+                </w:tcPr>
+                <w:p>
+                  <w:pPr>
+                    <w:spacing w:after="0" w:before="0"/>
+                  </w:pPr>
+                  <w:r>
+                    <w:rPr>
+                      <w:rFonts w:ascii="Arial" w:cs="Arial" w:eastAsia="Arial" w:hAnsi="Arial"/>
+                      <w:b w:val="false"/>
+                      <w:bCs w:val="false"/>
+                      <w:sz w:val="21"/>
+                      <w:szCs w:val="21"/>
+                    </w:rPr>
+                    <w:t xml:space="preserve">3</w:t>
+                  </w:r>
+                </w:p>
+              </w:tc>
+              <w:tc>
+                <w:tcPr>
+                  <w:tcW w:type="dxa" w:w="2506"/>
+                  <w:tcBorders>
+                    <w:top w:val="single" w:color="B7C2D1" w:sz="4"/>
+                    <w:left w:val="single" w:color="B7C2D1" w:sz="4"/>
+                    <w:bottom w:val="single" w:color="B7C2D1" w:sz="4"/>
+                    <w:right w:val="single" w:color="B7C2D1" w:sz="4"/>
+                  </w:tcBorders>
+                  <w:shd w:fill="FFFFFF" w:color="auto" w:val="clear"/>
+                  <w:tcMar>
+                    <w:top w:type="dxa" w:w="80"/>
+                    <w:left w:type="dxa" w:w="120"/>
+                    <w:bottom w:type="dxa" w:w="80"/>
+                    <w:right w:type="dxa" w:w="120"/>
+                  </w:tcMar>
+                  <w:vAlign w:val="center"/>
+                </w:tcPr>
+                <w:p>
+                  <w:pPr>
+                    <w:spacing w:after="0" w:before="0"/>
+                  </w:pPr>
+                  <w:r>
+                    <w:rPr>
+                      <w:rFonts w:ascii="Arial" w:cs="Arial" w:eastAsia="Arial" w:hAnsi="Arial"/>
+                      <w:b w:val="false"/>
+                      <w:bCs w:val="false"/>
+                      <w:sz w:val="21"/>
+                      <w:szCs w:val="21"/>
+                    </w:rPr>
+                    <w:t xml:space="preserve"/>
+                  </w:r>
+                </w:p>
+              </w:tc>
+            </w:tr>
+            <w:tr>
+              <w:trPr>
+                <w:cantSplit/>
+                <w:trHeight w:val="360" w:hRule="atLeast"/>
+              </w:trPr>
+              <w:tc>
+                <w:tcPr>
+                  <w:tcW w:type="dxa" w:w="2506"/>
+                  <w:tcBorders>
+                    <w:top w:val="single" w:color="B7C2D1" w:sz="4"/>
+                    <w:left w:val="single" w:color="B7C2D1" w:sz="4"/>
+                    <w:bottom w:val="single" w:color="B7C2D1" w:sz="4"/>
+                    <w:right w:val="single" w:color="B7C2D1" w:sz="4"/>
+                  </w:tcBorders>
+                  <w:shd w:fill="FFFFFF" w:color="auto" w:val="clear"/>
+                  <w:tcMar>
+                    <w:top w:type="dxa" w:w="80"/>
+                    <w:left w:type="dxa" w:w="120"/>
+                    <w:bottom w:type="dxa" w:w="80"/>
+                    <w:right w:type="dxa" w:w="120"/>
+                  </w:tcMar>
+                  <w:vAlign w:val="center"/>
+                </w:tcPr>
+                <w:p>
+                  <w:pPr>
+                    <w:spacing w:after="0" w:before="0"/>
+                  </w:pPr>
+                  <w:r>
+                    <w:rPr>
+                      <w:rFonts w:ascii="Arial" w:cs="Arial" w:eastAsia="Arial" w:hAnsi="Arial"/>
+                      <w:sz w:val="21"/>
+                      <w:szCs w:val="21"/>
+                    </w:rPr>
+                    <w:t xml:space="preserve">Keep asking the user for a whole number until it is from 10 to 99 inclusive. Display that is not a whole number when what was typed is not all digits. Display that is outside 10 to 99 when it is digits but outside the range. Then display the line accepted: [the number].</w:t>
+                  </w:r>
+                </w:p>
+              </w:tc>
+              <w:tc>
+                <w:tcPr>
+                  <w:tcW w:type="dxa" w:w="2506"/>
+                  <w:tcBorders>
+                    <w:top w:val="single" w:color="B7C2D1" w:sz="4"/>
+                    <w:left w:val="single" w:color="B7C2D1" w:sz="4"/>
+                    <w:bottom w:val="single" w:color="B7C2D1" w:sz="4"/>
+                    <w:right w:val="single" w:color="B7C2D1" w:sz="4"/>
+                  </w:tcBorders>
+                  <w:shd w:fill="FFFFFF" w:color="auto" w:val="clear"/>
+                  <w:tcMar>
+                    <w:top w:type="dxa" w:w="80"/>
+                    <w:left w:type="dxa" w:w="120"/>
+                    <w:bottom w:type="dxa" w:w="80"/>
+                    <w:right w:type="dxa" w:w="120"/>
+                  </w:tcMar>
+                  <w:vAlign w:val="center"/>
+                </w:tcPr>
+                <w:p>
+                  <w:pPr>
+                    <w:spacing w:after="0" w:before="0"/>
+                  </w:pPr>
+                  <w:r>
+                    <w:rPr>
+                      <w:rFonts w:ascii="Arial" w:cs="Arial" w:eastAsia="Arial" w:hAnsi="Arial"/>
+                      <w:b w:val="false"/>
+                      <w:bCs w:val="false"/>
+                      <w:sz w:val="21"/>
+                      <w:szCs w:val="21"/>
+                    </w:rPr>
+                    <w:t xml:space="preserve">Challenge (optional)</w:t>
+                  </w:r>
+                </w:p>
+              </w:tc>
+              <w:tc>
+                <w:tcPr>
+                  <w:tcW w:type="dxa" w:w="2506"/>
+                  <w:tcBorders>
+                    <w:top w:val="single" w:color="B7C2D1" w:sz="4"/>
+                    <w:left w:val="single" w:color="B7C2D1" w:sz="4"/>
+                    <w:bottom w:val="single" w:color="B7C2D1" w:sz="4"/>
+                    <w:right w:val="single" w:color="B7C2D1" w:sz="4"/>
+                  </w:tcBorders>
+                  <w:shd w:fill="FFFFFF" w:color="auto" w:val="clear"/>
+                  <w:tcMar>
+                    <w:top w:type="dxa" w:w="80"/>
+                    <w:left w:type="dxa" w:w="120"/>
+                    <w:bottom w:type="dxa" w:w="80"/>
+                    <w:right w:type="dxa" w:w="120"/>
+                  </w:tcMar>
+                  <w:vAlign w:val="center"/>
+                </w:tcPr>
+                <w:p>
+                  <w:pPr>
+                    <w:spacing w:after="0" w:before="0"/>
+                  </w:pPr>
+                  <w:r>
+                    <w:rPr>
+                      <w:rFonts w:ascii="Arial" w:cs="Arial" w:eastAsia="Arial" w:hAnsi="Arial"/>
+                      <w:b w:val="false"/>
+                      <w:bCs w:val="false"/>
+                      <w:sz w:val="21"/>
+                      <w:szCs w:val="21"/>
+                    </w:rPr>
+                    <w:t xml:space="preserve">3</w:t>
+                  </w:r>
+                </w:p>
+              </w:tc>
+              <w:tc>
+                <w:tcPr>
+                  <w:tcW w:type="dxa" w:w="2506"/>
                   <w:tcBorders>
                     <w:top w:val="single" w:color="B7C2D1" w:sz="4"/>
                     <w:left w:val="single" w:color="B7C2D1" w:sz="4"/>
@@ -4409,7 +7875,7 @@
                 <w:sz w:val="21"/>
                 <w:szCs w:val="21"/>
               </w:rPr>
-              <w:t xml:space="preserve">Plan the one you found hardest: inputs, what happens to them, what is printed.</w:t>
+              <w:t xml:space="preserve">Plan the one you found hardest: what is typed in, what happens to it, what is displayed.</w:t>
             </w:r>
           </w:p>
           <w:tbl>
@@ -4835,12 +8301,12 @@
                 <w:sz w:val="21"/>
                 <w:szCs w:val="21"/>
               </w:rPr>
-              <w:t xml:space="preserve">Tick each one off as its tests pass in the editor</w:t>
+              <w:t xml:space="preserve">Tick each one off as you finish it in the editor</w:t>
             </w:r>
           </w:p>
           <w:tbl>
             <w:tblPr>
-              <w:tblW w:type="dxa" w:w="10026"/>
+              <w:tblW w:type="dxa" w:w="10024"/>
               <w:tblBorders>
                 <w:top w:val="single" w:color="auto" w:sz="4"/>
                 <w:left w:val="single" w:color="auto" w:sz="4"/>
@@ -4851,9 +8317,10 @@
               </w:tblBorders>
             </w:tblPr>
             <w:tblGrid>
-              <w:gridCol w:w="3342"/>
-              <w:gridCol w:w="3342"/>
-              <w:gridCol w:w="3342"/>
+              <w:gridCol w:w="2506"/>
+              <w:gridCol w:w="2506"/>
+              <w:gridCol w:w="2506"/>
+              <w:gridCol w:w="2506"/>
             </w:tblGrid>
             <w:tr>
               <w:trPr>
@@ -4862,7 +8329,7 @@
               </w:trPr>
               <w:tc>
                 <w:tcPr>
-                  <w:tcW w:type="dxa" w:w="3342"/>
+                  <w:tcW w:type="dxa" w:w="2506"/>
                   <w:tcBorders>
                     <w:top w:val="single" w:color="B7C2D1" w:sz="4"/>
                     <w:left w:val="single" w:color="B7C2D1" w:sz="4"/>
@@ -4890,13 +8357,13 @@
                       <w:sz w:val="20"/>
                       <w:szCs w:val="20"/>
                     </w:rPr>
-                    <w:t xml:space="preserve">Program</w:t>
-                  </w:r>
-                </w:p>
-              </w:tc>
-              <w:tc>
-                <w:tcPr>
-                  <w:tcW w:type="dxa" w:w="3342"/>
+                    <w:t xml:space="preserve">Activity</w:t>
+                  </w:r>
+                </w:p>
+              </w:tc>
+              <w:tc>
+                <w:tcPr>
+                  <w:tcW w:type="dxa" w:w="2506"/>
                   <w:tcBorders>
                     <w:top w:val="single" w:color="B7C2D1" w:sz="4"/>
                     <w:left w:val="single" w:color="B7C2D1" w:sz="4"/>
@@ -4924,13 +8391,47 @@
                       <w:sz w:val="20"/>
                       <w:szCs w:val="20"/>
                     </w:rPr>
+                    <w:t xml:space="preserve">What to do</w:t>
+                  </w:r>
+                </w:p>
+              </w:tc>
+              <w:tc>
+                <w:tcPr>
+                  <w:tcW w:type="dxa" w:w="2506"/>
+                  <w:tcBorders>
+                    <w:top w:val="single" w:color="B7C2D1" w:sz="4"/>
+                    <w:left w:val="single" w:color="B7C2D1" w:sz="4"/>
+                    <w:bottom w:val="single" w:color="B7C2D1" w:sz="4"/>
+                    <w:right w:val="single" w:color="B7C2D1" w:sz="4"/>
+                  </w:tcBorders>
+                  <w:shd w:fill="E6ECF5" w:color="auto" w:val="clear"/>
+                  <w:tcMar>
+                    <w:top w:type="dxa" w:w="80"/>
+                    <w:left w:type="dxa" w:w="120"/>
+                    <w:bottom w:type="dxa" w:w="80"/>
+                    <w:right w:type="dxa" w:w="120"/>
+                  </w:tcMar>
+                  <w:vAlign w:val="center"/>
+                </w:tcPr>
+                <w:p>
+                  <w:pPr>
+                    <w:spacing w:after="0" w:before="0"/>
+                  </w:pPr>
+                  <w:r>
+                    <w:rPr>
+                      <w:rFonts w:ascii="Arial" w:cs="Arial" w:eastAsia="Arial" w:hAnsi="Arial"/>
+                      <w:b/>
+                      <w:bCs/>
+                      <w:sz w:val="20"/>
+                      <w:szCs w:val="20"/>
+                    </w:rPr>
                     <w:t xml:space="preserve">Marks</w:t>
                   </w:r>
                 </w:p>
               </w:tc>
               <w:tc>
                 <w:tcPr>
-                  <w:tcW w:type="dxa" w:w="3342"/>
+                  <w:tcW w:type="dxa" w:w="2506"/>
                   <w:tcBorders>
                     <w:top w:val="single" w:color="B7C2D1" w:sz="4"/>
                     <w:left w:val="single" w:color="B7C2D1" w:sz="4"/>
@@ -4970,73 +8471,107 @@
               </w:trPr>
               <w:tc>
                 <w:tcPr>
-                  <w:tcW w:type="dxa" w:w="3342"/>
-                  <w:tcBorders>
-                    <w:top w:val="single" w:color="B7C2D1" w:sz="4"/>
-                    <w:left w:val="single" w:color="B7C2D1" w:sz="4"/>
-                    <w:bottom w:val="single" w:color="B7C2D1" w:sz="4"/>
-                    <w:right w:val="single" w:color="B7C2D1" w:sz="4"/>
-                  </w:tcBorders>
-                  <w:shd w:fill="FFFFFF" w:color="auto" w:val="clear"/>
-                  <w:tcMar>
-                    <w:top w:type="dxa" w:w="80"/>
-                    <w:left w:type="dxa" w:w="120"/>
-                    <w:bottom w:type="dxa" w:w="80"/>
-                    <w:right w:type="dxa" w:w="120"/>
-                  </w:tcMar>
-                  <w:vAlign w:val="center"/>
-                </w:tcPr>
-                <w:p>
-                  <w:pPr>
-                    <w:spacing w:after="0" w:before="0"/>
-                  </w:pPr>
-                  <w:r>
-                    <w:rPr>
-                      <w:rFonts w:ascii="Arial" w:cs="Arial" w:eastAsia="Arial" w:hAnsi="Arial"/>
-                      <w:sz w:val="21"/>
-                      <w:szCs w:val="21"/>
-                    </w:rPr>
-                    <w:t xml:space="preserve">Ask the user for a line of usernames. Then ask for a line of passwords in the same order. Then ask for one username to check. Then ask for one password to check. Display unknown user when the username is not listed. Display wrong password when the password does not match. Display access granted when both match.</w:t>
-                  </w:r>
-                </w:p>
-              </w:tc>
-              <w:tc>
-                <w:tcPr>
-                  <w:tcW w:type="dxa" w:w="3342"/>
-                  <w:tcBorders>
-                    <w:top w:val="single" w:color="B7C2D1" w:sz="4"/>
-                    <w:left w:val="single" w:color="B7C2D1" w:sz="4"/>
-                    <w:bottom w:val="single" w:color="B7C2D1" w:sz="4"/>
-                    <w:right w:val="single" w:color="B7C2D1" w:sz="4"/>
-                  </w:tcBorders>
-                  <w:shd w:fill="FFFFFF" w:color="auto" w:val="clear"/>
-                  <w:tcMar>
-                    <w:top w:type="dxa" w:w="80"/>
-                    <w:left w:type="dxa" w:w="120"/>
-                    <w:bottom w:type="dxa" w:w="80"/>
-                    <w:right w:type="dxa" w:w="120"/>
-                  </w:tcMar>
-                  <w:vAlign w:val="center"/>
-                </w:tcPr>
-                <w:p>
-                  <w:pPr>
-                    <w:spacing w:after="0" w:before="0"/>
-                  </w:pPr>
-                  <w:r>
-                    <w:rPr>
-                      <w:rFonts w:ascii="Arial" w:cs="Arial" w:eastAsia="Arial" w:hAnsi="Arial"/>
-                      <w:b w:val="false"/>
-                      <w:bCs w:val="false"/>
-                      <w:sz w:val="21"/>
-                      <w:szCs w:val="21"/>
-                    </w:rPr>
-                    <w:t xml:space="preserve">6</w:t>
-                  </w:r>
-                </w:p>
-              </w:tc>
-              <w:tc>
-                <w:tcPr>
-                  <w:tcW w:type="dxa" w:w="3342"/>
+                  <w:tcW w:type="dxa" w:w="2506"/>
+                  <w:tcBorders>
+                    <w:top w:val="single" w:color="B7C2D1" w:sz="4"/>
+                    <w:left w:val="single" w:color="B7C2D1" w:sz="4"/>
+                    <w:bottom w:val="single" w:color="B7C2D1" w:sz="4"/>
+                    <w:right w:val="single" w:color="B7C2D1" w:sz="4"/>
+                  </w:tcBorders>
+                  <w:shd w:fill="FFFFFF" w:color="auto" w:val="clear"/>
+                  <w:tcMar>
+                    <w:top w:type="dxa" w:w="80"/>
+                    <w:left w:type="dxa" w:w="120"/>
+                    <w:bottom w:type="dxa" w:w="80"/>
+                    <w:right w:type="dxa" w:w="120"/>
+                  </w:tcMar>
+                  <w:vAlign w:val="center"/>
+                </w:tcPr>
+                <w:p>
+                  <w:pPr>
+                    <w:spacing w:after="0" w:before="0"/>
+                  </w:pPr>
+                  <w:r>
+                    <w:rPr>
+                      <w:rFonts w:ascii="Arial" w:cs="Arial" w:eastAsia="Arial" w:hAnsi="Arial"/>
+                      <w:sz w:val="21"/>
+                      <w:szCs w:val="21"/>
+                    </w:rPr>
+                    <w:t xml:space="preserve">Press Run. Type Owl4472 when the program waits. The program already knows that passcode.</w:t>
+                  </w:r>
+                </w:p>
+              </w:tc>
+              <w:tc>
+                <w:tcPr>
+                  <w:tcW w:type="dxa" w:w="2506"/>
+                  <w:tcBorders>
+                    <w:top w:val="single" w:color="B7C2D1" w:sz="4"/>
+                    <w:left w:val="single" w:color="B7C2D1" w:sz="4"/>
+                    <w:bottom w:val="single" w:color="B7C2D1" w:sz="4"/>
+                    <w:right w:val="single" w:color="B7C2D1" w:sz="4"/>
+                  </w:tcBorders>
+                  <w:shd w:fill="FFFFFF" w:color="auto" w:val="clear"/>
+                  <w:tcMar>
+                    <w:top w:type="dxa" w:w="80"/>
+                    <w:left w:type="dxa" w:w="120"/>
+                    <w:bottom w:type="dxa" w:w="80"/>
+                    <w:right w:type="dxa" w:w="120"/>
+                  </w:tcMar>
+                  <w:vAlign w:val="center"/>
+                </w:tcPr>
+                <w:p>
+                  <w:pPr>
+                    <w:spacing w:after="0" w:before="0"/>
+                  </w:pPr>
+                  <w:r>
+                    <w:rPr>
+                      <w:rFonts w:ascii="Arial" w:cs="Arial" w:eastAsia="Arial" w:hAnsi="Arial"/>
+                      <w:b w:val="false"/>
+                      <w:bCs w:val="false"/>
+                      <w:sz w:val="21"/>
+                      <w:szCs w:val="21"/>
+                    </w:rPr>
+                    <w:t xml:space="preserve">Run it</w:t>
+                  </w:r>
+                </w:p>
+              </w:tc>
+              <w:tc>
+                <w:tcPr>
+                  <w:tcW w:type="dxa" w:w="2506"/>
+                  <w:tcBorders>
+                    <w:top w:val="single" w:color="B7C2D1" w:sz="4"/>
+                    <w:left w:val="single" w:color="B7C2D1" w:sz="4"/>
+                    <w:bottom w:val="single" w:color="B7C2D1" w:sz="4"/>
+                    <w:right w:val="single" w:color="B7C2D1" w:sz="4"/>
+                  </w:tcBorders>
+                  <w:shd w:fill="FFFFFF" w:color="auto" w:val="clear"/>
+                  <w:tcMar>
+                    <w:top w:type="dxa" w:w="80"/>
+                    <w:left w:type="dxa" w:w="120"/>
+                    <w:bottom w:type="dxa" w:w="80"/>
+                    <w:right w:type="dxa" w:w="120"/>
+                  </w:tcMar>
+                  <w:vAlign w:val="center"/>
+                </w:tcPr>
+                <w:p>
+                  <w:pPr>
+                    <w:spacing w:after="0" w:before="0"/>
+                  </w:pPr>
+                  <w:r>
+                    <w:rPr>
+                      <w:rFonts w:ascii="Arial" w:cs="Arial" w:eastAsia="Arial" w:hAnsi="Arial"/>
+                      <w:b w:val="false"/>
+                      <w:bCs w:val="false"/>
+                      <w:sz w:val="21"/>
+                      <w:szCs w:val="21"/>
+                    </w:rPr>
+                    <w:t xml:space="preserve">1</w:t>
+                  </w:r>
+                </w:p>
+              </w:tc>
+              <w:tc>
+                <w:tcPr>
+                  <w:tcW w:type="dxa" w:w="2506"/>
                   <w:tcBorders>
                     <w:top w:val="single" w:color="B7C2D1" w:sz="4"/>
                     <w:left w:val="single" w:color="B7C2D1" w:sz="4"/>
@@ -5076,73 +8611,807 @@
               </w:trPr>
               <w:tc>
                 <w:tcPr>
-                  <w:tcW w:type="dxa" w:w="3342"/>
-                  <w:tcBorders>
-                    <w:top w:val="single" w:color="B7C2D1" w:sz="4"/>
-                    <w:left w:val="single" w:color="B7C2D1" w:sz="4"/>
-                    <w:bottom w:val="single" w:color="B7C2D1" w:sz="4"/>
-                    <w:right w:val="single" w:color="B7C2D1" w:sz="4"/>
-                  </w:tcBorders>
-                  <w:shd w:fill="FFFFFF" w:color="auto" w:val="clear"/>
-                  <w:tcMar>
-                    <w:top w:type="dxa" w:w="80"/>
-                    <w:left w:type="dxa" w:w="120"/>
-                    <w:bottom w:type="dxa" w:w="80"/>
-                    <w:right w:type="dxa" w:w="120"/>
-                  </w:tcMar>
-                  <w:vAlign w:val="center"/>
-                </w:tcPr>
-                <w:p>
-                  <w:pPr>
-                    <w:spacing w:after="0" w:before="0"/>
-                  </w:pPr>
-                  <w:r>
-                    <w:rPr>
-                      <w:rFonts w:ascii="Arial" w:cs="Arial" w:eastAsia="Arial" w:hAnsi="Arial"/>
-                      <w:sz w:val="21"/>
-                      <w:szCs w:val="21"/>
-                    </w:rPr>
-                    <w:t xml:space="preserve">Ask the user for the correct passcode. Then ask for one attempt at a time. Display wrong passcode for each miss. Display access granted as soon as one matches. Then display account locked if a third attempt has missed too.</w:t>
-                  </w:r>
-                </w:p>
-              </w:tc>
-              <w:tc>
-                <w:tcPr>
-                  <w:tcW w:type="dxa" w:w="3342"/>
-                  <w:tcBorders>
-                    <w:top w:val="single" w:color="B7C2D1" w:sz="4"/>
-                    <w:left w:val="single" w:color="B7C2D1" w:sz="4"/>
-                    <w:bottom w:val="single" w:color="B7C2D1" w:sz="4"/>
-                    <w:right w:val="single" w:color="B7C2D1" w:sz="4"/>
-                  </w:tcBorders>
-                  <w:shd w:fill="FFFFFF" w:color="auto" w:val="clear"/>
-                  <w:tcMar>
-                    <w:top w:type="dxa" w:w="80"/>
-                    <w:left w:type="dxa" w:w="120"/>
-                    <w:bottom w:type="dxa" w:w="80"/>
-                    <w:right w:type="dxa" w:w="120"/>
-                  </w:tcMar>
-                  <w:vAlign w:val="center"/>
-                </w:tcPr>
-                <w:p>
-                  <w:pPr>
-                    <w:spacing w:after="0" w:before="0"/>
-                  </w:pPr>
-                  <w:r>
-                    <w:rPr>
-                      <w:rFonts w:ascii="Arial" w:cs="Arial" w:eastAsia="Arial" w:hAnsi="Arial"/>
-                      <w:b w:val="false"/>
-                      <w:bCs w:val="false"/>
-                      <w:sz w:val="21"/>
-                      <w:szCs w:val="21"/>
-                    </w:rPr>
-                    <w:t xml:space="preserve">6</w:t>
-                  </w:r>
-                </w:p>
-              </w:tc>
-              <w:tc>
-                <w:tcPr>
-                  <w:tcW w:type="dxa" w:w="3342"/>
+                  <w:tcW w:type="dxa" w:w="2506"/>
+                  <w:tcBorders>
+                    <w:top w:val="single" w:color="B7C2D1" w:sz="4"/>
+                    <w:left w:val="single" w:color="B7C2D1" w:sz="4"/>
+                    <w:bottom w:val="single" w:color="B7C2D1" w:sz="4"/>
+                    <w:right w:val="single" w:color="B7C2D1" w:sz="4"/>
+                  </w:tcBorders>
+                  <w:shd w:fill="FFFFFF" w:color="auto" w:val="clear"/>
+                  <w:tcMar>
+                    <w:top w:type="dxa" w:w="80"/>
+                    <w:left w:type="dxa" w:w="120"/>
+                    <w:bottom w:type="dxa" w:w="80"/>
+                    <w:right w:type="dxa" w:w="120"/>
+                  </w:tcMar>
+                  <w:vAlign w:val="center"/>
+                </w:tcPr>
+                <w:p>
+                  <w:pPr>
+                    <w:spacing w:after="0" w:before="0"/>
+                  </w:pPr>
+                  <w:r>
+                    <w:rPr>
+                      <w:rFonts w:ascii="Arial" w:cs="Arial" w:eastAsia="Arial" w:hAnsi="Arial"/>
+                      <w:sz w:val="21"/>
+                      <w:szCs w:val="21"/>
+                    </w:rPr>
+                    <w:t xml:space="preserve">What will this program display?</w:t>
+                  </w:r>
+                </w:p>
+              </w:tc>
+              <w:tc>
+                <w:tcPr>
+                  <w:tcW w:type="dxa" w:w="2506"/>
+                  <w:tcBorders>
+                    <w:top w:val="single" w:color="B7C2D1" w:sz="4"/>
+                    <w:left w:val="single" w:color="B7C2D1" w:sz="4"/>
+                    <w:bottom w:val="single" w:color="B7C2D1" w:sz="4"/>
+                    <w:right w:val="single" w:color="B7C2D1" w:sz="4"/>
+                  </w:tcBorders>
+                  <w:shd w:fill="FFFFFF" w:color="auto" w:val="clear"/>
+                  <w:tcMar>
+                    <w:top w:type="dxa" w:w="80"/>
+                    <w:left w:type="dxa" w:w="120"/>
+                    <w:bottom w:type="dxa" w:w="80"/>
+                    <w:right w:type="dxa" w:w="120"/>
+                  </w:tcMar>
+                  <w:vAlign w:val="center"/>
+                </w:tcPr>
+                <w:p>
+                  <w:pPr>
+                    <w:spacing w:after="0" w:before="0"/>
+                  </w:pPr>
+                  <w:r>
+                    <w:rPr>
+                      <w:rFonts w:ascii="Arial" w:cs="Arial" w:eastAsia="Arial" w:hAnsi="Arial"/>
+                      <w:b w:val="false"/>
+                      <w:bCs w:val="false"/>
+                      <w:sz w:val="21"/>
+                      <w:szCs w:val="21"/>
+                    </w:rPr>
+                    <w:t xml:space="preserve">Predict</w:t>
+                  </w:r>
+                </w:p>
+              </w:tc>
+              <w:tc>
+                <w:tcPr>
+                  <w:tcW w:type="dxa" w:w="2506"/>
+                  <w:tcBorders>
+                    <w:top w:val="single" w:color="B7C2D1" w:sz="4"/>
+                    <w:left w:val="single" w:color="B7C2D1" w:sz="4"/>
+                    <w:bottom w:val="single" w:color="B7C2D1" w:sz="4"/>
+                    <w:right w:val="single" w:color="B7C2D1" w:sz="4"/>
+                  </w:tcBorders>
+                  <w:shd w:fill="FFFFFF" w:color="auto" w:val="clear"/>
+                  <w:tcMar>
+                    <w:top w:type="dxa" w:w="80"/>
+                    <w:left w:type="dxa" w:w="120"/>
+                    <w:bottom w:type="dxa" w:w="80"/>
+                    <w:right w:type="dxa" w:w="120"/>
+                  </w:tcMar>
+                  <w:vAlign w:val="center"/>
+                </w:tcPr>
+                <w:p>
+                  <w:pPr>
+                    <w:spacing w:after="0" w:before="0"/>
+                  </w:pPr>
+                  <w:r>
+                    <w:rPr>
+                      <w:rFonts w:ascii="Arial" w:cs="Arial" w:eastAsia="Arial" w:hAnsi="Arial"/>
+                      <w:b w:val="false"/>
+                      <w:bCs w:val="false"/>
+                      <w:sz w:val="21"/>
+                      <w:szCs w:val="21"/>
+                    </w:rPr>
+                    <w:t xml:space="preserve">1</w:t>
+                  </w:r>
+                </w:p>
+              </w:tc>
+              <w:tc>
+                <w:tcPr>
+                  <w:tcW w:type="dxa" w:w="2506"/>
+                  <w:tcBorders>
+                    <w:top w:val="single" w:color="B7C2D1" w:sz="4"/>
+                    <w:left w:val="single" w:color="B7C2D1" w:sz="4"/>
+                    <w:bottom w:val="single" w:color="B7C2D1" w:sz="4"/>
+                    <w:right w:val="single" w:color="B7C2D1" w:sz="4"/>
+                  </w:tcBorders>
+                  <w:shd w:fill="FFFFFF" w:color="auto" w:val="clear"/>
+                  <w:tcMar>
+                    <w:top w:type="dxa" w:w="80"/>
+                    <w:left w:type="dxa" w:w="120"/>
+                    <w:bottom w:type="dxa" w:w="80"/>
+                    <w:right w:type="dxa" w:w="120"/>
+                  </w:tcMar>
+                  <w:vAlign w:val="center"/>
+                </w:tcPr>
+                <w:p>
+                  <w:pPr>
+                    <w:spacing w:after="0" w:before="0"/>
+                  </w:pPr>
+                  <w:r>
+                    <w:rPr>
+                      <w:rFonts w:ascii="Arial" w:cs="Arial" w:eastAsia="Arial" w:hAnsi="Arial"/>
+                      <w:b w:val="false"/>
+                      <w:bCs w:val="false"/>
+                      <w:sz w:val="21"/>
+                      <w:szCs w:val="21"/>
+                    </w:rPr>
+                    <w:t xml:space="preserve"/>
+                  </w:r>
+                </w:p>
+              </w:tc>
+            </w:tr>
+            <w:tr>
+              <w:trPr>
+                <w:cantSplit/>
+                <w:trHeight w:val="360" w:hRule="atLeast"/>
+              </w:trPr>
+              <w:tc>
+                <w:tcPr>
+                  <w:tcW w:type="dxa" w:w="2506"/>
+                  <w:tcBorders>
+                    <w:top w:val="single" w:color="B7C2D1" w:sz="4"/>
+                    <w:left w:val="single" w:color="B7C2D1" w:sz="4"/>
+                    <w:bottom w:val="single" w:color="B7C2D1" w:sz="4"/>
+                    <w:right w:val="single" w:color="B7C2D1" w:sz="4"/>
+                  </w:tcBorders>
+                  <w:shd w:fill="FFFFFF" w:color="auto" w:val="clear"/>
+                  <w:tcMar>
+                    <w:top w:type="dxa" w:w="80"/>
+                    <w:left w:type="dxa" w:w="120"/>
+                    <w:bottom w:type="dxa" w:w="80"/>
+                    <w:right w:type="dxa" w:w="120"/>
+                  </w:tcMar>
+                  <w:vAlign w:val="center"/>
+                </w:tcPr>
+                <w:p>
+                  <w:pPr>
+                    <w:spacing w:after="0" w:before="0"/>
+                  </w:pPr>
+                  <w:r>
+                    <w:rPr>
+                      <w:rFonts w:ascii="Arial" w:cs="Arial" w:eastAsia="Arial" w:hAnsi="Arial"/>
+                      <w:sz w:val="21"/>
+                      <w:szCs w:val="21"/>
+                    </w:rPr>
+                    <w:t xml:space="preserve">Change the program so that the username and the passcode both have to match.</w:t>
+                  </w:r>
+                </w:p>
+              </w:tc>
+              <w:tc>
+                <w:tcPr>
+                  <w:tcW w:type="dxa" w:w="2506"/>
+                  <w:tcBorders>
+                    <w:top w:val="single" w:color="B7C2D1" w:sz="4"/>
+                    <w:left w:val="single" w:color="B7C2D1" w:sz="4"/>
+                    <w:bottom w:val="single" w:color="B7C2D1" w:sz="4"/>
+                    <w:right w:val="single" w:color="B7C2D1" w:sz="4"/>
+                  </w:tcBorders>
+                  <w:shd w:fill="FFFFFF" w:color="auto" w:val="clear"/>
+                  <w:tcMar>
+                    <w:top w:type="dxa" w:w="80"/>
+                    <w:left w:type="dxa" w:w="120"/>
+                    <w:bottom w:type="dxa" w:w="80"/>
+                    <w:right w:type="dxa" w:w="120"/>
+                  </w:tcMar>
+                  <w:vAlign w:val="center"/>
+                </w:tcPr>
+                <w:p>
+                  <w:pPr>
+                    <w:spacing w:after="0" w:before="0"/>
+                  </w:pPr>
+                  <w:r>
+                    <w:rPr>
+                      <w:rFonts w:ascii="Arial" w:cs="Arial" w:eastAsia="Arial" w:hAnsi="Arial"/>
+                      <w:b w:val="false"/>
+                      <w:bCs w:val="false"/>
+                      <w:sz w:val="21"/>
+                      <w:szCs w:val="21"/>
+                    </w:rPr>
+                    <w:t xml:space="preserve">Change it</w:t>
+                  </w:r>
+                </w:p>
+              </w:tc>
+              <w:tc>
+                <w:tcPr>
+                  <w:tcW w:type="dxa" w:w="2506"/>
+                  <w:tcBorders>
+                    <w:top w:val="single" w:color="B7C2D1" w:sz="4"/>
+                    <w:left w:val="single" w:color="B7C2D1" w:sz="4"/>
+                    <w:bottom w:val="single" w:color="B7C2D1" w:sz="4"/>
+                    <w:right w:val="single" w:color="B7C2D1" w:sz="4"/>
+                  </w:tcBorders>
+                  <w:shd w:fill="FFFFFF" w:color="auto" w:val="clear"/>
+                  <w:tcMar>
+                    <w:top w:type="dxa" w:w="80"/>
+                    <w:left w:type="dxa" w:w="120"/>
+                    <w:bottom w:type="dxa" w:w="80"/>
+                    <w:right w:type="dxa" w:w="120"/>
+                  </w:tcMar>
+                  <w:vAlign w:val="center"/>
+                </w:tcPr>
+                <w:p>
+                  <w:pPr>
+                    <w:spacing w:after="0" w:before="0"/>
+                  </w:pPr>
+                  <w:r>
+                    <w:rPr>
+                      <w:rFonts w:ascii="Arial" w:cs="Arial" w:eastAsia="Arial" w:hAnsi="Arial"/>
+                      <w:b w:val="false"/>
+                      <w:bCs w:val="false"/>
+                      <w:sz w:val="21"/>
+                      <w:szCs w:val="21"/>
+                    </w:rPr>
+                    <w:t xml:space="preserve">1</w:t>
+                  </w:r>
+                </w:p>
+              </w:tc>
+              <w:tc>
+                <w:tcPr>
+                  <w:tcW w:type="dxa" w:w="2506"/>
+                  <w:tcBorders>
+                    <w:top w:val="single" w:color="B7C2D1" w:sz="4"/>
+                    <w:left w:val="single" w:color="B7C2D1" w:sz="4"/>
+                    <w:bottom w:val="single" w:color="B7C2D1" w:sz="4"/>
+                    <w:right w:val="single" w:color="B7C2D1" w:sz="4"/>
+                  </w:tcBorders>
+                  <w:shd w:fill="FFFFFF" w:color="auto" w:val="clear"/>
+                  <w:tcMar>
+                    <w:top w:type="dxa" w:w="80"/>
+                    <w:left w:type="dxa" w:w="120"/>
+                    <w:bottom w:type="dxa" w:w="80"/>
+                    <w:right w:type="dxa" w:w="120"/>
+                  </w:tcMar>
+                  <w:vAlign w:val="center"/>
+                </w:tcPr>
+                <w:p>
+                  <w:pPr>
+                    <w:spacing w:after="0" w:before="0"/>
+                  </w:pPr>
+                  <w:r>
+                    <w:rPr>
+                      <w:rFonts w:ascii="Arial" w:cs="Arial" w:eastAsia="Arial" w:hAnsi="Arial"/>
+                      <w:b w:val="false"/>
+                      <w:bCs w:val="false"/>
+                      <w:sz w:val="21"/>
+                      <w:szCs w:val="21"/>
+                    </w:rPr>
+                    <w:t xml:space="preserve"/>
+                  </w:r>
+                </w:p>
+              </w:tc>
+            </w:tr>
+            <w:tr>
+              <w:trPr>
+                <w:cantSplit/>
+                <w:trHeight w:val="360" w:hRule="atLeast"/>
+              </w:trPr>
+              <w:tc>
+                <w:tcPr>
+                  <w:tcW w:type="dxa" w:w="2506"/>
+                  <w:tcBorders>
+                    <w:top w:val="single" w:color="B7C2D1" w:sz="4"/>
+                    <w:left w:val="single" w:color="B7C2D1" w:sz="4"/>
+                    <w:bottom w:val="single" w:color="B7C2D1" w:sz="4"/>
+                    <w:right w:val="single" w:color="B7C2D1" w:sz="4"/>
+                  </w:tcBorders>
+                  <w:shd w:fill="FFFFFF" w:color="auto" w:val="clear"/>
+                  <w:tcMar>
+                    <w:top w:type="dxa" w:w="80"/>
+                    <w:left w:type="dxa" w:w="120"/>
+                    <w:bottom w:type="dxa" w:w="80"/>
+                    <w:right w:type="dxa" w:w="120"/>
+                  </w:tcMar>
+                  <w:vAlign w:val="center"/>
+                </w:tcPr>
+                <w:p>
+                  <w:pPr>
+                    <w:spacing w:after="0" w:before="0"/>
+                  </w:pPr>
+                  <w:r>
+                    <w:rPr>
+                      <w:rFonts w:ascii="Arial" w:cs="Arial" w:eastAsia="Arial" w:hAnsi="Arial"/>
+                      <w:sz w:val="21"/>
+                      <w:szCs w:val="21"/>
+                    </w:rPr>
+                    <w:t xml:space="preserve">Press Run. Type no, then type Fox9013. The program allows three attempts and stops as soon as one works.</w:t>
+                  </w:r>
+                </w:p>
+              </w:tc>
+              <w:tc>
+                <w:tcPr>
+                  <w:tcW w:type="dxa" w:w="2506"/>
+                  <w:tcBorders>
+                    <w:top w:val="single" w:color="B7C2D1" w:sz="4"/>
+                    <w:left w:val="single" w:color="B7C2D1" w:sz="4"/>
+                    <w:bottom w:val="single" w:color="B7C2D1" w:sz="4"/>
+                    <w:right w:val="single" w:color="B7C2D1" w:sz="4"/>
+                  </w:tcBorders>
+                  <w:shd w:fill="FFFFFF" w:color="auto" w:val="clear"/>
+                  <w:tcMar>
+                    <w:top w:type="dxa" w:w="80"/>
+                    <w:left w:type="dxa" w:w="120"/>
+                    <w:bottom w:type="dxa" w:w="80"/>
+                    <w:right w:type="dxa" w:w="120"/>
+                  </w:tcMar>
+                  <w:vAlign w:val="center"/>
+                </w:tcPr>
+                <w:p>
+                  <w:pPr>
+                    <w:spacing w:after="0" w:before="0"/>
+                  </w:pPr>
+                  <w:r>
+                    <w:rPr>
+                      <w:rFonts w:ascii="Arial" w:cs="Arial" w:eastAsia="Arial" w:hAnsi="Arial"/>
+                      <w:b w:val="false"/>
+                      <w:bCs w:val="false"/>
+                      <w:sz w:val="21"/>
+                      <w:szCs w:val="21"/>
+                    </w:rPr>
+                    <w:t xml:space="preserve">Run it</w:t>
+                  </w:r>
+                </w:p>
+              </w:tc>
+              <w:tc>
+                <w:tcPr>
+                  <w:tcW w:type="dxa" w:w="2506"/>
+                  <w:tcBorders>
+                    <w:top w:val="single" w:color="B7C2D1" w:sz="4"/>
+                    <w:left w:val="single" w:color="B7C2D1" w:sz="4"/>
+                    <w:bottom w:val="single" w:color="B7C2D1" w:sz="4"/>
+                    <w:right w:val="single" w:color="B7C2D1" w:sz="4"/>
+                  </w:tcBorders>
+                  <w:shd w:fill="FFFFFF" w:color="auto" w:val="clear"/>
+                  <w:tcMar>
+                    <w:top w:type="dxa" w:w="80"/>
+                    <w:left w:type="dxa" w:w="120"/>
+                    <w:bottom w:type="dxa" w:w="80"/>
+                    <w:right w:type="dxa" w:w="120"/>
+                  </w:tcMar>
+                  <w:vAlign w:val="center"/>
+                </w:tcPr>
+                <w:p>
+                  <w:pPr>
+                    <w:spacing w:after="0" w:before="0"/>
+                  </w:pPr>
+                  <w:r>
+                    <w:rPr>
+                      <w:rFonts w:ascii="Arial" w:cs="Arial" w:eastAsia="Arial" w:hAnsi="Arial"/>
+                      <w:b w:val="false"/>
+                      <w:bCs w:val="false"/>
+                      <w:sz w:val="21"/>
+                      <w:szCs w:val="21"/>
+                    </w:rPr>
+                    <w:t xml:space="preserve">1</w:t>
+                  </w:r>
+                </w:p>
+              </w:tc>
+              <w:tc>
+                <w:tcPr>
+                  <w:tcW w:type="dxa" w:w="2506"/>
+                  <w:tcBorders>
+                    <w:top w:val="single" w:color="B7C2D1" w:sz="4"/>
+                    <w:left w:val="single" w:color="B7C2D1" w:sz="4"/>
+                    <w:bottom w:val="single" w:color="B7C2D1" w:sz="4"/>
+                    <w:right w:val="single" w:color="B7C2D1" w:sz="4"/>
+                  </w:tcBorders>
+                  <w:shd w:fill="FFFFFF" w:color="auto" w:val="clear"/>
+                  <w:tcMar>
+                    <w:top w:type="dxa" w:w="80"/>
+                    <w:left w:type="dxa" w:w="120"/>
+                    <w:bottom w:type="dxa" w:w="80"/>
+                    <w:right w:type="dxa" w:w="120"/>
+                  </w:tcMar>
+                  <w:vAlign w:val="center"/>
+                </w:tcPr>
+                <w:p>
+                  <w:pPr>
+                    <w:spacing w:after="0" w:before="0"/>
+                  </w:pPr>
+                  <w:r>
+                    <w:rPr>
+                      <w:rFonts w:ascii="Arial" w:cs="Arial" w:eastAsia="Arial" w:hAnsi="Arial"/>
+                      <w:b w:val="false"/>
+                      <w:bCs w:val="false"/>
+                      <w:sz w:val="21"/>
+                      <w:szCs w:val="21"/>
+                    </w:rPr>
+                    <w:t xml:space="preserve"/>
+                  </w:r>
+                </w:p>
+              </w:tc>
+            </w:tr>
+            <w:tr>
+              <w:trPr>
+                <w:cantSplit/>
+                <w:trHeight w:val="360" w:hRule="atLeast"/>
+              </w:trPr>
+              <w:tc>
+                <w:tcPr>
+                  <w:tcW w:type="dxa" w:w="2506"/>
+                  <w:tcBorders>
+                    <w:top w:val="single" w:color="B7C2D1" w:sz="4"/>
+                    <w:left w:val="single" w:color="B7C2D1" w:sz="4"/>
+                    <w:bottom w:val="single" w:color="B7C2D1" w:sz="4"/>
+                    <w:right w:val="single" w:color="B7C2D1" w:sz="4"/>
+                  </w:tcBorders>
+                  <w:shd w:fill="FFFFFF" w:color="auto" w:val="clear"/>
+                  <w:tcMar>
+                    <w:top w:type="dxa" w:w="80"/>
+                    <w:left w:type="dxa" w:w="120"/>
+                    <w:bottom w:type="dxa" w:w="80"/>
+                    <w:right w:type="dxa" w:w="120"/>
+                  </w:tcMar>
+                  <w:vAlign w:val="center"/>
+                </w:tcPr>
+                <w:p>
+                  <w:pPr>
+                    <w:spacing w:after="0" w:before="0"/>
+                  </w:pPr>
+                  <w:r>
+                    <w:rPr>
+                      <w:rFonts w:ascii="Arial" w:cs="Arial" w:eastAsia="Arial" w:hAnsi="Arial"/>
+                      <w:sz w:val="21"/>
+                      <w:szCs w:val="21"/>
+                    </w:rPr>
+                    <w:t xml:space="preserve">This program should stop reading as soon as the passcode is right. It carries on asking. Find the mistake and put it right.</w:t>
+                  </w:r>
+                </w:p>
+              </w:tc>
+              <w:tc>
+                <w:tcPr>
+                  <w:tcW w:type="dxa" w:w="2506"/>
+                  <w:tcBorders>
+                    <w:top w:val="single" w:color="B7C2D1" w:sz="4"/>
+                    <w:left w:val="single" w:color="B7C2D1" w:sz="4"/>
+                    <w:bottom w:val="single" w:color="B7C2D1" w:sz="4"/>
+                    <w:right w:val="single" w:color="B7C2D1" w:sz="4"/>
+                  </w:tcBorders>
+                  <w:shd w:fill="FFFFFF" w:color="auto" w:val="clear"/>
+                  <w:tcMar>
+                    <w:top w:type="dxa" w:w="80"/>
+                    <w:left w:type="dxa" w:w="120"/>
+                    <w:bottom w:type="dxa" w:w="80"/>
+                    <w:right w:type="dxa" w:w="120"/>
+                  </w:tcMar>
+                  <w:vAlign w:val="center"/>
+                </w:tcPr>
+                <w:p>
+                  <w:pPr>
+                    <w:spacing w:after="0" w:before="0"/>
+                  </w:pPr>
+                  <w:r>
+                    <w:rPr>
+                      <w:rFonts w:ascii="Arial" w:cs="Arial" w:eastAsia="Arial" w:hAnsi="Arial"/>
+                      <w:b w:val="false"/>
+                      <w:bCs w:val="false"/>
+                      <w:sz w:val="21"/>
+                      <w:szCs w:val="21"/>
+                    </w:rPr>
+                    <w:t xml:space="preserve">Fix it</w:t>
+                  </w:r>
+                </w:p>
+              </w:tc>
+              <w:tc>
+                <w:tcPr>
+                  <w:tcW w:type="dxa" w:w="2506"/>
+                  <w:tcBorders>
+                    <w:top w:val="single" w:color="B7C2D1" w:sz="4"/>
+                    <w:left w:val="single" w:color="B7C2D1" w:sz="4"/>
+                    <w:bottom w:val="single" w:color="B7C2D1" w:sz="4"/>
+                    <w:right w:val="single" w:color="B7C2D1" w:sz="4"/>
+                  </w:tcBorders>
+                  <w:shd w:fill="FFFFFF" w:color="auto" w:val="clear"/>
+                  <w:tcMar>
+                    <w:top w:type="dxa" w:w="80"/>
+                    <w:left w:type="dxa" w:w="120"/>
+                    <w:bottom w:type="dxa" w:w="80"/>
+                    <w:right w:type="dxa" w:w="120"/>
+                  </w:tcMar>
+                  <w:vAlign w:val="center"/>
+                </w:tcPr>
+                <w:p>
+                  <w:pPr>
+                    <w:spacing w:after="0" w:before="0"/>
+                  </w:pPr>
+                  <w:r>
+                    <w:rPr>
+                      <w:rFonts w:ascii="Arial" w:cs="Arial" w:eastAsia="Arial" w:hAnsi="Arial"/>
+                      <w:b w:val="false"/>
+                      <w:bCs w:val="false"/>
+                      <w:sz w:val="21"/>
+                      <w:szCs w:val="21"/>
+                    </w:rPr>
+                    <w:t xml:space="preserve">2</w:t>
+                  </w:r>
+                </w:p>
+              </w:tc>
+              <w:tc>
+                <w:tcPr>
+                  <w:tcW w:type="dxa" w:w="2506"/>
+                  <w:tcBorders>
+                    <w:top w:val="single" w:color="B7C2D1" w:sz="4"/>
+                    <w:left w:val="single" w:color="B7C2D1" w:sz="4"/>
+                    <w:bottom w:val="single" w:color="B7C2D1" w:sz="4"/>
+                    <w:right w:val="single" w:color="B7C2D1" w:sz="4"/>
+                  </w:tcBorders>
+                  <w:shd w:fill="FFFFFF" w:color="auto" w:val="clear"/>
+                  <w:tcMar>
+                    <w:top w:type="dxa" w:w="80"/>
+                    <w:left w:type="dxa" w:w="120"/>
+                    <w:bottom w:type="dxa" w:w="80"/>
+                    <w:right w:type="dxa" w:w="120"/>
+                  </w:tcMar>
+                  <w:vAlign w:val="center"/>
+                </w:tcPr>
+                <w:p>
+                  <w:pPr>
+                    <w:spacing w:after="0" w:before="0"/>
+                  </w:pPr>
+                  <w:r>
+                    <w:rPr>
+                      <w:rFonts w:ascii="Arial" w:cs="Arial" w:eastAsia="Arial" w:hAnsi="Arial"/>
+                      <w:b w:val="false"/>
+                      <w:bCs w:val="false"/>
+                      <w:sz w:val="21"/>
+                      <w:szCs w:val="21"/>
+                    </w:rPr>
+                    <w:t xml:space="preserve"/>
+                  </w:r>
+                </w:p>
+              </w:tc>
+            </w:tr>
+            <w:tr>
+              <w:trPr>
+                <w:cantSplit/>
+                <w:trHeight w:val="360" w:hRule="atLeast"/>
+              </w:trPr>
+              <w:tc>
+                <w:tcPr>
+                  <w:tcW w:type="dxa" w:w="2506"/>
+                  <w:tcBorders>
+                    <w:top w:val="single" w:color="B7C2D1" w:sz="4"/>
+                    <w:left w:val="single" w:color="B7C2D1" w:sz="4"/>
+                    <w:bottom w:val="single" w:color="B7C2D1" w:sz="4"/>
+                    <w:right w:val="single" w:color="B7C2D1" w:sz="4"/>
+                  </w:tcBorders>
+                  <w:shd w:fill="FFFFFF" w:color="auto" w:val="clear"/>
+                  <w:tcMar>
+                    <w:top w:type="dxa" w:w="80"/>
+                    <w:left w:type="dxa" w:w="120"/>
+                    <w:bottom w:type="dxa" w:w="80"/>
+                    <w:right w:type="dxa" w:w="120"/>
+                  </w:tcMar>
+                  <w:vAlign w:val="center"/>
+                </w:tcPr>
+                <w:p>
+                  <w:pPr>
+                    <w:spacing w:after="0" w:before="0"/>
+                  </w:pPr>
+                  <w:r>
+                    <w:rPr>
+                      <w:rFonts w:ascii="Arial" w:cs="Arial" w:eastAsia="Arial" w:hAnsi="Arial"/>
+                      <w:sz w:val="21"/>
+                      <w:szCs w:val="21"/>
+                    </w:rPr>
+                    <w:t xml:space="preserve">Ask the user for the correct passcode. Then read one attempt at a time, up to three of them. Display wrong passcode for each miss. Display access granted as soon as one matches. Display account locked instead when the third attempt has missed too.</w:t>
+                  </w:r>
+                </w:p>
+              </w:tc>
+              <w:tc>
+                <w:tcPr>
+                  <w:tcW w:type="dxa" w:w="2506"/>
+                  <w:tcBorders>
+                    <w:top w:val="single" w:color="B7C2D1" w:sz="4"/>
+                    <w:left w:val="single" w:color="B7C2D1" w:sz="4"/>
+                    <w:bottom w:val="single" w:color="B7C2D1" w:sz="4"/>
+                    <w:right w:val="single" w:color="B7C2D1" w:sz="4"/>
+                  </w:tcBorders>
+                  <w:shd w:fill="FFFFFF" w:color="auto" w:val="clear"/>
+                  <w:tcMar>
+                    <w:top w:type="dxa" w:w="80"/>
+                    <w:left w:type="dxa" w:w="120"/>
+                    <w:bottom w:type="dxa" w:w="80"/>
+                    <w:right w:type="dxa" w:w="120"/>
+                  </w:tcMar>
+                  <w:vAlign w:val="center"/>
+                </w:tcPr>
+                <w:p>
+                  <w:pPr>
+                    <w:spacing w:after="0" w:before="0"/>
+                  </w:pPr>
+                  <w:r>
+                    <w:rPr>
+                      <w:rFonts w:ascii="Arial" w:cs="Arial" w:eastAsia="Arial" w:hAnsi="Arial"/>
+                      <w:b w:val="false"/>
+                      <w:bCs w:val="false"/>
+                      <w:sz w:val="21"/>
+                      <w:szCs w:val="21"/>
+                    </w:rPr>
+                    <w:t xml:space="preserve">Write it</w:t>
+                  </w:r>
+                </w:p>
+              </w:tc>
+              <w:tc>
+                <w:tcPr>
+                  <w:tcW w:type="dxa" w:w="2506"/>
+                  <w:tcBorders>
+                    <w:top w:val="single" w:color="B7C2D1" w:sz="4"/>
+                    <w:left w:val="single" w:color="B7C2D1" w:sz="4"/>
+                    <w:bottom w:val="single" w:color="B7C2D1" w:sz="4"/>
+                    <w:right w:val="single" w:color="B7C2D1" w:sz="4"/>
+                  </w:tcBorders>
+                  <w:shd w:fill="FFFFFF" w:color="auto" w:val="clear"/>
+                  <w:tcMar>
+                    <w:top w:type="dxa" w:w="80"/>
+                    <w:left w:type="dxa" w:w="120"/>
+                    <w:bottom w:type="dxa" w:w="80"/>
+                    <w:right w:type="dxa" w:w="120"/>
+                  </w:tcMar>
+                  <w:vAlign w:val="center"/>
+                </w:tcPr>
+                <w:p>
+                  <w:pPr>
+                    <w:spacing w:after="0" w:before="0"/>
+                  </w:pPr>
+                  <w:r>
+                    <w:rPr>
+                      <w:rFonts w:ascii="Arial" w:cs="Arial" w:eastAsia="Arial" w:hAnsi="Arial"/>
+                      <w:b w:val="false"/>
+                      <w:bCs w:val="false"/>
+                      <w:sz w:val="21"/>
+                      <w:szCs w:val="21"/>
+                    </w:rPr>
+                    <w:t xml:space="preserve">3</w:t>
+                  </w:r>
+                </w:p>
+              </w:tc>
+              <w:tc>
+                <w:tcPr>
+                  <w:tcW w:type="dxa" w:w="2506"/>
+                  <w:tcBorders>
+                    <w:top w:val="single" w:color="B7C2D1" w:sz="4"/>
+                    <w:left w:val="single" w:color="B7C2D1" w:sz="4"/>
+                    <w:bottom w:val="single" w:color="B7C2D1" w:sz="4"/>
+                    <w:right w:val="single" w:color="B7C2D1" w:sz="4"/>
+                  </w:tcBorders>
+                  <w:shd w:fill="FFFFFF" w:color="auto" w:val="clear"/>
+                  <w:tcMar>
+                    <w:top w:type="dxa" w:w="80"/>
+                    <w:left w:type="dxa" w:w="120"/>
+                    <w:bottom w:type="dxa" w:w="80"/>
+                    <w:right w:type="dxa" w:w="120"/>
+                  </w:tcMar>
+                  <w:vAlign w:val="center"/>
+                </w:tcPr>
+                <w:p>
+                  <w:pPr>
+                    <w:spacing w:after="0" w:before="0"/>
+                  </w:pPr>
+                  <w:r>
+                    <w:rPr>
+                      <w:rFonts w:ascii="Arial" w:cs="Arial" w:eastAsia="Arial" w:hAnsi="Arial"/>
+                      <w:b w:val="false"/>
+                      <w:bCs w:val="false"/>
+                      <w:sz w:val="21"/>
+                      <w:szCs w:val="21"/>
+                    </w:rPr>
+                    <w:t xml:space="preserve"/>
+                  </w:r>
+                </w:p>
+              </w:tc>
+            </w:tr>
+            <w:tr>
+              <w:trPr>
+                <w:cantSplit/>
+                <w:trHeight w:val="360" w:hRule="atLeast"/>
+              </w:trPr>
+              <w:tc>
+                <w:tcPr>
+                  <w:tcW w:type="dxa" w:w="2506"/>
+                  <w:tcBorders>
+                    <w:top w:val="single" w:color="B7C2D1" w:sz="4"/>
+                    <w:left w:val="single" w:color="B7C2D1" w:sz="4"/>
+                    <w:bottom w:val="single" w:color="B7C2D1" w:sz="4"/>
+                    <w:right w:val="single" w:color="B7C2D1" w:sz="4"/>
+                  </w:tcBorders>
+                  <w:shd w:fill="FFFFFF" w:color="auto" w:val="clear"/>
+                  <w:tcMar>
+                    <w:top w:type="dxa" w:w="80"/>
+                    <w:left w:type="dxa" w:w="120"/>
+                    <w:bottom w:type="dxa" w:w="80"/>
+                    <w:right w:type="dxa" w:w="120"/>
+                  </w:tcMar>
+                  <w:vAlign w:val="center"/>
+                </w:tcPr>
+                <w:p>
+                  <w:pPr>
+                    <w:spacing w:after="0" w:before="0"/>
+                  </w:pPr>
+                  <w:r>
+                    <w:rPr>
+                      <w:rFonts w:ascii="Arial" w:cs="Arial" w:eastAsia="Arial" w:hAnsi="Arial"/>
+                      <w:sz w:val="21"/>
+                      <w:szCs w:val="21"/>
+                    </w:rPr>
+                    <w:t xml:space="preserve">Ask the user for a line of usernames separated by spaces. Then ask for a line of passwords in the same order. Then ask for one username to check. Then ask for one password to check. Display unknown user when the username is not on the list. Display wrong password when the username is on the list but the password does not match it. Otherwise display access granted.</w:t>
+                  </w:r>
+                </w:p>
+              </w:tc>
+              <w:tc>
+                <w:tcPr>
+                  <w:tcW w:type="dxa" w:w="2506"/>
+                  <w:tcBorders>
+                    <w:top w:val="single" w:color="B7C2D1" w:sz="4"/>
+                    <w:left w:val="single" w:color="B7C2D1" w:sz="4"/>
+                    <w:bottom w:val="single" w:color="B7C2D1" w:sz="4"/>
+                    <w:right w:val="single" w:color="B7C2D1" w:sz="4"/>
+                  </w:tcBorders>
+                  <w:shd w:fill="FFFFFF" w:color="auto" w:val="clear"/>
+                  <w:tcMar>
+                    <w:top w:type="dxa" w:w="80"/>
+                    <w:left w:type="dxa" w:w="120"/>
+                    <w:bottom w:type="dxa" w:w="80"/>
+                    <w:right w:type="dxa" w:w="120"/>
+                  </w:tcMar>
+                  <w:vAlign w:val="center"/>
+                </w:tcPr>
+                <w:p>
+                  <w:pPr>
+                    <w:spacing w:after="0" w:before="0"/>
+                  </w:pPr>
+                  <w:r>
+                    <w:rPr>
+                      <w:rFonts w:ascii="Arial" w:cs="Arial" w:eastAsia="Arial" w:hAnsi="Arial"/>
+                      <w:b w:val="false"/>
+                      <w:bCs w:val="false"/>
+                      <w:sz w:val="21"/>
+                      <w:szCs w:val="21"/>
+                    </w:rPr>
+                    <w:t xml:space="preserve">Challenge (optional)</w:t>
+                  </w:r>
+                </w:p>
+              </w:tc>
+              <w:tc>
+                <w:tcPr>
+                  <w:tcW w:type="dxa" w:w="2506"/>
+                  <w:tcBorders>
+                    <w:top w:val="single" w:color="B7C2D1" w:sz="4"/>
+                    <w:left w:val="single" w:color="B7C2D1" w:sz="4"/>
+                    <w:bottom w:val="single" w:color="B7C2D1" w:sz="4"/>
+                    <w:right w:val="single" w:color="B7C2D1" w:sz="4"/>
+                  </w:tcBorders>
+                  <w:shd w:fill="FFFFFF" w:color="auto" w:val="clear"/>
+                  <w:tcMar>
+                    <w:top w:type="dxa" w:w="80"/>
+                    <w:left w:type="dxa" w:w="120"/>
+                    <w:bottom w:type="dxa" w:w="80"/>
+                    <w:right w:type="dxa" w:w="120"/>
+                  </w:tcMar>
+                  <w:vAlign w:val="center"/>
+                </w:tcPr>
+                <w:p>
+                  <w:pPr>
+                    <w:spacing w:after="0" w:before="0"/>
+                  </w:pPr>
+                  <w:r>
+                    <w:rPr>
+                      <w:rFonts w:ascii="Arial" w:cs="Arial" w:eastAsia="Arial" w:hAnsi="Arial"/>
+                      <w:b w:val="false"/>
+                      <w:bCs w:val="false"/>
+                      <w:sz w:val="21"/>
+                      <w:szCs w:val="21"/>
+                    </w:rPr>
+                    <w:t xml:space="preserve">3</w:t>
+                  </w:r>
+                </w:p>
+              </w:tc>
+              <w:tc>
+                <w:tcPr>
+                  <w:tcW w:type="dxa" w:w="2506"/>
                   <w:tcBorders>
                     <w:top w:val="single" w:color="B7C2D1" w:sz="4"/>
                     <w:left w:val="single" w:color="B7C2D1" w:sz="4"/>
@@ -5189,7 +9458,7 @@
                 <w:sz w:val="21"/>
                 <w:szCs w:val="21"/>
               </w:rPr>
-              <w:t xml:space="preserve">Plan the one you found hardest: inputs, what happens to them, what is printed.</w:t>
+              <w:t xml:space="preserve">Plan the one you found hardest: what is typed in, what happens to it, what is displayed.</w:t>
             </w:r>
           </w:p>
           <w:tbl>
@@ -5615,12 +9884,12 @@
                 <w:sz w:val="21"/>
                 <w:szCs w:val="21"/>
               </w:rPr>
-              <w:t xml:space="preserve">Tick each one off as its tests pass in the editor</w:t>
+              <w:t xml:space="preserve">Tick each one off as you finish it in the editor</w:t>
             </w:r>
           </w:p>
           <w:tbl>
             <w:tblPr>
-              <w:tblW w:type="dxa" w:w="10026"/>
+              <w:tblW w:type="dxa" w:w="10024"/>
               <w:tblBorders>
                 <w:top w:val="single" w:color="auto" w:sz="4"/>
                 <w:left w:val="single" w:color="auto" w:sz="4"/>
@@ -5631,9 +9900,10 @@
               </w:tblBorders>
             </w:tblPr>
             <w:tblGrid>
-              <w:gridCol w:w="3342"/>
-              <w:gridCol w:w="3342"/>
-              <w:gridCol w:w="3342"/>
+              <w:gridCol w:w="2506"/>
+              <w:gridCol w:w="2506"/>
+              <w:gridCol w:w="2506"/>
+              <w:gridCol w:w="2506"/>
             </w:tblGrid>
             <w:tr>
               <w:trPr>
@@ -5642,7 +9912,7 @@
               </w:trPr>
               <w:tc>
                 <w:tcPr>
-                  <w:tcW w:type="dxa" w:w="3342"/>
+                  <w:tcW w:type="dxa" w:w="2506"/>
                   <w:tcBorders>
                     <w:top w:val="single" w:color="B7C2D1" w:sz="4"/>
                     <w:left w:val="single" w:color="B7C2D1" w:sz="4"/>
@@ -5670,13 +9940,13 @@
                       <w:sz w:val="20"/>
                       <w:szCs w:val="20"/>
                     </w:rPr>
-                    <w:t xml:space="preserve">Program</w:t>
-                  </w:r>
-                </w:p>
-              </w:tc>
-              <w:tc>
-                <w:tcPr>
-                  <w:tcW w:type="dxa" w:w="3342"/>
+                    <w:t xml:space="preserve">Activity</w:t>
+                  </w:r>
+                </w:p>
+              </w:tc>
+              <w:tc>
+                <w:tcPr>
+                  <w:tcW w:type="dxa" w:w="2506"/>
                   <w:tcBorders>
                     <w:top w:val="single" w:color="B7C2D1" w:sz="4"/>
                     <w:left w:val="single" w:color="B7C2D1" w:sz="4"/>
@@ -5704,13 +9974,47 @@
                       <w:sz w:val="20"/>
                       <w:szCs w:val="20"/>
                     </w:rPr>
+                    <w:t xml:space="preserve">What to do</w:t>
+                  </w:r>
+                </w:p>
+              </w:tc>
+              <w:tc>
+                <w:tcPr>
+                  <w:tcW w:type="dxa" w:w="2506"/>
+                  <w:tcBorders>
+                    <w:top w:val="single" w:color="B7C2D1" w:sz="4"/>
+                    <w:left w:val="single" w:color="B7C2D1" w:sz="4"/>
+                    <w:bottom w:val="single" w:color="B7C2D1" w:sz="4"/>
+                    <w:right w:val="single" w:color="B7C2D1" w:sz="4"/>
+                  </w:tcBorders>
+                  <w:shd w:fill="E6ECF5" w:color="auto" w:val="clear"/>
+                  <w:tcMar>
+                    <w:top w:type="dxa" w:w="80"/>
+                    <w:left w:type="dxa" w:w="120"/>
+                    <w:bottom w:type="dxa" w:w="80"/>
+                    <w:right w:type="dxa" w:w="120"/>
+                  </w:tcMar>
+                  <w:vAlign w:val="center"/>
+                </w:tcPr>
+                <w:p>
+                  <w:pPr>
+                    <w:spacing w:after="0" w:before="0"/>
+                  </w:pPr>
+                  <w:r>
+                    <w:rPr>
+                      <w:rFonts w:ascii="Arial" w:cs="Arial" w:eastAsia="Arial" w:hAnsi="Arial"/>
+                      <w:b/>
+                      <w:bCs/>
+                      <w:sz w:val="20"/>
+                      <w:szCs w:val="20"/>
+                    </w:rPr>
                     <w:t xml:space="preserve">Marks</w:t>
                   </w:r>
                 </w:p>
               </w:tc>
               <w:tc>
                 <w:tcPr>
-                  <w:tcW w:type="dxa" w:w="3342"/>
+                  <w:tcW w:type="dxa" w:w="2506"/>
                   <w:tcBorders>
                     <w:top w:val="single" w:color="B7C2D1" w:sz="4"/>
                     <w:left w:val="single" w:color="B7C2D1" w:sz="4"/>
@@ -5750,73 +10054,107 @@
               </w:trPr>
               <w:tc>
                 <w:tcPr>
-                  <w:tcW w:type="dxa" w:w="3342"/>
-                  <w:tcBorders>
-                    <w:top w:val="single" w:color="B7C2D1" w:sz="4"/>
-                    <w:left w:val="single" w:color="B7C2D1" w:sz="4"/>
-                    <w:bottom w:val="single" w:color="B7C2D1" w:sz="4"/>
-                    <w:right w:val="single" w:color="B7C2D1" w:sz="4"/>
-                  </w:tcBorders>
-                  <w:shd w:fill="FFFFFF" w:color="auto" w:val="clear"/>
-                  <w:tcMar>
-                    <w:top w:type="dxa" w:w="80"/>
-                    <w:left w:type="dxa" w:w="120"/>
-                    <w:bottom w:type="dxa" w:w="80"/>
-                    <w:right w:type="dxa" w:w="120"/>
-                  </w:tcMar>
-                  <w:vAlign w:val="center"/>
-                </w:tcPr>
-                <w:p>
-                  <w:pPr>
-                    <w:spacing w:after="0" w:before="0"/>
-                  </w:pPr>
-                  <w:r>
-                    <w:rPr>
-                      <w:rFonts w:ascii="Arial" w:cs="Arial" w:eastAsia="Arial" w:hAnsi="Arial"/>
-                      <w:sz w:val="21"/>
-                      <w:szCs w:val="21"/>
-                    </w:rPr>
-                    <w:t xml:space="preserve">Keep asking the user for a username until one is 5 to 12 characters of letters and digits only. Then keep asking for a whole number until one is from 11 to 19 inclusive. Display registered [the username] [the number] at the end.</w:t>
-                  </w:r>
-                </w:p>
-              </w:tc>
-              <w:tc>
-                <w:tcPr>
-                  <w:tcW w:type="dxa" w:w="3342"/>
-                  <w:tcBorders>
-                    <w:top w:val="single" w:color="B7C2D1" w:sz="4"/>
-                    <w:left w:val="single" w:color="B7C2D1" w:sz="4"/>
-                    <w:bottom w:val="single" w:color="B7C2D1" w:sz="4"/>
-                    <w:right w:val="single" w:color="B7C2D1" w:sz="4"/>
-                  </w:tcBorders>
-                  <w:shd w:fill="FFFFFF" w:color="auto" w:val="clear"/>
-                  <w:tcMar>
-                    <w:top w:type="dxa" w:w="80"/>
-                    <w:left w:type="dxa" w:w="120"/>
-                    <w:bottom w:type="dxa" w:w="80"/>
-                    <w:right w:type="dxa" w:w="120"/>
-                  </w:tcMar>
-                  <w:vAlign w:val="center"/>
-                </w:tcPr>
-                <w:p>
-                  <w:pPr>
-                    <w:spacing w:after="0" w:before="0"/>
-                  </w:pPr>
-                  <w:r>
-                    <w:rPr>
-                      <w:rFonts w:ascii="Arial" w:cs="Arial" w:eastAsia="Arial" w:hAnsi="Arial"/>
-                      <w:b w:val="false"/>
-                      <w:bCs w:val="false"/>
-                      <w:sz w:val="21"/>
-                      <w:szCs w:val="21"/>
-                    </w:rPr>
-                    <w:t xml:space="preserve">7</w:t>
-                  </w:r>
-                </w:p>
-              </w:tc>
-              <w:tc>
-                <w:tcPr>
-                  <w:tcW w:type="dxa" w:w="3342"/>
+                  <w:tcW w:type="dxa" w:w="2506"/>
+                  <w:tcBorders>
+                    <w:top w:val="single" w:color="B7C2D1" w:sz="4"/>
+                    <w:left w:val="single" w:color="B7C2D1" w:sz="4"/>
+                    <w:bottom w:val="single" w:color="B7C2D1" w:sz="4"/>
+                    <w:right w:val="single" w:color="B7C2D1" w:sz="4"/>
+                  </w:tcBorders>
+                  <w:shd w:fill="FFFFFF" w:color="auto" w:val="clear"/>
+                  <w:tcMar>
+                    <w:top w:type="dxa" w:w="80"/>
+                    <w:left w:type="dxa" w:w="120"/>
+                    <w:bottom w:type="dxa" w:w="80"/>
+                    <w:right w:type="dxa" w:w="120"/>
+                  </w:tcMar>
+                  <w:vAlign w:val="center"/>
+                </w:tcPr>
+                <w:p>
+                  <w:pPr>
+                    <w:spacing w:after="0" w:before="0"/>
+                  </w:pPr>
+                  <w:r>
+                    <w:rPr>
+                      <w:rFonts w:ascii="Arial" w:cs="Arial" w:eastAsia="Arial" w:hAnsi="Arial"/>
+                      <w:sz w:val="21"/>
+                      <w:szCs w:val="21"/>
+                    </w:rPr>
+                    <w:t xml:space="preserve">Press Run. Type Ada, then type 7. Both values are checked before either is used.</w:t>
+                  </w:r>
+                </w:p>
+              </w:tc>
+              <w:tc>
+                <w:tcPr>
+                  <w:tcW w:type="dxa" w:w="2506"/>
+                  <w:tcBorders>
+                    <w:top w:val="single" w:color="B7C2D1" w:sz="4"/>
+                    <w:left w:val="single" w:color="B7C2D1" w:sz="4"/>
+                    <w:bottom w:val="single" w:color="B7C2D1" w:sz="4"/>
+                    <w:right w:val="single" w:color="B7C2D1" w:sz="4"/>
+                  </w:tcBorders>
+                  <w:shd w:fill="FFFFFF" w:color="auto" w:val="clear"/>
+                  <w:tcMar>
+                    <w:top w:type="dxa" w:w="80"/>
+                    <w:left w:type="dxa" w:w="120"/>
+                    <w:bottom w:type="dxa" w:w="80"/>
+                    <w:right w:type="dxa" w:w="120"/>
+                  </w:tcMar>
+                  <w:vAlign w:val="center"/>
+                </w:tcPr>
+                <w:p>
+                  <w:pPr>
+                    <w:spacing w:after="0" w:before="0"/>
+                  </w:pPr>
+                  <w:r>
+                    <w:rPr>
+                      <w:rFonts w:ascii="Arial" w:cs="Arial" w:eastAsia="Arial" w:hAnsi="Arial"/>
+                      <w:b w:val="false"/>
+                      <w:bCs w:val="false"/>
+                      <w:sz w:val="21"/>
+                      <w:szCs w:val="21"/>
+                    </w:rPr>
+                    <w:t xml:space="preserve">Run it</w:t>
+                  </w:r>
+                </w:p>
+              </w:tc>
+              <w:tc>
+                <w:tcPr>
+                  <w:tcW w:type="dxa" w:w="2506"/>
+                  <w:tcBorders>
+                    <w:top w:val="single" w:color="B7C2D1" w:sz="4"/>
+                    <w:left w:val="single" w:color="B7C2D1" w:sz="4"/>
+                    <w:bottom w:val="single" w:color="B7C2D1" w:sz="4"/>
+                    <w:right w:val="single" w:color="B7C2D1" w:sz="4"/>
+                  </w:tcBorders>
+                  <w:shd w:fill="FFFFFF" w:color="auto" w:val="clear"/>
+                  <w:tcMar>
+                    <w:top w:type="dxa" w:w="80"/>
+                    <w:left w:type="dxa" w:w="120"/>
+                    <w:bottom w:type="dxa" w:w="80"/>
+                    <w:right w:type="dxa" w:w="120"/>
+                  </w:tcMar>
+                  <w:vAlign w:val="center"/>
+                </w:tcPr>
+                <w:p>
+                  <w:pPr>
+                    <w:spacing w:after="0" w:before="0"/>
+                  </w:pPr>
+                  <w:r>
+                    <w:rPr>
+                      <w:rFonts w:ascii="Arial" w:cs="Arial" w:eastAsia="Arial" w:hAnsi="Arial"/>
+                      <w:b w:val="false"/>
+                      <w:bCs w:val="false"/>
+                      <w:sz w:val="21"/>
+                      <w:szCs w:val="21"/>
+                    </w:rPr>
+                    <w:t xml:space="preserve">1</w:t>
+                  </w:r>
+                </w:p>
+              </w:tc>
+              <w:tc>
+                <w:tcPr>
+                  <w:tcW w:type="dxa" w:w="2506"/>
                   <w:tcBorders>
                     <w:top w:val="single" w:color="B7C2D1" w:sz="4"/>
                     <w:left w:val="single" w:color="B7C2D1" w:sz="4"/>
@@ -5856,73 +10194,807 @@
               </w:trPr>
               <w:tc>
                 <w:tcPr>
-                  <w:tcW w:type="dxa" w:w="3342"/>
-                  <w:tcBorders>
-                    <w:top w:val="single" w:color="B7C2D1" w:sz="4"/>
-                    <w:left w:val="single" w:color="B7C2D1" w:sz="4"/>
-                    <w:bottom w:val="single" w:color="B7C2D1" w:sz="4"/>
-                    <w:right w:val="single" w:color="B7C2D1" w:sz="4"/>
-                  </w:tcBorders>
-                  <w:shd w:fill="FFFFFF" w:color="auto" w:val="clear"/>
-                  <w:tcMar>
-                    <w:top w:type="dxa" w:w="80"/>
-                    <w:left w:type="dxa" w:w="120"/>
-                    <w:bottom w:type="dxa" w:w="80"/>
-                    <w:right w:type="dxa" w:w="120"/>
-                  </w:tcMar>
-                  <w:vAlign w:val="center"/>
-                </w:tcPr>
-                <w:p>
-                  <w:pPr>
-                    <w:spacing w:after="0" w:before="0"/>
-                  </w:pPr>
-                  <w:r>
-                    <w:rPr>
-                      <w:rFonts w:ascii="Arial" w:cs="Arial" w:eastAsia="Arial" w:hAnsi="Arial"/>
-                      <w:sz w:val="21"/>
-                      <w:szCs w:val="21"/>
-                    </w:rPr>
-                    <w:t xml:space="preserve">Keep asking the user for word,number lines until one is exactly done. Display added [the word] for each good line. Then display accepted: [how many were added] on the next line. Then display total: [their numbers added up] on the last line.</w:t>
-                  </w:r>
-                </w:p>
-              </w:tc>
-              <w:tc>
-                <w:tcPr>
-                  <w:tcW w:type="dxa" w:w="3342"/>
-                  <w:tcBorders>
-                    <w:top w:val="single" w:color="B7C2D1" w:sz="4"/>
-                    <w:left w:val="single" w:color="B7C2D1" w:sz="4"/>
-                    <w:bottom w:val="single" w:color="B7C2D1" w:sz="4"/>
-                    <w:right w:val="single" w:color="B7C2D1" w:sz="4"/>
-                  </w:tcBorders>
-                  <w:shd w:fill="FFFFFF" w:color="auto" w:val="clear"/>
-                  <w:tcMar>
-                    <w:top w:type="dxa" w:w="80"/>
-                    <w:left w:type="dxa" w:w="120"/>
-                    <w:bottom w:type="dxa" w:w="80"/>
-                    <w:right w:type="dxa" w:w="120"/>
-                  </w:tcMar>
-                  <w:vAlign w:val="center"/>
-                </w:tcPr>
-                <w:p>
-                  <w:pPr>
-                    <w:spacing w:after="0" w:before="0"/>
-                  </w:pPr>
-                  <w:r>
-                    <w:rPr>
-                      <w:rFonts w:ascii="Arial" w:cs="Arial" w:eastAsia="Arial" w:hAnsi="Arial"/>
-                      <w:b w:val="false"/>
-                      <w:bCs w:val="false"/>
-                      <w:sz w:val="21"/>
-                      <w:szCs w:val="21"/>
-                    </w:rPr>
-                    <w:t xml:space="preserve">8</w:t>
-                  </w:r>
-                </w:p>
-              </w:tc>
-              <w:tc>
-                <w:tcPr>
-                  <w:tcW w:type="dxa" w:w="3342"/>
+                  <w:tcW w:type="dxa" w:w="2506"/>
+                  <w:tcBorders>
+                    <w:top w:val="single" w:color="B7C2D1" w:sz="4"/>
+                    <w:left w:val="single" w:color="B7C2D1" w:sz="4"/>
+                    <w:bottom w:val="single" w:color="B7C2D1" w:sz="4"/>
+                    <w:right w:val="single" w:color="B7C2D1" w:sz="4"/>
+                  </w:tcBorders>
+                  <w:shd w:fill="FFFFFF" w:color="auto" w:val="clear"/>
+                  <w:tcMar>
+                    <w:top w:type="dxa" w:w="80"/>
+                    <w:left w:type="dxa" w:w="120"/>
+                    <w:bottom w:type="dxa" w:w="80"/>
+                    <w:right w:type="dxa" w:w="120"/>
+                  </w:tcMar>
+                  <w:vAlign w:val="center"/>
+                </w:tcPr>
+                <w:p>
+                  <w:pPr>
+                    <w:spacing w:after="0" w:before="0"/>
+                  </w:pPr>
+                  <w:r>
+                    <w:rPr>
+                      <w:rFonts w:ascii="Arial" w:cs="Arial" w:eastAsia="Arial" w:hAnsi="Arial"/>
+                      <w:sz w:val="21"/>
+                      <w:szCs w:val="21"/>
+                    </w:rPr>
+                    <w:t xml:space="preserve">The user types 7a. What will this program display?</w:t>
+                  </w:r>
+                </w:p>
+              </w:tc>
+              <w:tc>
+                <w:tcPr>
+                  <w:tcW w:type="dxa" w:w="2506"/>
+                  <w:tcBorders>
+                    <w:top w:val="single" w:color="B7C2D1" w:sz="4"/>
+                    <w:left w:val="single" w:color="B7C2D1" w:sz="4"/>
+                    <w:bottom w:val="single" w:color="B7C2D1" w:sz="4"/>
+                    <w:right w:val="single" w:color="B7C2D1" w:sz="4"/>
+                  </w:tcBorders>
+                  <w:shd w:fill="FFFFFF" w:color="auto" w:val="clear"/>
+                  <w:tcMar>
+                    <w:top w:type="dxa" w:w="80"/>
+                    <w:left w:type="dxa" w:w="120"/>
+                    <w:bottom w:type="dxa" w:w="80"/>
+                    <w:right w:type="dxa" w:w="120"/>
+                  </w:tcMar>
+                  <w:vAlign w:val="center"/>
+                </w:tcPr>
+                <w:p>
+                  <w:pPr>
+                    <w:spacing w:after="0" w:before="0"/>
+                  </w:pPr>
+                  <w:r>
+                    <w:rPr>
+                      <w:rFonts w:ascii="Arial" w:cs="Arial" w:eastAsia="Arial" w:hAnsi="Arial"/>
+                      <w:b w:val="false"/>
+                      <w:bCs w:val="false"/>
+                      <w:sz w:val="21"/>
+                      <w:szCs w:val="21"/>
+                    </w:rPr>
+                    <w:t xml:space="preserve">Predict</w:t>
+                  </w:r>
+                </w:p>
+              </w:tc>
+              <w:tc>
+                <w:tcPr>
+                  <w:tcW w:type="dxa" w:w="2506"/>
+                  <w:tcBorders>
+                    <w:top w:val="single" w:color="B7C2D1" w:sz="4"/>
+                    <w:left w:val="single" w:color="B7C2D1" w:sz="4"/>
+                    <w:bottom w:val="single" w:color="B7C2D1" w:sz="4"/>
+                    <w:right w:val="single" w:color="B7C2D1" w:sz="4"/>
+                  </w:tcBorders>
+                  <w:shd w:fill="FFFFFF" w:color="auto" w:val="clear"/>
+                  <w:tcMar>
+                    <w:top w:type="dxa" w:w="80"/>
+                    <w:left w:type="dxa" w:w="120"/>
+                    <w:bottom w:type="dxa" w:w="80"/>
+                    <w:right w:type="dxa" w:w="120"/>
+                  </w:tcMar>
+                  <w:vAlign w:val="center"/>
+                </w:tcPr>
+                <w:p>
+                  <w:pPr>
+                    <w:spacing w:after="0" w:before="0"/>
+                  </w:pPr>
+                  <w:r>
+                    <w:rPr>
+                      <w:rFonts w:ascii="Arial" w:cs="Arial" w:eastAsia="Arial" w:hAnsi="Arial"/>
+                      <w:b w:val="false"/>
+                      <w:bCs w:val="false"/>
+                      <w:sz w:val="21"/>
+                      <w:szCs w:val="21"/>
+                    </w:rPr>
+                    <w:t xml:space="preserve">1</w:t>
+                  </w:r>
+                </w:p>
+              </w:tc>
+              <w:tc>
+                <w:tcPr>
+                  <w:tcW w:type="dxa" w:w="2506"/>
+                  <w:tcBorders>
+                    <w:top w:val="single" w:color="B7C2D1" w:sz="4"/>
+                    <w:left w:val="single" w:color="B7C2D1" w:sz="4"/>
+                    <w:bottom w:val="single" w:color="B7C2D1" w:sz="4"/>
+                    <w:right w:val="single" w:color="B7C2D1" w:sz="4"/>
+                  </w:tcBorders>
+                  <w:shd w:fill="FFFFFF" w:color="auto" w:val="clear"/>
+                  <w:tcMar>
+                    <w:top w:type="dxa" w:w="80"/>
+                    <w:left w:type="dxa" w:w="120"/>
+                    <w:bottom w:type="dxa" w:w="80"/>
+                    <w:right w:type="dxa" w:w="120"/>
+                  </w:tcMar>
+                  <w:vAlign w:val="center"/>
+                </w:tcPr>
+                <w:p>
+                  <w:pPr>
+                    <w:spacing w:after="0" w:before="0"/>
+                  </w:pPr>
+                  <w:r>
+                    <w:rPr>
+                      <w:rFonts w:ascii="Arial" w:cs="Arial" w:eastAsia="Arial" w:hAnsi="Arial"/>
+                      <w:b w:val="false"/>
+                      <w:bCs w:val="false"/>
+                      <w:sz w:val="21"/>
+                      <w:szCs w:val="21"/>
+                    </w:rPr>
+                    <w:t xml:space="preserve"/>
+                  </w:r>
+                </w:p>
+              </w:tc>
+            </w:tr>
+            <w:tr>
+              <w:trPr>
+                <w:cantSplit/>
+                <w:trHeight w:val="360" w:hRule="atLeast"/>
+              </w:trPr>
+              <w:tc>
+                <w:tcPr>
+                  <w:tcW w:type="dxa" w:w="2506"/>
+                  <w:tcBorders>
+                    <w:top w:val="single" w:color="B7C2D1" w:sz="4"/>
+                    <w:left w:val="single" w:color="B7C2D1" w:sz="4"/>
+                    <w:bottom w:val="single" w:color="B7C2D1" w:sz="4"/>
+                    <w:right w:val="single" w:color="B7C2D1" w:sz="4"/>
+                  </w:tcBorders>
+                  <w:shd w:fill="FFFFFF" w:color="auto" w:val="clear"/>
+                  <w:tcMar>
+                    <w:top w:type="dxa" w:w="80"/>
+                    <w:left w:type="dxa" w:w="120"/>
+                    <w:bottom w:type="dxa" w:w="80"/>
+                    <w:right w:type="dxa" w:w="120"/>
+                  </w:tcMar>
+                  <w:vAlign w:val="center"/>
+                </w:tcPr>
+                <w:p>
+                  <w:pPr>
+                    <w:spacing w:after="0" w:before="0"/>
+                  </w:pPr>
+                  <w:r>
+                    <w:rPr>
+                      <w:rFonts w:ascii="Arial" w:cs="Arial" w:eastAsia="Arial" w:hAnsi="Arial"/>
+                      <w:sz w:val="21"/>
+                      <w:szCs w:val="21"/>
+                    </w:rPr>
+                    <w:t xml:space="preserve">This program will not run at all. Find the mistake and put it right.</w:t>
+                  </w:r>
+                </w:p>
+              </w:tc>
+              <w:tc>
+                <w:tcPr>
+                  <w:tcW w:type="dxa" w:w="2506"/>
+                  <w:tcBorders>
+                    <w:top w:val="single" w:color="B7C2D1" w:sz="4"/>
+                    <w:left w:val="single" w:color="B7C2D1" w:sz="4"/>
+                    <w:bottom w:val="single" w:color="B7C2D1" w:sz="4"/>
+                    <w:right w:val="single" w:color="B7C2D1" w:sz="4"/>
+                  </w:tcBorders>
+                  <w:shd w:fill="FFFFFF" w:color="auto" w:val="clear"/>
+                  <w:tcMar>
+                    <w:top w:type="dxa" w:w="80"/>
+                    <w:left w:type="dxa" w:w="120"/>
+                    <w:bottom w:type="dxa" w:w="80"/>
+                    <w:right w:type="dxa" w:w="120"/>
+                  </w:tcMar>
+                  <w:vAlign w:val="center"/>
+                </w:tcPr>
+                <w:p>
+                  <w:pPr>
+                    <w:spacing w:after="0" w:before="0"/>
+                  </w:pPr>
+                  <w:r>
+                    <w:rPr>
+                      <w:rFonts w:ascii="Arial" w:cs="Arial" w:eastAsia="Arial" w:hAnsi="Arial"/>
+                      <w:b w:val="false"/>
+                      <w:bCs w:val="false"/>
+                      <w:sz w:val="21"/>
+                      <w:szCs w:val="21"/>
+                    </w:rPr>
+                    <w:t xml:space="preserve">Fix it</w:t>
+                  </w:r>
+                </w:p>
+              </w:tc>
+              <w:tc>
+                <w:tcPr>
+                  <w:tcW w:type="dxa" w:w="2506"/>
+                  <w:tcBorders>
+                    <w:top w:val="single" w:color="B7C2D1" w:sz="4"/>
+                    <w:left w:val="single" w:color="B7C2D1" w:sz="4"/>
+                    <w:bottom w:val="single" w:color="B7C2D1" w:sz="4"/>
+                    <w:right w:val="single" w:color="B7C2D1" w:sz="4"/>
+                  </w:tcBorders>
+                  <w:shd w:fill="FFFFFF" w:color="auto" w:val="clear"/>
+                  <w:tcMar>
+                    <w:top w:type="dxa" w:w="80"/>
+                    <w:left w:type="dxa" w:w="120"/>
+                    <w:bottom w:type="dxa" w:w="80"/>
+                    <w:right w:type="dxa" w:w="120"/>
+                  </w:tcMar>
+                  <w:vAlign w:val="center"/>
+                </w:tcPr>
+                <w:p>
+                  <w:pPr>
+                    <w:spacing w:after="0" w:before="0"/>
+                  </w:pPr>
+                  <w:r>
+                    <w:rPr>
+                      <w:rFonts w:ascii="Arial" w:cs="Arial" w:eastAsia="Arial" w:hAnsi="Arial"/>
+                      <w:b w:val="false"/>
+                      <w:bCs w:val="false"/>
+                      <w:sz w:val="21"/>
+                      <w:szCs w:val="21"/>
+                    </w:rPr>
+                    <w:t xml:space="preserve">2</w:t>
+                  </w:r>
+                </w:p>
+              </w:tc>
+              <w:tc>
+                <w:tcPr>
+                  <w:tcW w:type="dxa" w:w="2506"/>
+                  <w:tcBorders>
+                    <w:top w:val="single" w:color="B7C2D1" w:sz="4"/>
+                    <w:left w:val="single" w:color="B7C2D1" w:sz="4"/>
+                    <w:bottom w:val="single" w:color="B7C2D1" w:sz="4"/>
+                    <w:right w:val="single" w:color="B7C2D1" w:sz="4"/>
+                  </w:tcBorders>
+                  <w:shd w:fill="FFFFFF" w:color="auto" w:val="clear"/>
+                  <w:tcMar>
+                    <w:top w:type="dxa" w:w="80"/>
+                    <w:left w:type="dxa" w:w="120"/>
+                    <w:bottom w:type="dxa" w:w="80"/>
+                    <w:right w:type="dxa" w:w="120"/>
+                  </w:tcMar>
+                  <w:vAlign w:val="center"/>
+                </w:tcPr>
+                <w:p>
+                  <w:pPr>
+                    <w:spacing w:after="0" w:before="0"/>
+                  </w:pPr>
+                  <w:r>
+                    <w:rPr>
+                      <w:rFonts w:ascii="Arial" w:cs="Arial" w:eastAsia="Arial" w:hAnsi="Arial"/>
+                      <w:b w:val="false"/>
+                      <w:bCs w:val="false"/>
+                      <w:sz w:val="21"/>
+                      <w:szCs w:val="21"/>
+                    </w:rPr>
+                    <w:t xml:space="preserve"/>
+                  </w:r>
+                </w:p>
+              </w:tc>
+            </w:tr>
+            <w:tr>
+              <w:trPr>
+                <w:cantSplit/>
+                <w:trHeight w:val="360" w:hRule="atLeast"/>
+              </w:trPr>
+              <w:tc>
+                <w:tcPr>
+                  <w:tcW w:type="dxa" w:w="2506"/>
+                  <w:tcBorders>
+                    <w:top w:val="single" w:color="B7C2D1" w:sz="4"/>
+                    <w:left w:val="single" w:color="B7C2D1" w:sz="4"/>
+                    <w:bottom w:val="single" w:color="B7C2D1" w:sz="4"/>
+                    <w:right w:val="single" w:color="B7C2D1" w:sz="4"/>
+                  </w:tcBorders>
+                  <w:shd w:fill="FFFFFF" w:color="auto" w:val="clear"/>
+                  <w:tcMar>
+                    <w:top w:type="dxa" w:w="80"/>
+                    <w:left w:type="dxa" w:w="120"/>
+                    <w:bottom w:type="dxa" w:w="80"/>
+                    <w:right w:type="dxa" w:w="120"/>
+                  </w:tcMar>
+                  <w:vAlign w:val="center"/>
+                </w:tcPr>
+                <w:p>
+                  <w:pPr>
+                    <w:spacing w:after="0" w:before="0"/>
+                  </w:pPr>
+                  <w:r>
+                    <w:rPr>
+                      <w:rFonts w:ascii="Arial" w:cs="Arial" w:eastAsia="Arial" w:hAnsi="Arial"/>
+                      <w:sz w:val="21"/>
+                      <w:szCs w:val="21"/>
+                    </w:rPr>
+                    <w:t xml:space="preserve">Finish the program so that a number outside 1 to 20 inclusive is refused.</w:t>
+                  </w:r>
+                </w:p>
+              </w:tc>
+              <w:tc>
+                <w:tcPr>
+                  <w:tcW w:type="dxa" w:w="2506"/>
+                  <w:tcBorders>
+                    <w:top w:val="single" w:color="B7C2D1" w:sz="4"/>
+                    <w:left w:val="single" w:color="B7C2D1" w:sz="4"/>
+                    <w:bottom w:val="single" w:color="B7C2D1" w:sz="4"/>
+                    <w:right w:val="single" w:color="B7C2D1" w:sz="4"/>
+                  </w:tcBorders>
+                  <w:shd w:fill="FFFFFF" w:color="auto" w:val="clear"/>
+                  <w:tcMar>
+                    <w:top w:type="dxa" w:w="80"/>
+                    <w:left w:type="dxa" w:w="120"/>
+                    <w:bottom w:type="dxa" w:w="80"/>
+                    <w:right w:type="dxa" w:w="120"/>
+                  </w:tcMar>
+                  <w:vAlign w:val="center"/>
+                </w:tcPr>
+                <w:p>
+                  <w:pPr>
+                    <w:spacing w:after="0" w:before="0"/>
+                  </w:pPr>
+                  <w:r>
+                    <w:rPr>
+                      <w:rFonts w:ascii="Arial" w:cs="Arial" w:eastAsia="Arial" w:hAnsi="Arial"/>
+                      <w:b w:val="false"/>
+                      <w:bCs w:val="false"/>
+                      <w:sz w:val="21"/>
+                      <w:szCs w:val="21"/>
+                    </w:rPr>
+                    <w:t xml:space="preserve">Complete it</w:t>
+                  </w:r>
+                </w:p>
+              </w:tc>
+              <w:tc>
+                <w:tcPr>
+                  <w:tcW w:type="dxa" w:w="2506"/>
+                  <w:tcBorders>
+                    <w:top w:val="single" w:color="B7C2D1" w:sz="4"/>
+                    <w:left w:val="single" w:color="B7C2D1" w:sz="4"/>
+                    <w:bottom w:val="single" w:color="B7C2D1" w:sz="4"/>
+                    <w:right w:val="single" w:color="B7C2D1" w:sz="4"/>
+                  </w:tcBorders>
+                  <w:shd w:fill="FFFFFF" w:color="auto" w:val="clear"/>
+                  <w:tcMar>
+                    <w:top w:type="dxa" w:w="80"/>
+                    <w:left w:type="dxa" w:w="120"/>
+                    <w:bottom w:type="dxa" w:w="80"/>
+                    <w:right w:type="dxa" w:w="120"/>
+                  </w:tcMar>
+                  <w:vAlign w:val="center"/>
+                </w:tcPr>
+                <w:p>
+                  <w:pPr>
+                    <w:spacing w:after="0" w:before="0"/>
+                  </w:pPr>
+                  <w:r>
+                    <w:rPr>
+                      <w:rFonts w:ascii="Arial" w:cs="Arial" w:eastAsia="Arial" w:hAnsi="Arial"/>
+                      <w:b w:val="false"/>
+                      <w:bCs w:val="false"/>
+                      <w:sz w:val="21"/>
+                      <w:szCs w:val="21"/>
+                    </w:rPr>
+                    <w:t xml:space="preserve">2</w:t>
+                  </w:r>
+                </w:p>
+              </w:tc>
+              <w:tc>
+                <w:tcPr>
+                  <w:tcW w:type="dxa" w:w="2506"/>
+                  <w:tcBorders>
+                    <w:top w:val="single" w:color="B7C2D1" w:sz="4"/>
+                    <w:left w:val="single" w:color="B7C2D1" w:sz="4"/>
+                    <w:bottom w:val="single" w:color="B7C2D1" w:sz="4"/>
+                    <w:right w:val="single" w:color="B7C2D1" w:sz="4"/>
+                  </w:tcBorders>
+                  <w:shd w:fill="FFFFFF" w:color="auto" w:val="clear"/>
+                  <w:tcMar>
+                    <w:top w:type="dxa" w:w="80"/>
+                    <w:left w:type="dxa" w:w="120"/>
+                    <w:bottom w:type="dxa" w:w="80"/>
+                    <w:right w:type="dxa" w:w="120"/>
+                  </w:tcMar>
+                  <w:vAlign w:val="center"/>
+                </w:tcPr>
+                <w:p>
+                  <w:pPr>
+                    <w:spacing w:after="0" w:before="0"/>
+                  </w:pPr>
+                  <w:r>
+                    <w:rPr>
+                      <w:rFonts w:ascii="Arial" w:cs="Arial" w:eastAsia="Arial" w:hAnsi="Arial"/>
+                      <w:b w:val="false"/>
+                      <w:bCs w:val="false"/>
+                      <w:sz w:val="21"/>
+                      <w:szCs w:val="21"/>
+                    </w:rPr>
+                    <w:t xml:space="preserve"/>
+                  </w:r>
+                </w:p>
+              </w:tc>
+            </w:tr>
+            <w:tr>
+              <w:trPr>
+                <w:cantSplit/>
+                <w:trHeight w:val="360" w:hRule="atLeast"/>
+              </w:trPr>
+              <w:tc>
+                <w:tcPr>
+                  <w:tcW w:type="dxa" w:w="2506"/>
+                  <w:tcBorders>
+                    <w:top w:val="single" w:color="B7C2D1" w:sz="4"/>
+                    <w:left w:val="single" w:color="B7C2D1" w:sz="4"/>
+                    <w:bottom w:val="single" w:color="B7C2D1" w:sz="4"/>
+                    <w:right w:val="single" w:color="B7C2D1" w:sz="4"/>
+                  </w:tcBorders>
+                  <w:shd w:fill="FFFFFF" w:color="auto" w:val="clear"/>
+                  <w:tcMar>
+                    <w:top w:type="dxa" w:w="80"/>
+                    <w:left w:type="dxa" w:w="120"/>
+                    <w:bottom w:type="dxa" w:w="80"/>
+                    <w:right w:type="dxa" w:w="120"/>
+                  </w:tcMar>
+                  <w:vAlign w:val="center"/>
+                </w:tcPr>
+                <w:p>
+                  <w:pPr>
+                    <w:spacing w:after="0" w:before="0"/>
+                  </w:pPr>
+                  <w:r>
+                    <w:rPr>
+                      <w:rFonts w:ascii="Arial" w:cs="Arial" w:eastAsia="Arial" w:hAnsi="Arial"/>
+                      <w:sz w:val="21"/>
+                      <w:szCs w:val="21"/>
+                    </w:rPr>
+                    <w:t xml:space="preserve">Keep asking the user for a name until something is typed. Then keep asking for an age until it is a whole number from 5 to 18 inclusive. Display the line [name] is [age].</w:t>
+                  </w:r>
+                </w:p>
+              </w:tc>
+              <w:tc>
+                <w:tcPr>
+                  <w:tcW w:type="dxa" w:w="2506"/>
+                  <w:tcBorders>
+                    <w:top w:val="single" w:color="B7C2D1" w:sz="4"/>
+                    <w:left w:val="single" w:color="B7C2D1" w:sz="4"/>
+                    <w:bottom w:val="single" w:color="B7C2D1" w:sz="4"/>
+                    <w:right w:val="single" w:color="B7C2D1" w:sz="4"/>
+                  </w:tcBorders>
+                  <w:shd w:fill="FFFFFF" w:color="auto" w:val="clear"/>
+                  <w:tcMar>
+                    <w:top w:type="dxa" w:w="80"/>
+                    <w:left w:type="dxa" w:w="120"/>
+                    <w:bottom w:type="dxa" w:w="80"/>
+                    <w:right w:type="dxa" w:w="120"/>
+                  </w:tcMar>
+                  <w:vAlign w:val="center"/>
+                </w:tcPr>
+                <w:p>
+                  <w:pPr>
+                    <w:spacing w:after="0" w:before="0"/>
+                  </w:pPr>
+                  <w:r>
+                    <w:rPr>
+                      <w:rFonts w:ascii="Arial" w:cs="Arial" w:eastAsia="Arial" w:hAnsi="Arial"/>
+                      <w:b w:val="false"/>
+                      <w:bCs w:val="false"/>
+                      <w:sz w:val="21"/>
+                      <w:szCs w:val="21"/>
+                    </w:rPr>
+                    <w:t xml:space="preserve">Write it</w:t>
+                  </w:r>
+                </w:p>
+              </w:tc>
+              <w:tc>
+                <w:tcPr>
+                  <w:tcW w:type="dxa" w:w="2506"/>
+                  <w:tcBorders>
+                    <w:top w:val="single" w:color="B7C2D1" w:sz="4"/>
+                    <w:left w:val="single" w:color="B7C2D1" w:sz="4"/>
+                    <w:bottom w:val="single" w:color="B7C2D1" w:sz="4"/>
+                    <w:right w:val="single" w:color="B7C2D1" w:sz="4"/>
+                  </w:tcBorders>
+                  <w:shd w:fill="FFFFFF" w:color="auto" w:val="clear"/>
+                  <w:tcMar>
+                    <w:top w:type="dxa" w:w="80"/>
+                    <w:left w:type="dxa" w:w="120"/>
+                    <w:bottom w:type="dxa" w:w="80"/>
+                    <w:right w:type="dxa" w:w="120"/>
+                  </w:tcMar>
+                  <w:vAlign w:val="center"/>
+                </w:tcPr>
+                <w:p>
+                  <w:pPr>
+                    <w:spacing w:after="0" w:before="0"/>
+                  </w:pPr>
+                  <w:r>
+                    <w:rPr>
+                      <w:rFonts w:ascii="Arial" w:cs="Arial" w:eastAsia="Arial" w:hAnsi="Arial"/>
+                      <w:b w:val="false"/>
+                      <w:bCs w:val="false"/>
+                      <w:sz w:val="21"/>
+                      <w:szCs w:val="21"/>
+                    </w:rPr>
+                    <w:t xml:space="preserve">3</w:t>
+                  </w:r>
+                </w:p>
+              </w:tc>
+              <w:tc>
+                <w:tcPr>
+                  <w:tcW w:type="dxa" w:w="2506"/>
+                  <w:tcBorders>
+                    <w:top w:val="single" w:color="B7C2D1" w:sz="4"/>
+                    <w:left w:val="single" w:color="B7C2D1" w:sz="4"/>
+                    <w:bottom w:val="single" w:color="B7C2D1" w:sz="4"/>
+                    <w:right w:val="single" w:color="B7C2D1" w:sz="4"/>
+                  </w:tcBorders>
+                  <w:shd w:fill="FFFFFF" w:color="auto" w:val="clear"/>
+                  <w:tcMar>
+                    <w:top w:type="dxa" w:w="80"/>
+                    <w:left w:type="dxa" w:w="120"/>
+                    <w:bottom w:type="dxa" w:w="80"/>
+                    <w:right w:type="dxa" w:w="120"/>
+                  </w:tcMar>
+                  <w:vAlign w:val="center"/>
+                </w:tcPr>
+                <w:p>
+                  <w:pPr>
+                    <w:spacing w:after="0" w:before="0"/>
+                  </w:pPr>
+                  <w:r>
+                    <w:rPr>
+                      <w:rFonts w:ascii="Arial" w:cs="Arial" w:eastAsia="Arial" w:hAnsi="Arial"/>
+                      <w:b w:val="false"/>
+                      <w:bCs w:val="false"/>
+                      <w:sz w:val="21"/>
+                      <w:szCs w:val="21"/>
+                    </w:rPr>
+                    <w:t xml:space="preserve"/>
+                  </w:r>
+                </w:p>
+              </w:tc>
+            </w:tr>
+            <w:tr>
+              <w:trPr>
+                <w:cantSplit/>
+                <w:trHeight w:val="360" w:hRule="atLeast"/>
+              </w:trPr>
+              <w:tc>
+                <w:tcPr>
+                  <w:tcW w:type="dxa" w:w="2506"/>
+                  <w:tcBorders>
+                    <w:top w:val="single" w:color="B7C2D1" w:sz="4"/>
+                    <w:left w:val="single" w:color="B7C2D1" w:sz="4"/>
+                    <w:bottom w:val="single" w:color="B7C2D1" w:sz="4"/>
+                    <w:right w:val="single" w:color="B7C2D1" w:sz="4"/>
+                  </w:tcBorders>
+                  <w:shd w:fill="FFFFFF" w:color="auto" w:val="clear"/>
+                  <w:tcMar>
+                    <w:top w:type="dxa" w:w="80"/>
+                    <w:left w:type="dxa" w:w="120"/>
+                    <w:bottom w:type="dxa" w:w="80"/>
+                    <w:right w:type="dxa" w:w="120"/>
+                  </w:tcMar>
+                  <w:vAlign w:val="center"/>
+                </w:tcPr>
+                <w:p>
+                  <w:pPr>
+                    <w:spacing w:after="0" w:before="0"/>
+                  </w:pPr>
+                  <w:r>
+                    <w:rPr>
+                      <w:rFonts w:ascii="Arial" w:cs="Arial" w:eastAsia="Arial" w:hAnsi="Arial"/>
+                      <w:sz w:val="21"/>
+                      <w:szCs w:val="21"/>
+                    </w:rPr>
+                    <w:t xml:space="preserve">Keep asking the user for a username until it is 5 to 12 characters of letters and digits only. Display username must be 5 to 12 characters when the length is wrong. Display username must be letters and digits only when the length is right but a character is not a letter or a digit. Then display the line registered [the username].</w:t>
+                  </w:r>
+                </w:p>
+              </w:tc>
+              <w:tc>
+                <w:tcPr>
+                  <w:tcW w:type="dxa" w:w="2506"/>
+                  <w:tcBorders>
+                    <w:top w:val="single" w:color="B7C2D1" w:sz="4"/>
+                    <w:left w:val="single" w:color="B7C2D1" w:sz="4"/>
+                    <w:bottom w:val="single" w:color="B7C2D1" w:sz="4"/>
+                    <w:right w:val="single" w:color="B7C2D1" w:sz="4"/>
+                  </w:tcBorders>
+                  <w:shd w:fill="FFFFFF" w:color="auto" w:val="clear"/>
+                  <w:tcMar>
+                    <w:top w:type="dxa" w:w="80"/>
+                    <w:left w:type="dxa" w:w="120"/>
+                    <w:bottom w:type="dxa" w:w="80"/>
+                    <w:right w:type="dxa" w:w="120"/>
+                  </w:tcMar>
+                  <w:vAlign w:val="center"/>
+                </w:tcPr>
+                <w:p>
+                  <w:pPr>
+                    <w:spacing w:after="0" w:before="0"/>
+                  </w:pPr>
+                  <w:r>
+                    <w:rPr>
+                      <w:rFonts w:ascii="Arial" w:cs="Arial" w:eastAsia="Arial" w:hAnsi="Arial"/>
+                      <w:b w:val="false"/>
+                      <w:bCs w:val="false"/>
+                      <w:sz w:val="21"/>
+                      <w:szCs w:val="21"/>
+                    </w:rPr>
+                    <w:t xml:space="preserve">Write it</w:t>
+                  </w:r>
+                </w:p>
+              </w:tc>
+              <w:tc>
+                <w:tcPr>
+                  <w:tcW w:type="dxa" w:w="2506"/>
+                  <w:tcBorders>
+                    <w:top w:val="single" w:color="B7C2D1" w:sz="4"/>
+                    <w:left w:val="single" w:color="B7C2D1" w:sz="4"/>
+                    <w:bottom w:val="single" w:color="B7C2D1" w:sz="4"/>
+                    <w:right w:val="single" w:color="B7C2D1" w:sz="4"/>
+                  </w:tcBorders>
+                  <w:shd w:fill="FFFFFF" w:color="auto" w:val="clear"/>
+                  <w:tcMar>
+                    <w:top w:type="dxa" w:w="80"/>
+                    <w:left w:type="dxa" w:w="120"/>
+                    <w:bottom w:type="dxa" w:w="80"/>
+                    <w:right w:type="dxa" w:w="120"/>
+                  </w:tcMar>
+                  <w:vAlign w:val="center"/>
+                </w:tcPr>
+                <w:p>
+                  <w:pPr>
+                    <w:spacing w:after="0" w:before="0"/>
+                  </w:pPr>
+                  <w:r>
+                    <w:rPr>
+                      <w:rFonts w:ascii="Arial" w:cs="Arial" w:eastAsia="Arial" w:hAnsi="Arial"/>
+                      <w:b w:val="false"/>
+                      <w:bCs w:val="false"/>
+                      <w:sz w:val="21"/>
+                      <w:szCs w:val="21"/>
+                    </w:rPr>
+                    <w:t xml:space="preserve">3</w:t>
+                  </w:r>
+                </w:p>
+              </w:tc>
+              <w:tc>
+                <w:tcPr>
+                  <w:tcW w:type="dxa" w:w="2506"/>
+                  <w:tcBorders>
+                    <w:top w:val="single" w:color="B7C2D1" w:sz="4"/>
+                    <w:left w:val="single" w:color="B7C2D1" w:sz="4"/>
+                    <w:bottom w:val="single" w:color="B7C2D1" w:sz="4"/>
+                    <w:right w:val="single" w:color="B7C2D1" w:sz="4"/>
+                  </w:tcBorders>
+                  <w:shd w:fill="FFFFFF" w:color="auto" w:val="clear"/>
+                  <w:tcMar>
+                    <w:top w:type="dxa" w:w="80"/>
+                    <w:left w:type="dxa" w:w="120"/>
+                    <w:bottom w:type="dxa" w:w="80"/>
+                    <w:right w:type="dxa" w:w="120"/>
+                  </w:tcMar>
+                  <w:vAlign w:val="center"/>
+                </w:tcPr>
+                <w:p>
+                  <w:pPr>
+                    <w:spacing w:after="0" w:before="0"/>
+                  </w:pPr>
+                  <w:r>
+                    <w:rPr>
+                      <w:rFonts w:ascii="Arial" w:cs="Arial" w:eastAsia="Arial" w:hAnsi="Arial"/>
+                      <w:b w:val="false"/>
+                      <w:bCs w:val="false"/>
+                      <w:sz w:val="21"/>
+                      <w:szCs w:val="21"/>
+                    </w:rPr>
+                    <w:t xml:space="preserve"/>
+                  </w:r>
+                </w:p>
+              </w:tc>
+            </w:tr>
+            <w:tr>
+              <w:trPr>
+                <w:cantSplit/>
+                <w:trHeight w:val="360" w:hRule="atLeast"/>
+              </w:trPr>
+              <w:tc>
+                <w:tcPr>
+                  <w:tcW w:type="dxa" w:w="2506"/>
+                  <w:tcBorders>
+                    <w:top w:val="single" w:color="B7C2D1" w:sz="4"/>
+                    <w:left w:val="single" w:color="B7C2D1" w:sz="4"/>
+                    <w:bottom w:val="single" w:color="B7C2D1" w:sz="4"/>
+                    <w:right w:val="single" w:color="B7C2D1" w:sz="4"/>
+                  </w:tcBorders>
+                  <w:shd w:fill="FFFFFF" w:color="auto" w:val="clear"/>
+                  <w:tcMar>
+                    <w:top w:type="dxa" w:w="80"/>
+                    <w:left w:type="dxa" w:w="120"/>
+                    <w:bottom w:type="dxa" w:w="80"/>
+                    <w:right w:type="dxa" w:w="120"/>
+                  </w:tcMar>
+                  <w:vAlign w:val="center"/>
+                </w:tcPr>
+                <w:p>
+                  <w:pPr>
+                    <w:spacing w:after="0" w:before="0"/>
+                  </w:pPr>
+                  <w:r>
+                    <w:rPr>
+                      <w:rFonts w:ascii="Arial" w:cs="Arial" w:eastAsia="Arial" w:hAnsi="Arial"/>
+                      <w:sz w:val="21"/>
+                      <w:szCs w:val="21"/>
+                    </w:rPr>
+                    <w:t xml:space="preserve">Keep asking the user for a username until it is 5 to 12 characters of letters and digits only. Then keep asking for a whole number until it is from 11 to 19 inclusive. Display the line registered [the username] [the number].</w:t>
+                  </w:r>
+                </w:p>
+              </w:tc>
+              <w:tc>
+                <w:tcPr>
+                  <w:tcW w:type="dxa" w:w="2506"/>
+                  <w:tcBorders>
+                    <w:top w:val="single" w:color="B7C2D1" w:sz="4"/>
+                    <w:left w:val="single" w:color="B7C2D1" w:sz="4"/>
+                    <w:bottom w:val="single" w:color="B7C2D1" w:sz="4"/>
+                    <w:right w:val="single" w:color="B7C2D1" w:sz="4"/>
+                  </w:tcBorders>
+                  <w:shd w:fill="FFFFFF" w:color="auto" w:val="clear"/>
+                  <w:tcMar>
+                    <w:top w:type="dxa" w:w="80"/>
+                    <w:left w:type="dxa" w:w="120"/>
+                    <w:bottom w:type="dxa" w:w="80"/>
+                    <w:right w:type="dxa" w:w="120"/>
+                  </w:tcMar>
+                  <w:vAlign w:val="center"/>
+                </w:tcPr>
+                <w:p>
+                  <w:pPr>
+                    <w:spacing w:after="0" w:before="0"/>
+                  </w:pPr>
+                  <w:r>
+                    <w:rPr>
+                      <w:rFonts w:ascii="Arial" w:cs="Arial" w:eastAsia="Arial" w:hAnsi="Arial"/>
+                      <w:b w:val="false"/>
+                      <w:bCs w:val="false"/>
+                      <w:sz w:val="21"/>
+                      <w:szCs w:val="21"/>
+                    </w:rPr>
+                    <w:t xml:space="preserve">Challenge (optional)</w:t>
+                  </w:r>
+                </w:p>
+              </w:tc>
+              <w:tc>
+                <w:tcPr>
+                  <w:tcW w:type="dxa" w:w="2506"/>
+                  <w:tcBorders>
+                    <w:top w:val="single" w:color="B7C2D1" w:sz="4"/>
+                    <w:left w:val="single" w:color="B7C2D1" w:sz="4"/>
+                    <w:bottom w:val="single" w:color="B7C2D1" w:sz="4"/>
+                    <w:right w:val="single" w:color="B7C2D1" w:sz="4"/>
+                  </w:tcBorders>
+                  <w:shd w:fill="FFFFFF" w:color="auto" w:val="clear"/>
+                  <w:tcMar>
+                    <w:top w:type="dxa" w:w="80"/>
+                    <w:left w:type="dxa" w:w="120"/>
+                    <w:bottom w:type="dxa" w:w="80"/>
+                    <w:right w:type="dxa" w:w="120"/>
+                  </w:tcMar>
+                  <w:vAlign w:val="center"/>
+                </w:tcPr>
+                <w:p>
+                  <w:pPr>
+                    <w:spacing w:after="0" w:before="0"/>
+                  </w:pPr>
+                  <w:r>
+                    <w:rPr>
+                      <w:rFonts w:ascii="Arial" w:cs="Arial" w:eastAsia="Arial" w:hAnsi="Arial"/>
+                      <w:b w:val="false"/>
+                      <w:bCs w:val="false"/>
+                      <w:sz w:val="21"/>
+                      <w:szCs w:val="21"/>
+                    </w:rPr>
+                    <w:t xml:space="preserve">3</w:t>
+                  </w:r>
+                </w:p>
+              </w:tc>
+              <w:tc>
+                <w:tcPr>
+                  <w:tcW w:type="dxa" w:w="2506"/>
                   <w:tcBorders>
                     <w:top w:val="single" w:color="B7C2D1" w:sz="4"/>
                     <w:left w:val="single" w:color="B7C2D1" w:sz="4"/>
@@ -5969,7 +11041,7 @@
                 <w:sz w:val="21"/>
                 <w:szCs w:val="21"/>
               </w:rPr>
-              <w:t xml:space="preserve">Plan the one you found hardest: inputs, what happens to them, what is printed.</w:t>
+              <w:t xml:space="preserve">Plan the one you found hardest: what is typed in, what happens to it, what is displayed.</w:t>
             </w:r>
           </w:p>
           <w:tbl>
@@ -6961,7 +12033,7 @@
                 <w:sz w:val="32"/>
                 <w:szCs w:val="32"/>
               </w:rPr>
-              <w:t xml:space="preserve">______ / 74</w:t>
+              <w:t xml:space="preserve">______ / 90</w:t>
             </w:r>
           </w:p>
         </w:tc>

--- a/worksheets/PR_L12_ValidationAndAuthentication_Worksheet.docx
+++ b/worksheets/PR_L12_ValidationAndAuthentication_Worksheet.docx
@@ -455,7 +455,30 @@
                 <w:sz w:val="21"/>
                 <w:szCs w:val="21"/>
               </w:rPr>
-              <w:t xml:space="preserve">The activities marked Challenge are optional. Finish the rest of a station first, and come back to them if you have time.</w:t>
+              <w:t xml:space="preserve">Work through the activities in order and complete every one. The next activity opens when the one you are on is finished.</w:t>
+            </w:r>
+          </w:p>
+          <w:p>
+            <w:pPr>
+              <w:spacing w:after="60" w:before="60"/>
+            </w:pPr>
+            <w:r>
+              <w:rPr>
+                <w:rFonts w:ascii="Arial" w:cs="Arial" w:eastAsia="Arial" w:hAnsi="Arial"/>
+                <w:b/>
+                <w:bCs/>
+                <w:sz w:val="21"/>
+                <w:szCs w:val="21"/>
+              </w:rPr>
+              <w:t xml:space="preserve">8.  </w:t>
+            </w:r>
+            <w:r>
+              <w:rPr>
+                <w:rFonts w:ascii="Arial" w:cs="Arial" w:eastAsia="Arial" w:hAnsi="Arial"/>
+                <w:sz w:val="21"/>
+                <w:szCs w:val="21"/>
+              </w:rPr>
+              <w:t xml:space="preserve">If you get stuck, press I need help. Use a hint, or ask your teacher and show them the question and your code. Complete the question before moving on.</w:t>
             </w:r>
           </w:p>
         </w:tc>

--- a/worksheets/PR_L12_ValidationAndAuthentication_Worksheet.docx
+++ b/worksheets/PR_L12_ValidationAndAuthentication_Worksheet.docx
@@ -2048,7 +2048,25 @@
                       <w:sz w:val="21"/>
                       <w:szCs w:val="21"/>
                     </w:rPr>
-                    <w:t xml:space="preserve">Change the program so that a line of nothing but spaces also counts as nothing typed.</w:t>
+                    <w:t xml:space="preserve">Change the program so that a line of nothing but spaces also counts as </w:t>
+                  </w:r>
+                  <w:r>
+                    <w:rPr>
+                      <w:rFonts w:ascii="Consolas" w:cs="Consolas" w:eastAsia="Consolas" w:hAnsi="Consolas"/>
+                      <w:color w:val="15803D"/>
+                      <w:sz w:val="21"/>
+                      <w:szCs w:val="21"/>
+                      <w:shd w:fill="F4F4F5"/>
+                    </w:rPr>
+                    <w:t xml:space="preserve">"nothing typed"</w:t>
+                  </w:r>
+                  <w:r>
+                    <w:rPr>
+                      <w:rFonts w:ascii="Arial" w:cs="Arial" w:eastAsia="Arial" w:hAnsi="Arial"/>
+                      <w:sz w:val="21"/>
+                      <w:szCs w:val="21"/>
+                    </w:rPr>
+                    <w:t xml:space="preserve">.</w:t>
                   </w:r>
                 </w:p>
               </w:tc>
@@ -2188,7 +2206,43 @@
                       <w:sz w:val="21"/>
                       <w:szCs w:val="21"/>
                     </w:rPr>
-                    <w:t xml:space="preserve">Ask the user for a colour. Take the spaces off each end of what was typed. Display no colour given when nothing is left. Otherwise display the line colour is [colour].</w:t>
+                    <w:t xml:space="preserve">Ask the user for a colour. Take the spaces off each end of what was typed. Display </w:t>
+                  </w:r>
+                  <w:r>
+                    <w:rPr>
+                      <w:rFonts w:ascii="Consolas" w:cs="Consolas" w:eastAsia="Consolas" w:hAnsi="Consolas"/>
+                      <w:color w:val="15803D"/>
+                      <w:sz w:val="21"/>
+                      <w:szCs w:val="21"/>
+                      <w:shd w:fill="F4F4F5"/>
+                    </w:rPr>
+                    <w:t xml:space="preserve">"no colour given"</w:t>
+                  </w:r>
+                  <w:r>
+                    <w:rPr>
+                      <w:rFonts w:ascii="Arial" w:cs="Arial" w:eastAsia="Arial" w:hAnsi="Arial"/>
+                      <w:sz w:val="21"/>
+                      <w:szCs w:val="21"/>
+                    </w:rPr>
+                    <w:t xml:space="preserve"> when nothing is left. Otherwise display the line </w:t>
+                  </w:r>
+                  <w:r>
+                    <w:rPr>
+                      <w:rFonts w:ascii="Consolas" w:cs="Consolas" w:eastAsia="Consolas" w:hAnsi="Consolas"/>
+                      <w:color w:val="15803D"/>
+                      <w:sz w:val="21"/>
+                      <w:szCs w:val="21"/>
+                      <w:shd w:fill="F4F4F5"/>
+                    </w:rPr>
+                    <w:t xml:space="preserve">"colour is "</w:t>
+                  </w:r>
+                  <w:r>
+                    <w:rPr>
+                      <w:rFonts w:ascii="Arial" w:cs="Arial" w:eastAsia="Arial" w:hAnsi="Arial"/>
+                      <w:sz w:val="21"/>
+                      <w:szCs w:val="21"/>
+                    </w:rPr>
+                    <w:t xml:space="preserve">[colour].</w:t>
                   </w:r>
                 </w:p>
               </w:tc>
@@ -2608,7 +2662,43 @@
                       <w:sz w:val="21"/>
                       <w:szCs w:val="21"/>
                     </w:rPr>
-                    <w:t xml:space="preserve">Ask the user for a whole number. Check whether every character typed is a digit. Display the line number: [the number] when they all are. Otherwise display not a number.</w:t>
+                    <w:t xml:space="preserve">Ask the user for a whole number. Check whether every character typed is a digit. Display the line </w:t>
+                  </w:r>
+                  <w:r>
+                    <w:rPr>
+                      <w:rFonts w:ascii="Consolas" w:cs="Consolas" w:eastAsia="Consolas" w:hAnsi="Consolas"/>
+                      <w:color w:val="15803D"/>
+                      <w:sz w:val="21"/>
+                      <w:szCs w:val="21"/>
+                      <w:shd w:fill="F4F4F5"/>
+                    </w:rPr>
+                    <w:t xml:space="preserve">"number: "</w:t>
+                  </w:r>
+                  <w:r>
+                    <w:rPr>
+                      <w:rFonts w:ascii="Arial" w:cs="Arial" w:eastAsia="Arial" w:hAnsi="Arial"/>
+                      <w:sz w:val="21"/>
+                      <w:szCs w:val="21"/>
+                    </w:rPr>
+                    <w:t xml:space="preserve">[the number] when they all are. Otherwise display </w:t>
+                  </w:r>
+                  <w:r>
+                    <w:rPr>
+                      <w:rFonts w:ascii="Consolas" w:cs="Consolas" w:eastAsia="Consolas" w:hAnsi="Consolas"/>
+                      <w:color w:val="15803D"/>
+                      <w:sz w:val="21"/>
+                      <w:szCs w:val="21"/>
+                      <w:shd w:fill="F4F4F5"/>
+                    </w:rPr>
+                    <w:t xml:space="preserve">"not a number"</w:t>
+                  </w:r>
+                  <w:r>
+                    <w:rPr>
+                      <w:rFonts w:ascii="Arial" w:cs="Arial" w:eastAsia="Arial" w:hAnsi="Arial"/>
+                      <w:sz w:val="21"/>
+                      <w:szCs w:val="21"/>
+                    </w:rPr>
+                    <w:t xml:space="preserve">.</w:t>
                   </w:r>
                 </w:p>
               </w:tc>
@@ -2748,7 +2838,43 @@
                       <w:sz w:val="21"/>
                       <w:szCs w:val="21"/>
                     </w:rPr>
-                    <w:t xml:space="preserve">This program should display the line number: [the number] when the line is all digits. It should display not a number for anything else. Find the mistake and put it right.</w:t>
+                    <w:t xml:space="preserve">This program should display the line </w:t>
+                  </w:r>
+                  <w:r>
+                    <w:rPr>
+                      <w:rFonts w:ascii="Consolas" w:cs="Consolas" w:eastAsia="Consolas" w:hAnsi="Consolas"/>
+                      <w:color w:val="15803D"/>
+                      <w:sz w:val="21"/>
+                      <w:szCs w:val="21"/>
+                      <w:shd w:fill="F4F4F5"/>
+                    </w:rPr>
+                    <w:t xml:space="preserve">"number: "</w:t>
+                  </w:r>
+                  <w:r>
+                    <w:rPr>
+                      <w:rFonts w:ascii="Arial" w:cs="Arial" w:eastAsia="Arial" w:hAnsi="Arial"/>
+                      <w:sz w:val="21"/>
+                      <w:szCs w:val="21"/>
+                    </w:rPr>
+                    <w:t xml:space="preserve">[the number] when the line is all digits. It should display </w:t>
+                  </w:r>
+                  <w:r>
+                    <w:rPr>
+                      <w:rFonts w:ascii="Consolas" w:cs="Consolas" w:eastAsia="Consolas" w:hAnsi="Consolas"/>
+                      <w:color w:val="15803D"/>
+                      <w:sz w:val="21"/>
+                      <w:szCs w:val="21"/>
+                      <w:shd w:fill="F4F4F5"/>
+                    </w:rPr>
+                    <w:t xml:space="preserve">"not a number"</w:t>
+                  </w:r>
+                  <w:r>
+                    <w:rPr>
+                      <w:rFonts w:ascii="Arial" w:cs="Arial" w:eastAsia="Arial" w:hAnsi="Arial"/>
+                      <w:sz w:val="21"/>
+                      <w:szCs w:val="21"/>
+                    </w:rPr>
+                    <w:t xml:space="preserve"> for anything else. Find the mistake and put it right.</w:t>
                   </w:r>
                 </w:p>
               </w:tc>
@@ -2888,7 +3014,97 @@
                       <w:sz w:val="21"/>
                       <w:szCs w:val="21"/>
                     </w:rPr>
-                    <w:t xml:space="preserve">Ask the user for a colour. Check it against red, green and blue, which are written into the program. Display known when it is one of those three. Otherwise display unknown.</w:t>
+                    <w:t xml:space="preserve">Ask the user for a colour. Check it against </w:t>
+                  </w:r>
+                  <w:r>
+                    <w:rPr>
+                      <w:rFonts w:ascii="Consolas" w:cs="Consolas" w:eastAsia="Consolas" w:hAnsi="Consolas"/>
+                      <w:color w:val="15803D"/>
+                      <w:sz w:val="21"/>
+                      <w:szCs w:val="21"/>
+                      <w:shd w:fill="F4F4F5"/>
+                    </w:rPr>
+                    <w:t xml:space="preserve">"red"</w:t>
+                  </w:r>
+                  <w:r>
+                    <w:rPr>
+                      <w:rFonts w:ascii="Arial" w:cs="Arial" w:eastAsia="Arial" w:hAnsi="Arial"/>
+                      <w:sz w:val="21"/>
+                      <w:szCs w:val="21"/>
+                    </w:rPr>
+                    <w:t xml:space="preserve">, </w:t>
+                  </w:r>
+                  <w:r>
+                    <w:rPr>
+                      <w:rFonts w:ascii="Consolas" w:cs="Consolas" w:eastAsia="Consolas" w:hAnsi="Consolas"/>
+                      <w:color w:val="15803D"/>
+                      <w:sz w:val="21"/>
+                      <w:szCs w:val="21"/>
+                      <w:shd w:fill="F4F4F5"/>
+                    </w:rPr>
+                    <w:t xml:space="preserve">"green"</w:t>
+                  </w:r>
+                  <w:r>
+                    <w:rPr>
+                      <w:rFonts w:ascii="Arial" w:cs="Arial" w:eastAsia="Arial" w:hAnsi="Arial"/>
+                      <w:sz w:val="21"/>
+                      <w:szCs w:val="21"/>
+                    </w:rPr>
+                    <w:t xml:space="preserve"> and </w:t>
+                  </w:r>
+                  <w:r>
+                    <w:rPr>
+                      <w:rFonts w:ascii="Consolas" w:cs="Consolas" w:eastAsia="Consolas" w:hAnsi="Consolas"/>
+                      <w:color w:val="15803D"/>
+                      <w:sz w:val="21"/>
+                      <w:szCs w:val="21"/>
+                      <w:shd w:fill="F4F4F5"/>
+                    </w:rPr>
+                    <w:t xml:space="preserve">"blue"</w:t>
+                  </w:r>
+                  <w:r>
+                    <w:rPr>
+                      <w:rFonts w:ascii="Arial" w:cs="Arial" w:eastAsia="Arial" w:hAnsi="Arial"/>
+                      <w:sz w:val="21"/>
+                      <w:szCs w:val="21"/>
+                    </w:rPr>
+                    <w:t xml:space="preserve">, which are written into the program. Display </w:t>
+                  </w:r>
+                  <w:r>
+                    <w:rPr>
+                      <w:rFonts w:ascii="Consolas" w:cs="Consolas" w:eastAsia="Consolas" w:hAnsi="Consolas"/>
+                      <w:color w:val="15803D"/>
+                      <w:sz w:val="21"/>
+                      <w:szCs w:val="21"/>
+                      <w:shd w:fill="F4F4F5"/>
+                    </w:rPr>
+                    <w:t xml:space="preserve">"known"</w:t>
+                  </w:r>
+                  <w:r>
+                    <w:rPr>
+                      <w:rFonts w:ascii="Arial" w:cs="Arial" w:eastAsia="Arial" w:hAnsi="Arial"/>
+                      <w:sz w:val="21"/>
+                      <w:szCs w:val="21"/>
+                    </w:rPr>
+                    <w:t xml:space="preserve"> when it is one of those three. Otherwise display </w:t>
+                  </w:r>
+                  <w:r>
+                    <w:rPr>
+                      <w:rFonts w:ascii="Consolas" w:cs="Consolas" w:eastAsia="Consolas" w:hAnsi="Consolas"/>
+                      <w:color w:val="15803D"/>
+                      <w:sz w:val="21"/>
+                      <w:szCs w:val="21"/>
+                      <w:shd w:fill="F4F4F5"/>
+                    </w:rPr>
+                    <w:t xml:space="preserve">"unknown"</w:t>
+                  </w:r>
+                  <w:r>
+                    <w:rPr>
+                      <w:rFonts w:ascii="Arial" w:cs="Arial" w:eastAsia="Arial" w:hAnsi="Arial"/>
+                      <w:sz w:val="21"/>
+                      <w:szCs w:val="21"/>
+                    </w:rPr>
+                    <w:t xml:space="preserve">.</w:t>
                   </w:r>
                 </w:p>
               </w:tc>
@@ -3631,7 +3847,43 @@
                       <w:sz w:val="21"/>
                       <w:szCs w:val="21"/>
                     </w:rPr>
-                    <w:t xml:space="preserve">Press Run. Type 10 when the program waits. 10 is the highest score allowed.</w:t>
+                    <w:t xml:space="preserve">Press Run. Type </w:t>
+                  </w:r>
+                  <w:r>
+                    <w:rPr>
+                      <w:rFonts w:ascii="Consolas" w:cs="Consolas" w:eastAsia="Consolas" w:hAnsi="Consolas"/>
+                      <w:color w:val="9A3412"/>
+                      <w:sz w:val="21"/>
+                      <w:szCs w:val="21"/>
+                      <w:shd w:fill="F4F4F5"/>
+                    </w:rPr>
+                    <w:t xml:space="preserve">10</w:t>
+                  </w:r>
+                  <w:r>
+                    <w:rPr>
+                      <w:rFonts w:ascii="Arial" w:cs="Arial" w:eastAsia="Arial" w:hAnsi="Arial"/>
+                      <w:sz w:val="21"/>
+                      <w:szCs w:val="21"/>
+                    </w:rPr>
+                    <w:t xml:space="preserve"> when the program waits. </w:t>
+                  </w:r>
+                  <w:r>
+                    <w:rPr>
+                      <w:rFonts w:ascii="Consolas" w:cs="Consolas" w:eastAsia="Consolas" w:hAnsi="Consolas"/>
+                      <w:color w:val="9A3412"/>
+                      <w:sz w:val="21"/>
+                      <w:szCs w:val="21"/>
+                      <w:shd w:fill="F4F4F5"/>
+                    </w:rPr>
+                    <w:t xml:space="preserve">10</w:t>
+                  </w:r>
+                  <w:r>
+                    <w:rPr>
+                      <w:rFonts w:ascii="Arial" w:cs="Arial" w:eastAsia="Arial" w:hAnsi="Arial"/>
+                      <w:sz w:val="21"/>
+                      <w:szCs w:val="21"/>
+                    </w:rPr>
+                    <w:t xml:space="preserve"> is the highest score allowed.</w:t>
                   </w:r>
                 </w:p>
               </w:tc>
@@ -3911,7 +4163,43 @@
                       <w:sz w:val="21"/>
                       <w:szCs w:val="21"/>
                     </w:rPr>
-                    <w:t xml:space="preserve">Change the program so that 0 and 100 are both accepted.</w:t>
+                    <w:t xml:space="preserve">Change the program so that </w:t>
+                  </w:r>
+                  <w:r>
+                    <w:rPr>
+                      <w:rFonts w:ascii="Consolas" w:cs="Consolas" w:eastAsia="Consolas" w:hAnsi="Consolas"/>
+                      <w:color w:val="9A3412"/>
+                      <w:sz w:val="21"/>
+                      <w:szCs w:val="21"/>
+                      <w:shd w:fill="F4F4F5"/>
+                    </w:rPr>
+                    <w:t xml:space="preserve">0</w:t>
+                  </w:r>
+                  <w:r>
+                    <w:rPr>
+                      <w:rFonts w:ascii="Arial" w:cs="Arial" w:eastAsia="Arial" w:hAnsi="Arial"/>
+                      <w:sz w:val="21"/>
+                      <w:szCs w:val="21"/>
+                    </w:rPr>
+                    <w:t xml:space="preserve"> and </w:t>
+                  </w:r>
+                  <w:r>
+                    <w:rPr>
+                      <w:rFonts w:ascii="Consolas" w:cs="Consolas" w:eastAsia="Consolas" w:hAnsi="Consolas"/>
+                      <w:color w:val="9A3412"/>
+                      <w:sz w:val="21"/>
+                      <w:szCs w:val="21"/>
+                      <w:shd w:fill="F4F4F5"/>
+                    </w:rPr>
+                    <w:t xml:space="preserve">100</w:t>
+                  </w:r>
+                  <w:r>
+                    <w:rPr>
+                      <w:rFonts w:ascii="Arial" w:cs="Arial" w:eastAsia="Arial" w:hAnsi="Arial"/>
+                      <w:sz w:val="21"/>
+                      <w:szCs w:val="21"/>
+                    </w:rPr>
+                    <w:t xml:space="preserve"> are both accepted.</w:t>
                   </w:r>
                 </w:p>
               </w:tc>
@@ -4051,7 +4339,97 @@
                       <w:sz w:val="21"/>
                       <w:szCs w:val="21"/>
                     </w:rPr>
-                    <w:t xml:space="preserve">Ask the user for a whole number of tickets. Display too few when it is below 1. Display sold out when it is above 6. Otherwise display the line tickets: [the number].</w:t>
+                    <w:t xml:space="preserve">Ask the user for a whole number of tickets. Display </w:t>
+                  </w:r>
+                  <w:r>
+                    <w:rPr>
+                      <w:rFonts w:ascii="Consolas" w:cs="Consolas" w:eastAsia="Consolas" w:hAnsi="Consolas"/>
+                      <w:color w:val="15803D"/>
+                      <w:sz w:val="21"/>
+                      <w:szCs w:val="21"/>
+                      <w:shd w:fill="F4F4F5"/>
+                    </w:rPr>
+                    <w:t xml:space="preserve">"too few"</w:t>
+                  </w:r>
+                  <w:r>
+                    <w:rPr>
+                      <w:rFonts w:ascii="Arial" w:cs="Arial" w:eastAsia="Arial" w:hAnsi="Arial"/>
+                      <w:sz w:val="21"/>
+                      <w:szCs w:val="21"/>
+                    </w:rPr>
+                    <w:t xml:space="preserve"> when it is below </w:t>
+                  </w:r>
+                  <w:r>
+                    <w:rPr>
+                      <w:rFonts w:ascii="Consolas" w:cs="Consolas" w:eastAsia="Consolas" w:hAnsi="Consolas"/>
+                      <w:color w:val="9A3412"/>
+                      <w:sz w:val="21"/>
+                      <w:szCs w:val="21"/>
+                      <w:shd w:fill="F4F4F5"/>
+                    </w:rPr>
+                    <w:t xml:space="preserve">1</w:t>
+                  </w:r>
+                  <w:r>
+                    <w:rPr>
+                      <w:rFonts w:ascii="Arial" w:cs="Arial" w:eastAsia="Arial" w:hAnsi="Arial"/>
+                      <w:sz w:val="21"/>
+                      <w:szCs w:val="21"/>
+                    </w:rPr>
+                    <w:t xml:space="preserve">. Display </w:t>
+                  </w:r>
+                  <w:r>
+                    <w:rPr>
+                      <w:rFonts w:ascii="Consolas" w:cs="Consolas" w:eastAsia="Consolas" w:hAnsi="Consolas"/>
+                      <w:color w:val="15803D"/>
+                      <w:sz w:val="21"/>
+                      <w:szCs w:val="21"/>
+                      <w:shd w:fill="F4F4F5"/>
+                    </w:rPr>
+                    <w:t xml:space="preserve">"sold out"</w:t>
+                  </w:r>
+                  <w:r>
+                    <w:rPr>
+                      <w:rFonts w:ascii="Arial" w:cs="Arial" w:eastAsia="Arial" w:hAnsi="Arial"/>
+                      <w:sz w:val="21"/>
+                      <w:szCs w:val="21"/>
+                    </w:rPr>
+                    <w:t xml:space="preserve"> when it is above </w:t>
+                  </w:r>
+                  <w:r>
+                    <w:rPr>
+                      <w:rFonts w:ascii="Consolas" w:cs="Consolas" w:eastAsia="Consolas" w:hAnsi="Consolas"/>
+                      <w:color w:val="9A3412"/>
+                      <w:sz w:val="21"/>
+                      <w:szCs w:val="21"/>
+                      <w:shd w:fill="F4F4F5"/>
+                    </w:rPr>
+                    <w:t xml:space="preserve">6</w:t>
+                  </w:r>
+                  <w:r>
+                    <w:rPr>
+                      <w:rFonts w:ascii="Arial" w:cs="Arial" w:eastAsia="Arial" w:hAnsi="Arial"/>
+                      <w:sz w:val="21"/>
+                      <w:szCs w:val="21"/>
+                    </w:rPr>
+                    <w:t xml:space="preserve">. Otherwise display the line </w:t>
+                  </w:r>
+                  <w:r>
+                    <w:rPr>
+                      <w:rFonts w:ascii="Consolas" w:cs="Consolas" w:eastAsia="Consolas" w:hAnsi="Consolas"/>
+                      <w:color w:val="15803D"/>
+                      <w:sz w:val="21"/>
+                      <w:szCs w:val="21"/>
+                      <w:shd w:fill="F4F4F5"/>
+                    </w:rPr>
+                    <w:t xml:space="preserve">"tickets: "</w:t>
+                  </w:r>
+                  <w:r>
+                    <w:rPr>
+                      <w:rFonts w:ascii="Arial" w:cs="Arial" w:eastAsia="Arial" w:hAnsi="Arial"/>
+                      <w:sz w:val="21"/>
+                      <w:szCs w:val="21"/>
+                    </w:rPr>
+                    <w:t xml:space="preserve">[the number].</w:t>
                   </w:r>
                 </w:p>
               </w:tc>
@@ -4331,7 +4709,107 @@
                       <w:sz w:val="21"/>
                       <w:szCs w:val="21"/>
                     </w:rPr>
-                    <w:t xml:space="preserve">Ask the user for a temperature as a whole number. Display not a number when it cannot be read as one. Display ok when it is from -10 to 40 inclusive. Otherwise display out of range.</w:t>
+                    <w:t xml:space="preserve">Ask the user for a temperature as a whole number. Display </w:t>
+                  </w:r>
+                  <w:r>
+                    <w:rPr>
+                      <w:rFonts w:ascii="Consolas" w:cs="Consolas" w:eastAsia="Consolas" w:hAnsi="Consolas"/>
+                      <w:color w:val="15803D"/>
+                      <w:sz w:val="21"/>
+                      <w:szCs w:val="21"/>
+                      <w:shd w:fill="F4F4F5"/>
+                    </w:rPr>
+                    <w:t xml:space="preserve">"not a number"</w:t>
+                  </w:r>
+                  <w:r>
+                    <w:rPr>
+                      <w:rFonts w:ascii="Arial" w:cs="Arial" w:eastAsia="Arial" w:hAnsi="Arial"/>
+                      <w:sz w:val="21"/>
+                      <w:szCs w:val="21"/>
+                    </w:rPr>
+                    <w:t xml:space="preserve"> when it cannot be read as one. Display </w:t>
+                  </w:r>
+                  <w:r>
+                    <w:rPr>
+                      <w:rFonts w:ascii="Consolas" w:cs="Consolas" w:eastAsia="Consolas" w:hAnsi="Consolas"/>
+                      <w:color w:val="15803D"/>
+                      <w:sz w:val="21"/>
+                      <w:szCs w:val="21"/>
+                      <w:shd w:fill="F4F4F5"/>
+                    </w:rPr>
+                    <w:t xml:space="preserve">"ok"</w:t>
+                  </w:r>
+                  <w:r>
+                    <w:rPr>
+                      <w:rFonts w:ascii="Arial" w:cs="Arial" w:eastAsia="Arial" w:hAnsi="Arial"/>
+                      <w:sz w:val="21"/>
+                      <w:szCs w:val="21"/>
+                    </w:rPr>
+                    <w:t xml:space="preserve"> when it is from </w:t>
+                  </w:r>
+                  <w:r>
+                    <w:rPr>
+                      <w:rFonts w:ascii="Consolas" w:cs="Consolas" w:eastAsia="Consolas" w:hAnsi="Consolas"/>
+                      <w:color w:val="3F3F46"/>
+                      <w:sz w:val="21"/>
+                      <w:szCs w:val="21"/>
+                      <w:shd w:fill="F4F4F5"/>
+                    </w:rPr>
+                    <w:t xml:space="preserve">-</w:t>
+                  </w:r>
+                  <w:r>
+                    <w:rPr>
+                      <w:rFonts w:ascii="Consolas" w:cs="Consolas" w:eastAsia="Consolas" w:hAnsi="Consolas"/>
+                      <w:color w:val="9A3412"/>
+                      <w:sz w:val="21"/>
+                      <w:szCs w:val="21"/>
+                      <w:shd w:fill="F4F4F5"/>
+                    </w:rPr>
+                    <w:t xml:space="preserve">10</w:t>
+                  </w:r>
+                  <w:r>
+                    <w:rPr>
+                      <w:rFonts w:ascii="Arial" w:cs="Arial" w:eastAsia="Arial" w:hAnsi="Arial"/>
+                      <w:sz w:val="21"/>
+                      <w:szCs w:val="21"/>
+                    </w:rPr>
+                    <w:t xml:space="preserve"> to </w:t>
+                  </w:r>
+                  <w:r>
+                    <w:rPr>
+                      <w:rFonts w:ascii="Consolas" w:cs="Consolas" w:eastAsia="Consolas" w:hAnsi="Consolas"/>
+                      <w:color w:val="9A3412"/>
+                      <w:sz w:val="21"/>
+                      <w:szCs w:val="21"/>
+                      <w:shd w:fill="F4F4F5"/>
+                    </w:rPr>
+                    <w:t xml:space="preserve">40</w:t>
+                  </w:r>
+                  <w:r>
+                    <w:rPr>
+                      <w:rFonts w:ascii="Arial" w:cs="Arial" w:eastAsia="Arial" w:hAnsi="Arial"/>
+                      <w:sz w:val="21"/>
+                      <w:szCs w:val="21"/>
+                    </w:rPr>
+                    <w:t xml:space="preserve"> inclusive. Otherwise display </w:t>
+                  </w:r>
+                  <w:r>
+                    <w:rPr>
+                      <w:rFonts w:ascii="Consolas" w:cs="Consolas" w:eastAsia="Consolas" w:hAnsi="Consolas"/>
+                      <w:color w:val="15803D"/>
+                      <w:sz w:val="21"/>
+                      <w:szCs w:val="21"/>
+                      <w:shd w:fill="F4F4F5"/>
+                    </w:rPr>
+                    <w:t xml:space="preserve">"out of range"</w:t>
+                  </w:r>
+                  <w:r>
+                    <w:rPr>
+                      <w:rFonts w:ascii="Arial" w:cs="Arial" w:eastAsia="Arial" w:hAnsi="Arial"/>
+                      <w:sz w:val="21"/>
+                      <w:szCs w:val="21"/>
+                    </w:rPr>
+                    <w:t xml:space="preserve">.</w:t>
                   </w:r>
                 </w:p>
               </w:tc>
@@ -4471,7 +4949,43 @@
                       <w:sz w:val="21"/>
                       <w:szCs w:val="21"/>
                     </w:rPr>
-                    <w:t xml:space="preserve">Ask the user for the lowest allowed whole number. Then ask for the highest allowed whole number. Then ask for a whole number to check. Display inside when it is from the lowest to the highest inclusive. Otherwise display outside.</w:t>
+                    <w:t xml:space="preserve">Ask the user for the lowest allowed whole number. Then ask for the highest allowed whole number. Then ask for a whole number to check. Display </w:t>
+                  </w:r>
+                  <w:r>
+                    <w:rPr>
+                      <w:rFonts w:ascii="Consolas" w:cs="Consolas" w:eastAsia="Consolas" w:hAnsi="Consolas"/>
+                      <w:color w:val="15803D"/>
+                      <w:sz w:val="21"/>
+                      <w:szCs w:val="21"/>
+                      <w:shd w:fill="F4F4F5"/>
+                    </w:rPr>
+                    <w:t xml:space="preserve">"inside"</w:t>
+                  </w:r>
+                  <w:r>
+                    <w:rPr>
+                      <w:rFonts w:ascii="Arial" w:cs="Arial" w:eastAsia="Arial" w:hAnsi="Arial"/>
+                      <w:sz w:val="21"/>
+                      <w:szCs w:val="21"/>
+                    </w:rPr>
+                    <w:t xml:space="preserve"> when it is from the lowest to the highest inclusive. Otherwise display </w:t>
+                  </w:r>
+                  <w:r>
+                    <w:rPr>
+                      <w:rFonts w:ascii="Consolas" w:cs="Consolas" w:eastAsia="Consolas" w:hAnsi="Consolas"/>
+                      <w:color w:val="15803D"/>
+                      <w:sz w:val="21"/>
+                      <w:szCs w:val="21"/>
+                      <w:shd w:fill="F4F4F5"/>
+                    </w:rPr>
+                    <w:t xml:space="preserve">"outside"</w:t>
+                  </w:r>
+                  <w:r>
+                    <w:rPr>
+                      <w:rFonts w:ascii="Arial" w:cs="Arial" w:eastAsia="Arial" w:hAnsi="Arial"/>
+                      <w:sz w:val="21"/>
+                      <w:szCs w:val="21"/>
+                    </w:rPr>
+                    <w:t xml:space="preserve">.</w:t>
                   </w:r>
                 </w:p>
               </w:tc>
@@ -5494,7 +6008,25 @@
                       <w:sz w:val="21"/>
                       <w:szCs w:val="21"/>
                     </w:rPr>
-                    <w:t xml:space="preserve">Change the program so that a word of exactly 8 characters is accepted.</w:t>
+                    <w:t xml:space="preserve">Change the program so that a word of exactly </w:t>
+                  </w:r>
+                  <w:r>
+                    <w:rPr>
+                      <w:rFonts w:ascii="Consolas" w:cs="Consolas" w:eastAsia="Consolas" w:hAnsi="Consolas"/>
+                      <w:color w:val="9A3412"/>
+                      <w:sz w:val="21"/>
+                      <w:szCs w:val="21"/>
+                      <w:shd w:fill="F4F4F5"/>
+                    </w:rPr>
+                    <w:t xml:space="preserve">8</w:t>
+                  </w:r>
+                  <w:r>
+                    <w:rPr>
+                      <w:rFonts w:ascii="Arial" w:cs="Arial" w:eastAsia="Arial" w:hAnsi="Arial"/>
+                      <w:sz w:val="21"/>
+                      <w:szCs w:val="21"/>
+                    </w:rPr>
+                    <w:t xml:space="preserve"> characters is accepted.</w:t>
                   </w:r>
                 </w:p>
               </w:tc>
@@ -5634,7 +6166,97 @@
                       <w:sz w:val="21"/>
                       <w:szCs w:val="21"/>
                     </w:rPr>
-                    <w:t xml:space="preserve">Ask the user for a password. Display too short when it is under 8 characters. Display too long when it is over 16 characters. Otherwise display ok.</w:t>
+                    <w:t xml:space="preserve">Ask the user for a password. Display </w:t>
+                  </w:r>
+                  <w:r>
+                    <w:rPr>
+                      <w:rFonts w:ascii="Consolas" w:cs="Consolas" w:eastAsia="Consolas" w:hAnsi="Consolas"/>
+                      <w:color w:val="15803D"/>
+                      <w:sz w:val="21"/>
+                      <w:szCs w:val="21"/>
+                      <w:shd w:fill="F4F4F5"/>
+                    </w:rPr>
+                    <w:t xml:space="preserve">"too short"</w:t>
+                  </w:r>
+                  <w:r>
+                    <w:rPr>
+                      <w:rFonts w:ascii="Arial" w:cs="Arial" w:eastAsia="Arial" w:hAnsi="Arial"/>
+                      <w:sz w:val="21"/>
+                      <w:szCs w:val="21"/>
+                    </w:rPr>
+                    <w:t xml:space="preserve"> when it is under </w:t>
+                  </w:r>
+                  <w:r>
+                    <w:rPr>
+                      <w:rFonts w:ascii="Consolas" w:cs="Consolas" w:eastAsia="Consolas" w:hAnsi="Consolas"/>
+                      <w:color w:val="9A3412"/>
+                      <w:sz w:val="21"/>
+                      <w:szCs w:val="21"/>
+                      <w:shd w:fill="F4F4F5"/>
+                    </w:rPr>
+                    <w:t xml:space="preserve">8</w:t>
+                  </w:r>
+                  <w:r>
+                    <w:rPr>
+                      <w:rFonts w:ascii="Arial" w:cs="Arial" w:eastAsia="Arial" w:hAnsi="Arial"/>
+                      <w:sz w:val="21"/>
+                      <w:szCs w:val="21"/>
+                    </w:rPr>
+                    <w:t xml:space="preserve"> characters. Display </w:t>
+                  </w:r>
+                  <w:r>
+                    <w:rPr>
+                      <w:rFonts w:ascii="Consolas" w:cs="Consolas" w:eastAsia="Consolas" w:hAnsi="Consolas"/>
+                      <w:color w:val="15803D"/>
+                      <w:sz w:val="21"/>
+                      <w:szCs w:val="21"/>
+                      <w:shd w:fill="F4F4F5"/>
+                    </w:rPr>
+                    <w:t xml:space="preserve">"too long"</w:t>
+                  </w:r>
+                  <w:r>
+                    <w:rPr>
+                      <w:rFonts w:ascii="Arial" w:cs="Arial" w:eastAsia="Arial" w:hAnsi="Arial"/>
+                      <w:sz w:val="21"/>
+                      <w:szCs w:val="21"/>
+                    </w:rPr>
+                    <w:t xml:space="preserve"> when it is over </w:t>
+                  </w:r>
+                  <w:r>
+                    <w:rPr>
+                      <w:rFonts w:ascii="Consolas" w:cs="Consolas" w:eastAsia="Consolas" w:hAnsi="Consolas"/>
+                      <w:color w:val="9A3412"/>
+                      <w:sz w:val="21"/>
+                      <w:szCs w:val="21"/>
+                      <w:shd w:fill="F4F4F5"/>
+                    </w:rPr>
+                    <w:t xml:space="preserve">16</w:t>
+                  </w:r>
+                  <w:r>
+                    <w:rPr>
+                      <w:rFonts w:ascii="Arial" w:cs="Arial" w:eastAsia="Arial" w:hAnsi="Arial"/>
+                      <w:sz w:val="21"/>
+                      <w:szCs w:val="21"/>
+                    </w:rPr>
+                    <w:t xml:space="preserve"> characters. Otherwise display </w:t>
+                  </w:r>
+                  <w:r>
+                    <w:rPr>
+                      <w:rFonts w:ascii="Consolas" w:cs="Consolas" w:eastAsia="Consolas" w:hAnsi="Consolas"/>
+                      <w:color w:val="15803D"/>
+                      <w:sz w:val="21"/>
+                      <w:szCs w:val="21"/>
+                      <w:shd w:fill="F4F4F5"/>
+                    </w:rPr>
+                    <w:t xml:space="preserve">"ok"</w:t>
+                  </w:r>
+                  <w:r>
+                    <w:rPr>
+                      <w:rFonts w:ascii="Arial" w:cs="Arial" w:eastAsia="Arial" w:hAnsi="Arial"/>
+                      <w:sz w:val="21"/>
+                      <w:szCs w:val="21"/>
+                    </w:rPr>
+                    <w:t xml:space="preserve">.</w:t>
                   </w:r>
                 </w:p>
               </w:tc>
@@ -5914,7 +6536,25 @@
                       <w:sz w:val="21"/>
                       <w:szCs w:val="21"/>
                     </w:rPr>
-                    <w:t xml:space="preserve">Finish the program so that a reference of one letter and then two digits is valid.</w:t>
+                    <w:t xml:space="preserve">Finish the program so that a reference of one letter and then two digits is </w:t>
+                  </w:r>
+                  <w:r>
+                    <w:rPr>
+                      <w:rFonts w:ascii="Consolas" w:cs="Consolas" w:eastAsia="Consolas" w:hAnsi="Consolas"/>
+                      <w:color w:val="15803D"/>
+                      <w:sz w:val="21"/>
+                      <w:szCs w:val="21"/>
+                      <w:shd w:fill="F4F4F5"/>
+                    </w:rPr>
+                    <w:t xml:space="preserve">"valid"</w:t>
+                  </w:r>
+                  <w:r>
+                    <w:rPr>
+                      <w:rFonts w:ascii="Arial" w:cs="Arial" w:eastAsia="Arial" w:hAnsi="Arial"/>
+                      <w:sz w:val="21"/>
+                      <w:szCs w:val="21"/>
+                    </w:rPr>
+                    <w:t xml:space="preserve">.</w:t>
                   </w:r>
                 </w:p>
               </w:tc>
@@ -6194,7 +6834,79 @@
                       <w:sz w:val="21"/>
                       <w:szCs w:val="21"/>
                     </w:rPr>
-                    <w:t xml:space="preserve">Ask the user for a date typed as two digits, a slash, then two digits. Display invalid date when it is not that shape. Display day too big when the shape is right but the first two digits are above 31. Otherwise display date ok.</w:t>
+                    <w:t xml:space="preserve">Ask the user for a date typed as two digits, a slash, then two digits. Display </w:t>
+                  </w:r>
+                  <w:r>
+                    <w:rPr>
+                      <w:rFonts w:ascii="Consolas" w:cs="Consolas" w:eastAsia="Consolas" w:hAnsi="Consolas"/>
+                      <w:color w:val="15803D"/>
+                      <w:sz w:val="21"/>
+                      <w:szCs w:val="21"/>
+                      <w:shd w:fill="F4F4F5"/>
+                    </w:rPr>
+                    <w:t xml:space="preserve">"invalid date"</w:t>
+                  </w:r>
+                  <w:r>
+                    <w:rPr>
+                      <w:rFonts w:ascii="Arial" w:cs="Arial" w:eastAsia="Arial" w:hAnsi="Arial"/>
+                      <w:sz w:val="21"/>
+                      <w:szCs w:val="21"/>
+                    </w:rPr>
+                    <w:t xml:space="preserve"> when it is not that shape. Display </w:t>
+                  </w:r>
+                  <w:r>
+                    <w:rPr>
+                      <w:rFonts w:ascii="Consolas" w:cs="Consolas" w:eastAsia="Consolas" w:hAnsi="Consolas"/>
+                      <w:color w:val="15803D"/>
+                      <w:sz w:val="21"/>
+                      <w:szCs w:val="21"/>
+                      <w:shd w:fill="F4F4F5"/>
+                    </w:rPr>
+                    <w:t xml:space="preserve">"day too big"</w:t>
+                  </w:r>
+                  <w:r>
+                    <w:rPr>
+                      <w:rFonts w:ascii="Arial" w:cs="Arial" w:eastAsia="Arial" w:hAnsi="Arial"/>
+                      <w:sz w:val="21"/>
+                      <w:szCs w:val="21"/>
+                    </w:rPr>
+                    <w:t xml:space="preserve"> when the shape is right but the first two digits are above </w:t>
+                  </w:r>
+                  <w:r>
+                    <w:rPr>
+                      <w:rFonts w:ascii="Consolas" w:cs="Consolas" w:eastAsia="Consolas" w:hAnsi="Consolas"/>
+                      <w:color w:val="9A3412"/>
+                      <w:sz w:val="21"/>
+                      <w:szCs w:val="21"/>
+                      <w:shd w:fill="F4F4F5"/>
+                    </w:rPr>
+                    <w:t xml:space="preserve">31</w:t>
+                  </w:r>
+                  <w:r>
+                    <w:rPr>
+                      <w:rFonts w:ascii="Arial" w:cs="Arial" w:eastAsia="Arial" w:hAnsi="Arial"/>
+                      <w:sz w:val="21"/>
+                      <w:szCs w:val="21"/>
+                    </w:rPr>
+                    <w:t xml:space="preserve">. Otherwise display </w:t>
+                  </w:r>
+                  <w:r>
+                    <w:rPr>
+                      <w:rFonts w:ascii="Consolas" w:cs="Consolas" w:eastAsia="Consolas" w:hAnsi="Consolas"/>
+                      <w:color w:val="15803D"/>
+                      <w:sz w:val="21"/>
+                      <w:szCs w:val="21"/>
+                      <w:shd w:fill="F4F4F5"/>
+                    </w:rPr>
+                    <w:t xml:space="preserve">"date ok"</w:t>
+                  </w:r>
+                  <w:r>
+                    <w:rPr>
+                      <w:rFonts w:ascii="Arial" w:cs="Arial" w:eastAsia="Arial" w:hAnsi="Arial"/>
+                      <w:sz w:val="21"/>
+                      <w:szCs w:val="21"/>
+                    </w:rPr>
+                    <w:t xml:space="preserve">.</w:t>
                   </w:r>
                 </w:p>
               </w:tc>
@@ -7357,7 +8069,43 @@
                       <w:sz w:val="21"/>
                       <w:szCs w:val="21"/>
                     </w:rPr>
-                    <w:t xml:space="preserve">Finish the program so that it keeps asking until the number is from 1 to 5 inclusive.</w:t>
+                    <w:t xml:space="preserve">Finish the program so that it keeps asking until the number is from </w:t>
+                  </w:r>
+                  <w:r>
+                    <w:rPr>
+                      <w:rFonts w:ascii="Consolas" w:cs="Consolas" w:eastAsia="Consolas" w:hAnsi="Consolas"/>
+                      <w:color w:val="9A3412"/>
+                      <w:sz w:val="21"/>
+                      <w:szCs w:val="21"/>
+                      <w:shd w:fill="F4F4F5"/>
+                    </w:rPr>
+                    <w:t xml:space="preserve">1</w:t>
+                  </w:r>
+                  <w:r>
+                    <w:rPr>
+                      <w:rFonts w:ascii="Arial" w:cs="Arial" w:eastAsia="Arial" w:hAnsi="Arial"/>
+                      <w:sz w:val="21"/>
+                      <w:szCs w:val="21"/>
+                    </w:rPr>
+                    <w:t xml:space="preserve"> to </w:t>
+                  </w:r>
+                  <w:r>
+                    <w:rPr>
+                      <w:rFonts w:ascii="Consolas" w:cs="Consolas" w:eastAsia="Consolas" w:hAnsi="Consolas"/>
+                      <w:color w:val="9A3412"/>
+                      <w:sz w:val="21"/>
+                      <w:szCs w:val="21"/>
+                      <w:shd w:fill="F4F4F5"/>
+                    </w:rPr>
+                    <w:t xml:space="preserve">5</w:t>
+                  </w:r>
+                  <w:r>
+                    <w:rPr>
+                      <w:rFonts w:ascii="Arial" w:cs="Arial" w:eastAsia="Arial" w:hAnsi="Arial"/>
+                      <w:sz w:val="21"/>
+                      <w:szCs w:val="21"/>
+                    </w:rPr>
+                    <w:t xml:space="preserve"> inclusive.</w:t>
                   </w:r>
                 </w:p>
               </w:tc>
@@ -7637,7 +8385,97 @@
                       <w:sz w:val="21"/>
                       <w:szCs w:val="21"/>
                     </w:rPr>
-                    <w:t xml:space="preserve">Keep asking the user for a colour until it is red, green or blue. Display choose red, green or blue for every wrong one. Then display the line colour [the colour] for the one you take.</w:t>
+                    <w:t xml:space="preserve">Keep asking the user for a colour until it is </w:t>
+                  </w:r>
+                  <w:r>
+                    <w:rPr>
+                      <w:rFonts w:ascii="Consolas" w:cs="Consolas" w:eastAsia="Consolas" w:hAnsi="Consolas"/>
+                      <w:color w:val="15803D"/>
+                      <w:sz w:val="21"/>
+                      <w:szCs w:val="21"/>
+                      <w:shd w:fill="F4F4F5"/>
+                    </w:rPr>
+                    <w:t xml:space="preserve">"red"</w:t>
+                  </w:r>
+                  <w:r>
+                    <w:rPr>
+                      <w:rFonts w:ascii="Arial" w:cs="Arial" w:eastAsia="Arial" w:hAnsi="Arial"/>
+                      <w:sz w:val="21"/>
+                      <w:szCs w:val="21"/>
+                    </w:rPr>
+                    <w:t xml:space="preserve">, </w:t>
+                  </w:r>
+                  <w:r>
+                    <w:rPr>
+                      <w:rFonts w:ascii="Consolas" w:cs="Consolas" w:eastAsia="Consolas" w:hAnsi="Consolas"/>
+                      <w:color w:val="15803D"/>
+                      <w:sz w:val="21"/>
+                      <w:szCs w:val="21"/>
+                      <w:shd w:fill="F4F4F5"/>
+                    </w:rPr>
+                    <w:t xml:space="preserve">"green"</w:t>
+                  </w:r>
+                  <w:r>
+                    <w:rPr>
+                      <w:rFonts w:ascii="Arial" w:cs="Arial" w:eastAsia="Arial" w:hAnsi="Arial"/>
+                      <w:sz w:val="21"/>
+                      <w:szCs w:val="21"/>
+                    </w:rPr>
+                    <w:t xml:space="preserve"> or </w:t>
+                  </w:r>
+                  <w:r>
+                    <w:rPr>
+                      <w:rFonts w:ascii="Consolas" w:cs="Consolas" w:eastAsia="Consolas" w:hAnsi="Consolas"/>
+                      <w:color w:val="15803D"/>
+                      <w:sz w:val="21"/>
+                      <w:szCs w:val="21"/>
+                      <w:shd w:fill="F4F4F5"/>
+                    </w:rPr>
+                    <w:t xml:space="preserve">"blue"</w:t>
+                  </w:r>
+                  <w:r>
+                    <w:rPr>
+                      <w:rFonts w:ascii="Arial" w:cs="Arial" w:eastAsia="Arial" w:hAnsi="Arial"/>
+                      <w:sz w:val="21"/>
+                      <w:szCs w:val="21"/>
+                    </w:rPr>
+                    <w:t xml:space="preserve">. Display </w:t>
+                  </w:r>
+                  <w:r>
+                    <w:rPr>
+                      <w:rFonts w:ascii="Consolas" w:cs="Consolas" w:eastAsia="Consolas" w:hAnsi="Consolas"/>
+                      <w:color w:val="15803D"/>
+                      <w:sz w:val="21"/>
+                      <w:szCs w:val="21"/>
+                      <w:shd w:fill="F4F4F5"/>
+                    </w:rPr>
+                    <w:t xml:space="preserve">"choose red, green or blue"</w:t>
+                  </w:r>
+                  <w:r>
+                    <w:rPr>
+                      <w:rFonts w:ascii="Arial" w:cs="Arial" w:eastAsia="Arial" w:hAnsi="Arial"/>
+                      <w:sz w:val="21"/>
+                      <w:szCs w:val="21"/>
+                    </w:rPr>
+                    <w:t xml:space="preserve"> for every wrong one. Then display the line </w:t>
+                  </w:r>
+                  <w:r>
+                    <w:rPr>
+                      <w:rFonts w:ascii="Consolas" w:cs="Consolas" w:eastAsia="Consolas" w:hAnsi="Consolas"/>
+                      <w:color w:val="15803D"/>
+                      <w:sz w:val="21"/>
+                      <w:szCs w:val="21"/>
+                      <w:shd w:fill="F4F4F5"/>
+                    </w:rPr>
+                    <w:t xml:space="preserve">"colour "</w:t>
+                  </w:r>
+                  <w:r>
+                    <w:rPr>
+                      <w:rFonts w:ascii="Arial" w:cs="Arial" w:eastAsia="Arial" w:hAnsi="Arial"/>
+                      <w:sz w:val="21"/>
+                      <w:szCs w:val="21"/>
+                    </w:rPr>
+                    <w:t xml:space="preserve">[the colour] for the one you take.</w:t>
                   </w:r>
                 </w:p>
               </w:tc>
@@ -7777,7 +8615,97 @@
                       <w:sz w:val="21"/>
                       <w:szCs w:val="21"/>
                     </w:rPr>
-                    <w:t xml:space="preserve">Keep asking the user for a whole number until it is from 10 to 99 inclusive. Display that is not a whole number when what was typed is not all digits. Display that is outside 10 to 99 when it is digits but outside the range. Then display the line accepted: [the number].</w:t>
+                    <w:t xml:space="preserve">Keep asking the user for a whole number until it is from </w:t>
+                  </w:r>
+                  <w:r>
+                    <w:rPr>
+                      <w:rFonts w:ascii="Consolas" w:cs="Consolas" w:eastAsia="Consolas" w:hAnsi="Consolas"/>
+                      <w:color w:val="9A3412"/>
+                      <w:sz w:val="21"/>
+                      <w:szCs w:val="21"/>
+                      <w:shd w:fill="F4F4F5"/>
+                    </w:rPr>
+                    <w:t xml:space="preserve">10</w:t>
+                  </w:r>
+                  <w:r>
+                    <w:rPr>
+                      <w:rFonts w:ascii="Arial" w:cs="Arial" w:eastAsia="Arial" w:hAnsi="Arial"/>
+                      <w:sz w:val="21"/>
+                      <w:szCs w:val="21"/>
+                    </w:rPr>
+                    <w:t xml:space="preserve"> to </w:t>
+                  </w:r>
+                  <w:r>
+                    <w:rPr>
+                      <w:rFonts w:ascii="Consolas" w:cs="Consolas" w:eastAsia="Consolas" w:hAnsi="Consolas"/>
+                      <w:color w:val="9A3412"/>
+                      <w:sz w:val="21"/>
+                      <w:szCs w:val="21"/>
+                      <w:shd w:fill="F4F4F5"/>
+                    </w:rPr>
+                    <w:t xml:space="preserve">99</w:t>
+                  </w:r>
+                  <w:r>
+                    <w:rPr>
+                      <w:rFonts w:ascii="Arial" w:cs="Arial" w:eastAsia="Arial" w:hAnsi="Arial"/>
+                      <w:sz w:val="21"/>
+                      <w:szCs w:val="21"/>
+                    </w:rPr>
+                    <w:t xml:space="preserve"> inclusive. Display </w:t>
+                  </w:r>
+                  <w:r>
+                    <w:rPr>
+                      <w:rFonts w:ascii="Consolas" w:cs="Consolas" w:eastAsia="Consolas" w:hAnsi="Consolas"/>
+                      <w:color w:val="15803D"/>
+                      <w:sz w:val="21"/>
+                      <w:szCs w:val="21"/>
+                      <w:shd w:fill="F4F4F5"/>
+                    </w:rPr>
+                    <w:t xml:space="preserve">"that is not a whole number"</w:t>
+                  </w:r>
+                  <w:r>
+                    <w:rPr>
+                      <w:rFonts w:ascii="Arial" w:cs="Arial" w:eastAsia="Arial" w:hAnsi="Arial"/>
+                      <w:sz w:val="21"/>
+                      <w:szCs w:val="21"/>
+                    </w:rPr>
+                    <w:t xml:space="preserve"> when what was typed is not all digits. Display </w:t>
+                  </w:r>
+                  <w:r>
+                    <w:rPr>
+                      <w:rFonts w:ascii="Consolas" w:cs="Consolas" w:eastAsia="Consolas" w:hAnsi="Consolas"/>
+                      <w:color w:val="15803D"/>
+                      <w:sz w:val="21"/>
+                      <w:szCs w:val="21"/>
+                      <w:shd w:fill="F4F4F5"/>
+                    </w:rPr>
+                    <w:t xml:space="preserve">"that is outside 10 to 99"</w:t>
+                  </w:r>
+                  <w:r>
+                    <w:rPr>
+                      <w:rFonts w:ascii="Arial" w:cs="Arial" w:eastAsia="Arial" w:hAnsi="Arial"/>
+                      <w:sz w:val="21"/>
+                      <w:szCs w:val="21"/>
+                    </w:rPr>
+                    <w:t xml:space="preserve"> when it is digits but outside the range. Then display the line </w:t>
+                  </w:r>
+                  <w:r>
+                    <w:rPr>
+                      <w:rFonts w:ascii="Consolas" w:cs="Consolas" w:eastAsia="Consolas" w:hAnsi="Consolas"/>
+                      <w:color w:val="15803D"/>
+                      <w:sz w:val="21"/>
+                      <w:szCs w:val="21"/>
+                      <w:shd w:fill="F4F4F5"/>
+                    </w:rPr>
+                    <w:t xml:space="preserve">"accepted: "</w:t>
+                  </w:r>
+                  <w:r>
+                    <w:rPr>
+                      <w:rFonts w:ascii="Arial" w:cs="Arial" w:eastAsia="Arial" w:hAnsi="Arial"/>
+                      <w:sz w:val="21"/>
+                      <w:szCs w:val="21"/>
+                    </w:rPr>
+                    <w:t xml:space="preserve">[the number].</w:t>
                   </w:r>
                 </w:p>
               </w:tc>
@@ -9220,7 +10148,61 @@
                       <w:sz w:val="21"/>
                       <w:szCs w:val="21"/>
                     </w:rPr>
-                    <w:t xml:space="preserve">Ask the user for the correct passcode. Then read one attempt at a time, up to three of them. Display wrong passcode for each miss. Display access granted as soon as one matches. Display account locked instead when the third attempt has missed too.</w:t>
+                    <w:t xml:space="preserve">Ask the user for the correct passcode. Then read one attempt at a time, up to three of them. Display </w:t>
+                  </w:r>
+                  <w:r>
+                    <w:rPr>
+                      <w:rFonts w:ascii="Consolas" w:cs="Consolas" w:eastAsia="Consolas" w:hAnsi="Consolas"/>
+                      <w:color w:val="15803D"/>
+                      <w:sz w:val="21"/>
+                      <w:szCs w:val="21"/>
+                      <w:shd w:fill="F4F4F5"/>
+                    </w:rPr>
+                    <w:t xml:space="preserve">"wrong passcode"</w:t>
+                  </w:r>
+                  <w:r>
+                    <w:rPr>
+                      <w:rFonts w:ascii="Arial" w:cs="Arial" w:eastAsia="Arial" w:hAnsi="Arial"/>
+                      <w:sz w:val="21"/>
+                      <w:szCs w:val="21"/>
+                    </w:rPr>
+                    <w:t xml:space="preserve"> for each miss. Display </w:t>
+                  </w:r>
+                  <w:r>
+                    <w:rPr>
+                      <w:rFonts w:ascii="Consolas" w:cs="Consolas" w:eastAsia="Consolas" w:hAnsi="Consolas"/>
+                      <w:color w:val="15803D"/>
+                      <w:sz w:val="21"/>
+                      <w:szCs w:val="21"/>
+                      <w:shd w:fill="F4F4F5"/>
+                    </w:rPr>
+                    <w:t xml:space="preserve">"access granted"</w:t>
+                  </w:r>
+                  <w:r>
+                    <w:rPr>
+                      <w:rFonts w:ascii="Arial" w:cs="Arial" w:eastAsia="Arial" w:hAnsi="Arial"/>
+                      <w:sz w:val="21"/>
+                      <w:szCs w:val="21"/>
+                    </w:rPr>
+                    <w:t xml:space="preserve"> as soon as one matches. Display </w:t>
+                  </w:r>
+                  <w:r>
+                    <w:rPr>
+                      <w:rFonts w:ascii="Consolas" w:cs="Consolas" w:eastAsia="Consolas" w:hAnsi="Consolas"/>
+                      <w:color w:val="15803D"/>
+                      <w:sz w:val="21"/>
+                      <w:szCs w:val="21"/>
+                      <w:shd w:fill="F4F4F5"/>
+                    </w:rPr>
+                    <w:t xml:space="preserve">"account locked"</w:t>
+                  </w:r>
+                  <w:r>
+                    <w:rPr>
+                      <w:rFonts w:ascii="Arial" w:cs="Arial" w:eastAsia="Arial" w:hAnsi="Arial"/>
+                      <w:sz w:val="21"/>
+                      <w:szCs w:val="21"/>
+                    </w:rPr>
+                    <w:t xml:space="preserve"> instead when the third attempt has missed too.</w:t>
                   </w:r>
                 </w:p>
               </w:tc>
@@ -9360,7 +10342,61 @@
                       <w:sz w:val="21"/>
                       <w:szCs w:val="21"/>
                     </w:rPr>
-                    <w:t xml:space="preserve">Ask the user for a line of usernames separated by spaces. Then ask for a line of passwords in the same order. Then ask for one username to check. Then ask for one password to check. Display unknown user when the username is not on the list. Display wrong password when the username is on the list but the password does not match it. Otherwise display access granted.</w:t>
+                    <w:t xml:space="preserve">Ask the user for a line of usernames separated by spaces. Then ask for a line of passwords in the same order. Then ask for one username to check. Then ask for one password to check. Display </w:t>
+                  </w:r>
+                  <w:r>
+                    <w:rPr>
+                      <w:rFonts w:ascii="Consolas" w:cs="Consolas" w:eastAsia="Consolas" w:hAnsi="Consolas"/>
+                      <w:color w:val="15803D"/>
+                      <w:sz w:val="21"/>
+                      <w:szCs w:val="21"/>
+                      <w:shd w:fill="F4F4F5"/>
+                    </w:rPr>
+                    <w:t xml:space="preserve">"unknown user"</w:t>
+                  </w:r>
+                  <w:r>
+                    <w:rPr>
+                      <w:rFonts w:ascii="Arial" w:cs="Arial" w:eastAsia="Arial" w:hAnsi="Arial"/>
+                      <w:sz w:val="21"/>
+                      <w:szCs w:val="21"/>
+                    </w:rPr>
+                    <w:t xml:space="preserve"> when the username is not on the list. Display </w:t>
+                  </w:r>
+                  <w:r>
+                    <w:rPr>
+                      <w:rFonts w:ascii="Consolas" w:cs="Consolas" w:eastAsia="Consolas" w:hAnsi="Consolas"/>
+                      <w:color w:val="15803D"/>
+                      <w:sz w:val="21"/>
+                      <w:szCs w:val="21"/>
+                      <w:shd w:fill="F4F4F5"/>
+                    </w:rPr>
+                    <w:t xml:space="preserve">"wrong password"</w:t>
+                  </w:r>
+                  <w:r>
+                    <w:rPr>
+                      <w:rFonts w:ascii="Arial" w:cs="Arial" w:eastAsia="Arial" w:hAnsi="Arial"/>
+                      <w:sz w:val="21"/>
+                      <w:szCs w:val="21"/>
+                    </w:rPr>
+                    <w:t xml:space="preserve"> when the username is on the list but the password does not match it. Otherwise display </w:t>
+                  </w:r>
+                  <w:r>
+                    <w:rPr>
+                      <w:rFonts w:ascii="Consolas" w:cs="Consolas" w:eastAsia="Consolas" w:hAnsi="Consolas"/>
+                      <w:color w:val="15803D"/>
+                      <w:sz w:val="21"/>
+                      <w:szCs w:val="21"/>
+                      <w:shd w:fill="F4F4F5"/>
+                    </w:rPr>
+                    <w:t xml:space="preserve">"access granted"</w:t>
+                  </w:r>
+                  <w:r>
+                    <w:rPr>
+                      <w:rFonts w:ascii="Arial" w:cs="Arial" w:eastAsia="Arial" w:hAnsi="Arial"/>
+                      <w:sz w:val="21"/>
+                      <w:szCs w:val="21"/>
+                    </w:rPr>
+                    <w:t xml:space="preserve">.</w:t>
                   </w:r>
                 </w:p>
               </w:tc>
@@ -10523,7 +11559,43 @@
                       <w:sz w:val="21"/>
                       <w:szCs w:val="21"/>
                     </w:rPr>
-                    <w:t xml:space="preserve">Finish the program so that a number outside 1 to 20 inclusive is refused.</w:t>
+                    <w:t xml:space="preserve">Finish the program so that a number outside </w:t>
+                  </w:r>
+                  <w:r>
+                    <w:rPr>
+                      <w:rFonts w:ascii="Consolas" w:cs="Consolas" w:eastAsia="Consolas" w:hAnsi="Consolas"/>
+                      <w:color w:val="9A3412"/>
+                      <w:sz w:val="21"/>
+                      <w:szCs w:val="21"/>
+                      <w:shd w:fill="F4F4F5"/>
+                    </w:rPr>
+                    <w:t xml:space="preserve">1</w:t>
+                  </w:r>
+                  <w:r>
+                    <w:rPr>
+                      <w:rFonts w:ascii="Arial" w:cs="Arial" w:eastAsia="Arial" w:hAnsi="Arial"/>
+                      <w:sz w:val="21"/>
+                      <w:szCs w:val="21"/>
+                    </w:rPr>
+                    <w:t xml:space="preserve"> to </w:t>
+                  </w:r>
+                  <w:r>
+                    <w:rPr>
+                      <w:rFonts w:ascii="Consolas" w:cs="Consolas" w:eastAsia="Consolas" w:hAnsi="Consolas"/>
+                      <w:color w:val="9A3412"/>
+                      <w:sz w:val="21"/>
+                      <w:szCs w:val="21"/>
+                      <w:shd w:fill="F4F4F5"/>
+                    </w:rPr>
+                    <w:t xml:space="preserve">20</w:t>
+                  </w:r>
+                  <w:r>
+                    <w:rPr>
+                      <w:rFonts w:ascii="Arial" w:cs="Arial" w:eastAsia="Arial" w:hAnsi="Arial"/>
+                      <w:sz w:val="21"/>
+                      <w:szCs w:val="21"/>
+                    </w:rPr>
+                    <w:t xml:space="preserve"> inclusive is refused.</w:t>
                   </w:r>
                 </w:p>
               </w:tc>
@@ -10663,7 +11735,43 @@
                       <w:sz w:val="21"/>
                       <w:szCs w:val="21"/>
                     </w:rPr>
-                    <w:t xml:space="preserve">Keep asking the user for a name until something is typed. Then keep asking for an age until it is a whole number from 5 to 18 inclusive. Display the line [name] is [age].</w:t>
+                    <w:t xml:space="preserve">Keep asking the user for a name until something is typed. Then keep asking for an age until it is a whole number from </w:t>
+                  </w:r>
+                  <w:r>
+                    <w:rPr>
+                      <w:rFonts w:ascii="Consolas" w:cs="Consolas" w:eastAsia="Consolas" w:hAnsi="Consolas"/>
+                      <w:color w:val="9A3412"/>
+                      <w:sz w:val="21"/>
+                      <w:szCs w:val="21"/>
+                      <w:shd w:fill="F4F4F5"/>
+                    </w:rPr>
+                    <w:t xml:space="preserve">5</w:t>
+                  </w:r>
+                  <w:r>
+                    <w:rPr>
+                      <w:rFonts w:ascii="Arial" w:cs="Arial" w:eastAsia="Arial" w:hAnsi="Arial"/>
+                      <w:sz w:val="21"/>
+                      <w:szCs w:val="21"/>
+                    </w:rPr>
+                    <w:t xml:space="preserve"> to </w:t>
+                  </w:r>
+                  <w:r>
+                    <w:rPr>
+                      <w:rFonts w:ascii="Consolas" w:cs="Consolas" w:eastAsia="Consolas" w:hAnsi="Consolas"/>
+                      <w:color w:val="9A3412"/>
+                      <w:sz w:val="21"/>
+                      <w:szCs w:val="21"/>
+                      <w:shd w:fill="F4F4F5"/>
+                    </w:rPr>
+                    <w:t xml:space="preserve">18</w:t>
+                  </w:r>
+                  <w:r>
+                    <w:rPr>
+                      <w:rFonts w:ascii="Arial" w:cs="Arial" w:eastAsia="Arial" w:hAnsi="Arial"/>
+                      <w:sz w:val="21"/>
+                      <w:szCs w:val="21"/>
+                    </w:rPr>
+                    <w:t xml:space="preserve"> inclusive. Display the line [name] is [age].</w:t>
                   </w:r>
                 </w:p>
               </w:tc>
@@ -10803,7 +11911,97 @@
                       <w:sz w:val="21"/>
                       <w:szCs w:val="21"/>
                     </w:rPr>
-                    <w:t xml:space="preserve">Keep asking the user for a username until it is 5 to 12 characters of letters and digits only. Display username must be 5 to 12 characters when the length is wrong. Display username must be letters and digits only when the length is right but a character is not a letter or a digit. Then display the line registered [the username].</w:t>
+                    <w:t xml:space="preserve">Keep asking the user for a username until it is </w:t>
+                  </w:r>
+                  <w:r>
+                    <w:rPr>
+                      <w:rFonts w:ascii="Consolas" w:cs="Consolas" w:eastAsia="Consolas" w:hAnsi="Consolas"/>
+                      <w:color w:val="9A3412"/>
+                      <w:sz w:val="21"/>
+                      <w:szCs w:val="21"/>
+                      <w:shd w:fill="F4F4F5"/>
+                    </w:rPr>
+                    <w:t xml:space="preserve">5</w:t>
+                  </w:r>
+                  <w:r>
+                    <w:rPr>
+                      <w:rFonts w:ascii="Arial" w:cs="Arial" w:eastAsia="Arial" w:hAnsi="Arial"/>
+                      <w:sz w:val="21"/>
+                      <w:szCs w:val="21"/>
+                    </w:rPr>
+                    <w:t xml:space="preserve"> to </w:t>
+                  </w:r>
+                  <w:r>
+                    <w:rPr>
+                      <w:rFonts w:ascii="Consolas" w:cs="Consolas" w:eastAsia="Consolas" w:hAnsi="Consolas"/>
+                      <w:color w:val="9A3412"/>
+                      <w:sz w:val="21"/>
+                      <w:szCs w:val="21"/>
+                      <w:shd w:fill="F4F4F5"/>
+                    </w:rPr>
+                    <w:t xml:space="preserve">12</w:t>
+                  </w:r>
+                  <w:r>
+                    <w:rPr>
+                      <w:rFonts w:ascii="Arial" w:cs="Arial" w:eastAsia="Arial" w:hAnsi="Arial"/>
+                      <w:sz w:val="21"/>
+                      <w:szCs w:val="21"/>
+                    </w:rPr>
+                    <w:t xml:space="preserve"> characters of letters and digits only. Display </w:t>
+                  </w:r>
+                  <w:r>
+                    <w:rPr>
+                      <w:rFonts w:ascii="Consolas" w:cs="Consolas" w:eastAsia="Consolas" w:hAnsi="Consolas"/>
+                      <w:color w:val="15803D"/>
+                      <w:sz w:val="21"/>
+                      <w:szCs w:val="21"/>
+                      <w:shd w:fill="F4F4F5"/>
+                    </w:rPr>
+                    <w:t xml:space="preserve">"username must be 5 to 12 characters"</w:t>
+                  </w:r>
+                  <w:r>
+                    <w:rPr>
+                      <w:rFonts w:ascii="Arial" w:cs="Arial" w:eastAsia="Arial" w:hAnsi="Arial"/>
+                      <w:sz w:val="21"/>
+                      <w:szCs w:val="21"/>
+                    </w:rPr>
+                    <w:t xml:space="preserve"> when the length is wrong. Display </w:t>
+                  </w:r>
+                  <w:r>
+                    <w:rPr>
+                      <w:rFonts w:ascii="Consolas" w:cs="Consolas" w:eastAsia="Consolas" w:hAnsi="Consolas"/>
+                      <w:color w:val="15803D"/>
+                      <w:sz w:val="21"/>
+                      <w:szCs w:val="21"/>
+                      <w:shd w:fill="F4F4F5"/>
+                    </w:rPr>
+                    <w:t xml:space="preserve">"username must be letters and digits only"</w:t>
+                  </w:r>
+                  <w:r>
+                    <w:rPr>
+                      <w:rFonts w:ascii="Arial" w:cs="Arial" w:eastAsia="Arial" w:hAnsi="Arial"/>
+                      <w:sz w:val="21"/>
+                      <w:szCs w:val="21"/>
+                    </w:rPr>
+                    <w:t xml:space="preserve"> when the length is right but a character is not a letter or a digit. Then display the line </w:t>
+                  </w:r>
+                  <w:r>
+                    <w:rPr>
+                      <w:rFonts w:ascii="Consolas" w:cs="Consolas" w:eastAsia="Consolas" w:hAnsi="Consolas"/>
+                      <w:color w:val="15803D"/>
+                      <w:sz w:val="21"/>
+                      <w:szCs w:val="21"/>
+                      <w:shd w:fill="F4F4F5"/>
+                    </w:rPr>
+                    <w:t xml:space="preserve">"registered "</w:t>
+                  </w:r>
+                  <w:r>
+                    <w:rPr>
+                      <w:rFonts w:ascii="Arial" w:cs="Arial" w:eastAsia="Arial" w:hAnsi="Arial"/>
+                      <w:sz w:val="21"/>
+                      <w:szCs w:val="21"/>
+                    </w:rPr>
+                    <w:t xml:space="preserve">[the username].</w:t>
                   </w:r>
                 </w:p>
               </w:tc>
@@ -10943,7 +12141,97 @@
                       <w:sz w:val="21"/>
                       <w:szCs w:val="21"/>
                     </w:rPr>
-                    <w:t xml:space="preserve">Keep asking the user for a username until it is 5 to 12 characters of letters and digits only. Then keep asking for a whole number until it is from 11 to 19 inclusive. Display the line registered [the username] [the number].</w:t>
+                    <w:t xml:space="preserve">Keep asking the user for a username until it is </w:t>
+                  </w:r>
+                  <w:r>
+                    <w:rPr>
+                      <w:rFonts w:ascii="Consolas" w:cs="Consolas" w:eastAsia="Consolas" w:hAnsi="Consolas"/>
+                      <w:color w:val="9A3412"/>
+                      <w:sz w:val="21"/>
+                      <w:szCs w:val="21"/>
+                      <w:shd w:fill="F4F4F5"/>
+                    </w:rPr>
+                    <w:t xml:space="preserve">5</w:t>
+                  </w:r>
+                  <w:r>
+                    <w:rPr>
+                      <w:rFonts w:ascii="Arial" w:cs="Arial" w:eastAsia="Arial" w:hAnsi="Arial"/>
+                      <w:sz w:val="21"/>
+                      <w:szCs w:val="21"/>
+                    </w:rPr>
+                    <w:t xml:space="preserve"> to </w:t>
+                  </w:r>
+                  <w:r>
+                    <w:rPr>
+                      <w:rFonts w:ascii="Consolas" w:cs="Consolas" w:eastAsia="Consolas" w:hAnsi="Consolas"/>
+                      <w:color w:val="9A3412"/>
+                      <w:sz w:val="21"/>
+                      <w:szCs w:val="21"/>
+                      <w:shd w:fill="F4F4F5"/>
+                    </w:rPr>
+                    <w:t xml:space="preserve">12</w:t>
+                  </w:r>
+                  <w:r>
+                    <w:rPr>
+                      <w:rFonts w:ascii="Arial" w:cs="Arial" w:eastAsia="Arial" w:hAnsi="Arial"/>
+                      <w:sz w:val="21"/>
+                      <w:szCs w:val="21"/>
+                    </w:rPr>
+                    <w:t xml:space="preserve"> characters of letters and digits only. Then keep asking for a whole number until it is from </w:t>
+                  </w:r>
+                  <w:r>
+                    <w:rPr>
+                      <w:rFonts w:ascii="Consolas" w:cs="Consolas" w:eastAsia="Consolas" w:hAnsi="Consolas"/>
+                      <w:color w:val="9A3412"/>
+                      <w:sz w:val="21"/>
+                      <w:szCs w:val="21"/>
+                      <w:shd w:fill="F4F4F5"/>
+                    </w:rPr>
+                    <w:t xml:space="preserve">11</w:t>
+                  </w:r>
+                  <w:r>
+                    <w:rPr>
+                      <w:rFonts w:ascii="Arial" w:cs="Arial" w:eastAsia="Arial" w:hAnsi="Arial"/>
+                      <w:sz w:val="21"/>
+                      <w:szCs w:val="21"/>
+                    </w:rPr>
+                    <w:t xml:space="preserve"> to </w:t>
+                  </w:r>
+                  <w:r>
+                    <w:rPr>
+                      <w:rFonts w:ascii="Consolas" w:cs="Consolas" w:eastAsia="Consolas" w:hAnsi="Consolas"/>
+                      <w:color w:val="9A3412"/>
+                      <w:sz w:val="21"/>
+                      <w:szCs w:val="21"/>
+                      <w:shd w:fill="F4F4F5"/>
+                    </w:rPr>
+                    <w:t xml:space="preserve">19</w:t>
+                  </w:r>
+                  <w:r>
+                    <w:rPr>
+                      <w:rFonts w:ascii="Arial" w:cs="Arial" w:eastAsia="Arial" w:hAnsi="Arial"/>
+                      <w:sz w:val="21"/>
+                      <w:szCs w:val="21"/>
+                    </w:rPr>
+                    <w:t xml:space="preserve"> inclusive. Display the line </w:t>
+                  </w:r>
+                  <w:r>
+                    <w:rPr>
+                      <w:rFonts w:ascii="Consolas" w:cs="Consolas" w:eastAsia="Consolas" w:hAnsi="Consolas"/>
+                      <w:color w:val="15803D"/>
+                      <w:sz w:val="21"/>
+                      <w:szCs w:val="21"/>
+                      <w:shd w:fill="F4F4F5"/>
+                    </w:rPr>
+                    <w:t xml:space="preserve">"registered "</w:t>
+                  </w:r>
+                  <w:r>
+                    <w:rPr>
+                      <w:rFonts w:ascii="Arial" w:cs="Arial" w:eastAsia="Arial" w:hAnsi="Arial"/>
+                      <w:sz w:val="21"/>
+                      <w:szCs w:val="21"/>
+                    </w:rPr>
+                    <w:t xml:space="preserve">[the username] [the number].</w:t>
                   </w:r>
                 </w:p>
               </w:tc>

--- a/worksheets/PR_L12_ValidationAndAuthentication_Worksheet.docx
+++ b/worksheets/PR_L12_ValidationAndAuthentication_Worksheet.docx
@@ -13657,7 +13657,207 @@
                 <w:sz w:val="21"/>
                 <w:szCs w:val="21"/>
               </w:rPr>
-              <w:t xml:space="preserve">a)  A range check for a score that must be from 1 to 10 inclusive is written if score &gt; 1 and score &lt; 10. State the two scores this wrongly refuses, and write the condition corrected.  </w:t>
+              <w:t xml:space="preserve">a)  </w:t>
+            </w:r>
+            <w:r>
+              <w:rPr>
+                <w:rFonts w:ascii="Arial" w:cs="Arial" w:eastAsia="Arial" w:hAnsi="Arial"/>
+                <w:b/>
+                <w:bCs/>
+                <w:sz w:val="21"/>
+                <w:szCs w:val="21"/>
+              </w:rPr>
+              <w:t xml:space="preserve">A range check for a score that must be from 1 to 10 inclusive is written </w:t>
+            </w:r>
+            <w:r>
+              <w:rPr>
+                <w:rFonts w:ascii="Consolas" w:cs="Consolas" w:eastAsia="Consolas" w:hAnsi="Consolas"/>
+                <w:b/>
+                <w:bCs/>
+                <w:color w:val="6B21A8"/>
+                <w:sz w:val="21"/>
+                <w:szCs w:val="21"/>
+                <w:shd w:fill="F4F4F5"/>
+              </w:rPr>
+              <w:t xml:space="preserve">if</w:t>
+            </w:r>
+            <w:r>
+              <w:rPr>
+                <w:rFonts w:ascii="Consolas" w:cs="Consolas" w:eastAsia="Consolas" w:hAnsi="Consolas"/>
+                <w:b/>
+                <w:bCs/>
+                <w:color w:val="18181B"/>
+                <w:sz w:val="21"/>
+                <w:szCs w:val="21"/>
+                <w:shd w:fill="F4F4F5"/>
+              </w:rPr>
+              <w:t xml:space="preserve"> </w:t>
+            </w:r>
+            <w:r>
+              <w:rPr>
+                <w:rFonts w:ascii="Consolas" w:cs="Consolas" w:eastAsia="Consolas" w:hAnsi="Consolas"/>
+                <w:b/>
+                <w:bCs/>
+                <w:color w:val="18181B"/>
+                <w:sz w:val="21"/>
+                <w:szCs w:val="21"/>
+                <w:shd w:fill="F4F4F5"/>
+              </w:rPr>
+              <w:t xml:space="preserve">score</w:t>
+            </w:r>
+            <w:r>
+              <w:rPr>
+                <w:rFonts w:ascii="Consolas" w:cs="Consolas" w:eastAsia="Consolas" w:hAnsi="Consolas"/>
+                <w:b/>
+                <w:bCs/>
+                <w:color w:val="18181B"/>
+                <w:sz w:val="21"/>
+                <w:szCs w:val="21"/>
+                <w:shd w:fill="F4F4F5"/>
+              </w:rPr>
+              <w:t xml:space="preserve"> </w:t>
+            </w:r>
+            <w:r>
+              <w:rPr>
+                <w:rFonts w:ascii="Consolas" w:cs="Consolas" w:eastAsia="Consolas" w:hAnsi="Consolas"/>
+                <w:b/>
+                <w:bCs/>
+                <w:color w:val="3F3F46"/>
+                <w:sz w:val="21"/>
+                <w:szCs w:val="21"/>
+                <w:shd w:fill="F4F4F5"/>
+              </w:rPr>
+              <w:t xml:space="preserve">&gt;</w:t>
+            </w:r>
+            <w:r>
+              <w:rPr>
+                <w:rFonts w:ascii="Consolas" w:cs="Consolas" w:eastAsia="Consolas" w:hAnsi="Consolas"/>
+                <w:b/>
+                <w:bCs/>
+                <w:color w:val="18181B"/>
+                <w:sz w:val="21"/>
+                <w:szCs w:val="21"/>
+                <w:shd w:fill="F4F4F5"/>
+              </w:rPr>
+              <w:t xml:space="preserve"> </w:t>
+            </w:r>
+            <w:r>
+              <w:rPr>
+                <w:rFonts w:ascii="Consolas" w:cs="Consolas" w:eastAsia="Consolas" w:hAnsi="Consolas"/>
+                <w:b/>
+                <w:bCs/>
+                <w:color w:val="9A3412"/>
+                <w:sz w:val="21"/>
+                <w:szCs w:val="21"/>
+                <w:shd w:fill="F4F4F5"/>
+              </w:rPr>
+              <w:t xml:space="preserve">1</w:t>
+            </w:r>
+            <w:r>
+              <w:rPr>
+                <w:rFonts w:ascii="Consolas" w:cs="Consolas" w:eastAsia="Consolas" w:hAnsi="Consolas"/>
+                <w:b/>
+                <w:bCs/>
+                <w:color w:val="18181B"/>
+                <w:sz w:val="21"/>
+                <w:szCs w:val="21"/>
+                <w:shd w:fill="F4F4F5"/>
+              </w:rPr>
+              <w:t xml:space="preserve"> </w:t>
+            </w:r>
+            <w:r>
+              <w:rPr>
+                <w:rFonts w:ascii="Consolas" w:cs="Consolas" w:eastAsia="Consolas" w:hAnsi="Consolas"/>
+                <w:b/>
+                <w:bCs/>
+                <w:color w:val="6B21A8"/>
+                <w:sz w:val="21"/>
+                <w:szCs w:val="21"/>
+                <w:shd w:fill="F4F4F5"/>
+              </w:rPr>
+              <w:t xml:space="preserve">and</w:t>
+            </w:r>
+            <w:r>
+              <w:rPr>
+                <w:rFonts w:ascii="Consolas" w:cs="Consolas" w:eastAsia="Consolas" w:hAnsi="Consolas"/>
+                <w:b/>
+                <w:bCs/>
+                <w:color w:val="18181B"/>
+                <w:sz w:val="21"/>
+                <w:szCs w:val="21"/>
+                <w:shd w:fill="F4F4F5"/>
+              </w:rPr>
+              <w:t xml:space="preserve"> </w:t>
+            </w:r>
+            <w:r>
+              <w:rPr>
+                <w:rFonts w:ascii="Consolas" w:cs="Consolas" w:eastAsia="Consolas" w:hAnsi="Consolas"/>
+                <w:b/>
+                <w:bCs/>
+                <w:color w:val="18181B"/>
+                <w:sz w:val="21"/>
+                <w:szCs w:val="21"/>
+                <w:shd w:fill="F4F4F5"/>
+              </w:rPr>
+              <w:t xml:space="preserve">score</w:t>
+            </w:r>
+            <w:r>
+              <w:rPr>
+                <w:rFonts w:ascii="Consolas" w:cs="Consolas" w:eastAsia="Consolas" w:hAnsi="Consolas"/>
+                <w:b/>
+                <w:bCs/>
+                <w:color w:val="18181B"/>
+                <w:sz w:val="21"/>
+                <w:szCs w:val="21"/>
+                <w:shd w:fill="F4F4F5"/>
+              </w:rPr>
+              <w:t xml:space="preserve"> </w:t>
+            </w:r>
+            <w:r>
+              <w:rPr>
+                <w:rFonts w:ascii="Consolas" w:cs="Consolas" w:eastAsia="Consolas" w:hAnsi="Consolas"/>
+                <w:b/>
+                <w:bCs/>
+                <w:color w:val="3F3F46"/>
+                <w:sz w:val="21"/>
+                <w:szCs w:val="21"/>
+                <w:shd w:fill="F4F4F5"/>
+              </w:rPr>
+              <w:t xml:space="preserve">&lt;</w:t>
+            </w:r>
+            <w:r>
+              <w:rPr>
+                <w:rFonts w:ascii="Consolas" w:cs="Consolas" w:eastAsia="Consolas" w:hAnsi="Consolas"/>
+                <w:b/>
+                <w:bCs/>
+                <w:color w:val="18181B"/>
+                <w:sz w:val="21"/>
+                <w:szCs w:val="21"/>
+                <w:shd w:fill="F4F4F5"/>
+              </w:rPr>
+              <w:t xml:space="preserve"> </w:t>
+            </w:r>
+            <w:r>
+              <w:rPr>
+                <w:rFonts w:ascii="Consolas" w:cs="Consolas" w:eastAsia="Consolas" w:hAnsi="Consolas"/>
+                <w:b/>
+                <w:bCs/>
+                <w:color w:val="9A3412"/>
+                <w:sz w:val="21"/>
+                <w:szCs w:val="21"/>
+                <w:shd w:fill="F4F4F5"/>
+              </w:rPr>
+              <w:t xml:space="preserve">10</w:t>
+            </w:r>
+            <w:r>
+              <w:rPr>
+                <w:rFonts w:ascii="Arial" w:cs="Arial" w:eastAsia="Arial" w:hAnsi="Arial"/>
+                <w:b/>
+                <w:bCs/>
+                <w:sz w:val="21"/>
+                <w:szCs w:val="21"/>
+              </w:rPr>
+              <w:t xml:space="preserve">. State the two scores this wrongly refuses, and write the condition corrected.  </w:t>
             </w:r>
             <w:r>
               <w:rPr>
@@ -13883,7 +14083,17 @@
                 <w:sz w:val="21"/>
                 <w:szCs w:val="21"/>
               </w:rPr>
-              <w:t xml:space="preserve">b)  Write a program that keeps asking for a code of exactly one letter followed by two digits, saying what is wrong each time, until a valid code is typed.  </w:t>
+              <w:t xml:space="preserve">b)  </w:t>
+            </w:r>
+            <w:r>
+              <w:rPr>
+                <w:rFonts w:ascii="Arial" w:cs="Arial" w:eastAsia="Arial" w:hAnsi="Arial"/>
+                <w:b/>
+                <w:bCs/>
+                <w:sz w:val="21"/>
+                <w:szCs w:val="21"/>
+              </w:rPr>
+              <w:t xml:space="preserve">Write a program that keeps asking for a code of exactly one letter followed by two digits, saying what is wrong each time, until a valid code is typed.  </w:t>
             </w:r>
             <w:r>
               <w:rPr>
@@ -14405,7 +14615,17 @@
                 <w:sz w:val="21"/>
                 <w:szCs w:val="21"/>
               </w:rPr>
-              <w:t xml:space="preserve">c)  Write a program that allows three attempts at a four-digit passcode already held in the program, and prints Locked when all three attempts are wrong.  </w:t>
+              <w:t xml:space="preserve">c)  </w:t>
+            </w:r>
+            <w:r>
+              <w:rPr>
+                <w:rFonts w:ascii="Arial" w:cs="Arial" w:eastAsia="Arial" w:hAnsi="Arial"/>
+                <w:b/>
+                <w:bCs/>
+                <w:sz w:val="21"/>
+                <w:szCs w:val="21"/>
+              </w:rPr>
+              <w:t xml:space="preserve">Write a program that allows three attempts at a four-digit passcode already held in the program, and prints Locked when all three attempts are wrong.  </w:t>
             </w:r>
             <w:r>
               <w:rPr>
